--- a/Documentacion/Docs/integradora.docx
+++ b/Documentacion/Docs/integradora.docx
@@ -3799,27 +3799,7 @@
           <w:color w:val="000000"/>
           <w:lang w:val="en-US"/>
         </w:rPr>
-        <w:t xml:space="preserve">This report describes the development of a technological project carried out </w:t>
-      </w:r>
-      <w:proofErr w:type="gramStart"/>
-      <w:r>
-        <w:rPr>
-          <w:rFonts w:ascii="Arial" w:hAnsi="Arial" w:cs="Arial"/>
-          <w:bCs/>
-          <w:color w:val="000000"/>
-          <w:lang w:val="en-US"/>
-        </w:rPr>
-        <w:t>in the area of</w:t>
-      </w:r>
-      <w:proofErr w:type="gramEnd"/>
-      <w:r>
-        <w:rPr>
-          <w:rFonts w:ascii="Arial" w:hAnsi="Arial" w:cs="Arial"/>
-          <w:bCs/>
-          <w:color w:val="000000"/>
-          <w:lang w:val="en-US"/>
-        </w:rPr>
-        <w:t xml:space="preserve"> Information Technologies and Software Development, focused on the creation of a web application for the registration and management of credit and debit cards. The project was developed with the purpose of providing users with a tool that facilitates the organization of their financial activities and helps improve the management of their personal payments and expenses.</w:t>
+        <w:t>This report describes the development of a technological project carried out in the area of Information Technologies and Software Development, focused on the creation of a web application for the registration and management of credit and debit cards. The project was developed with the purpose of providing users with a tool that facilitates the organization of their financial activities and helps improve the management of their personal payments and expenses.</w:t>
       </w:r>
     </w:p>
     <w:p>
@@ -3863,27 +3843,7 @@
           <w:color w:val="000000"/>
           <w:lang w:val="en-US"/>
         </w:rPr>
-        <w:t xml:space="preserve">Currently, many people use credit and debit cards to make purchases, payments, and different financial transactions. However, </w:t>
-      </w:r>
-      <w:proofErr w:type="gramStart"/>
-      <w:r>
-        <w:rPr>
-          <w:rFonts w:ascii="Arial" w:hAnsi="Arial" w:cs="Arial"/>
-          <w:bCs/>
-          <w:color w:val="000000"/>
-          <w:lang w:val="en-US"/>
-        </w:rPr>
-        <w:t>a large number of</w:t>
-      </w:r>
-      <w:proofErr w:type="gramEnd"/>
-      <w:r>
-        <w:rPr>
-          <w:rFonts w:ascii="Arial" w:hAnsi="Arial" w:cs="Arial"/>
-          <w:bCs/>
-          <w:color w:val="000000"/>
-          <w:lang w:val="en-US"/>
-        </w:rPr>
-        <w:t xml:space="preserve"> users do not properly keep track of their expenses, payment due dates, or completed transactions, as previously mentioned. This situation causes financial disorganization, forgotten payments, additional interest charges, and difficulties in properly managing financial resources</w:t>
+        <w:t>Currently, many people use credit and debit cards to make purchases, payments, and different financial transactions. However, a large number of users do not properly keep track of their expenses, payment due dates, or completed transactions, as previously mentioned. This situation causes financial disorganization, forgotten payments, additional interest charges, and difficulties in properly managing financial resources</w:t>
       </w:r>
     </w:p>
     <w:p>
@@ -3905,27 +3865,7 @@
           <w:color w:val="000000"/>
           <w:lang w:val="en-US"/>
         </w:rPr>
-        <w:t xml:space="preserve">Based on this problem, a web application was developed that allows users to register bank cards, store information related to payments and </w:t>
-      </w:r>
-      <w:proofErr w:type="gramStart"/>
-      <w:r>
-        <w:rPr>
-          <w:rFonts w:ascii="Arial" w:hAnsi="Arial" w:cs="Arial"/>
-          <w:bCs/>
-          <w:color w:val="000000"/>
-          <w:lang w:val="en-US"/>
-        </w:rPr>
-        <w:t>transactions, and</w:t>
-      </w:r>
-      <w:proofErr w:type="gramEnd"/>
-      <w:r>
-        <w:rPr>
-          <w:rFonts w:ascii="Arial" w:hAnsi="Arial" w:cs="Arial"/>
-          <w:bCs/>
-          <w:color w:val="000000"/>
-          <w:lang w:val="en-US"/>
-        </w:rPr>
-        <w:t xml:space="preserve"> generate automatic reminders about important dates. The system also allows users to register purchases and expenses made with debit cards, helping them visualize and better control their financial activities.</w:t>
+        <w:t>Based on this problem, a web application was developed that allows users to register bank cards, store information related to payments and transactions, and generate automatic reminders about important dates. The system also allows users to register purchases and expenses made with debit cards, helping them visualize and better control their financial activities.</w:t>
       </w:r>
     </w:p>
     <w:p>
@@ -4609,6 +4549,7 @@
       <w:r>
         <w:rPr>
           <w:rFonts w:ascii="Arial" w:eastAsia="Arial" w:hAnsi="Arial" w:cs="Arial"/>
+          <w:noProof/>
           <w:szCs w:val="24"/>
         </w:rPr>
         <w:drawing>
@@ -4707,6 +4648,7 @@
       <w:r>
         <w:rPr>
           <w:rFonts w:ascii="Arial" w:eastAsia="Arial" w:hAnsi="Arial" w:cs="Arial"/>
+          <w:noProof/>
           <w:szCs w:val="24"/>
         </w:rPr>
         <w:drawing>
@@ -4772,6 +4714,7 @@
       <w:r>
         <w:rPr>
           <w:rFonts w:ascii="Arial" w:eastAsia="Arial" w:hAnsi="Arial" w:cs="Arial"/>
+          <w:noProof/>
           <w:szCs w:val="24"/>
         </w:rPr>
         <w:drawing>
@@ -4837,6 +4780,7 @@
       <w:r>
         <w:rPr>
           <w:rFonts w:ascii="Arial" w:eastAsia="Arial" w:hAnsi="Arial" w:cs="Arial"/>
+          <w:noProof/>
           <w:szCs w:val="24"/>
         </w:rPr>
         <mc:AlternateContent>
@@ -4909,6 +4853,7 @@
       <w:r>
         <w:rPr>
           <w:rFonts w:ascii="Arial" w:eastAsia="Arial" w:hAnsi="Arial" w:cs="Arial"/>
+          <w:noProof/>
           <w:szCs w:val="24"/>
         </w:rPr>
         <mc:AlternateContent>
@@ -4980,6 +4925,7 @@
       <w:r>
         <w:rPr>
           <w:rFonts w:ascii="Arial" w:eastAsia="Arial" w:hAnsi="Arial" w:cs="Arial"/>
+          <w:noProof/>
           <w:szCs w:val="24"/>
         </w:rPr>
         <mc:AlternateContent>
@@ -5051,6 +4997,7 @@
       <w:r>
         <w:rPr>
           <w:rFonts w:ascii="Arial" w:eastAsia="Arial" w:hAnsi="Arial" w:cs="Arial"/>
+          <w:noProof/>
           <w:szCs w:val="24"/>
         </w:rPr>
         <mc:AlternateContent>
@@ -5122,6 +5069,7 @@
       <w:r>
         <w:rPr>
           <w:rFonts w:ascii="Arial" w:eastAsia="Arial" w:hAnsi="Arial" w:cs="Arial"/>
+          <w:noProof/>
           <w:szCs w:val="24"/>
         </w:rPr>
         <mc:AlternateContent>
@@ -5277,6 +5225,7 @@
       <w:r>
         <w:rPr>
           <w:rFonts w:ascii="Arial" w:eastAsia="Arial" w:hAnsi="Arial" w:cs="Arial"/>
+          <w:noProof/>
           <w:szCs w:val="24"/>
         </w:rPr>
         <mc:AlternateContent>
@@ -5428,6 +5377,7 @@
       <w:r>
         <w:rPr>
           <w:rFonts w:ascii="Arial" w:eastAsia="Arial" w:hAnsi="Arial" w:cs="Arial"/>
+          <w:noProof/>
           <w:szCs w:val="24"/>
         </w:rPr>
         <mc:AlternateContent>
@@ -5485,7 +5435,6 @@
                               </w:rPr>
                               <w:t xml:space="preserve">VENTURA JIMENEZ </w:t>
                             </w:r>
-                            <w:proofErr w:type="gramStart"/>
                             <w:r>
                               <w:rPr>
                                 <w:rFonts w:ascii="Arial" w:hAnsi="Arial" w:cs="Arial"/>
@@ -5494,7 +5443,6 @@
                               </w:rPr>
                               <w:t>F. .VALENTINA</w:t>
                             </w:r>
-                            <w:proofErr w:type="gramEnd"/>
                           </w:p>
                           <w:p>
                             <w:pPr>
@@ -5599,6 +5547,7 @@
       <w:r>
         <w:rPr>
           <w:rFonts w:ascii="Arial" w:eastAsia="Arial" w:hAnsi="Arial" w:cs="Arial"/>
+          <w:noProof/>
           <w:szCs w:val="24"/>
         </w:rPr>
         <mc:AlternateContent>
@@ -5749,7 +5698,7 @@
                                     </pic:cNvPicPr>
                                   </pic:nvPicPr>
                                   <pic:blipFill>
-                                    <a:blip r:embed="rId12">
+                                    <a:blip r:embed="rId13">
                                       <a:extLst>
                                         <a:ext uri="{28A0092B-C50C-407E-A947-70E740481C1C}">
                                           <a14:useLocalDpi xmlns:a14="http://schemas.microsoft.com/office/drawing/2010/main" val="0"/>
@@ -6153,23 +6102,7 @@
           <w:rFonts w:ascii="Arial" w:eastAsia="Arial" w:hAnsi="Arial" w:cs="Arial"/>
           <w:szCs w:val="24"/>
         </w:rPr>
-        <w:t xml:space="preserve">Ventura </w:t>
-      </w:r>
-      <w:proofErr w:type="spellStart"/>
-      <w:r>
-        <w:rPr>
-          <w:rFonts w:ascii="Arial" w:eastAsia="Arial" w:hAnsi="Arial" w:cs="Arial"/>
-          <w:szCs w:val="24"/>
-        </w:rPr>
-        <w:t>Jimenez</w:t>
-      </w:r>
-      <w:proofErr w:type="spellEnd"/>
-      <w:r>
-        <w:rPr>
-          <w:rFonts w:ascii="Arial" w:eastAsia="Arial" w:hAnsi="Arial" w:cs="Arial"/>
-          <w:szCs w:val="24"/>
-        </w:rPr>
-        <w:t xml:space="preserve"> </w:t>
+        <w:t xml:space="preserve">Ventura Jimenez </w:t>
       </w:r>
       <w:proofErr w:type="spellStart"/>
       <w:r>
@@ -6561,7 +6494,7 @@
                     <pic:cNvPicPr/>
                   </pic:nvPicPr>
                   <pic:blipFill>
-                    <a:blip r:embed="rId13">
+                    <a:blip r:embed="rId14">
                       <a:extLst>
                         <a:ext uri="{28A0092B-C50C-407E-A947-70E740481C1C}">
                           <a14:useLocalDpi xmlns:a14="http://schemas.microsoft.com/office/drawing/2010/main"/>
@@ -8404,6 +8337,7 @@
     </w:p>
     <w:p>
       <w:pPr>
+        <w:jc w:val="center"/>
         <w:rPr>
           <w:rFonts w:ascii="Arial" w:hAnsi="Arial" w:cs="Arial"/>
           <w:b/>
@@ -8416,7 +8350,7 @@
           <w:noProof/>
         </w:rPr>
         <w:drawing>
-          <wp:inline distT="0" distB="0" distL="0" distR="0" wp14:anchorId="105EB0E1" wp14:editId="59C031A9">
+          <wp:inline distT="0" distB="0" distL="0" distR="0" wp14:anchorId="105EB0E1" wp14:editId="7D90BFD1">
             <wp:extent cx="2179320" cy="2240280"/>
             <wp:effectExtent l="0" t="0" r="0" b="7620"/>
             <wp:docPr id="492239359" name="Imagen 2" descr="IEDGE - Ciclo de vida en el Desarrollo de Software, segunda parte"/>
@@ -8433,7 +8367,7 @@
                     </pic:cNvPicPr>
                   </pic:nvPicPr>
                   <pic:blipFill>
-                    <a:blip r:embed="rId14" cstate="print">
+                    <a:blip r:embed="rId15" cstate="print">
                       <a:extLst>
                         <a:ext uri="{28A0092B-C50C-407E-A947-70E740481C1C}">
                           <a14:useLocalDpi xmlns:a14="http://schemas.microsoft.com/office/drawing/2010/main" val="0"/>
@@ -9500,23 +9434,7 @@
           <w:rFonts w:ascii="Arial" w:hAnsi="Arial" w:cs="Arial"/>
           <w:lang w:eastAsia="es-MX"/>
         </w:rPr>
-        <w:t xml:space="preserve">Teclado y </w:t>
-      </w:r>
-      <w:proofErr w:type="gramStart"/>
-      <w:r>
-        <w:rPr>
-          <w:rFonts w:ascii="Arial" w:hAnsi="Arial" w:cs="Arial"/>
-          <w:lang w:eastAsia="es-MX"/>
-        </w:rPr>
-        <w:t>mouse</w:t>
-      </w:r>
-      <w:proofErr w:type="gramEnd"/>
-      <w:r>
-        <w:rPr>
-          <w:rFonts w:ascii="Arial" w:hAnsi="Arial" w:cs="Arial"/>
-          <w:lang w:eastAsia="es-MX"/>
-        </w:rPr>
-        <w:t>.</w:t>
+        <w:t>Teclado y mouse.</w:t>
       </w:r>
     </w:p>
     <w:p>
@@ -9981,23 +9899,7 @@
           <w:rFonts w:ascii="Arial" w:hAnsi="Arial" w:cs="Arial"/>
           <w:lang w:val="en-US" w:eastAsia="es-MX"/>
         </w:rPr>
-        <w:t xml:space="preserve">: Windows 10, Windows 11 </w:t>
-      </w:r>
-      <w:proofErr w:type="gramStart"/>
-      <w:r>
-        <w:rPr>
-          <w:rFonts w:ascii="Arial" w:hAnsi="Arial" w:cs="Arial"/>
-          <w:lang w:val="en-US" w:eastAsia="es-MX"/>
-        </w:rPr>
-        <w:t>o Linux</w:t>
-      </w:r>
-      <w:proofErr w:type="gramEnd"/>
-      <w:r>
-        <w:rPr>
-          <w:rFonts w:ascii="Arial" w:hAnsi="Arial" w:cs="Arial"/>
-          <w:lang w:val="en-US" w:eastAsia="es-MX"/>
-        </w:rPr>
-        <w:t>.</w:t>
+        <w:t>: Windows 10, Windows 11 o Linux.</w:t>
       </w:r>
     </w:p>
     <w:p>
@@ -11014,21 +10916,7 @@
         <w:rPr>
           <w:lang w:eastAsia="es-MX"/>
         </w:rPr>
-        <w:t xml:space="preserve">y al fina de cada ciclo de </w:t>
-      </w:r>
-      <w:proofErr w:type="gramStart"/>
-      <w:r>
-        <w:rPr>
-          <w:lang w:eastAsia="es-MX"/>
-        </w:rPr>
-        <w:t>vuelve a repetir</w:t>
-      </w:r>
-      <w:proofErr w:type="gramEnd"/>
-      <w:r>
-        <w:rPr>
-          <w:lang w:eastAsia="es-MX"/>
-        </w:rPr>
-        <w:t xml:space="preserve"> el ciclo, esto permitió un excelente desarrollo en equipo ya que desde un inicio nos permitió identificar las problemáticas que habían antes de desarrollar como en el ejemplo de la imagen_____.</w:t>
+        <w:t>y al fina de cada ciclo de vuelve a repetir el ciclo, esto permitió un excelente desarrollo en equipo ya que desde un inicio nos permitió identificar las problemáticas que habían antes de desarrollar como en el ejemplo de la imagen_____.</w:t>
       </w:r>
     </w:p>
     <w:p>
@@ -11065,7 +10953,7 @@
                     </pic:cNvPicPr>
                   </pic:nvPicPr>
                   <pic:blipFill>
-                    <a:blip r:embed="rId15">
+                    <a:blip r:embed="rId16">
                       <a:extLst>
                         <a:ext uri="{28A0092B-C50C-407E-A947-70E740481C1C}">
                           <a14:useLocalDpi xmlns:a14="http://schemas.microsoft.com/office/drawing/2010/main" val="0"/>
@@ -11248,7 +11136,7 @@
                     </pic:cNvPicPr>
                   </pic:nvPicPr>
                   <pic:blipFill>
-                    <a:blip r:embed="rId16">
+                    <a:blip r:embed="rId17">
                       <a:extLst>
                         <a:ext uri="{28A0092B-C50C-407E-A947-70E740481C1C}">
                           <a14:useLocalDpi xmlns:a14="http://schemas.microsoft.com/office/drawing/2010/main" val="0"/>
@@ -14258,7 +14146,7 @@
       <w:bookmarkEnd w:id="29"/>
     </w:p>
     <w:sectPr>
-      <w:headerReference w:type="default" r:id="rId17"/>
+      <w:headerReference w:type="default" r:id="rId18"/>
       <w:pgSz w:w="12240" w:h="15840"/>
       <w:pgMar w:top="1417" w:right="1701" w:bottom="1417" w:left="1701" w:header="708" w:footer="708" w:gutter="0"/>
       <w:cols w:space="708"/>
@@ -17758,15 +17646,6 @@
   </w:num>
   <w:num w:numId="27" w16cid:durableId="1269966371">
     <w:abstractNumId w:val="16"/>
-    <w:lvlOverride w:ilvl="0"/>
-    <w:lvlOverride w:ilvl="1"/>
-    <w:lvlOverride w:ilvl="2"/>
-    <w:lvlOverride w:ilvl="3"/>
-    <w:lvlOverride w:ilvl="4"/>
-    <w:lvlOverride w:ilvl="5"/>
-    <w:lvlOverride w:ilvl="6"/>
-    <w:lvlOverride w:ilvl="7"/>
-    <w:lvlOverride w:ilvl="8"/>
   </w:num>
   <w:numIdMacAtCleanup w:val="25"/>
 </w:numbering>
@@ -18246,6 +18125,7 @@
   <w:style w:type="character" w:default="1" w:styleId="Fuentedeprrafopredeter">
     <w:name w:val="Default Paragraph Font"/>
     <w:uiPriority w:val="1"/>
+    <w:semiHidden/>
     <w:unhideWhenUsed/>
   </w:style>
   <w:style w:type="table" w:default="1" w:styleId="Tablanormal">

--- a/Documentacion/Docs/integradora.docx
+++ b/Documentacion/Docs/integradora.docx
@@ -5495,7 +5495,6 @@
                               </w:rPr>
                               <w:t xml:space="preserve">VENTURA JIMENEZ </w:t>
                             </w:r>
-                            <w:proofErr w:type="gramStart"/>
                             <w:r>
                               <w:rPr>
                                 <w:rFonts w:ascii="Arial" w:hAnsi="Arial" w:cs="Arial"/>
@@ -5504,7 +5503,6 @@
                               </w:rPr>
                               <w:t>F. .VALENTINA</w:t>
                             </w:r>
-                            <w:proofErr w:type="gramEnd"/>
                           </w:p>
                           <w:p>
                             <w:pPr>
@@ -5568,7 +5566,6 @@
                         </w:rPr>
                         <w:t xml:space="preserve">VENTURA JIMENEZ </w:t>
                       </w:r>
-                      <w:proofErr w:type="gramStart"/>
                       <w:r>
                         <w:rPr>
                           <w:rFonts w:ascii="Arial" w:hAnsi="Arial" w:cs="Arial"/>
@@ -5577,7 +5574,6 @@
                         </w:rPr>
                         <w:t>F. .VALENTINA</w:t>
                       </w:r>
-                      <w:proofErr w:type="gramEnd"/>
                     </w:p>
                     <w:p>
                       <w:pPr>
@@ -7853,6 +7849,9 @@
         </w:rPr>
       </w:pPr>
       <w:r>
+        <w:rPr>
+          <w:noProof/>
+        </w:rPr>
         <w:drawing>
           <wp:anchor distT="0" distB="0" distL="114300" distR="114300" simplePos="0" relativeHeight="251671554" behindDoc="0" locked="0" layoutInCell="1" allowOverlap="1" wp14:anchorId="7401206D" wp14:editId="7237BBBA">
             <wp:simplePos x="0" y="0"/>
@@ -8070,6 +8069,9 @@
         </w:rPr>
       </w:pPr>
       <w:r>
+        <w:rPr>
+          <w:noProof/>
+        </w:rPr>
         <w:lastRenderedPageBreak/>
         <w:drawing>
           <wp:anchor distT="0" distB="0" distL="114300" distR="114300" simplePos="0" relativeHeight="251673602" behindDoc="0" locked="0" layoutInCell="1" allowOverlap="1" wp14:anchorId="20E57262" wp14:editId="12AFB5AE">
@@ -9937,6 +9939,9 @@
         </w:rPr>
       </w:pPr>
       <w:r>
+        <w:rPr>
+          <w:noProof/>
+        </w:rPr>
         <w:drawing>
           <wp:anchor distT="0" distB="0" distL="114300" distR="114300" simplePos="0" relativeHeight="251675650" behindDoc="0" locked="0" layoutInCell="1" allowOverlap="1" wp14:anchorId="4E342715" wp14:editId="4F1A9DC0">
             <wp:simplePos x="0" y="0"/>
@@ -13150,6 +13155,44 @@
     </w:p>
     <w:p>
       <w:pPr>
+        <w:rPr>
+          <w:rFonts w:ascii="Arial" w:hAnsi="Arial" w:cs="Arial"/>
+          <w:lang w:eastAsia="es-MX"/>
+        </w:rPr>
+      </w:pPr>
+      <w:r>
+        <w:rPr>
+          <w:rFonts w:ascii="Arial" w:hAnsi="Arial" w:cs="Arial"/>
+          <w:lang w:eastAsia="es-MX"/>
+        </w:rPr>
+        <w:t>El diseño detallado de Ring-Card define la estructura funcional de cada uno de los módulos que conforman el sistema, así como la organización de las interfaces gráficas y las reglas de interacción entre el usuario y la aplicación.</w:t>
+      </w:r>
+    </w:p>
+    <w:p>
+      <w:pPr>
+        <w:rPr>
+          <w:rFonts w:ascii="Arial" w:hAnsi="Arial" w:cs="Arial"/>
+          <w:lang w:eastAsia="es-MX"/>
+        </w:rPr>
+      </w:pPr>
+      <w:r>
+        <w:rPr>
+          <w:rFonts w:ascii="Arial" w:hAnsi="Arial" w:cs="Arial"/>
+          <w:lang w:eastAsia="es-MX"/>
+        </w:rPr>
+        <w:t xml:space="preserve">La aplicación se encuentra desarrollada bajo una estructura modular utilizando Java Swing, permitiendo que cada componente </w:t>
+      </w:r>
+      <w:r>
+        <w:rPr>
+          <w:rFonts w:ascii="Arial" w:hAnsi="Arial" w:cs="Arial"/>
+          <w:lang w:eastAsia="es-MX"/>
+        </w:rPr>
+        <w:lastRenderedPageBreak/>
+        <w:t>funcione de manera independiente y mantenga una correcta comunicación mediante la arquitectura MVC.</w:t>
+      </w:r>
+    </w:p>
+    <w:p>
+      <w:pPr>
         <w:ind w:left="360"/>
         <w:rPr>
           <w:rFonts w:ascii="Arial" w:hAnsi="Arial" w:cs="Arial"/>
@@ -13177,14 +13220,7 @@
           <w:rFonts w:ascii="Arial" w:hAnsi="Arial" w:cs="Arial"/>
           <w:lang w:eastAsia="es-MX"/>
         </w:rPr>
-        <w:t xml:space="preserve">MODULO </w:t>
-      </w:r>
-      <w:r>
-        <w:rPr>
-          <w:rFonts w:ascii="Arial" w:hAnsi="Arial" w:cs="Arial"/>
-          <w:lang w:eastAsia="es-MX"/>
-        </w:rPr>
-        <w:t>CREDITO</w:t>
+        <w:t>Este módulo permite controlar el acceso al sistema mediante la autenticación de usuarios registrados.</w:t>
       </w:r>
     </w:p>
     <w:p>
@@ -13200,7 +13236,114 @@
           <w:rFonts w:ascii="Arial" w:hAnsi="Arial" w:cs="Arial"/>
           <w:lang w:eastAsia="es-MX"/>
         </w:rPr>
-        <w:t>MODULO DEBITO</w:t>
+        <w:t>Funcionalidades</w:t>
+      </w:r>
+      <w:r>
+        <w:rPr>
+          <w:rFonts w:ascii="Arial" w:hAnsi="Arial" w:cs="Arial"/>
+          <w:lang w:eastAsia="es-MX"/>
+        </w:rPr>
+        <w:t>:</w:t>
+      </w:r>
+    </w:p>
+    <w:p>
+      <w:pPr>
+        <w:pStyle w:val="Prrafodelista"/>
+        <w:numPr>
+          <w:ilvl w:val="0"/>
+          <w:numId w:val="29"/>
+        </w:numPr>
+        <w:rPr>
+          <w:rFonts w:ascii="Arial" w:hAnsi="Arial" w:cs="Arial"/>
+          <w:lang w:eastAsia="es-MX"/>
+        </w:rPr>
+      </w:pPr>
+      <w:r>
+        <w:rPr>
+          <w:rFonts w:ascii="Arial" w:hAnsi="Arial" w:cs="Arial"/>
+          <w:lang w:eastAsia="es-MX"/>
+        </w:rPr>
+        <w:t>Registro de nuevos usuarios.</w:t>
+      </w:r>
+    </w:p>
+    <w:p>
+      <w:pPr>
+        <w:pStyle w:val="Prrafodelista"/>
+        <w:numPr>
+          <w:ilvl w:val="0"/>
+          <w:numId w:val="29"/>
+        </w:numPr>
+        <w:rPr>
+          <w:rFonts w:ascii="Arial" w:hAnsi="Arial" w:cs="Arial"/>
+          <w:lang w:eastAsia="es-MX"/>
+        </w:rPr>
+      </w:pPr>
+      <w:r>
+        <w:rPr>
+          <w:rFonts w:ascii="Arial" w:hAnsi="Arial" w:cs="Arial"/>
+          <w:lang w:eastAsia="es-MX"/>
+        </w:rPr>
+        <w:t>Inicio de sesión mediante correo electrónico y contraseña.</w:t>
+      </w:r>
+    </w:p>
+    <w:p>
+      <w:pPr>
+        <w:pStyle w:val="Prrafodelista"/>
+        <w:numPr>
+          <w:ilvl w:val="0"/>
+          <w:numId w:val="29"/>
+        </w:numPr>
+        <w:rPr>
+          <w:rFonts w:ascii="Arial" w:hAnsi="Arial" w:cs="Arial"/>
+          <w:lang w:eastAsia="es-MX"/>
+        </w:rPr>
+      </w:pPr>
+      <w:r>
+        <w:rPr>
+          <w:rFonts w:ascii="Arial" w:hAnsi="Arial" w:cs="Arial"/>
+          <w:lang w:eastAsia="es-MX"/>
+        </w:rPr>
+        <w:t>Recuperación de contraseña mediante correo electrónico.</w:t>
+      </w:r>
+    </w:p>
+    <w:p>
+      <w:pPr>
+        <w:pStyle w:val="Prrafodelista"/>
+        <w:numPr>
+          <w:ilvl w:val="0"/>
+          <w:numId w:val="29"/>
+        </w:numPr>
+        <w:rPr>
+          <w:rFonts w:ascii="Arial" w:hAnsi="Arial" w:cs="Arial"/>
+          <w:lang w:eastAsia="es-MX"/>
+        </w:rPr>
+      </w:pPr>
+      <w:r>
+        <w:rPr>
+          <w:rFonts w:ascii="Arial" w:hAnsi="Arial" w:cs="Arial"/>
+          <w:lang w:eastAsia="es-MX"/>
+        </w:rPr>
+        <w:t>Validación de credenciales.</w:t>
+      </w:r>
+    </w:p>
+    <w:p>
+      <w:pPr>
+        <w:pStyle w:val="Prrafodelista"/>
+        <w:numPr>
+          <w:ilvl w:val="0"/>
+          <w:numId w:val="29"/>
+        </w:numPr>
+        <w:rPr>
+          <w:rFonts w:ascii="Arial" w:hAnsi="Arial" w:cs="Arial"/>
+          <w:lang w:eastAsia="es-MX"/>
+        </w:rPr>
+      </w:pPr>
+      <w:r>
+        <w:rPr>
+          <w:rFonts w:ascii="Arial" w:hAnsi="Arial" w:cs="Arial"/>
+          <w:lang w:eastAsia="es-MX"/>
+        </w:rPr>
+        <w:t>Control de acceso a la información asociada únicamente al usuario autenticado.</w:t>
       </w:r>
     </w:p>
     <w:p>
@@ -13216,7 +13359,94 @@
           <w:rFonts w:ascii="Arial" w:hAnsi="Arial" w:cs="Arial"/>
           <w:lang w:eastAsia="es-MX"/>
         </w:rPr>
-        <w:t>MODULO AGREGAR CARDS</w:t>
+        <w:t>Validaciones</w:t>
+      </w:r>
+      <w:r>
+        <w:rPr>
+          <w:rFonts w:ascii="Arial" w:hAnsi="Arial" w:cs="Arial"/>
+          <w:lang w:eastAsia="es-MX"/>
+        </w:rPr>
+        <w:t>:</w:t>
+      </w:r>
+    </w:p>
+    <w:p>
+      <w:pPr>
+        <w:pStyle w:val="Prrafodelista"/>
+        <w:numPr>
+          <w:ilvl w:val="0"/>
+          <w:numId w:val="28"/>
+        </w:numPr>
+        <w:rPr>
+          <w:rFonts w:ascii="Arial" w:hAnsi="Arial" w:cs="Arial"/>
+          <w:lang w:eastAsia="es-MX"/>
+        </w:rPr>
+      </w:pPr>
+      <w:r>
+        <w:rPr>
+          <w:rFonts w:ascii="Arial" w:hAnsi="Arial" w:cs="Arial"/>
+          <w:lang w:eastAsia="es-MX"/>
+        </w:rPr>
+        <w:t>El correo electrónico debe tener un formato válido.</w:t>
+      </w:r>
+    </w:p>
+    <w:p>
+      <w:pPr>
+        <w:pStyle w:val="Prrafodelista"/>
+        <w:numPr>
+          <w:ilvl w:val="0"/>
+          <w:numId w:val="28"/>
+        </w:numPr>
+        <w:rPr>
+          <w:rFonts w:ascii="Arial" w:hAnsi="Arial" w:cs="Arial"/>
+          <w:lang w:eastAsia="es-MX"/>
+        </w:rPr>
+      </w:pPr>
+      <w:r>
+        <w:rPr>
+          <w:rFonts w:ascii="Arial" w:hAnsi="Arial" w:cs="Arial"/>
+          <w:lang w:eastAsia="es-MX"/>
+        </w:rPr>
+        <w:t>La contraseña debe contener un mínimo de caracteres establecidos por el sistema.</w:t>
+      </w:r>
+    </w:p>
+    <w:p>
+      <w:pPr>
+        <w:pStyle w:val="Prrafodelista"/>
+        <w:numPr>
+          <w:ilvl w:val="0"/>
+          <w:numId w:val="28"/>
+        </w:numPr>
+        <w:rPr>
+          <w:rFonts w:ascii="Arial" w:hAnsi="Arial" w:cs="Arial"/>
+          <w:lang w:eastAsia="es-MX"/>
+        </w:rPr>
+      </w:pPr>
+      <w:r>
+        <w:rPr>
+          <w:rFonts w:ascii="Arial" w:hAnsi="Arial" w:cs="Arial"/>
+          <w:lang w:eastAsia="es-MX"/>
+        </w:rPr>
+        <w:t>No se permitirá el acceso con credenciales incorrectas.</w:t>
+      </w:r>
+    </w:p>
+    <w:p>
+      <w:pPr>
+        <w:pStyle w:val="Prrafodelista"/>
+        <w:numPr>
+          <w:ilvl w:val="0"/>
+          <w:numId w:val="28"/>
+        </w:numPr>
+        <w:rPr>
+          <w:rFonts w:ascii="Arial" w:hAnsi="Arial" w:cs="Arial"/>
+          <w:lang w:eastAsia="es-MX"/>
+        </w:rPr>
+      </w:pPr>
+      <w:r>
+        <w:rPr>
+          <w:rFonts w:ascii="Arial" w:hAnsi="Arial" w:cs="Arial"/>
+          <w:lang w:eastAsia="es-MX"/>
+        </w:rPr>
+        <w:t>No se permitirá registrar correos duplicados.</w:t>
       </w:r>
     </w:p>
     <w:p>
@@ -13227,12 +13457,21 @@
           <w:lang w:eastAsia="es-MX"/>
         </w:rPr>
       </w:pPr>
-      <w:r>
-        <w:rPr>
-          <w:rFonts w:ascii="Arial" w:hAnsi="Arial" w:cs="Arial"/>
-          <w:lang w:eastAsia="es-MX"/>
-        </w:rPr>
-        <w:t>MODULO INGRESOS GASTOS</w:t>
+      <w:proofErr w:type="gramStart"/>
+      <w:r>
+        <w:rPr>
+          <w:rFonts w:ascii="Arial" w:hAnsi="Arial" w:cs="Arial"/>
+          <w:lang w:eastAsia="es-MX"/>
+        </w:rPr>
+        <w:t>MODULO  DE</w:t>
+      </w:r>
+      <w:proofErr w:type="gramEnd"/>
+      <w:r>
+        <w:rPr>
+          <w:rFonts w:ascii="Arial" w:hAnsi="Arial" w:cs="Arial"/>
+          <w:lang w:eastAsia="es-MX"/>
+        </w:rPr>
+        <w:t xml:space="preserve"> TARJETAS DE CREDITO</w:t>
       </w:r>
     </w:p>
     <w:p>
@@ -13248,7 +13487,1268 @@
           <w:rFonts w:ascii="Arial" w:hAnsi="Arial" w:cs="Arial"/>
           <w:lang w:eastAsia="es-MX"/>
         </w:rPr>
+        <w:t>Este módulo permite la administración de tarjetas de crédito registradas por el usuario.</w:t>
+      </w:r>
+    </w:p>
+    <w:p>
+      <w:pPr>
+        <w:ind w:left="360"/>
+        <w:rPr>
+          <w:rFonts w:ascii="Arial" w:hAnsi="Arial" w:cs="Arial"/>
+          <w:lang w:eastAsia="es-MX"/>
+        </w:rPr>
+      </w:pPr>
+      <w:r>
+        <w:rPr>
+          <w:rFonts w:ascii="Arial" w:hAnsi="Arial" w:cs="Arial"/>
+          <w:lang w:eastAsia="es-MX"/>
+        </w:rPr>
+        <w:t>Funcionalidades</w:t>
+      </w:r>
+    </w:p>
+    <w:p>
+      <w:pPr>
+        <w:pStyle w:val="Prrafodelista"/>
+        <w:numPr>
+          <w:ilvl w:val="0"/>
+          <w:numId w:val="31"/>
+        </w:numPr>
+        <w:rPr>
+          <w:rFonts w:ascii="Arial" w:hAnsi="Arial" w:cs="Arial"/>
+          <w:lang w:eastAsia="es-MX"/>
+        </w:rPr>
+      </w:pPr>
+      <w:r>
+        <w:rPr>
+          <w:rFonts w:ascii="Arial" w:hAnsi="Arial" w:cs="Arial"/>
+          <w:lang w:eastAsia="es-MX"/>
+        </w:rPr>
+        <w:t>Registrar tarjetas de crédito.</w:t>
+      </w:r>
+    </w:p>
+    <w:p>
+      <w:pPr>
+        <w:pStyle w:val="Prrafodelista"/>
+        <w:numPr>
+          <w:ilvl w:val="0"/>
+          <w:numId w:val="31"/>
+        </w:numPr>
+        <w:rPr>
+          <w:rFonts w:ascii="Arial" w:hAnsi="Arial" w:cs="Arial"/>
+          <w:lang w:eastAsia="es-MX"/>
+        </w:rPr>
+      </w:pPr>
+      <w:r>
+        <w:rPr>
+          <w:rFonts w:ascii="Arial" w:hAnsi="Arial" w:cs="Arial"/>
+          <w:lang w:eastAsia="es-MX"/>
+        </w:rPr>
+        <w:t>Modificar información de tarjetas existentes.</w:t>
+      </w:r>
+    </w:p>
+    <w:p>
+      <w:pPr>
+        <w:pStyle w:val="Prrafodelista"/>
+        <w:numPr>
+          <w:ilvl w:val="0"/>
+          <w:numId w:val="31"/>
+        </w:numPr>
+        <w:rPr>
+          <w:rFonts w:ascii="Arial" w:hAnsi="Arial" w:cs="Arial"/>
+          <w:lang w:eastAsia="es-MX"/>
+        </w:rPr>
+      </w:pPr>
+      <w:r>
+        <w:rPr>
+          <w:rFonts w:ascii="Arial" w:hAnsi="Arial" w:cs="Arial"/>
+          <w:lang w:eastAsia="es-MX"/>
+        </w:rPr>
+        <w:t>Eliminar tarjetas registradas.</w:t>
+      </w:r>
+    </w:p>
+    <w:p>
+      <w:pPr>
+        <w:pStyle w:val="Prrafodelista"/>
+        <w:numPr>
+          <w:ilvl w:val="0"/>
+          <w:numId w:val="31"/>
+        </w:numPr>
+        <w:rPr>
+          <w:rFonts w:ascii="Arial" w:hAnsi="Arial" w:cs="Arial"/>
+          <w:lang w:eastAsia="es-MX"/>
+        </w:rPr>
+      </w:pPr>
+      <w:r>
+        <w:rPr>
+          <w:rFonts w:ascii="Arial" w:hAnsi="Arial" w:cs="Arial"/>
+          <w:lang w:eastAsia="es-MX"/>
+        </w:rPr>
+        <w:t>Consultar información detallada de cada tarjeta.</w:t>
+      </w:r>
+    </w:p>
+    <w:p>
+      <w:pPr>
+        <w:pStyle w:val="Prrafodelista"/>
+        <w:numPr>
+          <w:ilvl w:val="0"/>
+          <w:numId w:val="31"/>
+        </w:numPr>
+        <w:rPr>
+          <w:rFonts w:ascii="Arial" w:hAnsi="Arial" w:cs="Arial"/>
+          <w:lang w:eastAsia="es-MX"/>
+        </w:rPr>
+      </w:pPr>
+      <w:r>
+        <w:rPr>
+          <w:rFonts w:ascii="Arial" w:hAnsi="Arial" w:cs="Arial"/>
+          <w:lang w:eastAsia="es-MX"/>
+        </w:rPr>
+        <w:t>Visualizar fecha de corte.</w:t>
+      </w:r>
+    </w:p>
+    <w:p>
+      <w:pPr>
+        <w:pStyle w:val="Prrafodelista"/>
+        <w:numPr>
+          <w:ilvl w:val="0"/>
+          <w:numId w:val="31"/>
+        </w:numPr>
+        <w:rPr>
+          <w:rFonts w:ascii="Arial" w:hAnsi="Arial" w:cs="Arial"/>
+          <w:lang w:eastAsia="es-MX"/>
+        </w:rPr>
+      </w:pPr>
+      <w:r>
+        <w:rPr>
+          <w:rFonts w:ascii="Arial" w:hAnsi="Arial" w:cs="Arial"/>
+          <w:lang w:eastAsia="es-MX"/>
+        </w:rPr>
+        <w:t>Visualizar fecha límite de pago.</w:t>
+      </w:r>
+    </w:p>
+    <w:p>
+      <w:pPr>
+        <w:pStyle w:val="Prrafodelista"/>
+        <w:numPr>
+          <w:ilvl w:val="0"/>
+          <w:numId w:val="31"/>
+        </w:numPr>
+        <w:rPr>
+          <w:rFonts w:ascii="Arial" w:hAnsi="Arial" w:cs="Arial"/>
+          <w:lang w:eastAsia="es-MX"/>
+        </w:rPr>
+      </w:pPr>
+      <w:r>
+        <w:rPr>
+          <w:rFonts w:ascii="Arial" w:hAnsi="Arial" w:cs="Arial"/>
+          <w:lang w:eastAsia="es-MX"/>
+        </w:rPr>
+        <w:t>Consultar saldo actual.</w:t>
+      </w:r>
+    </w:p>
+    <w:p>
+      <w:pPr>
+        <w:pStyle w:val="Prrafodelista"/>
+        <w:numPr>
+          <w:ilvl w:val="0"/>
+          <w:numId w:val="31"/>
+        </w:numPr>
+        <w:rPr>
+          <w:rFonts w:ascii="Arial" w:hAnsi="Arial" w:cs="Arial"/>
+          <w:lang w:eastAsia="es-MX"/>
+        </w:rPr>
+      </w:pPr>
+      <w:r>
+        <w:rPr>
+          <w:rFonts w:ascii="Arial" w:hAnsi="Arial" w:cs="Arial"/>
+          <w:lang w:eastAsia="es-MX"/>
+        </w:rPr>
+        <w:t>Consultar límite de crédito disponible.</w:t>
+      </w:r>
+    </w:p>
+    <w:p>
+      <w:pPr>
+        <w:pStyle w:val="Prrafodelista"/>
+        <w:numPr>
+          <w:ilvl w:val="0"/>
+          <w:numId w:val="31"/>
+        </w:numPr>
+        <w:rPr>
+          <w:rFonts w:ascii="Arial" w:hAnsi="Arial" w:cs="Arial"/>
+          <w:lang w:eastAsia="es-MX"/>
+        </w:rPr>
+      </w:pPr>
+      <w:r>
+        <w:rPr>
+          <w:rFonts w:ascii="Arial" w:hAnsi="Arial" w:cs="Arial"/>
+          <w:lang w:eastAsia="es-MX"/>
+        </w:rPr>
+        <w:t>Registrar movimientos asociados a la tarjeta.</w:t>
+      </w:r>
+    </w:p>
+    <w:p>
+      <w:pPr>
+        <w:ind w:left="360"/>
+        <w:rPr>
+          <w:rFonts w:ascii="Arial" w:hAnsi="Arial" w:cs="Arial"/>
+          <w:lang w:eastAsia="es-MX"/>
+        </w:rPr>
+      </w:pPr>
+    </w:p>
+    <w:p>
+      <w:pPr>
+        <w:ind w:left="360"/>
+        <w:rPr>
+          <w:rFonts w:ascii="Arial" w:hAnsi="Arial" w:cs="Arial"/>
+          <w:lang w:eastAsia="es-MX"/>
+        </w:rPr>
+      </w:pPr>
+      <w:r>
+        <w:rPr>
+          <w:rFonts w:ascii="Arial" w:hAnsi="Arial" w:cs="Arial"/>
+          <w:lang w:eastAsia="es-MX"/>
+        </w:rPr>
+        <w:t>Información administrada</w:t>
+      </w:r>
+      <w:r>
+        <w:rPr>
+          <w:rFonts w:ascii="Arial" w:hAnsi="Arial" w:cs="Arial"/>
+          <w:lang w:eastAsia="es-MX"/>
+        </w:rPr>
+        <w:t>:</w:t>
+      </w:r>
+    </w:p>
+    <w:p>
+      <w:pPr>
+        <w:pStyle w:val="Prrafodelista"/>
+        <w:numPr>
+          <w:ilvl w:val="0"/>
+          <w:numId w:val="30"/>
+        </w:numPr>
+        <w:rPr>
+          <w:rFonts w:ascii="Arial" w:hAnsi="Arial" w:cs="Arial"/>
+          <w:lang w:eastAsia="es-MX"/>
+        </w:rPr>
+      </w:pPr>
+      <w:r>
+        <w:rPr>
+          <w:rFonts w:ascii="Arial" w:hAnsi="Arial" w:cs="Arial"/>
+          <w:lang w:eastAsia="es-MX"/>
+        </w:rPr>
+        <w:t>Banco.</w:t>
+      </w:r>
+    </w:p>
+    <w:p>
+      <w:pPr>
+        <w:pStyle w:val="Prrafodelista"/>
+        <w:numPr>
+          <w:ilvl w:val="0"/>
+          <w:numId w:val="30"/>
+        </w:numPr>
+        <w:rPr>
+          <w:rFonts w:ascii="Arial" w:hAnsi="Arial" w:cs="Arial"/>
+          <w:lang w:eastAsia="es-MX"/>
+        </w:rPr>
+      </w:pPr>
+      <w:r>
+        <w:rPr>
+          <w:rFonts w:ascii="Arial" w:hAnsi="Arial" w:cs="Arial"/>
+          <w:lang w:eastAsia="es-MX"/>
+        </w:rPr>
+        <w:t>Estado.</w:t>
+      </w:r>
+    </w:p>
+    <w:p>
+      <w:pPr>
+        <w:pStyle w:val="Prrafodelista"/>
+        <w:numPr>
+          <w:ilvl w:val="0"/>
+          <w:numId w:val="30"/>
+        </w:numPr>
+        <w:rPr>
+          <w:rFonts w:ascii="Arial" w:hAnsi="Arial" w:cs="Arial"/>
+          <w:lang w:eastAsia="es-MX"/>
+        </w:rPr>
+      </w:pPr>
+      <w:r>
+        <w:rPr>
+          <w:rFonts w:ascii="Arial" w:hAnsi="Arial" w:cs="Arial"/>
+          <w:lang w:eastAsia="es-MX"/>
+        </w:rPr>
         <w:lastRenderedPageBreak/>
+        <w:t>Saldo actual.</w:t>
+      </w:r>
+    </w:p>
+    <w:p>
+      <w:pPr>
+        <w:pStyle w:val="Prrafodelista"/>
+        <w:numPr>
+          <w:ilvl w:val="0"/>
+          <w:numId w:val="30"/>
+        </w:numPr>
+        <w:rPr>
+          <w:rFonts w:ascii="Arial" w:hAnsi="Arial" w:cs="Arial"/>
+          <w:lang w:eastAsia="es-MX"/>
+        </w:rPr>
+      </w:pPr>
+      <w:r>
+        <w:rPr>
+          <w:rFonts w:ascii="Arial" w:hAnsi="Arial" w:cs="Arial"/>
+          <w:lang w:eastAsia="es-MX"/>
+        </w:rPr>
+        <w:t>Fecha de corte.</w:t>
+      </w:r>
+    </w:p>
+    <w:p>
+      <w:pPr>
+        <w:pStyle w:val="Prrafodelista"/>
+        <w:numPr>
+          <w:ilvl w:val="0"/>
+          <w:numId w:val="30"/>
+        </w:numPr>
+        <w:rPr>
+          <w:rFonts w:ascii="Arial" w:hAnsi="Arial" w:cs="Arial"/>
+          <w:lang w:eastAsia="es-MX"/>
+        </w:rPr>
+      </w:pPr>
+      <w:r>
+        <w:rPr>
+          <w:rFonts w:ascii="Arial" w:hAnsi="Arial" w:cs="Arial"/>
+          <w:lang w:eastAsia="es-MX"/>
+        </w:rPr>
+        <w:t>Fecha de vencimiento.</w:t>
+      </w:r>
+    </w:p>
+    <w:p>
+      <w:pPr>
+        <w:pStyle w:val="Prrafodelista"/>
+        <w:numPr>
+          <w:ilvl w:val="0"/>
+          <w:numId w:val="30"/>
+        </w:numPr>
+        <w:rPr>
+          <w:rFonts w:ascii="Arial" w:hAnsi="Arial" w:cs="Arial"/>
+          <w:lang w:eastAsia="es-MX"/>
+        </w:rPr>
+      </w:pPr>
+      <w:r>
+        <w:rPr>
+          <w:rFonts w:ascii="Arial" w:hAnsi="Arial" w:cs="Arial"/>
+          <w:lang w:eastAsia="es-MX"/>
+        </w:rPr>
+        <w:t>Límite de crédito.</w:t>
+      </w:r>
+    </w:p>
+    <w:p>
+      <w:pPr>
+        <w:ind w:left="360"/>
+        <w:rPr>
+          <w:rFonts w:ascii="Arial" w:hAnsi="Arial" w:cs="Arial"/>
+          <w:lang w:eastAsia="es-MX"/>
+        </w:rPr>
+      </w:pPr>
+      <w:r>
+        <w:rPr>
+          <w:rFonts w:ascii="Arial" w:hAnsi="Arial" w:cs="Arial"/>
+          <w:lang w:eastAsia="es-MX"/>
+        </w:rPr>
+        <w:t>MODULO DE TARJETAS DE DEBITO</w:t>
+      </w:r>
+    </w:p>
+    <w:p>
+      <w:pPr>
+        <w:ind w:left="360"/>
+        <w:rPr>
+          <w:rFonts w:ascii="Arial" w:hAnsi="Arial" w:cs="Arial"/>
+          <w:lang w:eastAsia="es-MX"/>
+        </w:rPr>
+      </w:pPr>
+      <w:r>
+        <w:rPr>
+          <w:rFonts w:ascii="Arial" w:hAnsi="Arial" w:cs="Arial"/>
+          <w:lang w:eastAsia="es-MX"/>
+        </w:rPr>
+        <w:t>Este módulo permite administrar las tarjetas de débito registradas por el usuario.</w:t>
+      </w:r>
+    </w:p>
+    <w:p>
+      <w:pPr>
+        <w:ind w:left="360"/>
+        <w:rPr>
+          <w:rFonts w:ascii="Arial" w:hAnsi="Arial" w:cs="Arial"/>
+          <w:lang w:eastAsia="es-MX"/>
+        </w:rPr>
+      </w:pPr>
+      <w:r>
+        <w:rPr>
+          <w:rFonts w:ascii="Arial" w:hAnsi="Arial" w:cs="Arial"/>
+          <w:lang w:eastAsia="es-MX"/>
+        </w:rPr>
+        <w:t>Funcionalidades</w:t>
+      </w:r>
+      <w:r>
+        <w:rPr>
+          <w:rFonts w:ascii="Arial" w:hAnsi="Arial" w:cs="Arial"/>
+          <w:lang w:eastAsia="es-MX"/>
+        </w:rPr>
+        <w:t>:</w:t>
+      </w:r>
+    </w:p>
+    <w:p>
+      <w:pPr>
+        <w:pStyle w:val="Prrafodelista"/>
+        <w:numPr>
+          <w:ilvl w:val="0"/>
+          <w:numId w:val="32"/>
+        </w:numPr>
+        <w:rPr>
+          <w:rFonts w:ascii="Arial" w:hAnsi="Arial" w:cs="Arial"/>
+          <w:lang w:eastAsia="es-MX"/>
+        </w:rPr>
+      </w:pPr>
+      <w:r>
+        <w:rPr>
+          <w:rFonts w:ascii="Arial" w:hAnsi="Arial" w:cs="Arial"/>
+          <w:lang w:eastAsia="es-MX"/>
+        </w:rPr>
+        <w:t>Registro de tarjetas de débito.</w:t>
+      </w:r>
+    </w:p>
+    <w:p>
+      <w:pPr>
+        <w:pStyle w:val="Prrafodelista"/>
+        <w:numPr>
+          <w:ilvl w:val="0"/>
+          <w:numId w:val="32"/>
+        </w:numPr>
+        <w:rPr>
+          <w:rFonts w:ascii="Arial" w:hAnsi="Arial" w:cs="Arial"/>
+          <w:lang w:eastAsia="es-MX"/>
+        </w:rPr>
+      </w:pPr>
+      <w:r>
+        <w:rPr>
+          <w:rFonts w:ascii="Arial" w:hAnsi="Arial" w:cs="Arial"/>
+          <w:lang w:eastAsia="es-MX"/>
+        </w:rPr>
+        <w:t>Edición de información bancaria.</w:t>
+      </w:r>
+    </w:p>
+    <w:p>
+      <w:pPr>
+        <w:pStyle w:val="Prrafodelista"/>
+        <w:numPr>
+          <w:ilvl w:val="0"/>
+          <w:numId w:val="32"/>
+        </w:numPr>
+        <w:rPr>
+          <w:rFonts w:ascii="Arial" w:hAnsi="Arial" w:cs="Arial"/>
+          <w:lang w:eastAsia="es-MX"/>
+        </w:rPr>
+      </w:pPr>
+      <w:r>
+        <w:rPr>
+          <w:rFonts w:ascii="Arial" w:hAnsi="Arial" w:cs="Arial"/>
+          <w:lang w:eastAsia="es-MX"/>
+        </w:rPr>
+        <w:t>Eliminación de tarjetas.</w:t>
+      </w:r>
+    </w:p>
+    <w:p>
+      <w:pPr>
+        <w:pStyle w:val="Prrafodelista"/>
+        <w:numPr>
+          <w:ilvl w:val="0"/>
+          <w:numId w:val="32"/>
+        </w:numPr>
+        <w:rPr>
+          <w:rFonts w:ascii="Arial" w:hAnsi="Arial" w:cs="Arial"/>
+          <w:lang w:eastAsia="es-MX"/>
+        </w:rPr>
+      </w:pPr>
+      <w:r>
+        <w:rPr>
+          <w:rFonts w:ascii="Arial" w:hAnsi="Arial" w:cs="Arial"/>
+          <w:lang w:eastAsia="es-MX"/>
+        </w:rPr>
+        <w:t>Consulta de saldo disponible.</w:t>
+      </w:r>
+    </w:p>
+    <w:p>
+      <w:pPr>
+        <w:pStyle w:val="Prrafodelista"/>
+        <w:numPr>
+          <w:ilvl w:val="0"/>
+          <w:numId w:val="32"/>
+        </w:numPr>
+        <w:rPr>
+          <w:rFonts w:ascii="Arial" w:hAnsi="Arial" w:cs="Arial"/>
+          <w:lang w:eastAsia="es-MX"/>
+        </w:rPr>
+      </w:pPr>
+      <w:r>
+        <w:rPr>
+          <w:rFonts w:ascii="Arial" w:hAnsi="Arial" w:cs="Arial"/>
+          <w:lang w:eastAsia="es-MX"/>
+        </w:rPr>
+        <w:t>Registro de ingresos.</w:t>
+      </w:r>
+    </w:p>
+    <w:p>
+      <w:pPr>
+        <w:pStyle w:val="Prrafodelista"/>
+        <w:numPr>
+          <w:ilvl w:val="0"/>
+          <w:numId w:val="32"/>
+        </w:numPr>
+        <w:rPr>
+          <w:rFonts w:ascii="Arial" w:hAnsi="Arial" w:cs="Arial"/>
+          <w:lang w:eastAsia="es-MX"/>
+        </w:rPr>
+      </w:pPr>
+      <w:r>
+        <w:rPr>
+          <w:rFonts w:ascii="Arial" w:hAnsi="Arial" w:cs="Arial"/>
+          <w:lang w:eastAsia="es-MX"/>
+        </w:rPr>
+        <w:t>Registro de egresos.</w:t>
+      </w:r>
+    </w:p>
+    <w:p>
+      <w:pPr>
+        <w:pStyle w:val="Prrafodelista"/>
+        <w:numPr>
+          <w:ilvl w:val="0"/>
+          <w:numId w:val="32"/>
+        </w:numPr>
+        <w:rPr>
+          <w:rFonts w:ascii="Arial" w:hAnsi="Arial" w:cs="Arial"/>
+          <w:lang w:eastAsia="es-MX"/>
+        </w:rPr>
+      </w:pPr>
+      <w:r>
+        <w:rPr>
+          <w:rFonts w:ascii="Arial" w:hAnsi="Arial" w:cs="Arial"/>
+          <w:lang w:eastAsia="es-MX"/>
+        </w:rPr>
+        <w:t>Consulta de movimientos históricos.</w:t>
+      </w:r>
+    </w:p>
+    <w:p>
+      <w:pPr>
+        <w:ind w:left="360"/>
+        <w:rPr>
+          <w:rFonts w:ascii="Arial" w:hAnsi="Arial" w:cs="Arial"/>
+          <w:lang w:eastAsia="es-MX"/>
+        </w:rPr>
+      </w:pPr>
+      <w:r>
+        <w:rPr>
+          <w:rFonts w:ascii="Arial" w:hAnsi="Arial" w:cs="Arial"/>
+          <w:lang w:eastAsia="es-MX"/>
+        </w:rPr>
+        <w:t>Información administrada</w:t>
+      </w:r>
+      <w:r>
+        <w:rPr>
+          <w:rFonts w:ascii="Arial" w:hAnsi="Arial" w:cs="Arial"/>
+          <w:lang w:eastAsia="es-MX"/>
+        </w:rPr>
+        <w:t>:</w:t>
+      </w:r>
+    </w:p>
+    <w:p>
+      <w:pPr>
+        <w:pStyle w:val="Prrafodelista"/>
+        <w:numPr>
+          <w:ilvl w:val="0"/>
+          <w:numId w:val="33"/>
+        </w:numPr>
+        <w:rPr>
+          <w:rFonts w:ascii="Arial" w:hAnsi="Arial" w:cs="Arial"/>
+          <w:lang w:eastAsia="es-MX"/>
+        </w:rPr>
+      </w:pPr>
+      <w:r>
+        <w:rPr>
+          <w:rFonts w:ascii="Arial" w:hAnsi="Arial" w:cs="Arial"/>
+          <w:lang w:eastAsia="es-MX"/>
+        </w:rPr>
+        <w:t>Banco.</w:t>
+      </w:r>
+    </w:p>
+    <w:p>
+      <w:pPr>
+        <w:pStyle w:val="Prrafodelista"/>
+        <w:numPr>
+          <w:ilvl w:val="0"/>
+          <w:numId w:val="33"/>
+        </w:numPr>
+        <w:rPr>
+          <w:rFonts w:ascii="Arial" w:hAnsi="Arial" w:cs="Arial"/>
+          <w:lang w:eastAsia="es-MX"/>
+        </w:rPr>
+      </w:pPr>
+      <w:r>
+        <w:rPr>
+          <w:rFonts w:ascii="Arial" w:hAnsi="Arial" w:cs="Arial"/>
+          <w:lang w:eastAsia="es-MX"/>
+        </w:rPr>
+        <w:t>Saldo disponible.</w:t>
+      </w:r>
+    </w:p>
+    <w:p>
+      <w:pPr>
+        <w:pStyle w:val="Prrafodelista"/>
+        <w:numPr>
+          <w:ilvl w:val="0"/>
+          <w:numId w:val="33"/>
+        </w:numPr>
+        <w:rPr>
+          <w:rFonts w:ascii="Arial" w:hAnsi="Arial" w:cs="Arial"/>
+          <w:lang w:eastAsia="es-MX"/>
+        </w:rPr>
+      </w:pPr>
+      <w:r>
+        <w:rPr>
+          <w:rFonts w:ascii="Arial" w:hAnsi="Arial" w:cs="Arial"/>
+          <w:lang w:eastAsia="es-MX"/>
+        </w:rPr>
+        <w:t>Fecha de registro.</w:t>
+      </w:r>
+    </w:p>
+    <w:p>
+      <w:pPr>
+        <w:ind w:left="360"/>
+        <w:rPr>
+          <w:rFonts w:ascii="Arial" w:hAnsi="Arial" w:cs="Arial"/>
+          <w:lang w:eastAsia="es-MX"/>
+        </w:rPr>
+      </w:pPr>
+      <w:r>
+        <w:rPr>
+          <w:rFonts w:ascii="Arial" w:hAnsi="Arial" w:cs="Arial"/>
+          <w:lang w:eastAsia="es-MX"/>
+        </w:rPr>
+        <w:t>MODULO DE GESTION DE TARJETAS</w:t>
+      </w:r>
+    </w:p>
+    <w:p>
+      <w:pPr>
+        <w:ind w:left="360"/>
+        <w:rPr>
+          <w:rFonts w:ascii="Arial" w:hAnsi="Arial" w:cs="Arial"/>
+          <w:lang w:eastAsia="es-MX"/>
+        </w:rPr>
+      </w:pPr>
+      <w:r>
+        <w:rPr>
+          <w:rFonts w:ascii="Arial" w:hAnsi="Arial" w:cs="Arial"/>
+          <w:lang w:eastAsia="es-MX"/>
+        </w:rPr>
+        <w:t>Este módulo permite realizar operaciones de mantenimiento sobre la información almacenada.</w:t>
+      </w:r>
+    </w:p>
+    <w:p>
+      <w:pPr>
+        <w:ind w:left="360"/>
+        <w:rPr>
+          <w:rFonts w:ascii="Arial" w:hAnsi="Arial" w:cs="Arial"/>
+          <w:lang w:eastAsia="es-MX"/>
+        </w:rPr>
+      </w:pPr>
+      <w:r>
+        <w:rPr>
+          <w:rFonts w:ascii="Arial" w:hAnsi="Arial" w:cs="Arial"/>
+          <w:lang w:eastAsia="es-MX"/>
+        </w:rPr>
+        <w:t>Funcionalidades</w:t>
+      </w:r>
+      <w:r>
+        <w:rPr>
+          <w:rFonts w:ascii="Arial" w:hAnsi="Arial" w:cs="Arial"/>
+          <w:lang w:eastAsia="es-MX"/>
+        </w:rPr>
+        <w:t>:</w:t>
+      </w:r>
+    </w:p>
+    <w:p>
+      <w:pPr>
+        <w:pStyle w:val="Prrafodelista"/>
+        <w:numPr>
+          <w:ilvl w:val="0"/>
+          <w:numId w:val="36"/>
+        </w:numPr>
+        <w:rPr>
+          <w:rFonts w:ascii="Arial" w:hAnsi="Arial" w:cs="Arial"/>
+          <w:lang w:eastAsia="es-MX"/>
+        </w:rPr>
+      </w:pPr>
+      <w:r>
+        <w:rPr>
+          <w:rFonts w:ascii="Arial" w:hAnsi="Arial" w:cs="Arial"/>
+          <w:lang w:eastAsia="es-MX"/>
+        </w:rPr>
+        <w:t>Agregar tarjetas.</w:t>
+      </w:r>
+    </w:p>
+    <w:p>
+      <w:pPr>
+        <w:pStyle w:val="Prrafodelista"/>
+        <w:numPr>
+          <w:ilvl w:val="0"/>
+          <w:numId w:val="36"/>
+        </w:numPr>
+        <w:rPr>
+          <w:rFonts w:ascii="Arial" w:hAnsi="Arial" w:cs="Arial"/>
+          <w:lang w:eastAsia="es-MX"/>
+        </w:rPr>
+      </w:pPr>
+      <w:r>
+        <w:rPr>
+          <w:rFonts w:ascii="Arial" w:hAnsi="Arial" w:cs="Arial"/>
+          <w:lang w:eastAsia="es-MX"/>
+        </w:rPr>
+        <w:t>Eliminar tarjetas.</w:t>
+      </w:r>
+    </w:p>
+    <w:p>
+      <w:pPr>
+        <w:pStyle w:val="Prrafodelista"/>
+        <w:numPr>
+          <w:ilvl w:val="0"/>
+          <w:numId w:val="36"/>
+        </w:numPr>
+        <w:rPr>
+          <w:rFonts w:ascii="Arial" w:hAnsi="Arial" w:cs="Arial"/>
+          <w:lang w:eastAsia="es-MX"/>
+        </w:rPr>
+      </w:pPr>
+      <w:r>
+        <w:rPr>
+          <w:rFonts w:ascii="Arial" w:hAnsi="Arial" w:cs="Arial"/>
+          <w:lang w:eastAsia="es-MX"/>
+        </w:rPr>
+        <w:t>Modificar datos bancarios.</w:t>
+      </w:r>
+    </w:p>
+    <w:p>
+      <w:pPr>
+        <w:pStyle w:val="Prrafodelista"/>
+        <w:numPr>
+          <w:ilvl w:val="0"/>
+          <w:numId w:val="36"/>
+        </w:numPr>
+        <w:rPr>
+          <w:rFonts w:ascii="Arial" w:hAnsi="Arial" w:cs="Arial"/>
+          <w:lang w:eastAsia="es-MX"/>
+        </w:rPr>
+      </w:pPr>
+      <w:r>
+        <w:rPr>
+          <w:rFonts w:ascii="Arial" w:hAnsi="Arial" w:cs="Arial"/>
+          <w:lang w:eastAsia="es-MX"/>
+        </w:rPr>
+        <w:t>Eliminar movimientos incorrectos.</w:t>
+      </w:r>
+    </w:p>
+    <w:p>
+      <w:pPr>
+        <w:pStyle w:val="Prrafodelista"/>
+        <w:numPr>
+          <w:ilvl w:val="0"/>
+          <w:numId w:val="36"/>
+        </w:numPr>
+        <w:rPr>
+          <w:rFonts w:ascii="Arial" w:hAnsi="Arial" w:cs="Arial"/>
+          <w:lang w:eastAsia="es-MX"/>
+        </w:rPr>
+      </w:pPr>
+      <w:r>
+        <w:rPr>
+          <w:rFonts w:ascii="Arial" w:hAnsi="Arial" w:cs="Arial"/>
+          <w:lang w:eastAsia="es-MX"/>
+        </w:rPr>
+        <w:t>Modificar movimientos.</w:t>
+      </w:r>
+    </w:p>
+    <w:p>
+      <w:pPr>
+        <w:pStyle w:val="Prrafodelista"/>
+        <w:numPr>
+          <w:ilvl w:val="0"/>
+          <w:numId w:val="36"/>
+        </w:numPr>
+        <w:rPr>
+          <w:rFonts w:ascii="Arial" w:hAnsi="Arial" w:cs="Arial"/>
+          <w:lang w:eastAsia="es-MX"/>
+        </w:rPr>
+      </w:pPr>
+      <w:r>
+        <w:rPr>
+          <w:rFonts w:ascii="Arial" w:hAnsi="Arial" w:cs="Arial"/>
+          <w:lang w:eastAsia="es-MX"/>
+        </w:rPr>
+        <w:t>Eliminar cuenta de usuario.</w:t>
+      </w:r>
+    </w:p>
+    <w:p>
+      <w:pPr>
+        <w:ind w:left="360"/>
+        <w:rPr>
+          <w:rFonts w:ascii="Arial" w:hAnsi="Arial" w:cs="Arial"/>
+          <w:lang w:eastAsia="es-MX"/>
+        </w:rPr>
+      </w:pPr>
+      <w:r>
+        <w:rPr>
+          <w:rFonts w:ascii="Arial" w:hAnsi="Arial" w:cs="Arial"/>
+          <w:lang w:eastAsia="es-MX"/>
+        </w:rPr>
+        <w:t>MODULO DE MOVIMINETOS FINANCIEROS</w:t>
+      </w:r>
+    </w:p>
+    <w:p>
+      <w:pPr>
+        <w:ind w:left="360"/>
+        <w:rPr>
+          <w:rFonts w:ascii="Arial" w:hAnsi="Arial" w:cs="Arial"/>
+          <w:lang w:eastAsia="es-MX"/>
+        </w:rPr>
+      </w:pPr>
+      <w:r>
+        <w:rPr>
+          <w:rFonts w:ascii="Arial" w:hAnsi="Arial" w:cs="Arial"/>
+          <w:lang w:eastAsia="es-MX"/>
+        </w:rPr>
+        <w:t>Este módulo concentra los movimientos realizados por el usuario tanto en tarjetas de crédito como de débito.</w:t>
+      </w:r>
+    </w:p>
+    <w:p>
+      <w:pPr>
+        <w:ind w:left="360"/>
+        <w:rPr>
+          <w:rFonts w:ascii="Arial" w:hAnsi="Arial" w:cs="Arial"/>
+          <w:lang w:eastAsia="es-MX"/>
+        </w:rPr>
+      </w:pPr>
+      <w:r>
+        <w:rPr>
+          <w:rFonts w:ascii="Arial" w:hAnsi="Arial" w:cs="Arial"/>
+          <w:lang w:eastAsia="es-MX"/>
+        </w:rPr>
+        <w:t>Funcionalidades</w:t>
+      </w:r>
+      <w:r>
+        <w:rPr>
+          <w:rFonts w:ascii="Arial" w:hAnsi="Arial" w:cs="Arial"/>
+          <w:lang w:eastAsia="es-MX"/>
+        </w:rPr>
+        <w:t>:</w:t>
+      </w:r>
+    </w:p>
+    <w:p>
+      <w:pPr>
+        <w:pStyle w:val="Prrafodelista"/>
+        <w:numPr>
+          <w:ilvl w:val="0"/>
+          <w:numId w:val="34"/>
+        </w:numPr>
+        <w:rPr>
+          <w:rFonts w:ascii="Arial" w:hAnsi="Arial" w:cs="Arial"/>
+          <w:lang w:eastAsia="es-MX"/>
+        </w:rPr>
+      </w:pPr>
+      <w:r>
+        <w:rPr>
+          <w:rFonts w:ascii="Arial" w:hAnsi="Arial" w:cs="Arial"/>
+          <w:lang w:eastAsia="es-MX"/>
+        </w:rPr>
+        <w:t>Registrar ingresos.</w:t>
+      </w:r>
+    </w:p>
+    <w:p>
+      <w:pPr>
+        <w:pStyle w:val="Prrafodelista"/>
+        <w:numPr>
+          <w:ilvl w:val="0"/>
+          <w:numId w:val="34"/>
+        </w:numPr>
+        <w:rPr>
+          <w:rFonts w:ascii="Arial" w:hAnsi="Arial" w:cs="Arial"/>
+          <w:lang w:eastAsia="es-MX"/>
+        </w:rPr>
+      </w:pPr>
+      <w:r>
+        <w:rPr>
+          <w:rFonts w:ascii="Arial" w:hAnsi="Arial" w:cs="Arial"/>
+          <w:lang w:eastAsia="es-MX"/>
+        </w:rPr>
+        <w:t>Registrar egresos.</w:t>
+      </w:r>
+    </w:p>
+    <w:p>
+      <w:pPr>
+        <w:pStyle w:val="Prrafodelista"/>
+        <w:numPr>
+          <w:ilvl w:val="0"/>
+          <w:numId w:val="34"/>
+        </w:numPr>
+        <w:rPr>
+          <w:rFonts w:ascii="Arial" w:hAnsi="Arial" w:cs="Arial"/>
+          <w:lang w:eastAsia="es-MX"/>
+        </w:rPr>
+      </w:pPr>
+      <w:r>
+        <w:rPr>
+          <w:rFonts w:ascii="Arial" w:hAnsi="Arial" w:cs="Arial"/>
+          <w:lang w:eastAsia="es-MX"/>
+        </w:rPr>
+        <w:lastRenderedPageBreak/>
+        <w:t>Registrar compras.</w:t>
+      </w:r>
+    </w:p>
+    <w:p>
+      <w:pPr>
+        <w:pStyle w:val="Prrafodelista"/>
+        <w:numPr>
+          <w:ilvl w:val="0"/>
+          <w:numId w:val="34"/>
+        </w:numPr>
+        <w:rPr>
+          <w:rFonts w:ascii="Arial" w:hAnsi="Arial" w:cs="Arial"/>
+          <w:lang w:eastAsia="es-MX"/>
+        </w:rPr>
+      </w:pPr>
+      <w:r>
+        <w:rPr>
+          <w:rFonts w:ascii="Arial" w:hAnsi="Arial" w:cs="Arial"/>
+          <w:lang w:eastAsia="es-MX"/>
+        </w:rPr>
+        <w:t>Registrar pagos.</w:t>
+      </w:r>
+    </w:p>
+    <w:p>
+      <w:pPr>
+        <w:pStyle w:val="Prrafodelista"/>
+        <w:numPr>
+          <w:ilvl w:val="0"/>
+          <w:numId w:val="34"/>
+        </w:numPr>
+        <w:rPr>
+          <w:rFonts w:ascii="Arial" w:hAnsi="Arial" w:cs="Arial"/>
+          <w:lang w:eastAsia="es-MX"/>
+        </w:rPr>
+      </w:pPr>
+      <w:r>
+        <w:rPr>
+          <w:rFonts w:ascii="Arial" w:hAnsi="Arial" w:cs="Arial"/>
+          <w:lang w:eastAsia="es-MX"/>
+        </w:rPr>
+        <w:t>Clasificar movimientos.</w:t>
+      </w:r>
+    </w:p>
+    <w:p>
+      <w:pPr>
+        <w:pStyle w:val="Prrafodelista"/>
+        <w:numPr>
+          <w:ilvl w:val="0"/>
+          <w:numId w:val="34"/>
+        </w:numPr>
+        <w:rPr>
+          <w:rFonts w:ascii="Arial" w:hAnsi="Arial" w:cs="Arial"/>
+          <w:lang w:eastAsia="es-MX"/>
+        </w:rPr>
+      </w:pPr>
+      <w:r>
+        <w:rPr>
+          <w:rFonts w:ascii="Arial" w:hAnsi="Arial" w:cs="Arial"/>
+          <w:lang w:eastAsia="es-MX"/>
+        </w:rPr>
+        <w:t>Consultar historial financiero.</w:t>
+      </w:r>
+    </w:p>
+    <w:p>
+      <w:pPr>
+        <w:pStyle w:val="Prrafodelista"/>
+        <w:numPr>
+          <w:ilvl w:val="0"/>
+          <w:numId w:val="34"/>
+        </w:numPr>
+        <w:rPr>
+          <w:rFonts w:ascii="Arial" w:hAnsi="Arial" w:cs="Arial"/>
+          <w:lang w:eastAsia="es-MX"/>
+        </w:rPr>
+      </w:pPr>
+      <w:r>
+        <w:rPr>
+          <w:rFonts w:ascii="Arial" w:hAnsi="Arial" w:cs="Arial"/>
+          <w:lang w:eastAsia="es-MX"/>
+        </w:rPr>
+        <w:t>Datos almacenados</w:t>
+      </w:r>
+    </w:p>
+    <w:p>
+      <w:pPr>
+        <w:pStyle w:val="Prrafodelista"/>
+        <w:numPr>
+          <w:ilvl w:val="0"/>
+          <w:numId w:val="34"/>
+        </w:numPr>
+        <w:rPr>
+          <w:rFonts w:ascii="Arial" w:hAnsi="Arial" w:cs="Arial"/>
+          <w:lang w:eastAsia="es-MX"/>
+        </w:rPr>
+      </w:pPr>
+      <w:r>
+        <w:rPr>
+          <w:rFonts w:ascii="Arial" w:hAnsi="Arial" w:cs="Arial"/>
+          <w:lang w:eastAsia="es-MX"/>
+        </w:rPr>
+        <w:t>Monto.</w:t>
+      </w:r>
+    </w:p>
+    <w:p>
+      <w:pPr>
+        <w:pStyle w:val="Prrafodelista"/>
+        <w:numPr>
+          <w:ilvl w:val="0"/>
+          <w:numId w:val="34"/>
+        </w:numPr>
+        <w:rPr>
+          <w:rFonts w:ascii="Arial" w:hAnsi="Arial" w:cs="Arial"/>
+          <w:lang w:eastAsia="es-MX"/>
+        </w:rPr>
+      </w:pPr>
+      <w:r>
+        <w:rPr>
+          <w:rFonts w:ascii="Arial" w:hAnsi="Arial" w:cs="Arial"/>
+          <w:lang w:eastAsia="es-MX"/>
+        </w:rPr>
+        <w:t>Fecha del movimiento.</w:t>
+      </w:r>
+    </w:p>
+    <w:p>
+      <w:pPr>
+        <w:pStyle w:val="Prrafodelista"/>
+        <w:numPr>
+          <w:ilvl w:val="0"/>
+          <w:numId w:val="34"/>
+        </w:numPr>
+        <w:rPr>
+          <w:rFonts w:ascii="Arial" w:hAnsi="Arial" w:cs="Arial"/>
+          <w:lang w:eastAsia="es-MX"/>
+        </w:rPr>
+      </w:pPr>
+      <w:r>
+        <w:rPr>
+          <w:rFonts w:ascii="Arial" w:hAnsi="Arial" w:cs="Arial"/>
+          <w:lang w:eastAsia="es-MX"/>
+        </w:rPr>
+        <w:t>Concepto.</w:t>
+      </w:r>
+    </w:p>
+    <w:p>
+      <w:pPr>
+        <w:pStyle w:val="Prrafodelista"/>
+        <w:numPr>
+          <w:ilvl w:val="0"/>
+          <w:numId w:val="34"/>
+        </w:numPr>
+        <w:rPr>
+          <w:rFonts w:ascii="Arial" w:hAnsi="Arial" w:cs="Arial"/>
+          <w:lang w:eastAsia="es-MX"/>
+        </w:rPr>
+      </w:pPr>
+      <w:r>
+        <w:rPr>
+          <w:rFonts w:ascii="Arial" w:hAnsi="Arial" w:cs="Arial"/>
+          <w:lang w:eastAsia="es-MX"/>
+        </w:rPr>
+        <w:t>Tipo de movimiento.</w:t>
+      </w:r>
+    </w:p>
+    <w:p>
+      <w:pPr>
+        <w:pStyle w:val="Prrafodelista"/>
+        <w:numPr>
+          <w:ilvl w:val="0"/>
+          <w:numId w:val="34"/>
+        </w:numPr>
+        <w:rPr>
+          <w:rFonts w:ascii="Arial" w:hAnsi="Arial" w:cs="Arial"/>
+          <w:lang w:eastAsia="es-MX"/>
+        </w:rPr>
+      </w:pPr>
+      <w:r>
+        <w:rPr>
+          <w:rFonts w:ascii="Arial" w:hAnsi="Arial" w:cs="Arial"/>
+          <w:lang w:eastAsia="es-MX"/>
+        </w:rPr>
+        <w:t>Tarjeta asociada.</w:t>
+      </w:r>
+    </w:p>
+    <w:p>
+      <w:pPr>
+        <w:ind w:left="360"/>
+        <w:rPr>
+          <w:rFonts w:ascii="Arial" w:hAnsi="Arial" w:cs="Arial"/>
+          <w:lang w:eastAsia="es-MX"/>
+        </w:rPr>
+      </w:pPr>
+    </w:p>
+    <w:p>
+      <w:pPr>
+        <w:ind w:left="360"/>
+        <w:rPr>
+          <w:rFonts w:ascii="Arial" w:hAnsi="Arial" w:cs="Arial"/>
+          <w:lang w:eastAsia="es-MX"/>
+        </w:rPr>
+      </w:pPr>
+      <w:r>
+        <w:rPr>
+          <w:rFonts w:ascii="Arial" w:hAnsi="Arial" w:cs="Arial"/>
+          <w:lang w:eastAsia="es-MX"/>
+        </w:rPr>
+        <w:t>T</w:t>
+      </w:r>
+      <w:r>
+        <w:rPr>
+          <w:rFonts w:ascii="Arial" w:hAnsi="Arial" w:cs="Arial"/>
+          <w:lang w:eastAsia="es-MX"/>
+        </w:rPr>
+        <w:t>ipos de movimiento</w:t>
+      </w:r>
+      <w:r>
+        <w:rPr>
+          <w:rFonts w:ascii="Arial" w:hAnsi="Arial" w:cs="Arial"/>
+          <w:lang w:eastAsia="es-MX"/>
+        </w:rPr>
+        <w:t>:</w:t>
+      </w:r>
+    </w:p>
+    <w:p>
+      <w:pPr>
+        <w:pStyle w:val="Prrafodelista"/>
+        <w:numPr>
+          <w:ilvl w:val="0"/>
+          <w:numId w:val="35"/>
+        </w:numPr>
+        <w:rPr>
+          <w:rFonts w:ascii="Arial" w:hAnsi="Arial" w:cs="Arial"/>
+          <w:lang w:eastAsia="es-MX"/>
+        </w:rPr>
+      </w:pPr>
+      <w:r>
+        <w:rPr>
+          <w:rFonts w:ascii="Arial" w:hAnsi="Arial" w:cs="Arial"/>
+          <w:lang w:eastAsia="es-MX"/>
+        </w:rPr>
+        <w:t>Ingreso.</w:t>
+      </w:r>
+    </w:p>
+    <w:p>
+      <w:pPr>
+        <w:pStyle w:val="Prrafodelista"/>
+        <w:numPr>
+          <w:ilvl w:val="0"/>
+          <w:numId w:val="35"/>
+        </w:numPr>
+        <w:rPr>
+          <w:rFonts w:ascii="Arial" w:hAnsi="Arial" w:cs="Arial"/>
+          <w:lang w:eastAsia="es-MX"/>
+        </w:rPr>
+      </w:pPr>
+      <w:r>
+        <w:rPr>
+          <w:rFonts w:ascii="Arial" w:hAnsi="Arial" w:cs="Arial"/>
+          <w:lang w:eastAsia="es-MX"/>
+        </w:rPr>
+        <w:t>Egreso.</w:t>
+      </w:r>
+    </w:p>
+    <w:p>
+      <w:pPr>
+        <w:pStyle w:val="Prrafodelista"/>
+        <w:numPr>
+          <w:ilvl w:val="0"/>
+          <w:numId w:val="35"/>
+        </w:numPr>
+        <w:rPr>
+          <w:rFonts w:ascii="Arial" w:hAnsi="Arial" w:cs="Arial"/>
+          <w:lang w:eastAsia="es-MX"/>
+        </w:rPr>
+      </w:pPr>
+      <w:r>
+        <w:rPr>
+          <w:rFonts w:ascii="Arial" w:hAnsi="Arial" w:cs="Arial"/>
+          <w:lang w:eastAsia="es-MX"/>
+        </w:rPr>
+        <w:t>Compra.</w:t>
+      </w:r>
+    </w:p>
+    <w:p>
+      <w:pPr>
+        <w:pStyle w:val="Prrafodelista"/>
+        <w:numPr>
+          <w:ilvl w:val="0"/>
+          <w:numId w:val="35"/>
+        </w:numPr>
+        <w:rPr>
+          <w:rFonts w:ascii="Arial" w:hAnsi="Arial" w:cs="Arial"/>
+          <w:lang w:eastAsia="es-MX"/>
+        </w:rPr>
+      </w:pPr>
+      <w:r>
+        <w:rPr>
+          <w:rFonts w:ascii="Arial" w:hAnsi="Arial" w:cs="Arial"/>
+          <w:lang w:eastAsia="es-MX"/>
+        </w:rPr>
+        <w:t>Pago.</w:t>
+      </w:r>
+    </w:p>
+    <w:p>
+      <w:pPr>
+        <w:pStyle w:val="Prrafodelista"/>
+        <w:numPr>
+          <w:ilvl w:val="0"/>
+          <w:numId w:val="35"/>
+        </w:numPr>
+        <w:rPr>
+          <w:rFonts w:ascii="Arial" w:hAnsi="Arial" w:cs="Arial"/>
+          <w:lang w:eastAsia="es-MX"/>
+        </w:rPr>
+      </w:pPr>
+      <w:r>
+        <w:rPr>
+          <w:rFonts w:ascii="Arial" w:hAnsi="Arial" w:cs="Arial"/>
+          <w:lang w:eastAsia="es-MX"/>
+        </w:rPr>
+        <w:t>Transferencia.</w:t>
+      </w:r>
+    </w:p>
+    <w:p>
+      <w:pPr>
+        <w:ind w:left="720"/>
+        <w:rPr>
+          <w:rFonts w:ascii="Arial" w:hAnsi="Arial" w:cs="Arial"/>
+          <w:lang w:eastAsia="es-MX"/>
+        </w:rPr>
+      </w:pPr>
+    </w:p>
+    <w:p>
+      <w:pPr>
+        <w:ind w:left="360"/>
+        <w:rPr>
+          <w:rFonts w:ascii="Arial" w:hAnsi="Arial" w:cs="Arial"/>
+          <w:lang w:eastAsia="es-MX"/>
+        </w:rPr>
+      </w:pPr>
+      <w:r>
+        <w:rPr>
+          <w:rFonts w:ascii="Arial" w:hAnsi="Arial" w:cs="Arial"/>
+          <w:lang w:eastAsia="es-MX"/>
+        </w:rPr>
         <w:t>ESTRUCTURA DE MAIN</w:t>
       </w:r>
     </w:p>
@@ -13598,6 +15098,7 @@
           <w:rFonts w:ascii="Arial" w:hAnsi="Arial" w:cs="Arial"/>
           <w:lang w:eastAsia="es-MX"/>
         </w:rPr>
+        <w:lastRenderedPageBreak/>
         <w:t>elimina movimientos crédito/debito</w:t>
       </w:r>
     </w:p>
@@ -13961,7 +15462,7 @@
         <w:rPr>
           <w:rFonts w:cs="Arial"/>
         </w:rPr>
-        <w:t>Diseño de la base de datos.</w:t>
+        <w:t>Diseño de la base de datos</w:t>
       </w:r>
       <w:bookmarkEnd w:id="11"/>
     </w:p>
@@ -13977,7 +15478,6 @@
           <w:rFonts w:ascii="Arial" w:hAnsi="Arial" w:cs="Arial"/>
           <w:lang w:eastAsia="es-MX"/>
         </w:rPr>
-        <w:lastRenderedPageBreak/>
         <w:t>MODELO ENTIDAAD-RELACION.</w:t>
       </w:r>
     </w:p>
@@ -14137,6 +15637,7 @@
         <w:rPr>
           <w:rFonts w:cs="Arial"/>
         </w:rPr>
+        <w:lastRenderedPageBreak/>
         <w:t>Versionado de la base de datos.</w:t>
       </w:r>
       <w:bookmarkEnd w:id="12"/>
@@ -14529,6 +16030,7 @@
         <w:rPr>
           <w:lang w:eastAsia="es-MX"/>
         </w:rPr>
+        <w:lastRenderedPageBreak/>
         <w:t>Estrategia de trabajo</w:t>
       </w:r>
     </w:p>
@@ -14974,7 +16476,6 @@
           <w:rFonts w:ascii="Arial" w:hAnsi="Arial" w:cs="Arial"/>
           <w:lang w:val="en-US" w:eastAsia="es-MX"/>
         </w:rPr>
-        <w:lastRenderedPageBreak/>
         <w:t>Rama Dev/</w:t>
       </w:r>
       <w:proofErr w:type="spellStart"/>
@@ -15146,6 +16647,7 @@
         <w:rPr>
           <w:rFonts w:cs="Arial"/>
         </w:rPr>
+        <w:lastRenderedPageBreak/>
         <w:t>Prácticas de programación segura.</w:t>
       </w:r>
       <w:bookmarkEnd w:id="21"/>
@@ -15308,7 +16810,6 @@
         <w:rPr>
           <w:rFonts w:cs="Arial"/>
         </w:rPr>
-        <w:lastRenderedPageBreak/>
         <w:t>Aplicación de las pruebas.</w:t>
       </w:r>
       <w:bookmarkEnd w:id="27"/>
@@ -15427,6 +16928,7 @@
       </w:pPr>
       <w:r>
         <w:rPr>
+          <w:noProof/>
           <w:lang w:eastAsia="es-MX"/>
         </w:rPr>
         <w:drawing>
@@ -15713,6 +17215,232 @@
     </w:lvl>
   </w:abstractNum>
   <w:abstractNum w:abstractNumId="1" w15:restartNumberingAfterBreak="0">
+    <w:nsid w:val="033A67C6"/>
+    <w:multiLevelType w:val="hybridMultilevel"/>
+    <w:tmpl w:val="EA58F27C"/>
+    <w:lvl w:ilvl="0" w:tplc="080A0001">
+      <w:start w:val="1"/>
+      <w:numFmt w:val="bullet"/>
+      <w:lvlText w:val=""/>
+      <w:lvlJc w:val="left"/>
+      <w:pPr>
+        <w:ind w:left="1080" w:hanging="360"/>
+      </w:pPr>
+      <w:rPr>
+        <w:rFonts w:ascii="Symbol" w:hAnsi="Symbol" w:hint="default"/>
+      </w:rPr>
+    </w:lvl>
+    <w:lvl w:ilvl="1" w:tplc="080A0003" w:tentative="1">
+      <w:start w:val="1"/>
+      <w:numFmt w:val="bullet"/>
+      <w:lvlText w:val="o"/>
+      <w:lvlJc w:val="left"/>
+      <w:pPr>
+        <w:ind w:left="1800" w:hanging="360"/>
+      </w:pPr>
+      <w:rPr>
+        <w:rFonts w:ascii="Courier New" w:hAnsi="Courier New" w:cs="Courier New" w:hint="default"/>
+      </w:rPr>
+    </w:lvl>
+    <w:lvl w:ilvl="2" w:tplc="080A0005" w:tentative="1">
+      <w:start w:val="1"/>
+      <w:numFmt w:val="bullet"/>
+      <w:lvlText w:val=""/>
+      <w:lvlJc w:val="left"/>
+      <w:pPr>
+        <w:ind w:left="2520" w:hanging="360"/>
+      </w:pPr>
+      <w:rPr>
+        <w:rFonts w:ascii="Wingdings" w:hAnsi="Wingdings" w:hint="default"/>
+      </w:rPr>
+    </w:lvl>
+    <w:lvl w:ilvl="3" w:tplc="080A0001" w:tentative="1">
+      <w:start w:val="1"/>
+      <w:numFmt w:val="bullet"/>
+      <w:lvlText w:val=""/>
+      <w:lvlJc w:val="left"/>
+      <w:pPr>
+        <w:ind w:left="3240" w:hanging="360"/>
+      </w:pPr>
+      <w:rPr>
+        <w:rFonts w:ascii="Symbol" w:hAnsi="Symbol" w:hint="default"/>
+      </w:rPr>
+    </w:lvl>
+    <w:lvl w:ilvl="4" w:tplc="080A0003" w:tentative="1">
+      <w:start w:val="1"/>
+      <w:numFmt w:val="bullet"/>
+      <w:lvlText w:val="o"/>
+      <w:lvlJc w:val="left"/>
+      <w:pPr>
+        <w:ind w:left="3960" w:hanging="360"/>
+      </w:pPr>
+      <w:rPr>
+        <w:rFonts w:ascii="Courier New" w:hAnsi="Courier New" w:cs="Courier New" w:hint="default"/>
+      </w:rPr>
+    </w:lvl>
+    <w:lvl w:ilvl="5" w:tplc="080A0005" w:tentative="1">
+      <w:start w:val="1"/>
+      <w:numFmt w:val="bullet"/>
+      <w:lvlText w:val=""/>
+      <w:lvlJc w:val="left"/>
+      <w:pPr>
+        <w:ind w:left="4680" w:hanging="360"/>
+      </w:pPr>
+      <w:rPr>
+        <w:rFonts w:ascii="Wingdings" w:hAnsi="Wingdings" w:hint="default"/>
+      </w:rPr>
+    </w:lvl>
+    <w:lvl w:ilvl="6" w:tplc="080A0001" w:tentative="1">
+      <w:start w:val="1"/>
+      <w:numFmt w:val="bullet"/>
+      <w:lvlText w:val=""/>
+      <w:lvlJc w:val="left"/>
+      <w:pPr>
+        <w:ind w:left="5400" w:hanging="360"/>
+      </w:pPr>
+      <w:rPr>
+        <w:rFonts w:ascii="Symbol" w:hAnsi="Symbol" w:hint="default"/>
+      </w:rPr>
+    </w:lvl>
+    <w:lvl w:ilvl="7" w:tplc="080A0003" w:tentative="1">
+      <w:start w:val="1"/>
+      <w:numFmt w:val="bullet"/>
+      <w:lvlText w:val="o"/>
+      <w:lvlJc w:val="left"/>
+      <w:pPr>
+        <w:ind w:left="6120" w:hanging="360"/>
+      </w:pPr>
+      <w:rPr>
+        <w:rFonts w:ascii="Courier New" w:hAnsi="Courier New" w:cs="Courier New" w:hint="default"/>
+      </w:rPr>
+    </w:lvl>
+    <w:lvl w:ilvl="8" w:tplc="080A0005" w:tentative="1">
+      <w:start w:val="1"/>
+      <w:numFmt w:val="bullet"/>
+      <w:lvlText w:val=""/>
+      <w:lvlJc w:val="left"/>
+      <w:pPr>
+        <w:ind w:left="6840" w:hanging="360"/>
+      </w:pPr>
+      <w:rPr>
+        <w:rFonts w:ascii="Wingdings" w:hAnsi="Wingdings" w:hint="default"/>
+      </w:rPr>
+    </w:lvl>
+  </w:abstractNum>
+  <w:abstractNum w:abstractNumId="2" w15:restartNumberingAfterBreak="0">
+    <w:nsid w:val="05EE3866"/>
+    <w:multiLevelType w:val="hybridMultilevel"/>
+    <w:tmpl w:val="A236809A"/>
+    <w:lvl w:ilvl="0" w:tplc="080A0001">
+      <w:start w:val="1"/>
+      <w:numFmt w:val="bullet"/>
+      <w:lvlText w:val=""/>
+      <w:lvlJc w:val="left"/>
+      <w:pPr>
+        <w:ind w:left="1080" w:hanging="360"/>
+      </w:pPr>
+      <w:rPr>
+        <w:rFonts w:ascii="Symbol" w:hAnsi="Symbol" w:hint="default"/>
+      </w:rPr>
+    </w:lvl>
+    <w:lvl w:ilvl="1" w:tplc="080A0003" w:tentative="1">
+      <w:start w:val="1"/>
+      <w:numFmt w:val="bullet"/>
+      <w:lvlText w:val="o"/>
+      <w:lvlJc w:val="left"/>
+      <w:pPr>
+        <w:ind w:left="1800" w:hanging="360"/>
+      </w:pPr>
+      <w:rPr>
+        <w:rFonts w:ascii="Courier New" w:hAnsi="Courier New" w:cs="Courier New" w:hint="default"/>
+      </w:rPr>
+    </w:lvl>
+    <w:lvl w:ilvl="2" w:tplc="080A0005" w:tentative="1">
+      <w:start w:val="1"/>
+      <w:numFmt w:val="bullet"/>
+      <w:lvlText w:val=""/>
+      <w:lvlJc w:val="left"/>
+      <w:pPr>
+        <w:ind w:left="2520" w:hanging="360"/>
+      </w:pPr>
+      <w:rPr>
+        <w:rFonts w:ascii="Wingdings" w:hAnsi="Wingdings" w:hint="default"/>
+      </w:rPr>
+    </w:lvl>
+    <w:lvl w:ilvl="3" w:tplc="080A0001" w:tentative="1">
+      <w:start w:val="1"/>
+      <w:numFmt w:val="bullet"/>
+      <w:lvlText w:val=""/>
+      <w:lvlJc w:val="left"/>
+      <w:pPr>
+        <w:ind w:left="3240" w:hanging="360"/>
+      </w:pPr>
+      <w:rPr>
+        <w:rFonts w:ascii="Symbol" w:hAnsi="Symbol" w:hint="default"/>
+      </w:rPr>
+    </w:lvl>
+    <w:lvl w:ilvl="4" w:tplc="080A0003" w:tentative="1">
+      <w:start w:val="1"/>
+      <w:numFmt w:val="bullet"/>
+      <w:lvlText w:val="o"/>
+      <w:lvlJc w:val="left"/>
+      <w:pPr>
+        <w:ind w:left="3960" w:hanging="360"/>
+      </w:pPr>
+      <w:rPr>
+        <w:rFonts w:ascii="Courier New" w:hAnsi="Courier New" w:cs="Courier New" w:hint="default"/>
+      </w:rPr>
+    </w:lvl>
+    <w:lvl w:ilvl="5" w:tplc="080A0005" w:tentative="1">
+      <w:start w:val="1"/>
+      <w:numFmt w:val="bullet"/>
+      <w:lvlText w:val=""/>
+      <w:lvlJc w:val="left"/>
+      <w:pPr>
+        <w:ind w:left="4680" w:hanging="360"/>
+      </w:pPr>
+      <w:rPr>
+        <w:rFonts w:ascii="Wingdings" w:hAnsi="Wingdings" w:hint="default"/>
+      </w:rPr>
+    </w:lvl>
+    <w:lvl w:ilvl="6" w:tplc="080A0001" w:tentative="1">
+      <w:start w:val="1"/>
+      <w:numFmt w:val="bullet"/>
+      <w:lvlText w:val=""/>
+      <w:lvlJc w:val="left"/>
+      <w:pPr>
+        <w:ind w:left="5400" w:hanging="360"/>
+      </w:pPr>
+      <w:rPr>
+        <w:rFonts w:ascii="Symbol" w:hAnsi="Symbol" w:hint="default"/>
+      </w:rPr>
+    </w:lvl>
+    <w:lvl w:ilvl="7" w:tplc="080A0003" w:tentative="1">
+      <w:start w:val="1"/>
+      <w:numFmt w:val="bullet"/>
+      <w:lvlText w:val="o"/>
+      <w:lvlJc w:val="left"/>
+      <w:pPr>
+        <w:ind w:left="6120" w:hanging="360"/>
+      </w:pPr>
+      <w:rPr>
+        <w:rFonts w:ascii="Courier New" w:hAnsi="Courier New" w:cs="Courier New" w:hint="default"/>
+      </w:rPr>
+    </w:lvl>
+    <w:lvl w:ilvl="8" w:tplc="080A0005" w:tentative="1">
+      <w:start w:val="1"/>
+      <w:numFmt w:val="bullet"/>
+      <w:lvlText w:val=""/>
+      <w:lvlJc w:val="left"/>
+      <w:pPr>
+        <w:ind w:left="6840" w:hanging="360"/>
+      </w:pPr>
+      <w:rPr>
+        <w:rFonts w:ascii="Wingdings" w:hAnsi="Wingdings" w:hint="default"/>
+      </w:rPr>
+    </w:lvl>
+  </w:abstractNum>
+  <w:abstractNum w:abstractNumId="3" w15:restartNumberingAfterBreak="0">
     <w:nsid w:val="0B822DA0"/>
     <w:multiLevelType w:val="multilevel"/>
     <w:tmpl w:val="C67E660C"/>
@@ -15825,7 +17553,7 @@
       </w:rPr>
     </w:lvl>
   </w:abstractNum>
-  <w:abstractNum w:abstractNumId="2" w15:restartNumberingAfterBreak="0">
+  <w:abstractNum w:abstractNumId="4" w15:restartNumberingAfterBreak="0">
     <w:nsid w:val="0C6BFE03"/>
     <w:multiLevelType w:val="hybridMultilevel"/>
     <w:tmpl w:val="A720241A"/>
@@ -15938,7 +17666,7 @@
       </w:rPr>
     </w:lvl>
   </w:abstractNum>
-  <w:abstractNum w:abstractNumId="3" w15:restartNumberingAfterBreak="0">
+  <w:abstractNum w:abstractNumId="5" w15:restartNumberingAfterBreak="0">
     <w:nsid w:val="120C17BD"/>
     <w:multiLevelType w:val="hybridMultilevel"/>
     <w:tmpl w:val="9ED61FFA"/>
@@ -16051,7 +17779,120 @@
       </w:rPr>
     </w:lvl>
   </w:abstractNum>
-  <w:abstractNum w:abstractNumId="4" w15:restartNumberingAfterBreak="0">
+  <w:abstractNum w:abstractNumId="6" w15:restartNumberingAfterBreak="0">
+    <w:nsid w:val="17460FDA"/>
+    <w:multiLevelType w:val="hybridMultilevel"/>
+    <w:tmpl w:val="B764F326"/>
+    <w:lvl w:ilvl="0" w:tplc="080A0001">
+      <w:start w:val="1"/>
+      <w:numFmt w:val="bullet"/>
+      <w:lvlText w:val=""/>
+      <w:lvlJc w:val="left"/>
+      <w:pPr>
+        <w:ind w:left="1080" w:hanging="360"/>
+      </w:pPr>
+      <w:rPr>
+        <w:rFonts w:ascii="Symbol" w:hAnsi="Symbol" w:hint="default"/>
+      </w:rPr>
+    </w:lvl>
+    <w:lvl w:ilvl="1" w:tplc="080A0003" w:tentative="1">
+      <w:start w:val="1"/>
+      <w:numFmt w:val="bullet"/>
+      <w:lvlText w:val="o"/>
+      <w:lvlJc w:val="left"/>
+      <w:pPr>
+        <w:ind w:left="1800" w:hanging="360"/>
+      </w:pPr>
+      <w:rPr>
+        <w:rFonts w:ascii="Courier New" w:hAnsi="Courier New" w:cs="Courier New" w:hint="default"/>
+      </w:rPr>
+    </w:lvl>
+    <w:lvl w:ilvl="2" w:tplc="080A0005" w:tentative="1">
+      <w:start w:val="1"/>
+      <w:numFmt w:val="bullet"/>
+      <w:lvlText w:val=""/>
+      <w:lvlJc w:val="left"/>
+      <w:pPr>
+        <w:ind w:left="2520" w:hanging="360"/>
+      </w:pPr>
+      <w:rPr>
+        <w:rFonts w:ascii="Wingdings" w:hAnsi="Wingdings" w:hint="default"/>
+      </w:rPr>
+    </w:lvl>
+    <w:lvl w:ilvl="3" w:tplc="080A0001" w:tentative="1">
+      <w:start w:val="1"/>
+      <w:numFmt w:val="bullet"/>
+      <w:lvlText w:val=""/>
+      <w:lvlJc w:val="left"/>
+      <w:pPr>
+        <w:ind w:left="3240" w:hanging="360"/>
+      </w:pPr>
+      <w:rPr>
+        <w:rFonts w:ascii="Symbol" w:hAnsi="Symbol" w:hint="default"/>
+      </w:rPr>
+    </w:lvl>
+    <w:lvl w:ilvl="4" w:tplc="080A0003" w:tentative="1">
+      <w:start w:val="1"/>
+      <w:numFmt w:val="bullet"/>
+      <w:lvlText w:val="o"/>
+      <w:lvlJc w:val="left"/>
+      <w:pPr>
+        <w:ind w:left="3960" w:hanging="360"/>
+      </w:pPr>
+      <w:rPr>
+        <w:rFonts w:ascii="Courier New" w:hAnsi="Courier New" w:cs="Courier New" w:hint="default"/>
+      </w:rPr>
+    </w:lvl>
+    <w:lvl w:ilvl="5" w:tplc="080A0005" w:tentative="1">
+      <w:start w:val="1"/>
+      <w:numFmt w:val="bullet"/>
+      <w:lvlText w:val=""/>
+      <w:lvlJc w:val="left"/>
+      <w:pPr>
+        <w:ind w:left="4680" w:hanging="360"/>
+      </w:pPr>
+      <w:rPr>
+        <w:rFonts w:ascii="Wingdings" w:hAnsi="Wingdings" w:hint="default"/>
+      </w:rPr>
+    </w:lvl>
+    <w:lvl w:ilvl="6" w:tplc="080A0001" w:tentative="1">
+      <w:start w:val="1"/>
+      <w:numFmt w:val="bullet"/>
+      <w:lvlText w:val=""/>
+      <w:lvlJc w:val="left"/>
+      <w:pPr>
+        <w:ind w:left="5400" w:hanging="360"/>
+      </w:pPr>
+      <w:rPr>
+        <w:rFonts w:ascii="Symbol" w:hAnsi="Symbol" w:hint="default"/>
+      </w:rPr>
+    </w:lvl>
+    <w:lvl w:ilvl="7" w:tplc="080A0003" w:tentative="1">
+      <w:start w:val="1"/>
+      <w:numFmt w:val="bullet"/>
+      <w:lvlText w:val="o"/>
+      <w:lvlJc w:val="left"/>
+      <w:pPr>
+        <w:ind w:left="6120" w:hanging="360"/>
+      </w:pPr>
+      <w:rPr>
+        <w:rFonts w:ascii="Courier New" w:hAnsi="Courier New" w:cs="Courier New" w:hint="default"/>
+      </w:rPr>
+    </w:lvl>
+    <w:lvl w:ilvl="8" w:tplc="080A0005" w:tentative="1">
+      <w:start w:val="1"/>
+      <w:numFmt w:val="bullet"/>
+      <w:lvlText w:val=""/>
+      <w:lvlJc w:val="left"/>
+      <w:pPr>
+        <w:ind w:left="6840" w:hanging="360"/>
+      </w:pPr>
+      <w:rPr>
+        <w:rFonts w:ascii="Wingdings" w:hAnsi="Wingdings" w:hint="default"/>
+      </w:rPr>
+    </w:lvl>
+  </w:abstractNum>
+  <w:abstractNum w:abstractNumId="7" w15:restartNumberingAfterBreak="0">
     <w:nsid w:val="17CF1FB4"/>
     <w:multiLevelType w:val="hybridMultilevel"/>
     <w:tmpl w:val="0E9CB8F0"/>
@@ -16141,7 +17982,7 @@
       </w:pPr>
     </w:lvl>
   </w:abstractNum>
-  <w:abstractNum w:abstractNumId="5" w15:restartNumberingAfterBreak="0">
+  <w:abstractNum w:abstractNumId="8" w15:restartNumberingAfterBreak="0">
     <w:nsid w:val="1A2A67BA"/>
     <w:multiLevelType w:val="multilevel"/>
     <w:tmpl w:val="34F85F80"/>
@@ -16290,7 +18131,7 @@
       </w:rPr>
     </w:lvl>
   </w:abstractNum>
-  <w:abstractNum w:abstractNumId="6" w15:restartNumberingAfterBreak="0">
+  <w:abstractNum w:abstractNumId="9" w15:restartNumberingAfterBreak="0">
     <w:nsid w:val="1AE61E88"/>
     <w:multiLevelType w:val="hybridMultilevel"/>
     <w:tmpl w:val="E572F016"/>
@@ -16403,7 +18244,7 @@
       </w:rPr>
     </w:lvl>
   </w:abstractNum>
-  <w:abstractNum w:abstractNumId="7" w15:restartNumberingAfterBreak="0">
+  <w:abstractNum w:abstractNumId="10" w15:restartNumberingAfterBreak="0">
     <w:nsid w:val="25724449"/>
     <w:multiLevelType w:val="hybridMultilevel"/>
     <w:tmpl w:val="4524D440"/>
@@ -16516,7 +18357,7 @@
       </w:rPr>
     </w:lvl>
   </w:abstractNum>
-  <w:abstractNum w:abstractNumId="8" w15:restartNumberingAfterBreak="0">
+  <w:abstractNum w:abstractNumId="11" w15:restartNumberingAfterBreak="0">
     <w:nsid w:val="26293087"/>
     <w:multiLevelType w:val="hybridMultilevel"/>
     <w:tmpl w:val="7FB6FF70"/>
@@ -16629,7 +18470,7 @@
       </w:rPr>
     </w:lvl>
   </w:abstractNum>
-  <w:abstractNum w:abstractNumId="9" w15:restartNumberingAfterBreak="0">
+  <w:abstractNum w:abstractNumId="12" w15:restartNumberingAfterBreak="0">
     <w:nsid w:val="291A00EF"/>
     <w:multiLevelType w:val="hybridMultilevel"/>
     <w:tmpl w:val="0F244F70"/>
@@ -16742,7 +18583,7 @@
       </w:rPr>
     </w:lvl>
   </w:abstractNum>
-  <w:abstractNum w:abstractNumId="10" w15:restartNumberingAfterBreak="0">
+  <w:abstractNum w:abstractNumId="13" w15:restartNumberingAfterBreak="0">
     <w:nsid w:val="29B40BC0"/>
     <w:multiLevelType w:val="hybridMultilevel"/>
     <w:tmpl w:val="D8D4E0D6"/>
@@ -16855,7 +18696,7 @@
       </w:rPr>
     </w:lvl>
   </w:abstractNum>
-  <w:abstractNum w:abstractNumId="11" w15:restartNumberingAfterBreak="0">
+  <w:abstractNum w:abstractNumId="14" w15:restartNumberingAfterBreak="0">
     <w:nsid w:val="2AB30442"/>
     <w:multiLevelType w:val="hybridMultilevel"/>
     <w:tmpl w:val="6ACA5560"/>
@@ -16968,7 +18809,120 @@
       </w:rPr>
     </w:lvl>
   </w:abstractNum>
-  <w:abstractNum w:abstractNumId="12" w15:restartNumberingAfterBreak="0">
+  <w:abstractNum w:abstractNumId="15" w15:restartNumberingAfterBreak="0">
+    <w:nsid w:val="2BA47643"/>
+    <w:multiLevelType w:val="hybridMultilevel"/>
+    <w:tmpl w:val="62142FB4"/>
+    <w:lvl w:ilvl="0" w:tplc="080A0001">
+      <w:start w:val="1"/>
+      <w:numFmt w:val="bullet"/>
+      <w:lvlText w:val=""/>
+      <w:lvlJc w:val="left"/>
+      <w:pPr>
+        <w:ind w:left="1080" w:hanging="360"/>
+      </w:pPr>
+      <w:rPr>
+        <w:rFonts w:ascii="Symbol" w:hAnsi="Symbol" w:hint="default"/>
+      </w:rPr>
+    </w:lvl>
+    <w:lvl w:ilvl="1" w:tplc="080A0003" w:tentative="1">
+      <w:start w:val="1"/>
+      <w:numFmt w:val="bullet"/>
+      <w:lvlText w:val="o"/>
+      <w:lvlJc w:val="left"/>
+      <w:pPr>
+        <w:ind w:left="1800" w:hanging="360"/>
+      </w:pPr>
+      <w:rPr>
+        <w:rFonts w:ascii="Courier New" w:hAnsi="Courier New" w:cs="Courier New" w:hint="default"/>
+      </w:rPr>
+    </w:lvl>
+    <w:lvl w:ilvl="2" w:tplc="080A0005" w:tentative="1">
+      <w:start w:val="1"/>
+      <w:numFmt w:val="bullet"/>
+      <w:lvlText w:val=""/>
+      <w:lvlJc w:val="left"/>
+      <w:pPr>
+        <w:ind w:left="2520" w:hanging="360"/>
+      </w:pPr>
+      <w:rPr>
+        <w:rFonts w:ascii="Wingdings" w:hAnsi="Wingdings" w:hint="default"/>
+      </w:rPr>
+    </w:lvl>
+    <w:lvl w:ilvl="3" w:tplc="080A0001" w:tentative="1">
+      <w:start w:val="1"/>
+      <w:numFmt w:val="bullet"/>
+      <w:lvlText w:val=""/>
+      <w:lvlJc w:val="left"/>
+      <w:pPr>
+        <w:ind w:left="3240" w:hanging="360"/>
+      </w:pPr>
+      <w:rPr>
+        <w:rFonts w:ascii="Symbol" w:hAnsi="Symbol" w:hint="default"/>
+      </w:rPr>
+    </w:lvl>
+    <w:lvl w:ilvl="4" w:tplc="080A0003" w:tentative="1">
+      <w:start w:val="1"/>
+      <w:numFmt w:val="bullet"/>
+      <w:lvlText w:val="o"/>
+      <w:lvlJc w:val="left"/>
+      <w:pPr>
+        <w:ind w:left="3960" w:hanging="360"/>
+      </w:pPr>
+      <w:rPr>
+        <w:rFonts w:ascii="Courier New" w:hAnsi="Courier New" w:cs="Courier New" w:hint="default"/>
+      </w:rPr>
+    </w:lvl>
+    <w:lvl w:ilvl="5" w:tplc="080A0005" w:tentative="1">
+      <w:start w:val="1"/>
+      <w:numFmt w:val="bullet"/>
+      <w:lvlText w:val=""/>
+      <w:lvlJc w:val="left"/>
+      <w:pPr>
+        <w:ind w:left="4680" w:hanging="360"/>
+      </w:pPr>
+      <w:rPr>
+        <w:rFonts w:ascii="Wingdings" w:hAnsi="Wingdings" w:hint="default"/>
+      </w:rPr>
+    </w:lvl>
+    <w:lvl w:ilvl="6" w:tplc="080A0001" w:tentative="1">
+      <w:start w:val="1"/>
+      <w:numFmt w:val="bullet"/>
+      <w:lvlText w:val=""/>
+      <w:lvlJc w:val="left"/>
+      <w:pPr>
+        <w:ind w:left="5400" w:hanging="360"/>
+      </w:pPr>
+      <w:rPr>
+        <w:rFonts w:ascii="Symbol" w:hAnsi="Symbol" w:hint="default"/>
+      </w:rPr>
+    </w:lvl>
+    <w:lvl w:ilvl="7" w:tplc="080A0003" w:tentative="1">
+      <w:start w:val="1"/>
+      <w:numFmt w:val="bullet"/>
+      <w:lvlText w:val="o"/>
+      <w:lvlJc w:val="left"/>
+      <w:pPr>
+        <w:ind w:left="6120" w:hanging="360"/>
+      </w:pPr>
+      <w:rPr>
+        <w:rFonts w:ascii="Courier New" w:hAnsi="Courier New" w:cs="Courier New" w:hint="default"/>
+      </w:rPr>
+    </w:lvl>
+    <w:lvl w:ilvl="8" w:tplc="080A0005" w:tentative="1">
+      <w:start w:val="1"/>
+      <w:numFmt w:val="bullet"/>
+      <w:lvlText w:val=""/>
+      <w:lvlJc w:val="left"/>
+      <w:pPr>
+        <w:ind w:left="6840" w:hanging="360"/>
+      </w:pPr>
+      <w:rPr>
+        <w:rFonts w:ascii="Wingdings" w:hAnsi="Wingdings" w:hint="default"/>
+      </w:rPr>
+    </w:lvl>
+  </w:abstractNum>
+  <w:abstractNum w:abstractNumId="16" w15:restartNumberingAfterBreak="0">
     <w:nsid w:val="2C197E1A"/>
     <w:multiLevelType w:val="multilevel"/>
     <w:tmpl w:val="10AC0764"/>
@@ -17081,7 +19035,7 @@
       </w:rPr>
     </w:lvl>
   </w:abstractNum>
-  <w:abstractNum w:abstractNumId="13" w15:restartNumberingAfterBreak="0">
+  <w:abstractNum w:abstractNumId="17" w15:restartNumberingAfterBreak="0">
     <w:nsid w:val="2E367A35"/>
     <w:multiLevelType w:val="multilevel"/>
     <w:tmpl w:val="3F54E590"/>
@@ -17194,7 +19148,7 @@
       </w:rPr>
     </w:lvl>
   </w:abstractNum>
-  <w:abstractNum w:abstractNumId="14" w15:restartNumberingAfterBreak="0">
+  <w:abstractNum w:abstractNumId="18" w15:restartNumberingAfterBreak="0">
     <w:nsid w:val="3A0E906B"/>
     <w:multiLevelType w:val="hybridMultilevel"/>
     <w:tmpl w:val="C464B298"/>
@@ -17307,7 +19261,7 @@
       </w:rPr>
     </w:lvl>
   </w:abstractNum>
-  <w:abstractNum w:abstractNumId="15" w15:restartNumberingAfterBreak="0">
+  <w:abstractNum w:abstractNumId="19" w15:restartNumberingAfterBreak="0">
     <w:nsid w:val="3BC83477"/>
     <w:multiLevelType w:val="multilevel"/>
     <w:tmpl w:val="0442CD1E"/>
@@ -17456,7 +19410,120 @@
       </w:rPr>
     </w:lvl>
   </w:abstractNum>
-  <w:abstractNum w:abstractNumId="16" w15:restartNumberingAfterBreak="0">
+  <w:abstractNum w:abstractNumId="20" w15:restartNumberingAfterBreak="0">
+    <w:nsid w:val="3CD9177A"/>
+    <w:multiLevelType w:val="hybridMultilevel"/>
+    <w:tmpl w:val="A8B268AE"/>
+    <w:lvl w:ilvl="0" w:tplc="080A0001">
+      <w:start w:val="1"/>
+      <w:numFmt w:val="bullet"/>
+      <w:lvlText w:val=""/>
+      <w:lvlJc w:val="left"/>
+      <w:pPr>
+        <w:ind w:left="1080" w:hanging="360"/>
+      </w:pPr>
+      <w:rPr>
+        <w:rFonts w:ascii="Symbol" w:hAnsi="Symbol" w:hint="default"/>
+      </w:rPr>
+    </w:lvl>
+    <w:lvl w:ilvl="1" w:tplc="080A0003" w:tentative="1">
+      <w:start w:val="1"/>
+      <w:numFmt w:val="bullet"/>
+      <w:lvlText w:val="o"/>
+      <w:lvlJc w:val="left"/>
+      <w:pPr>
+        <w:ind w:left="1800" w:hanging="360"/>
+      </w:pPr>
+      <w:rPr>
+        <w:rFonts w:ascii="Courier New" w:hAnsi="Courier New" w:cs="Courier New" w:hint="default"/>
+      </w:rPr>
+    </w:lvl>
+    <w:lvl w:ilvl="2" w:tplc="080A0005" w:tentative="1">
+      <w:start w:val="1"/>
+      <w:numFmt w:val="bullet"/>
+      <w:lvlText w:val=""/>
+      <w:lvlJc w:val="left"/>
+      <w:pPr>
+        <w:ind w:left="2520" w:hanging="360"/>
+      </w:pPr>
+      <w:rPr>
+        <w:rFonts w:ascii="Wingdings" w:hAnsi="Wingdings" w:hint="default"/>
+      </w:rPr>
+    </w:lvl>
+    <w:lvl w:ilvl="3" w:tplc="080A0001" w:tentative="1">
+      <w:start w:val="1"/>
+      <w:numFmt w:val="bullet"/>
+      <w:lvlText w:val=""/>
+      <w:lvlJc w:val="left"/>
+      <w:pPr>
+        <w:ind w:left="3240" w:hanging="360"/>
+      </w:pPr>
+      <w:rPr>
+        <w:rFonts w:ascii="Symbol" w:hAnsi="Symbol" w:hint="default"/>
+      </w:rPr>
+    </w:lvl>
+    <w:lvl w:ilvl="4" w:tplc="080A0003" w:tentative="1">
+      <w:start w:val="1"/>
+      <w:numFmt w:val="bullet"/>
+      <w:lvlText w:val="o"/>
+      <w:lvlJc w:val="left"/>
+      <w:pPr>
+        <w:ind w:left="3960" w:hanging="360"/>
+      </w:pPr>
+      <w:rPr>
+        <w:rFonts w:ascii="Courier New" w:hAnsi="Courier New" w:cs="Courier New" w:hint="default"/>
+      </w:rPr>
+    </w:lvl>
+    <w:lvl w:ilvl="5" w:tplc="080A0005" w:tentative="1">
+      <w:start w:val="1"/>
+      <w:numFmt w:val="bullet"/>
+      <w:lvlText w:val=""/>
+      <w:lvlJc w:val="left"/>
+      <w:pPr>
+        <w:ind w:left="4680" w:hanging="360"/>
+      </w:pPr>
+      <w:rPr>
+        <w:rFonts w:ascii="Wingdings" w:hAnsi="Wingdings" w:hint="default"/>
+      </w:rPr>
+    </w:lvl>
+    <w:lvl w:ilvl="6" w:tplc="080A0001" w:tentative="1">
+      <w:start w:val="1"/>
+      <w:numFmt w:val="bullet"/>
+      <w:lvlText w:val=""/>
+      <w:lvlJc w:val="left"/>
+      <w:pPr>
+        <w:ind w:left="5400" w:hanging="360"/>
+      </w:pPr>
+      <w:rPr>
+        <w:rFonts w:ascii="Symbol" w:hAnsi="Symbol" w:hint="default"/>
+      </w:rPr>
+    </w:lvl>
+    <w:lvl w:ilvl="7" w:tplc="080A0003" w:tentative="1">
+      <w:start w:val="1"/>
+      <w:numFmt w:val="bullet"/>
+      <w:lvlText w:val="o"/>
+      <w:lvlJc w:val="left"/>
+      <w:pPr>
+        <w:ind w:left="6120" w:hanging="360"/>
+      </w:pPr>
+      <w:rPr>
+        <w:rFonts w:ascii="Courier New" w:hAnsi="Courier New" w:cs="Courier New" w:hint="default"/>
+      </w:rPr>
+    </w:lvl>
+    <w:lvl w:ilvl="8" w:tplc="080A0005" w:tentative="1">
+      <w:start w:val="1"/>
+      <w:numFmt w:val="bullet"/>
+      <w:lvlText w:val=""/>
+      <w:lvlJc w:val="left"/>
+      <w:pPr>
+        <w:ind w:left="6840" w:hanging="360"/>
+      </w:pPr>
+      <w:rPr>
+        <w:rFonts w:ascii="Wingdings" w:hAnsi="Wingdings" w:hint="default"/>
+      </w:rPr>
+    </w:lvl>
+  </w:abstractNum>
+  <w:abstractNum w:abstractNumId="21" w15:restartNumberingAfterBreak="0">
     <w:nsid w:val="3D0C22CC"/>
     <w:multiLevelType w:val="hybridMultilevel"/>
     <w:tmpl w:val="5944E7C2"/>
@@ -17569,7 +19636,7 @@
       </w:rPr>
     </w:lvl>
   </w:abstractNum>
-  <w:abstractNum w:abstractNumId="17" w15:restartNumberingAfterBreak="0">
+  <w:abstractNum w:abstractNumId="22" w15:restartNumberingAfterBreak="0">
     <w:nsid w:val="3F491B92"/>
     <w:multiLevelType w:val="hybridMultilevel"/>
     <w:tmpl w:val="7FF695CC"/>
@@ -17682,7 +19749,7 @@
       </w:rPr>
     </w:lvl>
   </w:abstractNum>
-  <w:abstractNum w:abstractNumId="18" w15:restartNumberingAfterBreak="0">
+  <w:abstractNum w:abstractNumId="23" w15:restartNumberingAfterBreak="0">
     <w:nsid w:val="45DD727C"/>
     <w:multiLevelType w:val="hybridMultilevel"/>
     <w:tmpl w:val="9536A0A0"/>
@@ -17795,7 +19862,120 @@
       </w:rPr>
     </w:lvl>
   </w:abstractNum>
-  <w:abstractNum w:abstractNumId="19" w15:restartNumberingAfterBreak="0">
+  <w:abstractNum w:abstractNumId="24" w15:restartNumberingAfterBreak="0">
+    <w:nsid w:val="471A6E1F"/>
+    <w:multiLevelType w:val="hybridMultilevel"/>
+    <w:tmpl w:val="E8E06380"/>
+    <w:lvl w:ilvl="0" w:tplc="080A0001">
+      <w:start w:val="1"/>
+      <w:numFmt w:val="bullet"/>
+      <w:lvlText w:val=""/>
+      <w:lvlJc w:val="left"/>
+      <w:pPr>
+        <w:ind w:left="1080" w:hanging="360"/>
+      </w:pPr>
+      <w:rPr>
+        <w:rFonts w:ascii="Symbol" w:hAnsi="Symbol" w:hint="default"/>
+      </w:rPr>
+    </w:lvl>
+    <w:lvl w:ilvl="1" w:tplc="080A0003" w:tentative="1">
+      <w:start w:val="1"/>
+      <w:numFmt w:val="bullet"/>
+      <w:lvlText w:val="o"/>
+      <w:lvlJc w:val="left"/>
+      <w:pPr>
+        <w:ind w:left="1800" w:hanging="360"/>
+      </w:pPr>
+      <w:rPr>
+        <w:rFonts w:ascii="Courier New" w:hAnsi="Courier New" w:cs="Courier New" w:hint="default"/>
+      </w:rPr>
+    </w:lvl>
+    <w:lvl w:ilvl="2" w:tplc="080A0005" w:tentative="1">
+      <w:start w:val="1"/>
+      <w:numFmt w:val="bullet"/>
+      <w:lvlText w:val=""/>
+      <w:lvlJc w:val="left"/>
+      <w:pPr>
+        <w:ind w:left="2520" w:hanging="360"/>
+      </w:pPr>
+      <w:rPr>
+        <w:rFonts w:ascii="Wingdings" w:hAnsi="Wingdings" w:hint="default"/>
+      </w:rPr>
+    </w:lvl>
+    <w:lvl w:ilvl="3" w:tplc="080A0001" w:tentative="1">
+      <w:start w:val="1"/>
+      <w:numFmt w:val="bullet"/>
+      <w:lvlText w:val=""/>
+      <w:lvlJc w:val="left"/>
+      <w:pPr>
+        <w:ind w:left="3240" w:hanging="360"/>
+      </w:pPr>
+      <w:rPr>
+        <w:rFonts w:ascii="Symbol" w:hAnsi="Symbol" w:hint="default"/>
+      </w:rPr>
+    </w:lvl>
+    <w:lvl w:ilvl="4" w:tplc="080A0003" w:tentative="1">
+      <w:start w:val="1"/>
+      <w:numFmt w:val="bullet"/>
+      <w:lvlText w:val="o"/>
+      <w:lvlJc w:val="left"/>
+      <w:pPr>
+        <w:ind w:left="3960" w:hanging="360"/>
+      </w:pPr>
+      <w:rPr>
+        <w:rFonts w:ascii="Courier New" w:hAnsi="Courier New" w:cs="Courier New" w:hint="default"/>
+      </w:rPr>
+    </w:lvl>
+    <w:lvl w:ilvl="5" w:tplc="080A0005" w:tentative="1">
+      <w:start w:val="1"/>
+      <w:numFmt w:val="bullet"/>
+      <w:lvlText w:val=""/>
+      <w:lvlJc w:val="left"/>
+      <w:pPr>
+        <w:ind w:left="4680" w:hanging="360"/>
+      </w:pPr>
+      <w:rPr>
+        <w:rFonts w:ascii="Wingdings" w:hAnsi="Wingdings" w:hint="default"/>
+      </w:rPr>
+    </w:lvl>
+    <w:lvl w:ilvl="6" w:tplc="080A0001" w:tentative="1">
+      <w:start w:val="1"/>
+      <w:numFmt w:val="bullet"/>
+      <w:lvlText w:val=""/>
+      <w:lvlJc w:val="left"/>
+      <w:pPr>
+        <w:ind w:left="5400" w:hanging="360"/>
+      </w:pPr>
+      <w:rPr>
+        <w:rFonts w:ascii="Symbol" w:hAnsi="Symbol" w:hint="default"/>
+      </w:rPr>
+    </w:lvl>
+    <w:lvl w:ilvl="7" w:tplc="080A0003" w:tentative="1">
+      <w:start w:val="1"/>
+      <w:numFmt w:val="bullet"/>
+      <w:lvlText w:val="o"/>
+      <w:lvlJc w:val="left"/>
+      <w:pPr>
+        <w:ind w:left="6120" w:hanging="360"/>
+      </w:pPr>
+      <w:rPr>
+        <w:rFonts w:ascii="Courier New" w:hAnsi="Courier New" w:cs="Courier New" w:hint="default"/>
+      </w:rPr>
+    </w:lvl>
+    <w:lvl w:ilvl="8" w:tplc="080A0005" w:tentative="1">
+      <w:start w:val="1"/>
+      <w:numFmt w:val="bullet"/>
+      <w:lvlText w:val=""/>
+      <w:lvlJc w:val="left"/>
+      <w:pPr>
+        <w:ind w:left="6840" w:hanging="360"/>
+      </w:pPr>
+      <w:rPr>
+        <w:rFonts w:ascii="Wingdings" w:hAnsi="Wingdings" w:hint="default"/>
+      </w:rPr>
+    </w:lvl>
+  </w:abstractNum>
+  <w:abstractNum w:abstractNumId="25" w15:restartNumberingAfterBreak="0">
     <w:nsid w:val="4CFB76CC"/>
     <w:multiLevelType w:val="multilevel"/>
     <w:tmpl w:val="8B9435FA"/>
@@ -17944,7 +20124,120 @@
       </w:rPr>
     </w:lvl>
   </w:abstractNum>
-  <w:abstractNum w:abstractNumId="20" w15:restartNumberingAfterBreak="0">
+  <w:abstractNum w:abstractNumId="26" w15:restartNumberingAfterBreak="0">
+    <w:nsid w:val="4D55702C"/>
+    <w:multiLevelType w:val="hybridMultilevel"/>
+    <w:tmpl w:val="319CBE88"/>
+    <w:lvl w:ilvl="0" w:tplc="080A0001">
+      <w:start w:val="1"/>
+      <w:numFmt w:val="bullet"/>
+      <w:lvlText w:val=""/>
+      <w:lvlJc w:val="left"/>
+      <w:pPr>
+        <w:ind w:left="1080" w:hanging="360"/>
+      </w:pPr>
+      <w:rPr>
+        <w:rFonts w:ascii="Symbol" w:hAnsi="Symbol" w:hint="default"/>
+      </w:rPr>
+    </w:lvl>
+    <w:lvl w:ilvl="1" w:tplc="080A0003" w:tentative="1">
+      <w:start w:val="1"/>
+      <w:numFmt w:val="bullet"/>
+      <w:lvlText w:val="o"/>
+      <w:lvlJc w:val="left"/>
+      <w:pPr>
+        <w:ind w:left="1800" w:hanging="360"/>
+      </w:pPr>
+      <w:rPr>
+        <w:rFonts w:ascii="Courier New" w:hAnsi="Courier New" w:cs="Courier New" w:hint="default"/>
+      </w:rPr>
+    </w:lvl>
+    <w:lvl w:ilvl="2" w:tplc="080A0005" w:tentative="1">
+      <w:start w:val="1"/>
+      <w:numFmt w:val="bullet"/>
+      <w:lvlText w:val=""/>
+      <w:lvlJc w:val="left"/>
+      <w:pPr>
+        <w:ind w:left="2520" w:hanging="360"/>
+      </w:pPr>
+      <w:rPr>
+        <w:rFonts w:ascii="Wingdings" w:hAnsi="Wingdings" w:hint="default"/>
+      </w:rPr>
+    </w:lvl>
+    <w:lvl w:ilvl="3" w:tplc="080A0001" w:tentative="1">
+      <w:start w:val="1"/>
+      <w:numFmt w:val="bullet"/>
+      <w:lvlText w:val=""/>
+      <w:lvlJc w:val="left"/>
+      <w:pPr>
+        <w:ind w:left="3240" w:hanging="360"/>
+      </w:pPr>
+      <w:rPr>
+        <w:rFonts w:ascii="Symbol" w:hAnsi="Symbol" w:hint="default"/>
+      </w:rPr>
+    </w:lvl>
+    <w:lvl w:ilvl="4" w:tplc="080A0003" w:tentative="1">
+      <w:start w:val="1"/>
+      <w:numFmt w:val="bullet"/>
+      <w:lvlText w:val="o"/>
+      <w:lvlJc w:val="left"/>
+      <w:pPr>
+        <w:ind w:left="3960" w:hanging="360"/>
+      </w:pPr>
+      <w:rPr>
+        <w:rFonts w:ascii="Courier New" w:hAnsi="Courier New" w:cs="Courier New" w:hint="default"/>
+      </w:rPr>
+    </w:lvl>
+    <w:lvl w:ilvl="5" w:tplc="080A0005" w:tentative="1">
+      <w:start w:val="1"/>
+      <w:numFmt w:val="bullet"/>
+      <w:lvlText w:val=""/>
+      <w:lvlJc w:val="left"/>
+      <w:pPr>
+        <w:ind w:left="4680" w:hanging="360"/>
+      </w:pPr>
+      <w:rPr>
+        <w:rFonts w:ascii="Wingdings" w:hAnsi="Wingdings" w:hint="default"/>
+      </w:rPr>
+    </w:lvl>
+    <w:lvl w:ilvl="6" w:tplc="080A0001" w:tentative="1">
+      <w:start w:val="1"/>
+      <w:numFmt w:val="bullet"/>
+      <w:lvlText w:val=""/>
+      <w:lvlJc w:val="left"/>
+      <w:pPr>
+        <w:ind w:left="5400" w:hanging="360"/>
+      </w:pPr>
+      <w:rPr>
+        <w:rFonts w:ascii="Symbol" w:hAnsi="Symbol" w:hint="default"/>
+      </w:rPr>
+    </w:lvl>
+    <w:lvl w:ilvl="7" w:tplc="080A0003" w:tentative="1">
+      <w:start w:val="1"/>
+      <w:numFmt w:val="bullet"/>
+      <w:lvlText w:val="o"/>
+      <w:lvlJc w:val="left"/>
+      <w:pPr>
+        <w:ind w:left="6120" w:hanging="360"/>
+      </w:pPr>
+      <w:rPr>
+        <w:rFonts w:ascii="Courier New" w:hAnsi="Courier New" w:cs="Courier New" w:hint="default"/>
+      </w:rPr>
+    </w:lvl>
+    <w:lvl w:ilvl="8" w:tplc="080A0005" w:tentative="1">
+      <w:start w:val="1"/>
+      <w:numFmt w:val="bullet"/>
+      <w:lvlText w:val=""/>
+      <w:lvlJc w:val="left"/>
+      <w:pPr>
+        <w:ind w:left="6840" w:hanging="360"/>
+      </w:pPr>
+      <w:rPr>
+        <w:rFonts w:ascii="Wingdings" w:hAnsi="Wingdings" w:hint="default"/>
+      </w:rPr>
+    </w:lvl>
+  </w:abstractNum>
+  <w:abstractNum w:abstractNumId="27" w15:restartNumberingAfterBreak="0">
     <w:nsid w:val="599F03E0"/>
     <w:multiLevelType w:val="multilevel"/>
     <w:tmpl w:val="B11032F2"/>
@@ -18093,7 +20386,120 @@
       </w:rPr>
     </w:lvl>
   </w:abstractNum>
-  <w:abstractNum w:abstractNumId="21" w15:restartNumberingAfterBreak="0">
+  <w:abstractNum w:abstractNumId="28" w15:restartNumberingAfterBreak="0">
+    <w:nsid w:val="64E03F60"/>
+    <w:multiLevelType w:val="hybridMultilevel"/>
+    <w:tmpl w:val="AFB2BF78"/>
+    <w:lvl w:ilvl="0" w:tplc="080A0001">
+      <w:start w:val="1"/>
+      <w:numFmt w:val="bullet"/>
+      <w:lvlText w:val=""/>
+      <w:lvlJc w:val="left"/>
+      <w:pPr>
+        <w:ind w:left="1080" w:hanging="360"/>
+      </w:pPr>
+      <w:rPr>
+        <w:rFonts w:ascii="Symbol" w:hAnsi="Symbol" w:hint="default"/>
+      </w:rPr>
+    </w:lvl>
+    <w:lvl w:ilvl="1" w:tplc="080A0003" w:tentative="1">
+      <w:start w:val="1"/>
+      <w:numFmt w:val="bullet"/>
+      <w:lvlText w:val="o"/>
+      <w:lvlJc w:val="left"/>
+      <w:pPr>
+        <w:ind w:left="1800" w:hanging="360"/>
+      </w:pPr>
+      <w:rPr>
+        <w:rFonts w:ascii="Courier New" w:hAnsi="Courier New" w:cs="Courier New" w:hint="default"/>
+      </w:rPr>
+    </w:lvl>
+    <w:lvl w:ilvl="2" w:tplc="080A0005" w:tentative="1">
+      <w:start w:val="1"/>
+      <w:numFmt w:val="bullet"/>
+      <w:lvlText w:val=""/>
+      <w:lvlJc w:val="left"/>
+      <w:pPr>
+        <w:ind w:left="2520" w:hanging="360"/>
+      </w:pPr>
+      <w:rPr>
+        <w:rFonts w:ascii="Wingdings" w:hAnsi="Wingdings" w:hint="default"/>
+      </w:rPr>
+    </w:lvl>
+    <w:lvl w:ilvl="3" w:tplc="080A0001" w:tentative="1">
+      <w:start w:val="1"/>
+      <w:numFmt w:val="bullet"/>
+      <w:lvlText w:val=""/>
+      <w:lvlJc w:val="left"/>
+      <w:pPr>
+        <w:ind w:left="3240" w:hanging="360"/>
+      </w:pPr>
+      <w:rPr>
+        <w:rFonts w:ascii="Symbol" w:hAnsi="Symbol" w:hint="default"/>
+      </w:rPr>
+    </w:lvl>
+    <w:lvl w:ilvl="4" w:tplc="080A0003" w:tentative="1">
+      <w:start w:val="1"/>
+      <w:numFmt w:val="bullet"/>
+      <w:lvlText w:val="o"/>
+      <w:lvlJc w:val="left"/>
+      <w:pPr>
+        <w:ind w:left="3960" w:hanging="360"/>
+      </w:pPr>
+      <w:rPr>
+        <w:rFonts w:ascii="Courier New" w:hAnsi="Courier New" w:cs="Courier New" w:hint="default"/>
+      </w:rPr>
+    </w:lvl>
+    <w:lvl w:ilvl="5" w:tplc="080A0005" w:tentative="1">
+      <w:start w:val="1"/>
+      <w:numFmt w:val="bullet"/>
+      <w:lvlText w:val=""/>
+      <w:lvlJc w:val="left"/>
+      <w:pPr>
+        <w:ind w:left="4680" w:hanging="360"/>
+      </w:pPr>
+      <w:rPr>
+        <w:rFonts w:ascii="Wingdings" w:hAnsi="Wingdings" w:hint="default"/>
+      </w:rPr>
+    </w:lvl>
+    <w:lvl w:ilvl="6" w:tplc="080A0001" w:tentative="1">
+      <w:start w:val="1"/>
+      <w:numFmt w:val="bullet"/>
+      <w:lvlText w:val=""/>
+      <w:lvlJc w:val="left"/>
+      <w:pPr>
+        <w:ind w:left="5400" w:hanging="360"/>
+      </w:pPr>
+      <w:rPr>
+        <w:rFonts w:ascii="Symbol" w:hAnsi="Symbol" w:hint="default"/>
+      </w:rPr>
+    </w:lvl>
+    <w:lvl w:ilvl="7" w:tplc="080A0003" w:tentative="1">
+      <w:start w:val="1"/>
+      <w:numFmt w:val="bullet"/>
+      <w:lvlText w:val="o"/>
+      <w:lvlJc w:val="left"/>
+      <w:pPr>
+        <w:ind w:left="6120" w:hanging="360"/>
+      </w:pPr>
+      <w:rPr>
+        <w:rFonts w:ascii="Courier New" w:hAnsi="Courier New" w:cs="Courier New" w:hint="default"/>
+      </w:rPr>
+    </w:lvl>
+    <w:lvl w:ilvl="8" w:tplc="080A0005" w:tentative="1">
+      <w:start w:val="1"/>
+      <w:numFmt w:val="bullet"/>
+      <w:lvlText w:val=""/>
+      <w:lvlJc w:val="left"/>
+      <w:pPr>
+        <w:ind w:left="6840" w:hanging="360"/>
+      </w:pPr>
+      <w:rPr>
+        <w:rFonts w:ascii="Wingdings" w:hAnsi="Wingdings" w:hint="default"/>
+      </w:rPr>
+    </w:lvl>
+  </w:abstractNum>
+  <w:abstractNum w:abstractNumId="29" w15:restartNumberingAfterBreak="0">
     <w:nsid w:val="67364081"/>
     <w:multiLevelType w:val="multilevel"/>
     <w:tmpl w:val="A3242286"/>
@@ -18242,7 +20648,7 @@
       </w:rPr>
     </w:lvl>
   </w:abstractNum>
-  <w:abstractNum w:abstractNumId="22" w15:restartNumberingAfterBreak="0">
+  <w:abstractNum w:abstractNumId="30" w15:restartNumberingAfterBreak="0">
     <w:nsid w:val="704B2E32"/>
     <w:multiLevelType w:val="multilevel"/>
     <w:tmpl w:val="DDCC6424"/>
@@ -18391,7 +20797,7 @@
       </w:rPr>
     </w:lvl>
   </w:abstractNum>
-  <w:abstractNum w:abstractNumId="23" w15:restartNumberingAfterBreak="0">
+  <w:abstractNum w:abstractNumId="31" w15:restartNumberingAfterBreak="0">
     <w:nsid w:val="72C41F4A"/>
     <w:multiLevelType w:val="multilevel"/>
     <w:tmpl w:val="00284954"/>
@@ -18540,7 +20946,7 @@
       </w:rPr>
     </w:lvl>
   </w:abstractNum>
-  <w:abstractNum w:abstractNumId="24" w15:restartNumberingAfterBreak="0">
+  <w:abstractNum w:abstractNumId="32" w15:restartNumberingAfterBreak="0">
     <w:nsid w:val="759E0E35"/>
     <w:multiLevelType w:val="multilevel"/>
     <w:tmpl w:val="72DA7994"/>
@@ -18689,7 +21095,120 @@
       </w:rPr>
     </w:lvl>
   </w:abstractNum>
-  <w:abstractNum w:abstractNumId="25" w15:restartNumberingAfterBreak="0">
+  <w:abstractNum w:abstractNumId="33" w15:restartNumberingAfterBreak="0">
+    <w:nsid w:val="788A120D"/>
+    <w:multiLevelType w:val="hybridMultilevel"/>
+    <w:tmpl w:val="5E681BB0"/>
+    <w:lvl w:ilvl="0" w:tplc="080A0001">
+      <w:start w:val="1"/>
+      <w:numFmt w:val="bullet"/>
+      <w:lvlText w:val=""/>
+      <w:lvlJc w:val="left"/>
+      <w:pPr>
+        <w:ind w:left="1080" w:hanging="360"/>
+      </w:pPr>
+      <w:rPr>
+        <w:rFonts w:ascii="Symbol" w:hAnsi="Symbol" w:hint="default"/>
+      </w:rPr>
+    </w:lvl>
+    <w:lvl w:ilvl="1" w:tplc="080A0003" w:tentative="1">
+      <w:start w:val="1"/>
+      <w:numFmt w:val="bullet"/>
+      <w:lvlText w:val="o"/>
+      <w:lvlJc w:val="left"/>
+      <w:pPr>
+        <w:ind w:left="1800" w:hanging="360"/>
+      </w:pPr>
+      <w:rPr>
+        <w:rFonts w:ascii="Courier New" w:hAnsi="Courier New" w:cs="Courier New" w:hint="default"/>
+      </w:rPr>
+    </w:lvl>
+    <w:lvl w:ilvl="2" w:tplc="080A0005" w:tentative="1">
+      <w:start w:val="1"/>
+      <w:numFmt w:val="bullet"/>
+      <w:lvlText w:val=""/>
+      <w:lvlJc w:val="left"/>
+      <w:pPr>
+        <w:ind w:left="2520" w:hanging="360"/>
+      </w:pPr>
+      <w:rPr>
+        <w:rFonts w:ascii="Wingdings" w:hAnsi="Wingdings" w:hint="default"/>
+      </w:rPr>
+    </w:lvl>
+    <w:lvl w:ilvl="3" w:tplc="080A0001" w:tentative="1">
+      <w:start w:val="1"/>
+      <w:numFmt w:val="bullet"/>
+      <w:lvlText w:val=""/>
+      <w:lvlJc w:val="left"/>
+      <w:pPr>
+        <w:ind w:left="3240" w:hanging="360"/>
+      </w:pPr>
+      <w:rPr>
+        <w:rFonts w:ascii="Symbol" w:hAnsi="Symbol" w:hint="default"/>
+      </w:rPr>
+    </w:lvl>
+    <w:lvl w:ilvl="4" w:tplc="080A0003" w:tentative="1">
+      <w:start w:val="1"/>
+      <w:numFmt w:val="bullet"/>
+      <w:lvlText w:val="o"/>
+      <w:lvlJc w:val="left"/>
+      <w:pPr>
+        <w:ind w:left="3960" w:hanging="360"/>
+      </w:pPr>
+      <w:rPr>
+        <w:rFonts w:ascii="Courier New" w:hAnsi="Courier New" w:cs="Courier New" w:hint="default"/>
+      </w:rPr>
+    </w:lvl>
+    <w:lvl w:ilvl="5" w:tplc="080A0005" w:tentative="1">
+      <w:start w:val="1"/>
+      <w:numFmt w:val="bullet"/>
+      <w:lvlText w:val=""/>
+      <w:lvlJc w:val="left"/>
+      <w:pPr>
+        <w:ind w:left="4680" w:hanging="360"/>
+      </w:pPr>
+      <w:rPr>
+        <w:rFonts w:ascii="Wingdings" w:hAnsi="Wingdings" w:hint="default"/>
+      </w:rPr>
+    </w:lvl>
+    <w:lvl w:ilvl="6" w:tplc="080A0001" w:tentative="1">
+      <w:start w:val="1"/>
+      <w:numFmt w:val="bullet"/>
+      <w:lvlText w:val=""/>
+      <w:lvlJc w:val="left"/>
+      <w:pPr>
+        <w:ind w:left="5400" w:hanging="360"/>
+      </w:pPr>
+      <w:rPr>
+        <w:rFonts w:ascii="Symbol" w:hAnsi="Symbol" w:hint="default"/>
+      </w:rPr>
+    </w:lvl>
+    <w:lvl w:ilvl="7" w:tplc="080A0003" w:tentative="1">
+      <w:start w:val="1"/>
+      <w:numFmt w:val="bullet"/>
+      <w:lvlText w:val="o"/>
+      <w:lvlJc w:val="left"/>
+      <w:pPr>
+        <w:ind w:left="6120" w:hanging="360"/>
+      </w:pPr>
+      <w:rPr>
+        <w:rFonts w:ascii="Courier New" w:hAnsi="Courier New" w:cs="Courier New" w:hint="default"/>
+      </w:rPr>
+    </w:lvl>
+    <w:lvl w:ilvl="8" w:tplc="080A0005" w:tentative="1">
+      <w:start w:val="1"/>
+      <w:numFmt w:val="bullet"/>
+      <w:lvlText w:val=""/>
+      <w:lvlJc w:val="left"/>
+      <w:pPr>
+        <w:ind w:left="6840" w:hanging="360"/>
+      </w:pPr>
+      <w:rPr>
+        <w:rFonts w:ascii="Wingdings" w:hAnsi="Wingdings" w:hint="default"/>
+      </w:rPr>
+    </w:lvl>
+  </w:abstractNum>
+  <w:abstractNum w:abstractNumId="34" w15:restartNumberingAfterBreak="0">
     <w:nsid w:val="7A380248"/>
     <w:multiLevelType w:val="hybridMultilevel"/>
     <w:tmpl w:val="982E8186"/>
@@ -18802,7 +21321,7 @@
       </w:rPr>
     </w:lvl>
   </w:abstractNum>
-  <w:abstractNum w:abstractNumId="26" w15:restartNumberingAfterBreak="0">
+  <w:abstractNum w:abstractNumId="35" w15:restartNumberingAfterBreak="0">
     <w:nsid w:val="7CD42ACC"/>
     <w:multiLevelType w:val="hybridMultilevel"/>
     <w:tmpl w:val="37B69B2C"/>
@@ -18916,85 +21435,112 @@
     </w:lvl>
   </w:abstractNum>
   <w:num w:numId="1" w16cid:durableId="221258627">
+    <w:abstractNumId w:val="7"/>
+  </w:num>
+  <w:num w:numId="2" w16cid:durableId="753626013">
+    <w:abstractNumId w:val="3"/>
+  </w:num>
+  <w:num w:numId="3" w16cid:durableId="1692876625">
+    <w:abstractNumId w:val="23"/>
+  </w:num>
+  <w:num w:numId="4" w16cid:durableId="1117945523">
+    <w:abstractNumId w:val="14"/>
+  </w:num>
+  <w:num w:numId="5" w16cid:durableId="758021516">
     <w:abstractNumId w:val="4"/>
   </w:num>
-  <w:num w:numId="2" w16cid:durableId="753626013">
-    <w:abstractNumId w:val="1"/>
+  <w:num w:numId="6" w16cid:durableId="1589921219">
+    <w:abstractNumId w:val="9"/>
   </w:num>
-  <w:num w:numId="3" w16cid:durableId="1692876625">
-    <w:abstractNumId w:val="18"/>
-  </w:num>
-  <w:num w:numId="4" w16cid:durableId="1117945523">
+  <w:num w:numId="7" w16cid:durableId="1102191021">
     <w:abstractNumId w:val="11"/>
   </w:num>
-  <w:num w:numId="5" w16cid:durableId="758021516">
-    <w:abstractNumId w:val="2"/>
-  </w:num>
-  <w:num w:numId="6" w16cid:durableId="1589921219">
-    <w:abstractNumId w:val="6"/>
-  </w:num>
-  <w:num w:numId="7" w16cid:durableId="1102191021">
-    <w:abstractNumId w:val="8"/>
-  </w:num>
   <w:num w:numId="8" w16cid:durableId="74714249">
-    <w:abstractNumId w:val="7"/>
+    <w:abstractNumId w:val="10"/>
   </w:num>
   <w:num w:numId="9" w16cid:durableId="1245068055">
-    <w:abstractNumId w:val="3"/>
+    <w:abstractNumId w:val="5"/>
   </w:num>
   <w:num w:numId="10" w16cid:durableId="394820626">
     <w:abstractNumId w:val="0"/>
   </w:num>
   <w:num w:numId="11" w16cid:durableId="2145076828">
+    <w:abstractNumId w:val="34"/>
+  </w:num>
+  <w:num w:numId="12" w16cid:durableId="1008674179">
+    <w:abstractNumId w:val="22"/>
+  </w:num>
+  <w:num w:numId="13" w16cid:durableId="269555621">
     <w:abstractNumId w:val="25"/>
   </w:num>
-  <w:num w:numId="12" w16cid:durableId="1008674179">
+  <w:num w:numId="14" w16cid:durableId="908882871">
+    <w:abstractNumId w:val="19"/>
+  </w:num>
+  <w:num w:numId="15" w16cid:durableId="1252592646">
+    <w:abstractNumId w:val="31"/>
+  </w:num>
+  <w:num w:numId="16" w16cid:durableId="2109308067">
+    <w:abstractNumId w:val="29"/>
+  </w:num>
+  <w:num w:numId="17" w16cid:durableId="875773191">
     <w:abstractNumId w:val="17"/>
   </w:num>
-  <w:num w:numId="13" w16cid:durableId="269555621">
-    <w:abstractNumId w:val="19"/>
+  <w:num w:numId="18" w16cid:durableId="2080981647">
+    <w:abstractNumId w:val="16"/>
   </w:num>
-  <w:num w:numId="14" w16cid:durableId="908882871">
+  <w:num w:numId="19" w16cid:durableId="1881630669">
+    <w:abstractNumId w:val="35"/>
+  </w:num>
+  <w:num w:numId="20" w16cid:durableId="403838140">
+    <w:abstractNumId w:val="12"/>
+  </w:num>
+  <w:num w:numId="21" w16cid:durableId="2009751322">
+    <w:abstractNumId w:val="13"/>
+  </w:num>
+  <w:num w:numId="22" w16cid:durableId="630671577">
+    <w:abstractNumId w:val="30"/>
+  </w:num>
+  <w:num w:numId="23" w16cid:durableId="1328097241">
+    <w:abstractNumId w:val="32"/>
+  </w:num>
+  <w:num w:numId="24" w16cid:durableId="2112507355">
+    <w:abstractNumId w:val="27"/>
+  </w:num>
+  <w:num w:numId="25" w16cid:durableId="344871718">
+    <w:abstractNumId w:val="8"/>
+  </w:num>
+  <w:num w:numId="26" w16cid:durableId="2029327913">
+    <w:abstractNumId w:val="18"/>
+  </w:num>
+  <w:num w:numId="27" w16cid:durableId="1269966371">
+    <w:abstractNumId w:val="21"/>
+  </w:num>
+  <w:num w:numId="28" w16cid:durableId="951401133">
+    <w:abstractNumId w:val="26"/>
+  </w:num>
+  <w:num w:numId="29" w16cid:durableId="1546023104">
+    <w:abstractNumId w:val="24"/>
+  </w:num>
+  <w:num w:numId="30" w16cid:durableId="457843795">
+    <w:abstractNumId w:val="20"/>
+  </w:num>
+  <w:num w:numId="31" w16cid:durableId="921258692">
+    <w:abstractNumId w:val="6"/>
+  </w:num>
+  <w:num w:numId="32" w16cid:durableId="1161048338">
     <w:abstractNumId w:val="15"/>
   </w:num>
-  <w:num w:numId="15" w16cid:durableId="1252592646">
-    <w:abstractNumId w:val="23"/>
+  <w:num w:numId="33" w16cid:durableId="1688410900">
+    <w:abstractNumId w:val="2"/>
   </w:num>
-  <w:num w:numId="16" w16cid:durableId="2109308067">
-    <w:abstractNumId w:val="21"/>
+  <w:num w:numId="34" w16cid:durableId="18628080">
+    <w:abstractNumId w:val="28"/>
   </w:num>
-  <w:num w:numId="17" w16cid:durableId="875773191">
-    <w:abstractNumId w:val="13"/>
+  <w:num w:numId="35" w16cid:durableId="1794907354">
+    <w:abstractNumId w:val="1"/>
   </w:num>
-  <w:num w:numId="18" w16cid:durableId="2080981647">
-    <w:abstractNumId w:val="12"/>
-  </w:num>
-  <w:num w:numId="19" w16cid:durableId="1881630669">
-    <w:abstractNumId w:val="26"/>
-  </w:num>
-  <w:num w:numId="20" w16cid:durableId="403838140">
-    <w:abstractNumId w:val="9"/>
-  </w:num>
-  <w:num w:numId="21" w16cid:durableId="2009751322">
-    <w:abstractNumId w:val="10"/>
-  </w:num>
-  <w:num w:numId="22" w16cid:durableId="630671577">
-    <w:abstractNumId w:val="22"/>
-  </w:num>
-  <w:num w:numId="23" w16cid:durableId="1328097241">
-    <w:abstractNumId w:val="24"/>
-  </w:num>
-  <w:num w:numId="24" w16cid:durableId="2112507355">
-    <w:abstractNumId w:val="20"/>
-  </w:num>
-  <w:num w:numId="25" w16cid:durableId="344871718">
-    <w:abstractNumId w:val="5"/>
-  </w:num>
-  <w:num w:numId="26" w16cid:durableId="2029327913">
-    <w:abstractNumId w:val="14"/>
-  </w:num>
-  <w:num w:numId="27" w16cid:durableId="1269966371">
-    <w:abstractNumId w:val="16"/>
+  <w:num w:numId="36" w16cid:durableId="131675182">
+    <w:abstractNumId w:val="33"/>
   </w:num>
   <w:numIdMacAtCleanup w:val="25"/>
 </w:numbering>

--- a/Documentacion/Docs/integradora.docx
+++ b/Documentacion/Docs/integradora.docx
@@ -3799,27 +3799,7 @@
           <w:color w:val="000000"/>
           <w:lang w:val="en-US"/>
         </w:rPr>
-        <w:t xml:space="preserve">This report describes the development of a technological project carried out </w:t>
-      </w:r>
-      <w:proofErr w:type="gramStart"/>
-      <w:r>
-        <w:rPr>
-          <w:rFonts w:ascii="Arial" w:hAnsi="Arial" w:cs="Arial"/>
-          <w:bCs/>
-          <w:color w:val="000000"/>
-          <w:lang w:val="en-US"/>
-        </w:rPr>
-        <w:t>in the area of</w:t>
-      </w:r>
-      <w:proofErr w:type="gramEnd"/>
-      <w:r>
-        <w:rPr>
-          <w:rFonts w:ascii="Arial" w:hAnsi="Arial" w:cs="Arial"/>
-          <w:bCs/>
-          <w:color w:val="000000"/>
-          <w:lang w:val="en-US"/>
-        </w:rPr>
-        <w:t xml:space="preserve"> Information Technologies and Software Development, focused on the creation of a web application for the registration and management of credit and debit cards. The project was developed with the purpose of providing users with a tool that facilitates the organization of their financial activities and helps improve the management of their personal payments and expenses.</w:t>
+        <w:t>This report describes the development of a technological project carried out in the area of Information Technologies and Software Development, focused on the creation of a web application for the registration and management of credit and debit cards. The project was developed with the purpose of providing users with a tool that facilitates the organization of their financial activities and helps improve the management of their personal payments and expenses.</w:t>
       </w:r>
     </w:p>
     <w:p>
@@ -3863,27 +3843,7 @@
           <w:color w:val="000000"/>
           <w:lang w:val="en-US"/>
         </w:rPr>
-        <w:t xml:space="preserve">Currently, many people use credit and debit cards to make purchases, payments, and different financial transactions. However, </w:t>
-      </w:r>
-      <w:proofErr w:type="gramStart"/>
-      <w:r>
-        <w:rPr>
-          <w:rFonts w:ascii="Arial" w:hAnsi="Arial" w:cs="Arial"/>
-          <w:bCs/>
-          <w:color w:val="000000"/>
-          <w:lang w:val="en-US"/>
-        </w:rPr>
-        <w:t>a large number of</w:t>
-      </w:r>
-      <w:proofErr w:type="gramEnd"/>
-      <w:r>
-        <w:rPr>
-          <w:rFonts w:ascii="Arial" w:hAnsi="Arial" w:cs="Arial"/>
-          <w:bCs/>
-          <w:color w:val="000000"/>
-          <w:lang w:val="en-US"/>
-        </w:rPr>
-        <w:t xml:space="preserve"> users do not properly keep track of their expenses, payment due dates, or completed transactions, as previously mentioned. This situation causes financial disorganization, forgotten payments, additional interest charges, and difficulties in properly managing financial resources</w:t>
+        <w:t>Currently, many people use credit and debit cards to make purchases, payments, and different financial transactions. However, a large number of users do not properly keep track of their expenses, payment due dates, or completed transactions, as previously mentioned. This situation causes financial disorganization, forgotten payments, additional interest charges, and difficulties in properly managing financial resources</w:t>
       </w:r>
     </w:p>
     <w:p>
@@ -3905,27 +3865,7 @@
           <w:color w:val="000000"/>
           <w:lang w:val="en-US"/>
         </w:rPr>
-        <w:t xml:space="preserve">Based on this problem, a web application was developed that allows users to register bank cards, store information related to payments and </w:t>
-      </w:r>
-      <w:proofErr w:type="gramStart"/>
-      <w:r>
-        <w:rPr>
-          <w:rFonts w:ascii="Arial" w:hAnsi="Arial" w:cs="Arial"/>
-          <w:bCs/>
-          <w:color w:val="000000"/>
-          <w:lang w:val="en-US"/>
-        </w:rPr>
-        <w:t>transactions, and</w:t>
-      </w:r>
-      <w:proofErr w:type="gramEnd"/>
-      <w:r>
-        <w:rPr>
-          <w:rFonts w:ascii="Arial" w:hAnsi="Arial" w:cs="Arial"/>
-          <w:bCs/>
-          <w:color w:val="000000"/>
-          <w:lang w:val="en-US"/>
-        </w:rPr>
-        <w:t xml:space="preserve"> generate automatic reminders about important dates. The system also allows users to register purchases and expenses made with debit cards, helping them visualize and better control their financial activities.</w:t>
+        <w:t>Based on this problem, a web application was developed that allows users to register bank cards, store information related to payments and transactions, and generate automatic reminders about important dates. The system also allows users to register purchases and expenses made with debit cards, helping them visualize and better control their financial activities.</w:t>
       </w:r>
     </w:p>
     <w:p>
@@ -5493,15 +5433,7 @@
                                 <w:sz w:val="20"/>
                                 <w:szCs w:val="20"/>
                               </w:rPr>
-                              <w:t xml:space="preserve">VENTURA JIMENEZ </w:t>
-                            </w:r>
-                            <w:r>
-                              <w:rPr>
-                                <w:rFonts w:ascii="Arial" w:hAnsi="Arial" w:cs="Arial"/>
-                                <w:sz w:val="20"/>
-                                <w:szCs w:val="20"/>
-                              </w:rPr>
-                              <w:t>F. .VALENTINA</w:t>
+                              <w:t>VENTURA JIMENEZ F. .VALENTINA</w:t>
                             </w:r>
                           </w:p>
                           <w:p>
@@ -5756,7 +5688,7 @@
                                     </pic:cNvPicPr>
                                   </pic:nvPicPr>
                                   <pic:blipFill>
-                                    <a:blip r:embed="rId12">
+                                    <a:blip r:embed="rId13">
                                       <a:extLst>
                                         <a:ext uri="{28A0092B-C50C-407E-A947-70E740481C1C}">
                                           <a14:useLocalDpi xmlns:a14="http://schemas.microsoft.com/office/drawing/2010/main" val="0"/>
@@ -6160,23 +6092,7 @@
           <w:rFonts w:ascii="Arial" w:eastAsia="Arial" w:hAnsi="Arial" w:cs="Arial"/>
           <w:szCs w:val="24"/>
         </w:rPr>
-        <w:t xml:space="preserve">Ventura </w:t>
-      </w:r>
-      <w:proofErr w:type="spellStart"/>
-      <w:r>
-        <w:rPr>
-          <w:rFonts w:ascii="Arial" w:eastAsia="Arial" w:hAnsi="Arial" w:cs="Arial"/>
-          <w:szCs w:val="24"/>
-        </w:rPr>
-        <w:t>Jimenez</w:t>
-      </w:r>
-      <w:proofErr w:type="spellEnd"/>
-      <w:r>
-        <w:rPr>
-          <w:rFonts w:ascii="Arial" w:eastAsia="Arial" w:hAnsi="Arial" w:cs="Arial"/>
-          <w:szCs w:val="24"/>
-        </w:rPr>
-        <w:t xml:space="preserve"> </w:t>
+        <w:t xml:space="preserve">Ventura Jimenez </w:t>
       </w:r>
       <w:proofErr w:type="spellStart"/>
       <w:r>
@@ -6580,7 +6496,7 @@
                     <pic:cNvPicPr/>
                   </pic:nvPicPr>
                   <pic:blipFill>
-                    <a:blip r:embed="rId13">
+                    <a:blip r:embed="rId14">
                       <a:extLst>
                         <a:ext uri="{28A0092B-C50C-407E-A947-70E740481C1C}">
                           <a14:useLocalDpi xmlns:a14="http://schemas.microsoft.com/office/drawing/2010/main" val="0"/>
@@ -7878,7 +7794,7 @@
                     </pic:cNvPicPr>
                   </pic:nvPicPr>
                   <pic:blipFill>
-                    <a:blip r:embed="rId14">
+                    <a:blip r:embed="rId15">
                       <a:extLst>
                         <a:ext uri="{28A0092B-C50C-407E-A947-70E740481C1C}">
                           <a14:useLocalDpi xmlns:a14="http://schemas.microsoft.com/office/drawing/2010/main" val="0"/>
@@ -8099,7 +8015,7 @@
                     </pic:cNvPicPr>
                   </pic:nvPicPr>
                   <pic:blipFill>
-                    <a:blip r:embed="rId15">
+                    <a:blip r:embed="rId16">
                       <a:extLst>
                         <a:ext uri="{28A0092B-C50C-407E-A947-70E740481C1C}">
                           <a14:useLocalDpi xmlns:a14="http://schemas.microsoft.com/office/drawing/2010/main" val="0"/>
@@ -9398,7 +9314,7 @@
           <w:color w:val="000000"/>
         </w:rPr>
       </w:pPr>
-      <w:hyperlink r:id="rId16" w:history="1">
+      <w:hyperlink r:id="rId17" w:history="1">
         <w:r>
           <w:rPr>
             <w:rStyle w:val="Hipervnculo"/>
@@ -9968,7 +9884,7 @@
                     </pic:cNvPicPr>
                   </pic:nvPicPr>
                   <pic:blipFill>
-                    <a:blip r:embed="rId17">
+                    <a:blip r:embed="rId18">
                       <a:extLst>
                         <a:ext uri="{28A0092B-C50C-407E-A947-70E740481C1C}">
                           <a14:useLocalDpi xmlns:a14="http://schemas.microsoft.com/office/drawing/2010/main" val="0"/>
@@ -10485,23 +10401,7 @@
           <w:rFonts w:ascii="Arial" w:hAnsi="Arial" w:cs="Arial"/>
           <w:lang w:eastAsia="es-MX"/>
         </w:rPr>
-        <w:t xml:space="preserve">Teclado y </w:t>
-      </w:r>
-      <w:proofErr w:type="gramStart"/>
-      <w:r>
-        <w:rPr>
-          <w:rFonts w:ascii="Arial" w:hAnsi="Arial" w:cs="Arial"/>
-          <w:lang w:eastAsia="es-MX"/>
-        </w:rPr>
-        <w:t>mouse</w:t>
-      </w:r>
-      <w:proofErr w:type="gramEnd"/>
-      <w:r>
-        <w:rPr>
-          <w:rFonts w:ascii="Arial" w:hAnsi="Arial" w:cs="Arial"/>
-          <w:lang w:eastAsia="es-MX"/>
-        </w:rPr>
-        <w:t>.</w:t>
+        <w:t>Teclado y mouse.</w:t>
       </w:r>
     </w:p>
     <w:p>
@@ -10966,23 +10866,7 @@
           <w:rFonts w:ascii="Arial" w:hAnsi="Arial" w:cs="Arial"/>
           <w:lang w:val="en-US" w:eastAsia="es-MX"/>
         </w:rPr>
-        <w:t xml:space="preserve">: Windows 10, Windows 11 </w:t>
-      </w:r>
-      <w:proofErr w:type="gramStart"/>
-      <w:r>
-        <w:rPr>
-          <w:rFonts w:ascii="Arial" w:hAnsi="Arial" w:cs="Arial"/>
-          <w:lang w:val="en-US" w:eastAsia="es-MX"/>
-        </w:rPr>
-        <w:t>o Linux</w:t>
-      </w:r>
-      <w:proofErr w:type="gramEnd"/>
-      <w:r>
-        <w:rPr>
-          <w:rFonts w:ascii="Arial" w:hAnsi="Arial" w:cs="Arial"/>
-          <w:lang w:val="en-US" w:eastAsia="es-MX"/>
-        </w:rPr>
-        <w:t>.</w:t>
+        <w:t>: Windows 10, Windows 11 o Linux.</w:t>
       </w:r>
     </w:p>
     <w:p>
@@ -12000,21 +11884,7 @@
         <w:rPr>
           <w:lang w:eastAsia="es-MX"/>
         </w:rPr>
-        <w:t xml:space="preserve">y al fina de cada ciclo de </w:t>
-      </w:r>
-      <w:proofErr w:type="gramStart"/>
-      <w:r>
-        <w:rPr>
-          <w:lang w:eastAsia="es-MX"/>
-        </w:rPr>
-        <w:t>vuelve a repetir</w:t>
-      </w:r>
-      <w:proofErr w:type="gramEnd"/>
-      <w:r>
-        <w:rPr>
-          <w:lang w:eastAsia="es-MX"/>
-        </w:rPr>
-        <w:t xml:space="preserve"> el ciclo, esto permitió un excelente desarrollo en equipo ya que desde un inicio nos permitió identificar las problemáticas que habían antes de desarrollar como en el ejemplo de la </w:t>
+        <w:t xml:space="preserve">y al fina de cada ciclo de vuelve a repetir el ciclo, esto permitió un excelente desarrollo en equipo ya que desde un inicio nos permitió identificar las problemáticas que habían antes de desarrollar como en el ejemplo de la </w:t>
       </w:r>
       <w:r>
         <w:rPr>
@@ -12078,7 +11948,7 @@
                     </pic:cNvPicPr>
                   </pic:nvPicPr>
                   <pic:blipFill>
-                    <a:blip r:embed="rId18">
+                    <a:blip r:embed="rId19">
                       <a:extLst>
                         <a:ext uri="{28A0092B-C50C-407E-A947-70E740481C1C}">
                           <a14:useLocalDpi xmlns:a14="http://schemas.microsoft.com/office/drawing/2010/main" val="0"/>
@@ -12310,7 +12180,7 @@
                     </pic:cNvPicPr>
                   </pic:nvPicPr>
                   <pic:blipFill rotWithShape="1">
-                    <a:blip r:embed="rId19">
+                    <a:blip r:embed="rId20">
                       <a:extLst>
                         <a:ext uri="{28A0092B-C50C-407E-A947-70E740481C1C}">
                           <a14:useLocalDpi xmlns:a14="http://schemas.microsoft.com/office/drawing/2010/main" val="0"/>
@@ -15562,6 +15432,224 @@
     <w:p>
       <w:pPr>
         <w:rPr>
+          <w:lang w:eastAsia="es-MX"/>
+        </w:rPr>
+      </w:pPr>
+    </w:p>
+    <w:p>
+      <w:pPr>
+        <w:rPr>
+          <w:sz w:val="22"/>
+        </w:rPr>
+      </w:pPr>
+      <w:r>
+        <w:rPr>
+          <w:lang w:eastAsia="es-MX"/>
+        </w:rPr>
+        <w:fldChar w:fldCharType="begin"/>
+      </w:r>
+      <w:r>
+        <w:rPr>
+          <w:lang w:eastAsia="es-MX"/>
+        </w:rPr>
+        <w:instrText xml:space="preserve"> LINK Excel.Sheet.12 "Libro1" "Hoja1!F1C1:F7C5" \a \f 4 \h </w:instrText>
+      </w:r>
+      <w:r>
+        <w:rPr>
+          <w:lang w:eastAsia="es-MX"/>
+        </w:rPr>
+        <w:fldChar w:fldCharType="separate"/>
+      </w:r>
+    </w:p>
+    <w:p>
+      <w:pPr>
+        <w:rPr>
+          <w:sz w:val="22"/>
+        </w:rPr>
+      </w:pPr>
+      <w:r>
+        <w:rPr>
+          <w:rFonts w:ascii="Arial" w:hAnsi="Arial" w:cs="Arial"/>
+          <w:lang w:eastAsia="es-MX"/>
+        </w:rPr>
+        <w:fldChar w:fldCharType="end"/>
+      </w:r>
+      <w:r>
+        <w:rPr>
+          <w:rFonts w:ascii="Arial" w:hAnsi="Arial" w:cs="Arial"/>
+          <w:lang w:eastAsia="es-MX"/>
+        </w:rPr>
+        <w:fldChar w:fldCharType="begin"/>
+      </w:r>
+      <w:r>
+        <w:rPr>
+          <w:rFonts w:ascii="Arial" w:hAnsi="Arial" w:cs="Arial"/>
+          <w:lang w:eastAsia="es-MX"/>
+        </w:rPr>
+        <w:instrText xml:space="preserve"> LINK Excel.Sheet.12 "Libro1" "Hoja2!F1C1:F6C5" \a \f 4 \h </w:instrText>
+      </w:r>
+      <w:r>
+        <w:rPr>
+          <w:rFonts w:ascii="Arial" w:hAnsi="Arial" w:cs="Arial"/>
+          <w:lang w:eastAsia="es-MX"/>
+        </w:rPr>
+        <w:fldChar w:fldCharType="separate"/>
+      </w:r>
+    </w:p>
+    <w:p>
+      <w:pPr>
+        <w:rPr>
+          <w:rFonts w:ascii="Arial" w:hAnsi="Arial" w:cs="Arial"/>
+          <w:lang w:eastAsia="es-MX"/>
+        </w:rPr>
+      </w:pPr>
+      <w:r>
+        <w:rPr>
+          <w:rFonts w:ascii="Arial" w:hAnsi="Arial" w:cs="Arial"/>
+          <w:lang w:eastAsia="es-MX"/>
+        </w:rPr>
+        <w:fldChar w:fldCharType="end"/>
+      </w:r>
+    </w:p>
+    <w:p>
+      <w:pPr>
+        <w:rPr>
+          <w:rFonts w:ascii="Arial" w:hAnsi="Arial" w:cs="Arial"/>
+          <w:lang w:eastAsia="es-MX"/>
+        </w:rPr>
+      </w:pPr>
+    </w:p>
+    <w:p>
+      <w:pPr>
+        <w:rPr>
+          <w:rFonts w:ascii="Arial" w:hAnsi="Arial" w:cs="Arial"/>
+          <w:lang w:eastAsia="es-MX"/>
+        </w:rPr>
+      </w:pPr>
+    </w:p>
+    <w:p>
+      <w:pPr>
+        <w:rPr>
+          <w:rFonts w:ascii="Arial" w:hAnsi="Arial" w:cs="Arial"/>
+          <w:lang w:eastAsia="es-MX"/>
+        </w:rPr>
+      </w:pPr>
+    </w:p>
+    <w:p>
+      <w:pPr>
+        <w:rPr>
+          <w:rFonts w:ascii="Arial" w:hAnsi="Arial" w:cs="Arial"/>
+          <w:lang w:eastAsia="es-MX"/>
+        </w:rPr>
+      </w:pPr>
+    </w:p>
+    <w:p>
+      <w:pPr>
+        <w:rPr>
+          <w:rFonts w:ascii="Arial" w:hAnsi="Arial" w:cs="Arial"/>
+          <w:lang w:eastAsia="es-MX"/>
+        </w:rPr>
+      </w:pPr>
+    </w:p>
+    <w:p>
+      <w:pPr>
+        <w:rPr>
+          <w:rFonts w:ascii="Arial" w:hAnsi="Arial" w:cs="Arial"/>
+          <w:lang w:eastAsia="es-MX"/>
+        </w:rPr>
+      </w:pPr>
+    </w:p>
+    <w:p>
+      <w:pPr>
+        <w:rPr>
+          <w:rFonts w:ascii="Arial" w:hAnsi="Arial" w:cs="Arial"/>
+          <w:lang w:eastAsia="es-MX"/>
+        </w:rPr>
+      </w:pPr>
+    </w:p>
+    <w:p>
+      <w:pPr>
+        <w:rPr>
+          <w:rFonts w:ascii="Arial" w:hAnsi="Arial" w:cs="Arial"/>
+          <w:lang w:eastAsia="es-MX"/>
+        </w:rPr>
+      </w:pPr>
+    </w:p>
+    <w:p>
+      <w:pPr>
+        <w:rPr>
+          <w:rFonts w:ascii="Arial" w:hAnsi="Arial" w:cs="Arial"/>
+          <w:lang w:eastAsia="es-MX"/>
+        </w:rPr>
+      </w:pPr>
+    </w:p>
+    <w:p>
+      <w:pPr>
+        <w:rPr>
+          <w:rFonts w:ascii="Arial" w:hAnsi="Arial" w:cs="Arial"/>
+          <w:lang w:eastAsia="es-MX"/>
+        </w:rPr>
+      </w:pPr>
+    </w:p>
+    <w:p>
+      <w:pPr>
+        <w:rPr>
+          <w:rFonts w:ascii="Arial" w:hAnsi="Arial" w:cs="Arial"/>
+          <w:lang w:eastAsia="es-MX"/>
+        </w:rPr>
+      </w:pPr>
+    </w:p>
+    <w:p>
+      <w:pPr>
+        <w:rPr>
+          <w:rFonts w:ascii="Arial" w:hAnsi="Arial" w:cs="Arial"/>
+          <w:lang w:eastAsia="es-MX"/>
+        </w:rPr>
+      </w:pPr>
+    </w:p>
+    <w:p>
+      <w:pPr>
+        <w:rPr>
+          <w:rFonts w:ascii="Arial" w:hAnsi="Arial" w:cs="Arial"/>
+          <w:lang w:eastAsia="es-MX"/>
+        </w:rPr>
+      </w:pPr>
+    </w:p>
+    <w:p>
+      <w:pPr>
+        <w:rPr>
+          <w:rFonts w:ascii="Arial" w:hAnsi="Arial" w:cs="Arial"/>
+          <w:lang w:eastAsia="es-MX"/>
+        </w:rPr>
+      </w:pPr>
+    </w:p>
+    <w:p>
+      <w:pPr>
+        <w:rPr>
+          <w:rFonts w:ascii="Arial" w:hAnsi="Arial" w:cs="Arial"/>
+          <w:lang w:eastAsia="es-MX"/>
+        </w:rPr>
+      </w:pPr>
+    </w:p>
+    <w:p>
+      <w:pPr>
+        <w:rPr>
+          <w:rFonts w:ascii="Arial" w:hAnsi="Arial" w:cs="Arial"/>
+          <w:lang w:eastAsia="es-MX"/>
+        </w:rPr>
+      </w:pPr>
+    </w:p>
+    <w:p>
+      <w:pPr>
+        <w:rPr>
+          <w:rFonts w:ascii="Arial" w:hAnsi="Arial" w:cs="Arial"/>
+          <w:lang w:eastAsia="es-MX"/>
+        </w:rPr>
+      </w:pPr>
+    </w:p>
+    <w:p>
+      <w:pPr>
+        <w:rPr>
           <w:rFonts w:ascii="Arial" w:hAnsi="Arial" w:cs="Arial"/>
           <w:lang w:eastAsia="es-MX"/>
         </w:rPr>
@@ -15637,7 +15725,6 @@
         <w:rPr>
           <w:rFonts w:cs="Arial"/>
         </w:rPr>
-        <w:lastRenderedPageBreak/>
         <w:t>Versionado de la base de datos.</w:t>
       </w:r>
       <w:bookmarkEnd w:id="12"/>
@@ -15766,6 +15853,7 @@
           <w:rFonts w:ascii="Arial" w:hAnsi="Arial" w:cs="Arial"/>
           <w:lang w:eastAsia="es-MX"/>
         </w:rPr>
+        <w:lastRenderedPageBreak/>
         <w:t>DIAGRAMASS UML</w:t>
       </w:r>
     </w:p>
@@ -16030,7 +16118,6 @@
         <w:rPr>
           <w:lang w:eastAsia="es-MX"/>
         </w:rPr>
-        <w:lastRenderedPageBreak/>
         <w:t>Estrategia de trabajo</w:t>
       </w:r>
     </w:p>
@@ -16183,6 +16270,7 @@
           <w:rFonts w:ascii="Arial" w:hAnsi="Arial" w:cs="Arial"/>
           <w:lang w:eastAsia="es-MX"/>
         </w:rPr>
+        <w:lastRenderedPageBreak/>
         <w:t xml:space="preserve">rama </w:t>
       </w:r>
       <w:proofErr w:type="spellStart"/>
@@ -16647,7 +16735,6 @@
         <w:rPr>
           <w:rFonts w:cs="Arial"/>
         </w:rPr>
-        <w:lastRenderedPageBreak/>
         <w:t>Prácticas de programación segura.</w:t>
       </w:r>
       <w:bookmarkEnd w:id="21"/>
@@ -16949,7 +17036,7 @@
                     </pic:cNvPicPr>
                   </pic:nvPicPr>
                   <pic:blipFill>
-                    <a:blip r:embed="rId20" cstate="print">
+                    <a:blip r:embed="rId21" cstate="print">
                       <a:extLst>
                         <a:ext uri="{28A0092B-C50C-407E-A947-70E740481C1C}">
                           <a14:useLocalDpi xmlns:a14="http://schemas.microsoft.com/office/drawing/2010/main" val="0"/>
@@ -16997,7 +17084,7 @@
       </w:pPr>
     </w:p>
     <w:sectPr>
-      <w:headerReference w:type="default" r:id="rId21"/>
+      <w:headerReference w:type="default" r:id="rId22"/>
       <w:pgSz w:w="12240" w:h="15840"/>
       <w:pgMar w:top="1417" w:right="1701" w:bottom="1417" w:left="1701" w:header="708" w:footer="708" w:gutter="0"/>
       <w:cols w:space="708"/>
@@ -17067,6 +17154,7 @@
         <w:docPartUnique/>
       </w:docPartObj>
     </w:sdtPr>
+    <w:sdtEndPr/>
     <w:sdtContent>
       <w:p>
         <w:pPr>

--- a/Documentacion/Docs/integradora.docx
+++ b/Documentacion/Docs/integradora.docx
@@ -3452,7 +3452,7 @@
     <w:p>
       <w:pPr>
         <w:pStyle w:val="NormalWeb"/>
-        <w:spacing w:before="391" w:line="276" w:lineRule="auto"/>
+        <w:spacing w:line="276" w:lineRule="auto"/>
         <w:ind w:firstLine="708"/>
         <w:rPr>
           <w:rFonts w:ascii="Arial" w:hAnsi="Arial" w:cs="Arial"/>
@@ -3466,13 +3466,33 @@
           <w:bCs/>
           <w:color w:val="000000"/>
         </w:rPr>
-        <w:t>Se desarrolló el proyecto con enfoque en el desarrollo de soluciones tecnológicas orientadas a la automatización y mejora de procesos mediante herramientas digitales, dentro de este entorno se identificó la necesidad de crear una aplicación que ayudara a resolver problemas relacionados con la falta de control financiero y la desorganización en el manejo de tarjetas bancarias.</w:t>
+        <w:t>Se desarrolló el proyecto con enfoque en el desarrollo de</w:t>
       </w:r>
     </w:p>
     <w:p>
       <w:pPr>
         <w:pStyle w:val="NormalWeb"/>
-        <w:spacing w:before="391" w:line="276" w:lineRule="auto"/>
+        <w:spacing w:line="276" w:lineRule="auto"/>
+        <w:ind w:firstLine="708"/>
+        <w:rPr>
+          <w:rFonts w:ascii="Arial" w:hAnsi="Arial" w:cs="Arial"/>
+          <w:bCs/>
+          <w:color w:val="000000"/>
+        </w:rPr>
+      </w:pPr>
+      <w:r>
+        <w:rPr>
+          <w:rFonts w:ascii="Arial" w:hAnsi="Arial" w:cs="Arial"/>
+          <w:bCs/>
+          <w:color w:val="000000"/>
+        </w:rPr>
+        <w:t>soluciones tecnológicas orientadas a la automatización y mejora de procesos mediante herramientas digitales, dentro de este entorno se identificó la necesidad de crear una aplicación que ayudara a resolver problemas relacionados con la falta de control financiero y la desorganización en el manejo de tarjetas bancarias.</w:t>
+      </w:r>
+    </w:p>
+    <w:p>
+      <w:pPr>
+        <w:pStyle w:val="NormalWeb"/>
+        <w:spacing w:line="276" w:lineRule="auto"/>
         <w:ind w:firstLine="708"/>
         <w:rPr>
           <w:rFonts w:ascii="Arial" w:hAnsi="Arial" w:cs="Arial"/>
@@ -3799,19 +3819,21 @@
           <w:color w:val="000000"/>
           <w:lang w:val="en-US"/>
         </w:rPr>
-        <w:t xml:space="preserve">This report describes the development of a technological project carried out </w:t>
-      </w:r>
-      <w:proofErr w:type="gramStart"/>
-      <w:r>
+        <w:t>This report describes the development of a technological project carried out in the area of Information Technologies and Software Development, focused on the creation of a web application for the registration and management of credit and debit cards. The project was developed with the purpose of providing users with a tool that facilitates the organization of their financial activities and helps improve the management of their personal payments and expenses.</w:t>
+      </w:r>
+    </w:p>
+    <w:p>
+      <w:pPr>
+        <w:pStyle w:val="NormalWeb"/>
+        <w:spacing w:before="391" w:line="276" w:lineRule="auto"/>
+        <w:ind w:firstLine="708"/>
         <w:rPr>
           <w:rFonts w:ascii="Arial" w:hAnsi="Arial" w:cs="Arial"/>
           <w:bCs/>
           <w:color w:val="000000"/>
           <w:lang w:val="en-US"/>
         </w:rPr>
-        <w:t>in the area of</w:t>
-      </w:r>
-      <w:proofErr w:type="gramEnd"/>
+      </w:pPr>
       <w:r>
         <w:rPr>
           <w:rFonts w:ascii="Arial" w:hAnsi="Arial" w:cs="Arial"/>
@@ -3819,7 +3841,29 @@
           <w:color w:val="000000"/>
           <w:lang w:val="en-US"/>
         </w:rPr>
-        <w:t xml:space="preserve"> Information Technologies and Software Development, focused on the creation of a web application for the registration and management of credit and debit cards. The project was developed with the purpose of providing users with a tool that facilitates the organization of their financial activities and helps improve the management of their personal payments and expenses.</w:t>
+        <w:t>The project was developed with a focus on creating technological solutions aimed at the automation and improvement of processes through digital tools. Within this environment, the need to create an application capable of solving problems related to the lack of financial control and disorganization in the management of bank cards was identified.</w:t>
+      </w:r>
+    </w:p>
+    <w:p>
+      <w:pPr>
+        <w:pStyle w:val="NormalWeb"/>
+        <w:spacing w:line="276" w:lineRule="auto"/>
+        <w:ind w:firstLine="708"/>
+        <w:rPr>
+          <w:rFonts w:ascii="Arial" w:hAnsi="Arial" w:cs="Arial"/>
+          <w:bCs/>
+          <w:color w:val="000000"/>
+          <w:lang w:val="en-US"/>
+        </w:rPr>
+      </w:pPr>
+      <w:r>
+        <w:rPr>
+          <w:rFonts w:ascii="Arial" w:hAnsi="Arial" w:cs="Arial"/>
+          <w:bCs/>
+          <w:color w:val="000000"/>
+          <w:lang w:val="en-US"/>
+        </w:rPr>
+        <w:t>Currently, many people use credit and debit cards to make purchases, payments, and different financial transactions. However, a large number of users do not properly keep track of their expenses, payment due dates, or completed transactions, as previously mentioned. This situation causes financial disorganization, forgotten payments, additional interest charges, and difficulties in properly managing financial resources</w:t>
       </w:r>
     </w:p>
     <w:p>
@@ -3841,13 +3885,13 @@
           <w:color w:val="000000"/>
           <w:lang w:val="en-US"/>
         </w:rPr>
-        <w:t>The project was developed with a focus on creating technological solutions aimed at the automation and improvement of processes through digital tools. Within this environment, the need to create an application capable of solving problems related to the lack of financial control and disorganization in the management of bank cards was identified.</w:t>
+        <w:t>Based on this problem, a web application was developed that allows users to register bank cards, store information related to payments and transactions, and generate automatic reminders about important dates. The system also allows users to register purchases and expenses made with debit cards, helping them visualize and better control their financial activities.</w:t>
       </w:r>
     </w:p>
     <w:p>
       <w:pPr>
         <w:pStyle w:val="NormalWeb"/>
-        <w:spacing w:line="276" w:lineRule="auto"/>
+        <w:spacing w:before="391" w:line="276" w:lineRule="auto"/>
         <w:ind w:firstLine="708"/>
         <w:rPr>
           <w:rFonts w:ascii="Arial" w:hAnsi="Arial" w:cs="Arial"/>
@@ -3863,19 +3907,21 @@
           <w:color w:val="000000"/>
           <w:lang w:val="en-US"/>
         </w:rPr>
-        <w:t xml:space="preserve">Currently, many people use credit and debit cards to make purchases, payments, and different financial transactions. However, </w:t>
-      </w:r>
-      <w:proofErr w:type="gramStart"/>
-      <w:r>
+        <w:t>One of the most relevant aspects of the project is the automatic generation of a monthly transaction statement. This function creates an Excel file that displays expenses, payments, and transactions carried out during the month, facilitating the user’s financial analysis and control.</w:t>
+      </w:r>
+    </w:p>
+    <w:p>
+      <w:pPr>
+        <w:pStyle w:val="NormalWeb"/>
+        <w:spacing w:before="391" w:line="276" w:lineRule="auto"/>
+        <w:ind w:firstLine="708"/>
         <w:rPr>
           <w:rFonts w:ascii="Arial" w:hAnsi="Arial" w:cs="Arial"/>
           <w:bCs/>
           <w:color w:val="000000"/>
           <w:lang w:val="en-US"/>
         </w:rPr>
-        <w:t>a large number of</w:t>
-      </w:r>
-      <w:proofErr w:type="gramEnd"/>
+      </w:pPr>
       <w:r>
         <w:rPr>
           <w:rFonts w:ascii="Arial" w:hAnsi="Arial" w:cs="Arial"/>
@@ -3883,7 +3929,8 @@
           <w:color w:val="000000"/>
           <w:lang w:val="en-US"/>
         </w:rPr>
-        <w:t xml:space="preserve"> users do not properly keep track of their expenses, payment due dates, or completed transactions, as previously mentioned. This situation causes financial disorganization, forgotten payments, additional interest charges, and difficulties in properly managing financial resources</w:t>
+        <w:lastRenderedPageBreak/>
+        <w:t>For the development of the application, technological tools such as PostgreSQL were used for the database, Java for the system logic, and --- for the graphical user interface design.</w:t>
       </w:r>
     </w:p>
     <w:p>
@@ -3905,19 +3952,21 @@
           <w:color w:val="000000"/>
           <w:lang w:val="en-US"/>
         </w:rPr>
-        <w:t xml:space="preserve">Based on this problem, a web application was developed that allows users to register bank cards, store information related to payments and </w:t>
-      </w:r>
-      <w:proofErr w:type="gramStart"/>
-      <w:r>
+        <w:t>Among the achieved results, a functional application capable of registering users, storing banking information, generating automatic reminders, and exporting organized monthly reports in Excel format was successfully developed. Likewise, a simple and accessible interface was implemented, designed to facilitate the use of the application for all types of users.</w:t>
+      </w:r>
+    </w:p>
+    <w:p>
+      <w:pPr>
+        <w:pStyle w:val="NormalWeb"/>
+        <w:spacing w:before="391" w:line="276" w:lineRule="auto"/>
+        <w:ind w:firstLine="708"/>
         <w:rPr>
           <w:rFonts w:ascii="Arial" w:hAnsi="Arial" w:cs="Arial"/>
           <w:bCs/>
           <w:color w:val="000000"/>
           <w:lang w:val="en-US"/>
         </w:rPr>
-        <w:t>transactions, and</w:t>
-      </w:r>
-      <w:proofErr w:type="gramEnd"/>
+      </w:pPr>
       <w:r>
         <w:rPr>
           <w:rFonts w:ascii="Arial" w:hAnsi="Arial" w:cs="Arial"/>
@@ -3925,7 +3974,53 @@
           <w:color w:val="000000"/>
           <w:lang w:val="en-US"/>
         </w:rPr>
-        <w:t xml:space="preserve"> generate automatic reminders about important dates. The system also allows users to register purchases and expenses made with debit cards, helping them visualize and better control their financial activities.</w:t>
+        <w:t>Finally, the project represents a technological solution focused on improving personal financial management through practical and automated digital tools, allowing users to maintain better control over their payments, expenses, and banking transactions in an organized and efficient manner.</w:t>
+      </w:r>
+    </w:p>
+    <w:p>
+      <w:pPr>
+        <w:pStyle w:val="NormalWeb"/>
+        <w:spacing w:before="391" w:line="276" w:lineRule="auto"/>
+        <w:rPr>
+          <w:rFonts w:ascii="Arial" w:hAnsi="Arial" w:cs="Arial"/>
+          <w:bCs/>
+          <w:color w:val="000000"/>
+          <w:lang w:val="en-US"/>
+        </w:rPr>
+      </w:pPr>
+      <w:r>
+        <w:rPr>
+          <w:rFonts w:ascii="Arial" w:hAnsi="Arial" w:cs="Arial"/>
+          <w:bCs/>
+          <w:color w:val="000000"/>
+          <w:lang w:val="en-US"/>
+        </w:rPr>
+        <w:tab/>
+      </w:r>
+      <w:r>
+        <w:rPr>
+          <w:rFonts w:ascii="Arial" w:hAnsi="Arial" w:cs="Arial"/>
+          <w:bCs/>
+          <w:color w:val="000000"/>
+          <w:lang w:val="en-US"/>
+        </w:rPr>
+        <w:br w:type="page"/>
+      </w:r>
+    </w:p>
+    <w:p>
+      <w:pPr>
+        <w:rPr>
+          <w:rFonts w:ascii="Arial" w:hAnsi="Arial" w:cs="Arial"/>
+          <w:szCs w:val="24"/>
+        </w:rPr>
+      </w:pPr>
+      <w:r>
+        <w:rPr>
+          <w:rFonts w:ascii="Arial" w:hAnsi="Arial" w:cs="Arial"/>
+          <w:szCs w:val="24"/>
+        </w:rPr>
+        <w:lastRenderedPageBreak/>
+        <w:t>INTRODUCCIÓN</w:t>
       </w:r>
     </w:p>
     <w:p>
@@ -3937,7 +4032,6 @@
           <w:rFonts w:ascii="Arial" w:hAnsi="Arial" w:cs="Arial"/>
           <w:bCs/>
           <w:color w:val="000000"/>
-          <w:lang w:val="en-US"/>
         </w:rPr>
       </w:pPr>
       <w:r>
@@ -3945,19 +4039,8 @@
           <w:rFonts w:ascii="Arial" w:hAnsi="Arial" w:cs="Arial"/>
           <w:bCs/>
           <w:color w:val="000000"/>
-          <w:lang w:val="en-US"/>
-        </w:rPr>
-        <w:t xml:space="preserve">One of the most relevant aspects of the project is the automatic generation of a monthly transaction statement. This function creates an Excel file that displays expenses, payments, and </w:t>
-      </w:r>
-      <w:r>
-        <w:rPr>
-          <w:rFonts w:ascii="Arial" w:hAnsi="Arial" w:cs="Arial"/>
-          <w:bCs/>
-          <w:color w:val="000000"/>
-          <w:lang w:val="en-US"/>
-        </w:rPr>
-        <w:lastRenderedPageBreak/>
-        <w:t>transactions carried out during the month, facilitating the user’s financial analysis and control.</w:t>
+        </w:rPr>
+        <w:t>El presente proyecto integrador se desarrolla como parte de la formación académica del nivel Técnico Superior Universitario (TSU) en el área de Tecnologías de la Información y Desarrollo de Software.</w:t>
       </w:r>
     </w:p>
     <w:p>
@@ -3969,7 +4052,6 @@
           <w:rFonts w:ascii="Arial" w:hAnsi="Arial" w:cs="Arial"/>
           <w:bCs/>
           <w:color w:val="000000"/>
-          <w:lang w:val="en-US"/>
         </w:rPr>
       </w:pPr>
       <w:r>
@@ -3977,9 +4059,8 @@
           <w:rFonts w:ascii="Arial" w:hAnsi="Arial" w:cs="Arial"/>
           <w:bCs/>
           <w:color w:val="000000"/>
-          <w:lang w:val="en-US"/>
-        </w:rPr>
-        <w:t>For the development of the application, technological tools such as PostgreSQL were used for the database, Java for the system logic, and --- for the graphical user interface design.</w:t>
+        </w:rPr>
+        <w:t>Actualmente, las tarjetas de crédito y débito forman parte de la vida cotidiana de muchas personas, ya que permiten realizar compras, pagos de servicios, transacciones digitales y financiamientos de manera rápida y sencilla. Sin embargo, se ha identificado que muchas personas presentan dificultades para recordar las fechas límite de pago, los montos pendientes, las compras realizadas o incluso la cantidad de tarjetas que poseen activas. Esta situación provoca retrasos en los pagos, intereses adicionales, descontrol en los gastos realizados con base en pagos o compras y afectaciones en el historial crediticio de los usuarios.</w:t>
       </w:r>
     </w:p>
     <w:p>
@@ -3991,7 +4072,6 @@
           <w:rFonts w:ascii="Arial" w:hAnsi="Arial" w:cs="Arial"/>
           <w:bCs/>
           <w:color w:val="000000"/>
-          <w:lang w:val="en-US"/>
         </w:rPr>
       </w:pPr>
       <w:r>
@@ -3999,9 +4079,24 @@
           <w:rFonts w:ascii="Arial" w:hAnsi="Arial" w:cs="Arial"/>
           <w:bCs/>
           <w:color w:val="000000"/>
-          <w:lang w:val="en-US"/>
-        </w:rPr>
-        <w:t>Among the achieved results, a functional application capable of registering users, storing banking information, generating automatic reminders, and exporting organized monthly reports in Excel format was successfully developed. Likewise, a simple and accessible interface was implemented, designed to facilitate the use of the application for all types of users.</w:t>
+        </w:rPr>
+        <w:t>Debido a esta problemática, surge la necesidad de desarrollar una aplicación tecnológica</w:t>
+      </w:r>
+      <w:r>
+        <w:rPr>
+          <w:rFonts w:ascii="Arial" w:hAnsi="Arial" w:cs="Arial"/>
+          <w:bCs/>
+          <w:color w:val="000000"/>
+        </w:rPr>
+        <w:t xml:space="preserve"> de escritorio</w:t>
+      </w:r>
+      <w:r>
+        <w:rPr>
+          <w:rFonts w:ascii="Arial" w:hAnsi="Arial" w:cs="Arial"/>
+          <w:bCs/>
+          <w:color w:val="000000"/>
+        </w:rPr>
+        <w:t xml:space="preserve"> que ayude a las personas a organizar mejor sus finanzas personales mediante recordatorios automáticos y herramientas de administración de pagos, como el registro de compras o gastos tanto de tarjetas de crédito como de débito.</w:t>
       </w:r>
     </w:p>
     <w:p>
@@ -4013,7 +4108,6 @@
           <w:rFonts w:ascii="Arial" w:hAnsi="Arial" w:cs="Arial"/>
           <w:bCs/>
           <w:color w:val="000000"/>
-          <w:lang w:val="en-US"/>
         </w:rPr>
       </w:pPr>
       <w:r>
@@ -4021,55 +4115,24 @@
           <w:rFonts w:ascii="Arial" w:hAnsi="Arial" w:cs="Arial"/>
           <w:bCs/>
           <w:color w:val="000000"/>
-          <w:lang w:val="en-US"/>
-        </w:rPr>
-        <w:t>Finally, the project represents a technological solution focused on improving personal financial management through practical and automated digital tools, allowing users to maintain better control over their payments, expenses, and banking transactions in an organized and efficient manner.</w:t>
-      </w:r>
-    </w:p>
-    <w:p>
-      <w:pPr>
-        <w:pStyle w:val="NormalWeb"/>
-        <w:spacing w:before="391" w:line="276" w:lineRule="auto"/>
+        </w:rPr>
+        <w:t>El presente proyecto integrador consiste en el desarrollo de una aplicación</w:t>
+      </w:r>
+      <w:r>
         <w:rPr>
           <w:rFonts w:ascii="Arial" w:hAnsi="Arial" w:cs="Arial"/>
           <w:bCs/>
           <w:color w:val="000000"/>
-          <w:lang w:val="en-US"/>
-        </w:rPr>
-      </w:pPr>
+        </w:rPr>
+        <w:t xml:space="preserve"> de escritorio</w:t>
+      </w:r>
       <w:r>
         <w:rPr>
           <w:rFonts w:ascii="Arial" w:hAnsi="Arial" w:cs="Arial"/>
           <w:bCs/>
           <w:color w:val="000000"/>
-          <w:lang w:val="en-US"/>
-        </w:rPr>
-        <w:tab/>
-      </w:r>
-      <w:r>
-        <w:rPr>
-          <w:rFonts w:ascii="Arial" w:hAnsi="Arial" w:cs="Arial"/>
-          <w:bCs/>
-          <w:color w:val="000000"/>
-          <w:lang w:val="en-US"/>
-        </w:rPr>
-        <w:br w:type="page"/>
-      </w:r>
-    </w:p>
-    <w:p>
-      <w:pPr>
-        <w:rPr>
-          <w:rFonts w:ascii="Arial" w:hAnsi="Arial" w:cs="Arial"/>
-          <w:szCs w:val="24"/>
-        </w:rPr>
-      </w:pPr>
-      <w:r>
-        <w:rPr>
-          <w:rFonts w:ascii="Arial" w:hAnsi="Arial" w:cs="Arial"/>
-          <w:szCs w:val="24"/>
-        </w:rPr>
-        <w:lastRenderedPageBreak/>
-        <w:t>INTRODUCCIÓN</w:t>
+        </w:rPr>
+        <w:t xml:space="preserve"> dirigida al público en general, cuya finalidad es ayudar a los usuarios a recordar las fechas y montos de pago de sus tarjetas de crédito y, en el caso de las tarjetas de débito, permitir un mejor control administrativo mediante el registro de compras o pagos realizados. La aplicación permitirá registrar diferentes tarjetas de crédito y débito, almacenar información relevante como fechas límite de pago, montos mínimos y pagos totales, además de generar recordatorios automáticos antes de la fecha de vencimiento.</w:t>
       </w:r>
     </w:p>
     <w:p>
@@ -4089,7 +4152,7 @@
           <w:bCs/>
           <w:color w:val="000000"/>
         </w:rPr>
-        <w:t>El presente proyecto integrador se desarrolla como parte de la formación académica del nivel Técnico Superior Universitario (TSU) en el área de Tecnologías de la Información y Desarrollo de Software.</w:t>
+        <w:t>Asimismo, el sistema contará con un historial de pagos realizados, lo cual permitirá generar al usuario un corte mensual de todos sus movimientos en un formato de archivo Excel, proporcionando herramientas básicas para facilitar la administración financiera personal.</w:t>
       </w:r>
     </w:p>
     <w:p>
@@ -4109,7 +4172,16 @@
           <w:bCs/>
           <w:color w:val="000000"/>
         </w:rPr>
-        <w:t>Actualmente, las tarjetas de crédito y débito forman parte de la vida cotidiana de muchas personas, ya que permiten realizar compras, pagos de servicios, transacciones digitales y financiamientos de manera rápida y sencilla. Sin embargo, se ha identificado que muchas personas presentan dificultades para recordar las fechas límite de pago, los montos pendientes, las compras realizadas o incluso la cantidad de tarjetas que poseen activas. Esta situación provoca retrasos en los pagos, intereses adicionales, descontrol en los gastos realizados con base en pagos o compras y afectaciones en el historial crediticio de los usuarios.</w:t>
+        <w:t xml:space="preserve">El software está diseñado para ser accesible, eficiente y fácil de utilizar, permitiendo que cualquier persona pueda mejorar el control de sus pagos y evitar cargos innecesarios por atrasos. Con este proyecto </w:t>
+      </w:r>
+      <w:r>
+        <w:rPr>
+          <w:rFonts w:ascii="Arial" w:hAnsi="Arial" w:cs="Arial"/>
+          <w:bCs/>
+          <w:color w:val="000000"/>
+        </w:rPr>
+        <w:lastRenderedPageBreak/>
+        <w:t>se busca fomentar una mejor organización económica y ofrecer una solución tecnológica útil para la administración de finanzas personales.</w:t>
       </w:r>
     </w:p>
     <w:p>
@@ -4129,23 +4201,7 @@
           <w:bCs/>
           <w:color w:val="000000"/>
         </w:rPr>
-        <w:t>Debido a esta problemática, surge la necesidad de desarrollar una aplicación tecnológica</w:t>
-      </w:r>
-      <w:r>
-        <w:rPr>
-          <w:rFonts w:ascii="Arial" w:hAnsi="Arial" w:cs="Arial"/>
-          <w:bCs/>
-          <w:color w:val="000000"/>
-        </w:rPr>
-        <w:t xml:space="preserve"> de escritorio</w:t>
-      </w:r>
-      <w:r>
-        <w:rPr>
-          <w:rFonts w:ascii="Arial" w:hAnsi="Arial" w:cs="Arial"/>
-          <w:bCs/>
-          <w:color w:val="000000"/>
-        </w:rPr>
-        <w:t xml:space="preserve"> que ayude a las personas a organizar mejor sus finanzas personales mediante recordatorios automáticos y herramientas de administración de pagos, como el registro de compras o gastos tanto de tarjetas de crédito como de débito.</w:t>
+        <w:t>Para la realización del proyecto se utilizarán diversas herramientas tecnológicas, como PostgreSQL para la gestión de la base de datos y Java para la conexión y lógica del sistema. Además, el proyecto contempla el análisis de requerimientos funcionales y no funcionales, el diseño de la base de datos, diagramas de navegación, diagramas de actividades y propuestas de interfaz, con el propósito de desarrollar una aplicación eficiente, segura y fácil de utilizar.</w:t>
       </w:r>
     </w:p>
     <w:p>
@@ -4165,23 +4221,7 @@
           <w:bCs/>
           <w:color w:val="000000"/>
         </w:rPr>
-        <w:t>El presente proyecto integrador consiste en el desarrollo de una aplicación</w:t>
-      </w:r>
-      <w:r>
-        <w:rPr>
-          <w:rFonts w:ascii="Arial" w:hAnsi="Arial" w:cs="Arial"/>
-          <w:bCs/>
-          <w:color w:val="000000"/>
-        </w:rPr>
-        <w:t xml:space="preserve"> de escritorio</w:t>
-      </w:r>
-      <w:r>
-        <w:rPr>
-          <w:rFonts w:ascii="Arial" w:hAnsi="Arial" w:cs="Arial"/>
-          <w:bCs/>
-          <w:color w:val="000000"/>
-        </w:rPr>
-        <w:t xml:space="preserve"> dirigida al público en general, cuya finalidad es ayudar a los usuarios a recordar las fechas y montos de pago de sus tarjetas de crédito y, en el caso de las tarjetas de débito, permitir un mejor control administrativo mediante el registro de compras o pagos realizados. La aplicación permitirá registrar diferentes tarjetas de crédito y débito, almacenar información relevante como fechas límite de pago, montos mínimos y pagos totales, además de generar recordatorios automáticos antes de la fecha de vencimiento.</w:t>
+        <w:t>Con este proyecto se busca ofrecer una solución accesible y funcional que contribuya a mejorar la administración financiera personal, ayudando a los usuarios a evitar retrasos en sus pagos y fomentando una mejor organización económica.</w:t>
       </w:r>
     </w:p>
     <w:p>
@@ -4201,7 +4241,7 @@
           <w:bCs/>
           <w:color w:val="000000"/>
         </w:rPr>
-        <w:t>Asimismo, el sistema contará con un historial de pagos realizados, lo cual permitirá generar al usuario un corte mensual de todos sus movimientos en un formato de archivo Excel, proporcionando herramientas básicas para facilitar la administración financiera personal.</w:t>
+        <w:t>Durante el desarrollo del Capítulo 1: Recolección y refinamiento de requisitos, se identificarán las diferentes necesidades que presente el cliente y, de acuerdo con estas, se definirán las funciones que tendrá la página web, así como los recursos físicos y lógicos necesarios para garantizar un adecuado acceso a la aplicación. De igual manera, se delimitarán los distintos usuarios que existirán en la página web y las acciones que cada uno podrá realizar de acuerdo con sus roles.</w:t>
       </w:r>
     </w:p>
     <w:p>
@@ -4221,8 +4261,41 @@
           <w:bCs/>
           <w:color w:val="000000"/>
         </w:rPr>
-        <w:lastRenderedPageBreak/>
-        <w:t>El software está diseñado para ser accesible, eficiente y fácil de utilizar, permitiendo que cualquier persona pueda mejorar el control de sus pagos y evitar cargos innecesarios por atrasos. Con este proyecto se busca fomentar una mejor organización económica y ofrecer una solución tecnológica útil para la administración de finanzas personales.</w:t>
+        <w:t>En el Capítulo 2: Diseño y desarrollo del proyecto, se establece</w:t>
+      </w:r>
+      <w:r>
+        <w:rPr>
+          <w:rFonts w:ascii="Arial" w:hAnsi="Arial" w:cs="Arial"/>
+          <w:bCs/>
+          <w:color w:val="000000"/>
+        </w:rPr>
+        <w:t xml:space="preserve"> de</w:t>
+      </w:r>
+      <w:r>
+        <w:rPr>
+          <w:rFonts w:ascii="Arial" w:hAnsi="Arial" w:cs="Arial"/>
+          <w:bCs/>
+          <w:color w:val="000000"/>
+        </w:rPr>
+        <w:t xml:space="preserve"> la manera en la que </w:t>
+      </w:r>
+      <w:proofErr w:type="gramStart"/>
+      <w:r>
+        <w:rPr>
+          <w:rFonts w:ascii="Arial" w:hAnsi="Arial" w:cs="Arial"/>
+          <w:bCs/>
+          <w:color w:val="000000"/>
+        </w:rPr>
+        <w:t>las distintas entidades de la base de datos se relaciona</w:t>
+      </w:r>
+      <w:proofErr w:type="gramEnd"/>
+      <w:r>
+        <w:rPr>
+          <w:rFonts w:ascii="Arial" w:hAnsi="Arial" w:cs="Arial"/>
+          <w:bCs/>
+          <w:color w:val="000000"/>
+        </w:rPr>
+        <w:t xml:space="preserve"> para almacenar los datos de los usuarios de manera óptima. También se presentarán las interfaces que visualizarán los usuarios en los distintos apartados del sitio web. Además, se representarán las páginas o apartados que conforman el sitio y se les dará una jerarquía para facilitar la interacción de los usuarios mediante un mapa de navegación. Finalmente, en este capítulo se plasmarán todas las actividades que se podrán realizar en la página web y la manera en que interactuarán los distintos elementos de acuerdo con las decisiones y acciones ejecutadas por los usuarios.</w:t>
       </w:r>
     </w:p>
     <w:p>
@@ -4242,130 +4315,16 @@
           <w:bCs/>
           <w:color w:val="000000"/>
         </w:rPr>
-        <w:t>Para la realización del proyecto se utilizarán diversas herramientas tecnológicas, como PostgreSQL para la gestión de la base de datos y Java para la conexión y lógica del sistema. Además, el proyecto contempla el análisis de requerimientos funcionales y no funcionales, el diseño de la base de datos, diagramas de navegación, diagramas de actividades y propuestas de interfaz, con el propósito de desarrollar una aplicación eficiente, segura y fácil de utilizar.</w:t>
-      </w:r>
-    </w:p>
-    <w:p>
-      <w:pPr>
-        <w:pStyle w:val="NormalWeb"/>
-        <w:spacing w:before="391" w:line="276" w:lineRule="auto"/>
-        <w:ind w:firstLine="708"/>
+        <w:t xml:space="preserve">Finalmente, en el desarrollo del Capítulo 3: Construcción del diseño y conexión a la base de datos, se realizará la conexión entre el diseño de la página web y la base de datos. Además, se evaluará si en la base de datos se puede realizar el ingreso, la visualización y la </w:t>
+      </w:r>
+      <w:r>
         <w:rPr>
           <w:rFonts w:ascii="Arial" w:hAnsi="Arial" w:cs="Arial"/>
           <w:bCs/>
           <w:color w:val="000000"/>
         </w:rPr>
-      </w:pPr>
-      <w:r>
-        <w:rPr>
-          <w:rFonts w:ascii="Arial" w:hAnsi="Arial" w:cs="Arial"/>
-          <w:bCs/>
-          <w:color w:val="000000"/>
-        </w:rPr>
-        <w:t>Con este proyecto se busca ofrecer una solución accesible y funcional que contribuya a mejorar la administración financiera personal, ayudando a los usuarios a evitar retrasos en sus pagos y fomentando una mejor organización económica.</w:t>
-      </w:r>
-    </w:p>
-    <w:p>
-      <w:pPr>
-        <w:pStyle w:val="NormalWeb"/>
-        <w:spacing w:before="391" w:line="276" w:lineRule="auto"/>
-        <w:ind w:firstLine="708"/>
-        <w:rPr>
-          <w:rFonts w:ascii="Arial" w:hAnsi="Arial" w:cs="Arial"/>
-          <w:bCs/>
-          <w:color w:val="000000"/>
-        </w:rPr>
-      </w:pPr>
-      <w:r>
-        <w:rPr>
-          <w:rFonts w:ascii="Arial" w:hAnsi="Arial" w:cs="Arial"/>
-          <w:bCs/>
-          <w:color w:val="000000"/>
-        </w:rPr>
-        <w:t>Durante el desarrollo del Capítulo 1: Recolección y refinamiento de requisitos, se identificarán las diferentes necesidades que presente el cliente y, de acuerdo con estas, se definirán las funciones que tendrá la página web, así como los recursos físicos y lógicos necesarios para garantizar un adecuado acceso a la aplicación. De igual manera, se delimitarán los distintos usuarios que existirán en la página web y las acciones que cada uno podrá realizar de acuerdo con sus roles.</w:t>
-      </w:r>
-    </w:p>
-    <w:p>
-      <w:pPr>
-        <w:pStyle w:val="NormalWeb"/>
-        <w:spacing w:before="391" w:line="276" w:lineRule="auto"/>
-        <w:ind w:firstLine="708"/>
-        <w:rPr>
-          <w:rFonts w:ascii="Arial" w:hAnsi="Arial" w:cs="Arial"/>
-          <w:bCs/>
-          <w:color w:val="000000"/>
-        </w:rPr>
-      </w:pPr>
-      <w:r>
-        <w:rPr>
-          <w:rFonts w:ascii="Arial" w:hAnsi="Arial" w:cs="Arial"/>
-          <w:bCs/>
-          <w:color w:val="000000"/>
-        </w:rPr>
-        <w:t>En el Capítulo 2: Diseño y desarrollo del proyecto, se establece</w:t>
-      </w:r>
-      <w:r>
-        <w:rPr>
-          <w:rFonts w:ascii="Arial" w:hAnsi="Arial" w:cs="Arial"/>
-          <w:bCs/>
-          <w:color w:val="000000"/>
-        </w:rPr>
-        <w:t xml:space="preserve"> de</w:t>
-      </w:r>
-      <w:r>
-        <w:rPr>
-          <w:rFonts w:ascii="Arial" w:hAnsi="Arial" w:cs="Arial"/>
-          <w:bCs/>
-          <w:color w:val="000000"/>
-        </w:rPr>
-        <w:t xml:space="preserve"> la manera en la que </w:t>
-      </w:r>
-      <w:proofErr w:type="gramStart"/>
-      <w:r>
-        <w:rPr>
-          <w:rFonts w:ascii="Arial" w:hAnsi="Arial" w:cs="Arial"/>
-          <w:bCs/>
-          <w:color w:val="000000"/>
-        </w:rPr>
-        <w:t>las distintas entidades de la base de datos se relaciona</w:t>
-      </w:r>
-      <w:proofErr w:type="gramEnd"/>
-      <w:r>
-        <w:rPr>
-          <w:rFonts w:ascii="Arial" w:hAnsi="Arial" w:cs="Arial"/>
-          <w:bCs/>
-          <w:color w:val="000000"/>
-        </w:rPr>
-        <w:t xml:space="preserve"> para almacenar los datos de los usuarios de manera óptima. También se presentarán las interfaces que visualizarán los usuarios en los distintos apartados del sitio web. Además, se representarán las páginas o apartados que conforman el sitio y se les dará una jerarquía para facilitar la interacción de los usuarios mediante un mapa de navegación. Finalmente, en este capítulo se plasmarán todas las actividades que se podrán realizar en la página web y la manera en que interactuarán los distintos </w:t>
-      </w:r>
-      <w:r>
-        <w:rPr>
-          <w:rFonts w:ascii="Arial" w:hAnsi="Arial" w:cs="Arial"/>
-          <w:bCs/>
-          <w:color w:val="000000"/>
-        </w:rPr>
         <w:lastRenderedPageBreak/>
-        <w:t>elementos de acuerdo con las decisiones y acciones ejecutadas por los usuarios.</w:t>
-      </w:r>
-    </w:p>
-    <w:p>
-      <w:pPr>
-        <w:pStyle w:val="NormalWeb"/>
-        <w:spacing w:before="391" w:line="276" w:lineRule="auto"/>
-        <w:ind w:firstLine="708"/>
-        <w:rPr>
-          <w:rFonts w:ascii="Arial" w:hAnsi="Arial" w:cs="Arial"/>
-          <w:bCs/>
-          <w:color w:val="000000"/>
-        </w:rPr>
-      </w:pPr>
-      <w:r>
-        <w:rPr>
-          <w:rFonts w:ascii="Arial" w:hAnsi="Arial" w:cs="Arial"/>
-          <w:bCs/>
-          <w:color w:val="000000"/>
-        </w:rPr>
-        <w:t>Finalmente, en el desarrollo del Capítulo 3: Construcción del diseño y conexión a la base de datos, se realizará la conexión entre el diseño de la página web y la base de datos. Además, se evaluará si en la base de datos se puede realizar el ingreso, la visualización y la verificación de los datos, con el fin de garantizar el correcto funcionamiento de la aplicación.</w:t>
+        <w:t>verificación de los datos, con el fin de garantizar el correcto funcionamiento de la aplicación.</w:t>
       </w:r>
     </w:p>
     <w:p>
@@ -4571,7 +4530,6 @@
           <w:bCs/>
           <w:szCs w:val="24"/>
         </w:rPr>
-        <w:lastRenderedPageBreak/>
         <w:t>ORGANIGRAMA</w:t>
       </w:r>
     </w:p>
@@ -4612,6 +4570,7 @@
           <w:noProof/>
           <w:szCs w:val="24"/>
         </w:rPr>
+        <w:lastRenderedPageBreak/>
         <w:drawing>
           <wp:inline distT="0" distB="0" distL="0" distR="0" wp14:anchorId="051BBB28" wp14:editId="1157A6DB">
             <wp:extent cx="1097280" cy="1478280"/>
@@ -5959,7 +5918,6 @@
           <w:rFonts w:ascii="Arial" w:eastAsia="Arial" w:hAnsi="Arial" w:cs="Arial"/>
           <w:szCs w:val="24"/>
         </w:rPr>
-        <w:lastRenderedPageBreak/>
         <w:t>Descripción del Equipo de Desarrollo: Ring Card</w:t>
       </w:r>
     </w:p>
@@ -6012,7 +5970,15 @@
           <w:rFonts w:ascii="Arial" w:eastAsia="Arial" w:hAnsi="Arial" w:cs="Arial"/>
           <w:szCs w:val="24"/>
         </w:rPr>
-        <w:t>Asume la dirección estratégica y operativa del proyecto Ring Card. Su función principal es la gestión del flujo de trabajo, asegurando que todos los componentes del sistema se integren bajo una visión unificada. Es responsable de la planificación cronológica y de la asignación de recursos, estableciendo hitos claros para el desarrollo de cada módulo. Su liderazgo se centra en la mitigación de riesgos operativos, la resolución de bloqueos técnicos y la toma de decisiones críticas que garantizan que el producto final no solo sea funcional, sino que se entregue en los tiempos pactados. Actúa como el principal nexo de comunicación entre las áreas de análisis, desarrollo y control de calidad, asegurando que la visión del producto se mantenga coherente durante todo el ciclo de vida de la aplicación.</w:t>
+        <w:t xml:space="preserve">Asume la dirección estratégica y operativa del proyecto Ring Card. Su función principal es la gestión del flujo de trabajo, asegurando que </w:t>
+      </w:r>
+      <w:r>
+        <w:rPr>
+          <w:rFonts w:ascii="Arial" w:eastAsia="Arial" w:hAnsi="Arial" w:cs="Arial"/>
+          <w:szCs w:val="24"/>
+        </w:rPr>
+        <w:lastRenderedPageBreak/>
+        <w:t>todos los componentes del sistema se integren bajo una visión unificada. Es responsable de la planificación cronológica y de la asignación de recursos, estableciendo hitos claros para el desarrollo de cada módulo. Su liderazgo se centra en la mitigación de riesgos operativos, la resolución de bloqueos técnicos y la toma de decisiones críticas que garantizan que el producto final no solo sea funcional, sino que se entregue en los tiempos pactados. Actúa como el principal nexo de comunicación entre las áreas de análisis, desarrollo y control de calidad, asegurando que la visión del producto se mantenga coherente durante todo el ciclo de vida de la aplicación.</w:t>
       </w:r>
     </w:p>
     <w:p>
@@ -6116,15 +6082,7 @@
           <w:rFonts w:ascii="Arial" w:eastAsia="Arial" w:hAnsi="Arial" w:cs="Arial"/>
           <w:szCs w:val="24"/>
         </w:rPr>
-        <w:t xml:space="preserve"> asegurando que la carga y gestión de tarjetas sea intuitiva, rápida y libre de fricciones. Este perfil define las reglas de negocio críticas, tales como la frecuencia, el tiempo y la prioridad de las notificaciones de pago. Además, documenta cada requerimiento funcional, actuando como un puente entre la </w:t>
-      </w:r>
-      <w:r>
-        <w:rPr>
-          <w:rFonts w:ascii="Arial" w:eastAsia="Arial" w:hAnsi="Arial" w:cs="Arial"/>
-          <w:szCs w:val="24"/>
-        </w:rPr>
-        <w:lastRenderedPageBreak/>
-        <w:t>complejidad del software y la sencillez que el usuario requiere para organizar sus finanzas personales de manera efectiva.</w:t>
+        <w:t xml:space="preserve"> asegurando que la carga y gestión de tarjetas sea intuitiva, rápida y libre de fricciones. Este perfil define las reglas de negocio críticas, tales como la frecuencia, el tiempo y la prioridad de las notificaciones de pago. Además, documenta cada requerimiento funcional, actuando como un puente entre la complejidad del software y la sencillez que el usuario requiere para organizar sus finanzas personales de manera efectiva.</w:t>
       </w:r>
     </w:p>
     <w:p>
@@ -6144,7 +6102,7 @@
           <w:rFonts w:ascii="Arial" w:eastAsia="Arial" w:hAnsi="Arial" w:cs="Arial"/>
           <w:szCs w:val="24"/>
         </w:rPr>
-        <w:t xml:space="preserve">Ventura </w:t>
+        <w:t xml:space="preserve">Ventura Jimenez </w:t>
       </w:r>
       <w:proofErr w:type="spellStart"/>
       <w:r>
@@ -6152,7 +6110,7 @@
           <w:rFonts w:ascii="Arial" w:eastAsia="Arial" w:hAnsi="Arial" w:cs="Arial"/>
           <w:szCs w:val="24"/>
         </w:rPr>
-        <w:t>Jimenez</w:t>
+        <w:t>Fernandez</w:t>
       </w:r>
       <w:proofErr w:type="spellEnd"/>
       <w:r>
@@ -6160,39 +6118,31 @@
           <w:rFonts w:ascii="Arial" w:eastAsia="Arial" w:hAnsi="Arial" w:cs="Arial"/>
           <w:szCs w:val="24"/>
         </w:rPr>
-        <w:t xml:space="preserve"> </w:t>
-      </w:r>
-      <w:proofErr w:type="spellStart"/>
-      <w:r>
+        <w:t xml:space="preserve"> Valentina – SUPERVISOR DE PRUEBA</w:t>
+      </w:r>
+    </w:p>
+    <w:p>
+      <w:pPr>
+        <w:jc w:val="left"/>
         <w:rPr>
           <w:rFonts w:ascii="Arial" w:eastAsia="Arial" w:hAnsi="Arial" w:cs="Arial"/>
           <w:szCs w:val="24"/>
         </w:rPr>
-        <w:t>Fernandez</w:t>
-      </w:r>
-      <w:proofErr w:type="spellEnd"/>
+      </w:pPr>
       <w:r>
         <w:rPr>
           <w:rFonts w:ascii="Arial" w:eastAsia="Arial" w:hAnsi="Arial" w:cs="Arial"/>
           <w:szCs w:val="24"/>
         </w:rPr>
-        <w:t xml:space="preserve"> Valentina – SUPERVISOR DE PRUEBA</w:t>
-      </w:r>
-    </w:p>
-    <w:p>
-      <w:pPr>
-        <w:jc w:val="left"/>
+        <w:t xml:space="preserve">Tiene la responsabilidad absoluta de garantizar la integridad, fiabilidad y seguridad de Ring Card. Su labor se centra en la ejecución de pruebas exhaustivas para identificar vulnerabilidades o </w:t>
+      </w:r>
+      <w:r>
         <w:rPr>
           <w:rFonts w:ascii="Arial" w:eastAsia="Arial" w:hAnsi="Arial" w:cs="Arial"/>
           <w:szCs w:val="24"/>
         </w:rPr>
-      </w:pPr>
-      <w:r>
-        <w:rPr>
-          <w:rFonts w:ascii="Arial" w:eastAsia="Arial" w:hAnsi="Arial" w:cs="Arial"/>
-          <w:szCs w:val="24"/>
-        </w:rPr>
-        <w:t>Tiene la responsabilidad absoluta de garantizar la integridad, fiabilidad y seguridad de Ring Card. Su labor se centra en la ejecución de pruebas exhaustivas para identificar vulnerabilidades o comportamientos inesperados, asegurando que el sistema de notificaciones sea infalible. Es responsable de realizar pruebas de estrés, validando el comportamiento de la aplicación bajo diferentes configuraciones del sistema operativo y situaciones críticas, como el manejo de datos erróneos o fallos en la persistencia de la información. Su trabajo es el filtro final de calidad, mediante el cual certifica que cada notificación de pago sea entregada en el momento preciso y que el software cumpla con los más altos estándares de rendimiento antes de ser liberado para el usuario final.</w:t>
+        <w:lastRenderedPageBreak/>
+        <w:t>comportamientos inesperados, asegurando que el sistema de notificaciones sea infalible. Es responsable de realizar pruebas de estrés, validando el comportamiento de la aplicación bajo diferentes configuraciones del sistema operativo y situaciones críticas, como el manejo de datos erróneos o fallos en la persistencia de la información. Su trabajo es el filtro final de calidad, mediante el cual certifica que cada notificación de pago sea entregada en el momento preciso y que el software cumpla con los más altos estándares de rendimiento antes de ser liberado para el usuario final.</w:t>
       </w:r>
     </w:p>
     <w:p>
@@ -6435,6 +6385,7 @@
           <w:rFonts w:ascii="Arial" w:eastAsia="Arial" w:hAnsi="Arial" w:cs="Arial"/>
           <w:szCs w:val="24"/>
         </w:rPr>
+        <w:lastRenderedPageBreak/>
         <w:t>Para el desarrollo del presente proyecto se seleccionó la metodología en espiral, ya que facilita el avance continuo del sistema mientras se gestionan de manera rigurosa los riesgos asociados. Considerando la relación entre el tiempo disponible y el nivel de experiencia del equipo, este modelo permite un progreso efectivo sin descuidar la detección temprana de fallos o peligros. Asimismo, debido a la naturaleza sensible de la información tratada, resulta prioritario minimizar cualquier vulnerabilidad que pudiera repercutir económicamente en los usuarios finales.</w:t>
       </w:r>
     </w:p>
@@ -6493,7 +6444,6 @@
           <w:rFonts w:ascii="Arial" w:eastAsia="Arial" w:hAnsi="Arial" w:cs="Arial"/>
           <w:szCs w:val="24"/>
         </w:rPr>
-        <w:lastRenderedPageBreak/>
         <w:t>El radio de la espiral: Representa el costo y el esfuerzo invertido en el proyecto hasta el momento. A medida que la espiral crece hacia afuera, el costo aumenta.</w:t>
       </w:r>
     </w:p>
@@ -6540,6 +6490,7 @@
           <w:sz w:val="20"/>
           <w:szCs w:val="20"/>
         </w:rPr>
+        <w:lastRenderedPageBreak/>
         <w:drawing>
           <wp:anchor distT="0" distB="0" distL="114300" distR="114300" simplePos="0" relativeHeight="251676674" behindDoc="0" locked="0" layoutInCell="1" allowOverlap="1" wp14:anchorId="5CC49E74" wp14:editId="43C74928">
             <wp:simplePos x="0" y="0"/>
@@ -6939,7 +6890,7 @@
           <w:bCs/>
           <w:color w:val="000000"/>
         </w:rPr>
-        <w:t xml:space="preserve">Desarrollar un sistema de generación automática de reportes mensuales en formato Excel que organice la información financiera registrada por el usuario, incluyendo gastos, pagos realizados, </w:t>
+        <w:t xml:space="preserve">Desarrollar un sistema de generación automática de reportes mensuales en formato Excel que organice la información financiera registrada por el usuario, incluyendo gastos, pagos realizados, categorías de consumo y </w:t>
       </w:r>
       <w:r>
         <w:rPr>
@@ -6948,7 +6899,7 @@
           <w:color w:val="000000"/>
         </w:rPr>
         <w:lastRenderedPageBreak/>
-        <w:t>categorías de consumo y movimientos por tarjeta, facilitando el análisis y control administrativo de sus finanzas.</w:t>
+        <w:t>movimientos por tarjeta, facilitando el análisis y control administrativo de sus finanzas.</w:t>
       </w:r>
     </w:p>
     <w:p>
@@ -7192,8 +7143,8 @@
         <w:tblLook w:val="04A0" w:firstRow="1" w:lastRow="0" w:firstColumn="1" w:lastColumn="0" w:noHBand="0" w:noVBand="1"/>
       </w:tblPr>
       <w:tblGrid>
-        <w:gridCol w:w="4370"/>
-        <w:gridCol w:w="4458"/>
+        <w:gridCol w:w="4675"/>
+        <w:gridCol w:w="4675"/>
       </w:tblGrid>
       <w:tr>
         <w:tc>
@@ -7333,8 +7284,8 @@
         <w:tblLook w:val="04A0" w:firstRow="1" w:lastRow="0" w:firstColumn="1" w:lastColumn="0" w:noHBand="0" w:noVBand="1"/>
       </w:tblPr>
       <w:tblGrid>
-        <w:gridCol w:w="4516"/>
-        <w:gridCol w:w="4312"/>
+        <w:gridCol w:w="4675"/>
+        <w:gridCol w:w="4675"/>
       </w:tblGrid>
       <w:tr>
         <w:tc>
@@ -7385,8 +7336,8 @@
         <w:tblLook w:val="04A0" w:firstRow="1" w:lastRow="0" w:firstColumn="1" w:lastColumn="0" w:noHBand="0" w:noVBand="1"/>
       </w:tblPr>
       <w:tblGrid>
-        <w:gridCol w:w="4555"/>
-        <w:gridCol w:w="4273"/>
+        <w:gridCol w:w="4675"/>
+        <w:gridCol w:w="4675"/>
       </w:tblGrid>
       <w:tr>
         <w:tc>
@@ -7514,8 +7465,8 @@
         <w:tblLook w:val="04A0" w:firstRow="1" w:lastRow="0" w:firstColumn="1" w:lastColumn="0" w:noHBand="0" w:noVBand="1"/>
       </w:tblPr>
       <w:tblGrid>
-        <w:gridCol w:w="4516"/>
-        <w:gridCol w:w="4312"/>
+        <w:gridCol w:w="4675"/>
+        <w:gridCol w:w="4675"/>
       </w:tblGrid>
       <w:tr>
         <w:tc>
@@ -7566,8 +7517,8 @@
         <w:tblLook w:val="04A0" w:firstRow="1" w:lastRow="0" w:firstColumn="1" w:lastColumn="0" w:noHBand="0" w:noVBand="1"/>
       </w:tblPr>
       <w:tblGrid>
-        <w:gridCol w:w="4434"/>
-        <w:gridCol w:w="4394"/>
+        <w:gridCol w:w="4675"/>
+        <w:gridCol w:w="4675"/>
       </w:tblGrid>
       <w:tr>
         <w:tc>
@@ -7669,8 +7620,8 @@
         <w:tblLook w:val="04A0" w:firstRow="1" w:lastRow="0" w:firstColumn="1" w:lastColumn="0" w:noHBand="0" w:noVBand="1"/>
       </w:tblPr>
       <w:tblGrid>
-        <w:gridCol w:w="4451"/>
-        <w:gridCol w:w="4377"/>
+        <w:gridCol w:w="4675"/>
+        <w:gridCol w:w="4675"/>
       </w:tblGrid>
       <w:tr>
         <w:tc>
@@ -7789,7 +7740,6 @@
           </w:tcPr>
           <w:p>
             <w:r>
-              <w:lastRenderedPageBreak/>
               <w:t>Metas</w:t>
             </w:r>
           </w:p>
@@ -7808,6 +7758,7 @@
           </w:tcPr>
           <w:p>
             <w:r>
+              <w:lastRenderedPageBreak/>
               <w:t>Recursos</w:t>
             </w:r>
           </w:p>
@@ -8668,16 +8619,7 @@
           <w:bCs/>
           <w:color w:val="000000"/>
         </w:rPr>
-        <w:t xml:space="preserve">Eficacia y acceso a recursos: Al ser ejecutado de forma local el software accede a la memoria RAM y a la unidad de procesamiento central (CPU), lo que permite realizar cálculos elaborados de tasa </w:t>
-      </w:r>
-      <w:r>
-        <w:rPr>
-          <w:rFonts w:ascii="Arial" w:hAnsi="Arial" w:cs="Arial"/>
-          <w:bCs/>
-          <w:color w:val="000000"/>
-        </w:rPr>
-        <w:lastRenderedPageBreak/>
-        <w:t>de interés, cortes mensuales y los estados de cuenta de manera rápida y efectiva.</w:t>
+        <w:t>Eficacia y acceso a recursos: Al ser ejecutado de forma local el software accede a la memoria RAM y a la unidad de procesamiento central (CPU), lo que permite realizar cálculos elaborados de tasa de interés, cortes mensuales y los estados de cuenta de manera rápida y efectiva.</w:t>
       </w:r>
     </w:p>
     <w:p>
@@ -8701,6 +8643,7 @@
           <w:bCs/>
           <w:color w:val="000000"/>
         </w:rPr>
+        <w:lastRenderedPageBreak/>
         <w:t xml:space="preserve">Autonomía de la red: La aplicación no depende de una conexión a internet de banda ancha ni de la de la latencia de un servidor remoto para renderizar la interfaz </w:t>
       </w:r>
       <w:r>
@@ -8891,7 +8834,7 @@
           <w:bCs/>
           <w:color w:val="000000"/>
         </w:rPr>
-        <w:t xml:space="preserve"> o DBMS). Los datos de los tipos más comunes de bases de datos en funcionamiento actualmente se suelen utilizar como estructuras de filas y columnas en una serie de tablas para aumentar la eficacia del procesamiento y la consulta de datos. Así, se puede acceder, gestionar, modificar, actualizar, controlar y organizar fácilmente los datos. La mayoría de las bases </w:t>
+        <w:t xml:space="preserve"> o DBMS). Los datos de los tipos más comunes de bases de datos en funcionamiento actualmente se suelen utilizar como estructuras de filas y columnas en una serie de tablas para aumentar la eficacia del procesamiento y la consulta de datos. Así, se puede acceder, gestionar, modificar, actualizar, controlar y organizar fácilmente los datos. La mayoría de las bases de datos utilizan un lenguaje de consulta estructurada (SQL) para escribir y consultar datos Dato: El término “datos” hace referencia a cualquier información que se captura y almacena sobre una persona, un lugar, una cosa o un objeto, que se </w:t>
       </w:r>
       <w:r>
         <w:rPr>
@@ -8900,7 +8843,7 @@
           <w:color w:val="000000"/>
         </w:rPr>
         <w:lastRenderedPageBreak/>
-        <w:t>de datos utilizan un lenguaje de consulta estructurada (SQL) para escribir y consultar datos Dato: El término “datos” hace referencia a cualquier información que se captura y almacena sobre una persona, un lugar, una cosa o un objeto, que se denomina entidad, así como los atributos de esa entidad. (</w:t>
+        <w:t>denomina entidad, así como los atributos de esa entidad. (</w:t>
       </w:r>
       <w:proofErr w:type="spellStart"/>
       <w:r>
@@ -9104,7 +9047,6 @@
           <w:bCs/>
           <w:color w:val="000000"/>
         </w:rPr>
-        <w:lastRenderedPageBreak/>
         <w:t xml:space="preserve">        </w:t>
       </w:r>
       <w:r>
@@ -9159,6 +9101,7 @@
           <w:rFonts w:ascii="Arial" w:hAnsi="Arial" w:cs="Arial"/>
           <w:color w:val="000000"/>
         </w:rPr>
+        <w:lastRenderedPageBreak/>
         <w:t>¿Con cuantas tarjetas de crédito y débito cuentas?</w:t>
       </w:r>
     </w:p>
@@ -9306,15 +9249,7 @@
           <w:rFonts w:ascii="Arial" w:hAnsi="Arial" w:cs="Arial"/>
           <w:color w:val="000000"/>
         </w:rPr>
-        <w:t xml:space="preserve"> debe ser limpio, intuitivo y con </w:t>
-      </w:r>
-      <w:r>
-        <w:rPr>
-          <w:rFonts w:ascii="Arial" w:hAnsi="Arial" w:cs="Arial"/>
-          <w:color w:val="000000"/>
-        </w:rPr>
-        <w:lastRenderedPageBreak/>
-        <w:t>soporte de temas cómodos (como el modo oscuro). La aplicación no solo organiza números; busca reducir el impacto psicológico del "desacoplamiento del pago" ofreciendo una interfaz clara y amigable que dé tranquilidad al usuario.</w:t>
+        <w:t xml:space="preserve"> debe ser limpio, intuitivo y con soporte de temas cómodos (como el modo oscuro). La aplicación no solo organiza números; busca reducir el impacto psicológico del "desacoplamiento del pago" ofreciendo una interfaz clara y amigable que dé tranquilidad al usuario.</w:t>
       </w:r>
     </w:p>
     <w:p>
@@ -9335,6 +9270,7 @@
           <w:rFonts w:ascii="Arial" w:hAnsi="Arial" w:cs="Arial"/>
           <w:color w:val="000000"/>
         </w:rPr>
+        <w:lastRenderedPageBreak/>
         <w:t>¿Que buscas en una aplicación de pagos de tarjetas?</w:t>
       </w:r>
     </w:p>
@@ -9572,7 +9508,7 @@
           <w:rFonts w:ascii="Arial" w:hAnsi="Arial" w:cs="Arial"/>
           <w:lang w:eastAsia="es-MX"/>
         </w:rPr>
-        <w:t xml:space="preserve">Finalmente, el cliente busca que la aplicación funcione como una herramienta de apoyo para mejorar la organización financiera </w:t>
+        <w:t xml:space="preserve">Finalmente, el cliente busca que la aplicación funcione como una herramienta de apoyo para mejorar la organización financiera personal, </w:t>
       </w:r>
       <w:r>
         <w:rPr>
@@ -9580,7 +9516,7 @@
           <w:lang w:eastAsia="es-MX"/>
         </w:rPr>
         <w:lastRenderedPageBreak/>
-        <w:t>personal, facilitando el seguimiento de movimientos bancarios y permitiendo tener un mayor control sobre el uso de las tarjetas de crédito y débito.</w:t>
+        <w:t>facilitando el seguimiento de movimientos bancarios y permitiendo tener un mayor control sobre el uso de las tarjetas de crédito y débito.</w:t>
       </w:r>
     </w:p>
     <w:p>
@@ -9870,7 +9806,6 @@
           <w:b/>
           <w:lang w:eastAsia="es-MX"/>
         </w:rPr>
-        <w:lastRenderedPageBreak/>
         <w:t>Reportes y consultas</w:t>
       </w:r>
     </w:p>
@@ -9891,6 +9826,7 @@
           <w:rFonts w:ascii="Arial" w:hAnsi="Arial" w:cs="Arial"/>
           <w:lang w:eastAsia="es-MX"/>
         </w:rPr>
+        <w:lastRenderedPageBreak/>
         <w:t>El sistema permite visualizar reportes relacionados con ingresos, egresos y estados de cuenta de todas las cuentas bancarias registradas por el usuario.</w:t>
       </w:r>
     </w:p>
@@ -10150,23 +10086,23 @@
           <w:rFonts w:ascii="Arial" w:hAnsi="Arial" w:cs="Arial"/>
           <w:lang w:eastAsia="es-MX"/>
         </w:rPr>
+        <w:t>El sistema garantizará la integridad de los datos mediante propiedades ACID, evitando actualizaciones simultáneas sobre una misma tarjeta de crédito que puedan ocasionar inconsistencias en saldos o recordatorios.</w:t>
+      </w:r>
+    </w:p>
+    <w:p>
+      <w:pPr>
+        <w:ind w:left="454"/>
+        <w:rPr>
+          <w:rFonts w:ascii="Arial" w:hAnsi="Arial" w:cs="Arial"/>
+          <w:lang w:eastAsia="es-MX"/>
+        </w:rPr>
+      </w:pPr>
+      <w:r>
+        <w:rPr>
+          <w:rFonts w:ascii="Arial" w:hAnsi="Arial" w:cs="Arial"/>
+          <w:lang w:eastAsia="es-MX"/>
+        </w:rPr>
         <w:lastRenderedPageBreak/>
-        <w:t>El sistema garantizará la integridad de los datos mediante propiedades ACID, evitando actualizaciones simultáneas sobre una misma tarjeta de crédito que puedan ocasionar inconsistencias en saldos o recordatorios.</w:t>
-      </w:r>
-    </w:p>
-    <w:p>
-      <w:pPr>
-        <w:ind w:left="454"/>
-        <w:rPr>
-          <w:rFonts w:ascii="Arial" w:hAnsi="Arial" w:cs="Arial"/>
-          <w:lang w:eastAsia="es-MX"/>
-        </w:rPr>
-      </w:pPr>
-      <w:r>
-        <w:rPr>
-          <w:rFonts w:ascii="Arial" w:hAnsi="Arial" w:cs="Arial"/>
-          <w:lang w:eastAsia="es-MX"/>
-        </w:rPr>
         <w:t>En cuanto a la usabilidad e interfaz gráfica, el proyecto asegurará una correcta distribución de los elementos visuales, así como el uso de una paleta de colores uniforme y adecuada para un sistema financiero.</w:t>
       </w:r>
     </w:p>
@@ -10469,23 +10405,7 @@
           <w:rFonts w:ascii="Arial" w:hAnsi="Arial" w:cs="Arial"/>
           <w:lang w:eastAsia="es-MX"/>
         </w:rPr>
-        <w:t xml:space="preserve">Teclado y </w:t>
-      </w:r>
-      <w:proofErr w:type="gramStart"/>
-      <w:r>
-        <w:rPr>
-          <w:rFonts w:ascii="Arial" w:hAnsi="Arial" w:cs="Arial"/>
-          <w:lang w:eastAsia="es-MX"/>
-        </w:rPr>
-        <w:t>mouse</w:t>
-      </w:r>
-      <w:proofErr w:type="gramEnd"/>
-      <w:r>
-        <w:rPr>
-          <w:rFonts w:ascii="Arial" w:hAnsi="Arial" w:cs="Arial"/>
-          <w:lang w:eastAsia="es-MX"/>
-        </w:rPr>
-        <w:t>.</w:t>
+        <w:t>Teclado y mouse.</w:t>
       </w:r>
     </w:p>
     <w:p>
@@ -10541,7 +10461,6 @@
           <w:rFonts w:ascii="Arial" w:hAnsi="Arial" w:cs="Arial"/>
           <w:lang w:eastAsia="es-MX"/>
         </w:rPr>
-        <w:lastRenderedPageBreak/>
         <w:t>Servidor o equipo de almacenamiento</w:t>
       </w:r>
     </w:p>
@@ -10578,6 +10497,7 @@
           <w:rFonts w:ascii="Arial" w:hAnsi="Arial" w:cs="Arial"/>
           <w:lang w:eastAsia="es-MX"/>
         </w:rPr>
+        <w:lastRenderedPageBreak/>
         <w:t>Requerimientos:</w:t>
       </w:r>
     </w:p>
@@ -10950,23 +10870,7 @@
           <w:rFonts w:ascii="Arial" w:hAnsi="Arial" w:cs="Arial"/>
           <w:lang w:val="en-US" w:eastAsia="es-MX"/>
         </w:rPr>
-        <w:t xml:space="preserve">: Windows 10, Windows 11 </w:t>
-      </w:r>
-      <w:proofErr w:type="gramStart"/>
-      <w:r>
-        <w:rPr>
-          <w:rFonts w:ascii="Arial" w:hAnsi="Arial" w:cs="Arial"/>
-          <w:lang w:val="en-US" w:eastAsia="es-MX"/>
-        </w:rPr>
-        <w:t>o Linux</w:t>
-      </w:r>
-      <w:proofErr w:type="gramEnd"/>
-      <w:r>
-        <w:rPr>
-          <w:rFonts w:ascii="Arial" w:hAnsi="Arial" w:cs="Arial"/>
-          <w:lang w:val="en-US" w:eastAsia="es-MX"/>
-        </w:rPr>
-        <w:t>.</w:t>
+        <w:t>: Windows 10, Windows 11 o Linux.</w:t>
       </w:r>
     </w:p>
     <w:p>
@@ -11076,7 +10980,6 @@
           <w:rFonts w:ascii="Arial" w:hAnsi="Arial" w:cs="Arial"/>
           <w:lang w:eastAsia="es-MX"/>
         </w:rPr>
-        <w:lastRenderedPageBreak/>
         <w:t>Para mejorar el rendimiento y facilitar el desarrollo del sistema se recomienda utilizar:</w:t>
       </w:r>
     </w:p>
@@ -11157,6 +11060,7 @@
           <w:rFonts w:ascii="Arial" w:hAnsi="Arial" w:cs="Arial"/>
           <w:lang w:eastAsia="es-MX"/>
         </w:rPr>
+        <w:lastRenderedPageBreak/>
         <w:t>Navegadores actualizados para acceso a documentación y servicios externos.</w:t>
       </w:r>
     </w:p>
@@ -11458,7 +11362,6 @@
           <w:rFonts w:ascii="Arial" w:hAnsi="Arial" w:cs="Arial"/>
           <w:lang w:eastAsia="es-MX"/>
         </w:rPr>
-        <w:lastRenderedPageBreak/>
         <w:t>El administrador del sistema será el encargado de supervisar el correcto funcionamiento de la aplicación y garantizar la seguridad e integridad de la información almacenada.</w:t>
       </w:r>
     </w:p>
@@ -11529,6 +11432,7 @@
           <w:rFonts w:ascii="Arial" w:hAnsi="Arial" w:cs="Arial"/>
           <w:lang w:eastAsia="es-MX"/>
         </w:rPr>
+        <w:lastRenderedPageBreak/>
         <w:t>Supervisar el funcionamiento general de la aplicación.</w:t>
       </w:r>
     </w:p>
@@ -11794,7 +11698,6 @@
           <w:szCs w:val="24"/>
           <w:lang w:eastAsia="es-MX"/>
         </w:rPr>
-        <w:lastRenderedPageBreak/>
         <w:t>Al tratarse de una arquitectura local, la ausencia de mecanismos avanzados de respaldo automático en la nube incrementa la vulnerabilidad de la información almacenada.</w:t>
       </w:r>
     </w:p>
@@ -11852,6 +11755,7 @@
           <w:szCs w:val="24"/>
           <w:lang w:eastAsia="es-MX"/>
         </w:rPr>
+        <w:lastRenderedPageBreak/>
         <w:t xml:space="preserve">Muchos bancos requieren servicios especializados, </w:t>
       </w:r>
       <w:proofErr w:type="spellStart"/>
@@ -11984,21 +11888,7 @@
         <w:rPr>
           <w:lang w:eastAsia="es-MX"/>
         </w:rPr>
-        <w:t xml:space="preserve">y al fina de cada ciclo de </w:t>
-      </w:r>
-      <w:proofErr w:type="gramStart"/>
-      <w:r>
-        <w:rPr>
-          <w:lang w:eastAsia="es-MX"/>
-        </w:rPr>
-        <w:t>vuelve a repetir</w:t>
-      </w:r>
-      <w:proofErr w:type="gramEnd"/>
-      <w:r>
-        <w:rPr>
-          <w:lang w:eastAsia="es-MX"/>
-        </w:rPr>
-        <w:t xml:space="preserve"> el ciclo, esto permitió un excelente desarrollo en equipo ya que desde un inicio nos permitió identificar las problemáticas que habían antes de desarrollar como en el ejemplo de la </w:t>
+        <w:t xml:space="preserve">y al fina de cada ciclo de vuelve a repetir el ciclo, esto permitió un excelente desarrollo en equipo ya que desde un inicio nos permitió identificar las problemáticas que habían antes de desarrollar como en el ejemplo de la </w:t>
       </w:r>
       <w:r>
         <w:rPr>
@@ -12035,7 +11925,6 @@
           <w:sz w:val="20"/>
           <w:szCs w:val="20"/>
         </w:rPr>
-        <w:lastRenderedPageBreak/>
         <w:drawing>
           <wp:anchor distT="0" distB="0" distL="114300" distR="114300" simplePos="0" relativeHeight="251677698" behindDoc="0" locked="0" layoutInCell="1" allowOverlap="1" wp14:anchorId="24FA59D7" wp14:editId="64897371">
             <wp:simplePos x="0" y="0"/>
@@ -12268,6 +12157,7 @@
           <w:sz w:val="20"/>
           <w:szCs w:val="20"/>
         </w:rPr>
+        <w:lastRenderedPageBreak/>
         <w:drawing>
           <wp:anchor distT="0" distB="0" distL="114300" distR="114300" simplePos="0" relativeHeight="251678722" behindDoc="0" locked="0" layoutInCell="1" allowOverlap="1" wp14:anchorId="194124CE" wp14:editId="694A1868">
             <wp:simplePos x="0" y="0"/>
@@ -12841,22 +12731,22 @@
           <w:rFonts w:ascii="Arial" w:hAnsi="Arial" w:cs="Arial"/>
           <w:lang w:eastAsia="es-MX"/>
         </w:rPr>
+        <w:t>TECNOLOGIAS UTILIZADAS</w:t>
+      </w:r>
+    </w:p>
+    <w:p>
+      <w:pPr>
+        <w:rPr>
+          <w:rFonts w:ascii="Arial" w:hAnsi="Arial" w:cs="Arial"/>
+          <w:lang w:eastAsia="es-MX"/>
+        </w:rPr>
+      </w:pPr>
+      <w:r>
+        <w:rPr>
+          <w:rFonts w:ascii="Arial" w:hAnsi="Arial" w:cs="Arial"/>
+          <w:lang w:eastAsia="es-MX"/>
+        </w:rPr>
         <w:lastRenderedPageBreak/>
-        <w:t>TECNOLOGIAS UTILIZADAS</w:t>
-      </w:r>
-    </w:p>
-    <w:p>
-      <w:pPr>
-        <w:rPr>
-          <w:rFonts w:ascii="Arial" w:hAnsi="Arial" w:cs="Arial"/>
-          <w:lang w:eastAsia="es-MX"/>
-        </w:rPr>
-      </w:pPr>
-      <w:r>
-        <w:rPr>
-          <w:rFonts w:ascii="Arial" w:hAnsi="Arial" w:cs="Arial"/>
-          <w:lang w:eastAsia="es-MX"/>
-        </w:rPr>
         <w:t xml:space="preserve">--tengo que modificar estos </w:t>
       </w:r>
       <w:proofErr w:type="spellStart"/>
@@ -13192,8 +13082,36 @@
           <w:szCs w:val="24"/>
           <w:lang w:eastAsia="es-MX"/>
         </w:rPr>
-        <w:t xml:space="preserve">La aplicación se encuentra desarrollada bajo una estructura modular utilizando Java Swing, permitiendo que cada componente </w:t>
-      </w:r>
+        <w:t>La aplicación se encuentra desarrollada bajo una estructura modular utilizando Java Swing, permitiendo que cada componente funcione de manera independiente y mantenga una correcta comunicación mediante la arquitectura MVC.</w:t>
+      </w:r>
+    </w:p>
+    <w:p>
+      <w:pPr>
+        <w:ind w:left="360"/>
+        <w:rPr>
+          <w:rFonts w:ascii="Arial" w:hAnsi="Arial" w:cs="Arial"/>
+          <w:szCs w:val="24"/>
+          <w:lang w:eastAsia="es-MX"/>
+        </w:rPr>
+      </w:pPr>
+      <w:r>
+        <w:rPr>
+          <w:rFonts w:ascii="Arial" w:hAnsi="Arial" w:cs="Arial"/>
+          <w:szCs w:val="24"/>
+          <w:lang w:eastAsia="es-MX"/>
+        </w:rPr>
+        <w:t>DISEÑO DEL MODULO DEL LOGIN</w:t>
+      </w:r>
+    </w:p>
+    <w:p>
+      <w:pPr>
+        <w:ind w:left="360"/>
+        <w:rPr>
+          <w:rFonts w:ascii="Arial" w:hAnsi="Arial" w:cs="Arial"/>
+          <w:szCs w:val="24"/>
+          <w:lang w:eastAsia="es-MX"/>
+        </w:rPr>
+      </w:pPr>
       <w:r>
         <w:rPr>
           <w:rFonts w:ascii="Arial" w:hAnsi="Arial" w:cs="Arial"/>
@@ -13201,42 +13119,6 @@
           <w:lang w:eastAsia="es-MX"/>
         </w:rPr>
         <w:lastRenderedPageBreak/>
-        <w:t>funcione de manera independiente y mantenga una correcta comunicación mediante la arquitectura MVC.</w:t>
-      </w:r>
-    </w:p>
-    <w:p>
-      <w:pPr>
-        <w:ind w:left="360"/>
-        <w:rPr>
-          <w:rFonts w:ascii="Arial" w:hAnsi="Arial" w:cs="Arial"/>
-          <w:szCs w:val="24"/>
-          <w:lang w:eastAsia="es-MX"/>
-        </w:rPr>
-      </w:pPr>
-      <w:r>
-        <w:rPr>
-          <w:rFonts w:ascii="Arial" w:hAnsi="Arial" w:cs="Arial"/>
-          <w:szCs w:val="24"/>
-          <w:lang w:eastAsia="es-MX"/>
-        </w:rPr>
-        <w:t>DISEÑO DEL MODULO DEL LOGIN</w:t>
-      </w:r>
-    </w:p>
-    <w:p>
-      <w:pPr>
-        <w:ind w:left="360"/>
-        <w:rPr>
-          <w:rFonts w:ascii="Arial" w:hAnsi="Arial" w:cs="Arial"/>
-          <w:szCs w:val="24"/>
-          <w:lang w:eastAsia="es-MX"/>
-        </w:rPr>
-      </w:pPr>
-      <w:r>
-        <w:rPr>
-          <w:rFonts w:ascii="Arial" w:hAnsi="Arial" w:cs="Arial"/>
-          <w:szCs w:val="24"/>
-          <w:lang w:eastAsia="es-MX"/>
-        </w:rPr>
         <w:t>Este módulo permite controlar el acceso al sistema mediante la autenticación de usuarios registrados.</w:t>
       </w:r>
     </w:p>
@@ -13827,7 +13709,6 @@
           <w:szCs w:val="24"/>
           <w:lang w:eastAsia="es-MX"/>
         </w:rPr>
-        <w:lastRenderedPageBreak/>
         <w:t>Saldo actual.</w:t>
       </w:r>
     </w:p>
@@ -13912,6 +13793,7 @@
           <w:szCs w:val="24"/>
           <w:lang w:eastAsia="es-MX"/>
         </w:rPr>
+        <w:lastRenderedPageBreak/>
         <w:t>MODULO DE TARJETAS DE DEBITO</w:t>
       </w:r>
     </w:p>
@@ -14492,7 +14374,6 @@
           <w:szCs w:val="24"/>
           <w:lang w:eastAsia="es-MX"/>
         </w:rPr>
-        <w:lastRenderedPageBreak/>
         <w:t>Registrar compras.</w:t>
       </w:r>
     </w:p>
@@ -14581,6 +14462,7 @@
           <w:szCs w:val="24"/>
           <w:lang w:eastAsia="es-MX"/>
         </w:rPr>
+        <w:lastRenderedPageBreak/>
         <w:t>Datos almacenados</w:t>
       </w:r>
     </w:p>
@@ -15001,7 +14883,6 @@
           <w:szCs w:val="24"/>
           <w:lang w:eastAsia="es-MX"/>
         </w:rPr>
-        <w:lastRenderedPageBreak/>
         <w:t xml:space="preserve">Debido a que Ring-Card administra información sensible relacionada con tarjetas bancarias, movimientos financieros, ingresos, egresos y estados de cuenta, la autenticación de usuarios representa un componente fundamental para la seguridad del </w:t>
       </w:r>
       <w:proofErr w:type="spellStart"/>
@@ -15061,6 +14942,7 @@
           <w:szCs w:val="24"/>
           <w:lang w:eastAsia="es-MX"/>
         </w:rPr>
+        <w:lastRenderedPageBreak/>
         <w:t>El proceso de ingreso permite que los usuarios previamente registrados accedan a su información personal.</w:t>
       </w:r>
     </w:p>
@@ -15340,69 +15222,77 @@
           <w:szCs w:val="24"/>
           <w:lang w:eastAsia="es-MX"/>
         </w:rPr>
+        <w:t>JPanel</w:t>
+      </w:r>
+      <w:proofErr w:type="spellEnd"/>
+      <w:r>
+        <w:rPr>
+          <w:rFonts w:ascii="Arial" w:hAnsi="Arial" w:cs="Arial"/>
+          <w:szCs w:val="24"/>
+          <w:lang w:eastAsia="es-MX"/>
+        </w:rPr>
+        <w:t xml:space="preserve"> Crédito</w:t>
+      </w:r>
+    </w:p>
+    <w:p>
+      <w:pPr>
+        <w:rPr>
+          <w:rFonts w:ascii="Arial" w:hAnsi="Arial" w:cs="Arial"/>
+          <w:szCs w:val="24"/>
+          <w:lang w:eastAsia="es-MX"/>
+        </w:rPr>
+      </w:pPr>
+      <w:r>
+        <w:rPr>
+          <w:rFonts w:ascii="Arial" w:hAnsi="Arial" w:cs="Arial"/>
+          <w:szCs w:val="24"/>
+          <w:lang w:eastAsia="es-MX"/>
+        </w:rPr>
+        <w:t xml:space="preserve">El </w:t>
+      </w:r>
+      <w:proofErr w:type="spellStart"/>
+      <w:r>
+        <w:rPr>
+          <w:rFonts w:ascii="Arial" w:hAnsi="Arial" w:cs="Arial"/>
+          <w:szCs w:val="24"/>
+          <w:lang w:eastAsia="es-MX"/>
+        </w:rPr>
+        <w:t>JPanel</w:t>
+      </w:r>
+      <w:proofErr w:type="spellEnd"/>
+      <w:r>
+        <w:rPr>
+          <w:rFonts w:ascii="Arial" w:hAnsi="Arial" w:cs="Arial"/>
+          <w:szCs w:val="24"/>
+          <w:lang w:eastAsia="es-MX"/>
+        </w:rPr>
+        <w:t xml:space="preserve"> Crédito es el módulo encargado de administrar toda la información relacionada con las tarjetas de crédito registradas por el usuario.</w:t>
+      </w:r>
+    </w:p>
+    <w:p>
+      <w:pPr>
+        <w:rPr>
+          <w:rFonts w:ascii="Arial" w:hAnsi="Arial" w:cs="Arial"/>
+          <w:szCs w:val="24"/>
+          <w:lang w:eastAsia="es-MX"/>
+        </w:rPr>
+      </w:pPr>
+      <w:r>
+        <w:rPr>
+          <w:rFonts w:ascii="Arial" w:hAnsi="Arial" w:cs="Arial"/>
+          <w:szCs w:val="24"/>
+          <w:lang w:eastAsia="es-MX"/>
+        </w:rPr>
+        <w:t xml:space="preserve">Este módulo fue diseñado debido a que las tarjetas de crédito representan uno de los elementos financieros más importantes dentro de la administración personal, ya que generan compras, pagos, estados de </w:t>
+      </w:r>
+      <w:r>
+        <w:rPr>
+          <w:rFonts w:ascii="Arial" w:hAnsi="Arial" w:cs="Arial"/>
+          <w:szCs w:val="24"/>
+          <w:lang w:eastAsia="es-MX"/>
+        </w:rPr>
         <w:lastRenderedPageBreak/>
-        <w:t>JPanel</w:t>
-      </w:r>
-      <w:proofErr w:type="spellEnd"/>
-      <w:r>
-        <w:rPr>
-          <w:rFonts w:ascii="Arial" w:hAnsi="Arial" w:cs="Arial"/>
-          <w:szCs w:val="24"/>
-          <w:lang w:eastAsia="es-MX"/>
-        </w:rPr>
-        <w:t xml:space="preserve"> Crédito</w:t>
-      </w:r>
-    </w:p>
-    <w:p>
-      <w:pPr>
-        <w:rPr>
-          <w:rFonts w:ascii="Arial" w:hAnsi="Arial" w:cs="Arial"/>
-          <w:szCs w:val="24"/>
-          <w:lang w:eastAsia="es-MX"/>
-        </w:rPr>
-      </w:pPr>
-      <w:r>
-        <w:rPr>
-          <w:rFonts w:ascii="Arial" w:hAnsi="Arial" w:cs="Arial"/>
-          <w:szCs w:val="24"/>
-          <w:lang w:eastAsia="es-MX"/>
-        </w:rPr>
-        <w:t xml:space="preserve">El </w:t>
-      </w:r>
-      <w:proofErr w:type="spellStart"/>
-      <w:r>
-        <w:rPr>
-          <w:rFonts w:ascii="Arial" w:hAnsi="Arial" w:cs="Arial"/>
-          <w:szCs w:val="24"/>
-          <w:lang w:eastAsia="es-MX"/>
-        </w:rPr>
-        <w:t>JPanel</w:t>
-      </w:r>
-      <w:proofErr w:type="spellEnd"/>
-      <w:r>
-        <w:rPr>
-          <w:rFonts w:ascii="Arial" w:hAnsi="Arial" w:cs="Arial"/>
-          <w:szCs w:val="24"/>
-          <w:lang w:eastAsia="es-MX"/>
-        </w:rPr>
-        <w:t xml:space="preserve"> Crédito es el módulo encargado de administrar toda la información relacionada con las tarjetas de crédito registradas por el usuario.</w:t>
-      </w:r>
-    </w:p>
-    <w:p>
-      <w:pPr>
-        <w:rPr>
-          <w:rFonts w:ascii="Arial" w:hAnsi="Arial" w:cs="Arial"/>
-          <w:szCs w:val="24"/>
-          <w:lang w:eastAsia="es-MX"/>
-        </w:rPr>
-      </w:pPr>
-      <w:r>
-        <w:rPr>
-          <w:rFonts w:ascii="Arial" w:hAnsi="Arial" w:cs="Arial"/>
-          <w:szCs w:val="24"/>
-          <w:lang w:eastAsia="es-MX"/>
-        </w:rPr>
-        <w:t>Este módulo fue diseñado debido a que las tarjetas de crédito representan uno de los elementos financieros más importantes dentro de la administración personal, ya que generan compras, pagos, estados de cuenta y obligaciones futuras.</w:t>
+        <w:t>cuenta y obligaciones futuras.</w:t>
       </w:r>
       <w:r>
         <w:rPr>
@@ -15763,120 +15653,120 @@
           <w:szCs w:val="24"/>
           <w:lang w:eastAsia="es-MX"/>
         </w:rPr>
+        <w:t>- Monto.</w:t>
+      </w:r>
+    </w:p>
+    <w:p>
+      <w:pPr>
+        <w:rPr>
+          <w:rFonts w:ascii="Arial" w:hAnsi="Arial" w:cs="Arial"/>
+          <w:szCs w:val="24"/>
+          <w:lang w:eastAsia="es-MX"/>
+        </w:rPr>
+      </w:pPr>
+      <w:r>
+        <w:rPr>
+          <w:rFonts w:ascii="Arial" w:hAnsi="Arial" w:cs="Arial"/>
+          <w:szCs w:val="24"/>
+          <w:lang w:eastAsia="es-MX"/>
+        </w:rPr>
+        <w:t>- Categoría asociada.</w:t>
+      </w:r>
+    </w:p>
+    <w:p>
+      <w:pPr>
+        <w:rPr>
+          <w:rFonts w:ascii="Arial" w:hAnsi="Arial" w:cs="Arial"/>
+          <w:szCs w:val="24"/>
+          <w:lang w:eastAsia="es-MX"/>
+        </w:rPr>
+      </w:pPr>
+      <w:r>
+        <w:rPr>
+          <w:rFonts w:ascii="Arial" w:hAnsi="Arial" w:cs="Arial"/>
+          <w:szCs w:val="24"/>
+          <w:lang w:eastAsia="es-MX"/>
+        </w:rPr>
+        <w:t>Gracias a esta funcionalidad, el usuario puede consultar el historial completo de operaciones realizadas con sus tarjetas de crédito.</w:t>
+      </w:r>
+    </w:p>
+    <w:p>
+      <w:pPr>
+        <w:rPr>
+          <w:rFonts w:ascii="Arial" w:hAnsi="Arial" w:cs="Arial"/>
+          <w:szCs w:val="24"/>
+          <w:lang w:eastAsia="es-MX"/>
+        </w:rPr>
+      </w:pPr>
+      <w:proofErr w:type="spellStart"/>
+      <w:r>
+        <w:rPr>
+          <w:rFonts w:ascii="Arial" w:hAnsi="Arial" w:cs="Arial"/>
+          <w:szCs w:val="24"/>
+          <w:lang w:eastAsia="es-MX"/>
+        </w:rPr>
+        <w:t>JPanel</w:t>
+      </w:r>
+      <w:proofErr w:type="spellEnd"/>
+      <w:r>
+        <w:rPr>
+          <w:rFonts w:ascii="Arial" w:hAnsi="Arial" w:cs="Arial"/>
+          <w:szCs w:val="24"/>
+          <w:lang w:eastAsia="es-MX"/>
+        </w:rPr>
+        <w:t xml:space="preserve"> Débito</w:t>
+      </w:r>
+    </w:p>
+    <w:p>
+      <w:pPr>
+        <w:rPr>
+          <w:rFonts w:ascii="Arial" w:hAnsi="Arial" w:cs="Arial"/>
+          <w:szCs w:val="24"/>
+          <w:lang w:eastAsia="es-MX"/>
+        </w:rPr>
+      </w:pPr>
+      <w:r>
+        <w:rPr>
+          <w:rFonts w:ascii="Arial" w:hAnsi="Arial" w:cs="Arial"/>
+          <w:szCs w:val="24"/>
+          <w:lang w:eastAsia="es-MX"/>
+        </w:rPr>
+        <w:t xml:space="preserve">El </w:t>
+      </w:r>
+      <w:proofErr w:type="spellStart"/>
+      <w:r>
+        <w:rPr>
+          <w:rFonts w:ascii="Arial" w:hAnsi="Arial" w:cs="Arial"/>
+          <w:szCs w:val="24"/>
+          <w:lang w:eastAsia="es-MX"/>
+        </w:rPr>
+        <w:t>JPanel</w:t>
+      </w:r>
+      <w:proofErr w:type="spellEnd"/>
+      <w:r>
+        <w:rPr>
+          <w:rFonts w:ascii="Arial" w:hAnsi="Arial" w:cs="Arial"/>
+          <w:szCs w:val="24"/>
+          <w:lang w:eastAsia="es-MX"/>
+        </w:rPr>
+        <w:t xml:space="preserve"> Débito tiene como finalidad administrar el dinero disponible dentro de las tarjetas de débito registradas por el usuario.</w:t>
+      </w:r>
+    </w:p>
+    <w:p>
+      <w:pPr>
+        <w:rPr>
+          <w:rFonts w:ascii="Arial" w:hAnsi="Arial" w:cs="Arial"/>
+          <w:szCs w:val="24"/>
+          <w:lang w:eastAsia="es-MX"/>
+        </w:rPr>
+      </w:pPr>
+      <w:r>
+        <w:rPr>
+          <w:rFonts w:ascii="Arial" w:hAnsi="Arial" w:cs="Arial"/>
+          <w:szCs w:val="24"/>
+          <w:lang w:eastAsia="es-MX"/>
+        </w:rPr>
         <w:lastRenderedPageBreak/>
-        <w:t>- Monto.</w:t>
-      </w:r>
-    </w:p>
-    <w:p>
-      <w:pPr>
-        <w:rPr>
-          <w:rFonts w:ascii="Arial" w:hAnsi="Arial" w:cs="Arial"/>
-          <w:szCs w:val="24"/>
-          <w:lang w:eastAsia="es-MX"/>
-        </w:rPr>
-      </w:pPr>
-      <w:r>
-        <w:rPr>
-          <w:rFonts w:ascii="Arial" w:hAnsi="Arial" w:cs="Arial"/>
-          <w:szCs w:val="24"/>
-          <w:lang w:eastAsia="es-MX"/>
-        </w:rPr>
-        <w:t>- Categoría asociada.</w:t>
-      </w:r>
-    </w:p>
-    <w:p>
-      <w:pPr>
-        <w:rPr>
-          <w:rFonts w:ascii="Arial" w:hAnsi="Arial" w:cs="Arial"/>
-          <w:szCs w:val="24"/>
-          <w:lang w:eastAsia="es-MX"/>
-        </w:rPr>
-      </w:pPr>
-      <w:r>
-        <w:rPr>
-          <w:rFonts w:ascii="Arial" w:hAnsi="Arial" w:cs="Arial"/>
-          <w:szCs w:val="24"/>
-          <w:lang w:eastAsia="es-MX"/>
-        </w:rPr>
-        <w:t>Gracias a esta funcionalidad, el usuario puede consultar el historial completo de operaciones realizadas con sus tarjetas de crédito.</w:t>
-      </w:r>
-    </w:p>
-    <w:p>
-      <w:pPr>
-        <w:rPr>
-          <w:rFonts w:ascii="Arial" w:hAnsi="Arial" w:cs="Arial"/>
-          <w:szCs w:val="24"/>
-          <w:lang w:eastAsia="es-MX"/>
-        </w:rPr>
-      </w:pPr>
-      <w:proofErr w:type="spellStart"/>
-      <w:r>
-        <w:rPr>
-          <w:rFonts w:ascii="Arial" w:hAnsi="Arial" w:cs="Arial"/>
-          <w:szCs w:val="24"/>
-          <w:lang w:eastAsia="es-MX"/>
-        </w:rPr>
-        <w:t>JPanel</w:t>
-      </w:r>
-      <w:proofErr w:type="spellEnd"/>
-      <w:r>
-        <w:rPr>
-          <w:rFonts w:ascii="Arial" w:hAnsi="Arial" w:cs="Arial"/>
-          <w:szCs w:val="24"/>
-          <w:lang w:eastAsia="es-MX"/>
-        </w:rPr>
-        <w:t xml:space="preserve"> Débito</w:t>
-      </w:r>
-    </w:p>
-    <w:p>
-      <w:pPr>
-        <w:rPr>
-          <w:rFonts w:ascii="Arial" w:hAnsi="Arial" w:cs="Arial"/>
-          <w:szCs w:val="24"/>
-          <w:lang w:eastAsia="es-MX"/>
-        </w:rPr>
-      </w:pPr>
-      <w:r>
-        <w:rPr>
-          <w:rFonts w:ascii="Arial" w:hAnsi="Arial" w:cs="Arial"/>
-          <w:szCs w:val="24"/>
-          <w:lang w:eastAsia="es-MX"/>
-        </w:rPr>
-        <w:t xml:space="preserve">El </w:t>
-      </w:r>
-      <w:proofErr w:type="spellStart"/>
-      <w:r>
-        <w:rPr>
-          <w:rFonts w:ascii="Arial" w:hAnsi="Arial" w:cs="Arial"/>
-          <w:szCs w:val="24"/>
-          <w:lang w:eastAsia="es-MX"/>
-        </w:rPr>
-        <w:t>JPanel</w:t>
-      </w:r>
-      <w:proofErr w:type="spellEnd"/>
-      <w:r>
-        <w:rPr>
-          <w:rFonts w:ascii="Arial" w:hAnsi="Arial" w:cs="Arial"/>
-          <w:szCs w:val="24"/>
-          <w:lang w:eastAsia="es-MX"/>
-        </w:rPr>
-        <w:t xml:space="preserve"> Débito tiene como finalidad administrar el dinero disponible dentro de las tarjetas de débito registradas por el usuario.</w:t>
-      </w:r>
-    </w:p>
-    <w:p>
-      <w:pPr>
-        <w:rPr>
-          <w:rFonts w:ascii="Arial" w:hAnsi="Arial" w:cs="Arial"/>
-          <w:szCs w:val="24"/>
-          <w:lang w:eastAsia="es-MX"/>
-        </w:rPr>
-      </w:pPr>
-      <w:r>
-        <w:rPr>
-          <w:rFonts w:ascii="Arial" w:hAnsi="Arial" w:cs="Arial"/>
-          <w:szCs w:val="24"/>
-          <w:lang w:eastAsia="es-MX"/>
-        </w:rPr>
         <w:t>A diferencia de las tarjetas de crédito, donde se administra una línea de crédito proporcionada por una institución financiera, las tarjetas de débito trabajan directamente con dinero disponible</w:t>
       </w:r>
       <w:r>
@@ -16214,134 +16104,134 @@
           <w:szCs w:val="24"/>
           <w:lang w:eastAsia="es-MX"/>
         </w:rPr>
+        <w:t>Registro de egresos</w:t>
+      </w:r>
+    </w:p>
+    <w:p>
+      <w:pPr>
+        <w:rPr>
+          <w:rFonts w:ascii="Arial" w:hAnsi="Arial" w:cs="Arial"/>
+          <w:szCs w:val="24"/>
+          <w:lang w:eastAsia="es-MX"/>
+        </w:rPr>
+      </w:pPr>
+      <w:r>
+        <w:rPr>
+          <w:rFonts w:ascii="Arial" w:hAnsi="Arial" w:cs="Arial"/>
+          <w:szCs w:val="24"/>
+          <w:lang w:eastAsia="es-MX"/>
+        </w:rPr>
+        <w:t>Esta funcionalidad permite registrar cualquier salida de dinero.</w:t>
+      </w:r>
+    </w:p>
+    <w:p>
+      <w:pPr>
+        <w:rPr>
+          <w:rFonts w:ascii="Arial" w:hAnsi="Arial" w:cs="Arial"/>
+          <w:szCs w:val="24"/>
+          <w:lang w:eastAsia="es-MX"/>
+        </w:rPr>
+      </w:pPr>
+      <w:r>
+        <w:rPr>
+          <w:rFonts w:ascii="Arial" w:hAnsi="Arial" w:cs="Arial"/>
+          <w:szCs w:val="24"/>
+          <w:lang w:eastAsia="es-MX"/>
+        </w:rPr>
+        <w:t>Algunos ejemplos son</w:t>
+      </w:r>
+      <w:r>
+        <w:rPr>
+          <w:rFonts w:ascii="Arial" w:hAnsi="Arial" w:cs="Arial"/>
+          <w:szCs w:val="24"/>
+          <w:lang w:eastAsia="es-MX"/>
+        </w:rPr>
+        <w:t>:</w:t>
+      </w:r>
+    </w:p>
+    <w:p>
+      <w:pPr>
+        <w:rPr>
+          <w:rFonts w:ascii="Arial" w:hAnsi="Arial" w:cs="Arial"/>
+          <w:szCs w:val="24"/>
+          <w:lang w:eastAsia="es-MX"/>
+        </w:rPr>
+      </w:pPr>
+      <w:r>
+        <w:rPr>
+          <w:rFonts w:ascii="Arial" w:hAnsi="Arial" w:cs="Arial"/>
+          <w:szCs w:val="24"/>
+          <w:lang w:eastAsia="es-MX"/>
+        </w:rPr>
+        <w:t>- Compras.</w:t>
+      </w:r>
+    </w:p>
+    <w:p>
+      <w:pPr>
+        <w:rPr>
+          <w:rFonts w:ascii="Arial" w:hAnsi="Arial" w:cs="Arial"/>
+          <w:szCs w:val="24"/>
+          <w:lang w:eastAsia="es-MX"/>
+        </w:rPr>
+      </w:pPr>
+      <w:r>
+        <w:rPr>
+          <w:rFonts w:ascii="Arial" w:hAnsi="Arial" w:cs="Arial"/>
+          <w:szCs w:val="24"/>
+          <w:lang w:eastAsia="es-MX"/>
+        </w:rPr>
+        <w:t>- Pago de servicios.</w:t>
+      </w:r>
+    </w:p>
+    <w:p>
+      <w:pPr>
+        <w:rPr>
+          <w:rFonts w:ascii="Arial" w:hAnsi="Arial" w:cs="Arial"/>
+          <w:szCs w:val="24"/>
+          <w:lang w:eastAsia="es-MX"/>
+        </w:rPr>
+      </w:pPr>
+      <w:r>
+        <w:rPr>
+          <w:rFonts w:ascii="Arial" w:hAnsi="Arial" w:cs="Arial"/>
+          <w:szCs w:val="24"/>
+          <w:lang w:eastAsia="es-MX"/>
+        </w:rPr>
+        <w:t>- Transporte.</w:t>
+      </w:r>
+    </w:p>
+    <w:p>
+      <w:pPr>
+        <w:rPr>
+          <w:rFonts w:ascii="Arial" w:hAnsi="Arial" w:cs="Arial"/>
+          <w:szCs w:val="24"/>
+          <w:lang w:eastAsia="es-MX"/>
+        </w:rPr>
+      </w:pPr>
+      <w:r>
+        <w:rPr>
+          <w:rFonts w:ascii="Arial" w:hAnsi="Arial" w:cs="Arial"/>
+          <w:szCs w:val="24"/>
+          <w:lang w:eastAsia="es-MX"/>
+        </w:rPr>
+        <w:t>- Alimentación.</w:t>
+      </w:r>
+    </w:p>
+    <w:p>
+      <w:pPr>
+        <w:rPr>
+          <w:rFonts w:ascii="Arial" w:hAnsi="Arial" w:cs="Arial"/>
+          <w:szCs w:val="24"/>
+          <w:lang w:eastAsia="es-MX"/>
+        </w:rPr>
+      </w:pPr>
+      <w:r>
+        <w:rPr>
+          <w:rFonts w:ascii="Arial" w:hAnsi="Arial" w:cs="Arial"/>
+          <w:szCs w:val="24"/>
+          <w:lang w:eastAsia="es-MX"/>
+        </w:rPr>
         <w:lastRenderedPageBreak/>
-        <w:t>Registro de egresos</w:t>
-      </w:r>
-    </w:p>
-    <w:p>
-      <w:pPr>
-        <w:rPr>
-          <w:rFonts w:ascii="Arial" w:hAnsi="Arial" w:cs="Arial"/>
-          <w:szCs w:val="24"/>
-          <w:lang w:eastAsia="es-MX"/>
-        </w:rPr>
-      </w:pPr>
-      <w:r>
-        <w:rPr>
-          <w:rFonts w:ascii="Arial" w:hAnsi="Arial" w:cs="Arial"/>
-          <w:szCs w:val="24"/>
-          <w:lang w:eastAsia="es-MX"/>
-        </w:rPr>
-        <w:t>Esta funcionalidad permite registrar cualquier salida de dinero.</w:t>
-      </w:r>
-    </w:p>
-    <w:p>
-      <w:pPr>
-        <w:rPr>
-          <w:rFonts w:ascii="Arial" w:hAnsi="Arial" w:cs="Arial"/>
-          <w:szCs w:val="24"/>
-          <w:lang w:eastAsia="es-MX"/>
-        </w:rPr>
-      </w:pPr>
-      <w:r>
-        <w:rPr>
-          <w:rFonts w:ascii="Arial" w:hAnsi="Arial" w:cs="Arial"/>
-          <w:szCs w:val="24"/>
-          <w:lang w:eastAsia="es-MX"/>
-        </w:rPr>
-        <w:t>Algunos ejemplos son</w:t>
-      </w:r>
-      <w:r>
-        <w:rPr>
-          <w:rFonts w:ascii="Arial" w:hAnsi="Arial" w:cs="Arial"/>
-          <w:szCs w:val="24"/>
-          <w:lang w:eastAsia="es-MX"/>
-        </w:rPr>
-        <w:t>:</w:t>
-      </w:r>
-    </w:p>
-    <w:p>
-      <w:pPr>
-        <w:rPr>
-          <w:rFonts w:ascii="Arial" w:hAnsi="Arial" w:cs="Arial"/>
-          <w:szCs w:val="24"/>
-          <w:lang w:eastAsia="es-MX"/>
-        </w:rPr>
-      </w:pPr>
-      <w:r>
-        <w:rPr>
-          <w:rFonts w:ascii="Arial" w:hAnsi="Arial" w:cs="Arial"/>
-          <w:szCs w:val="24"/>
-          <w:lang w:eastAsia="es-MX"/>
-        </w:rPr>
-        <w:t>- Compras.</w:t>
-      </w:r>
-    </w:p>
-    <w:p>
-      <w:pPr>
-        <w:rPr>
-          <w:rFonts w:ascii="Arial" w:hAnsi="Arial" w:cs="Arial"/>
-          <w:szCs w:val="24"/>
-          <w:lang w:eastAsia="es-MX"/>
-        </w:rPr>
-      </w:pPr>
-      <w:r>
-        <w:rPr>
-          <w:rFonts w:ascii="Arial" w:hAnsi="Arial" w:cs="Arial"/>
-          <w:szCs w:val="24"/>
-          <w:lang w:eastAsia="es-MX"/>
-        </w:rPr>
-        <w:t>- Pago de servicios.</w:t>
-      </w:r>
-    </w:p>
-    <w:p>
-      <w:pPr>
-        <w:rPr>
-          <w:rFonts w:ascii="Arial" w:hAnsi="Arial" w:cs="Arial"/>
-          <w:szCs w:val="24"/>
-          <w:lang w:eastAsia="es-MX"/>
-        </w:rPr>
-      </w:pPr>
-      <w:r>
-        <w:rPr>
-          <w:rFonts w:ascii="Arial" w:hAnsi="Arial" w:cs="Arial"/>
-          <w:szCs w:val="24"/>
-          <w:lang w:eastAsia="es-MX"/>
-        </w:rPr>
-        <w:t>- Transporte.</w:t>
-      </w:r>
-    </w:p>
-    <w:p>
-      <w:pPr>
-        <w:rPr>
-          <w:rFonts w:ascii="Arial" w:hAnsi="Arial" w:cs="Arial"/>
-          <w:szCs w:val="24"/>
-          <w:lang w:eastAsia="es-MX"/>
-        </w:rPr>
-      </w:pPr>
-      <w:r>
-        <w:rPr>
-          <w:rFonts w:ascii="Arial" w:hAnsi="Arial" w:cs="Arial"/>
-          <w:szCs w:val="24"/>
-          <w:lang w:eastAsia="es-MX"/>
-        </w:rPr>
-        <w:t>- Alimentación.</w:t>
-      </w:r>
-    </w:p>
-    <w:p>
-      <w:pPr>
-        <w:rPr>
-          <w:rFonts w:ascii="Arial" w:hAnsi="Arial" w:cs="Arial"/>
-          <w:szCs w:val="24"/>
-          <w:lang w:eastAsia="es-MX"/>
-        </w:rPr>
-      </w:pPr>
-      <w:r>
-        <w:rPr>
-          <w:rFonts w:ascii="Arial" w:hAnsi="Arial" w:cs="Arial"/>
-          <w:szCs w:val="24"/>
-          <w:lang w:eastAsia="es-MX"/>
-        </w:rPr>
         <w:t>- Entretenimiento.</w:t>
       </w:r>
     </w:p>
@@ -16673,7 +16563,6 @@
           <w:szCs w:val="24"/>
           <w:lang w:eastAsia="es-MX"/>
         </w:rPr>
-        <w:lastRenderedPageBreak/>
         <w:t>Permite corregir errores de captura eliminando movimientos financieros incorrectos</w:t>
       </w:r>
       <w:r>
@@ -16796,6 +16685,7 @@
           <w:szCs w:val="24"/>
           <w:lang w:eastAsia="es-MX"/>
         </w:rPr>
+        <w:lastRenderedPageBreak/>
         <w:t>- Estados de cuenta.</w:t>
       </w:r>
     </w:p>
@@ -17124,7 +17014,6 @@
           <w:szCs w:val="24"/>
           <w:lang w:eastAsia="es-MX"/>
         </w:rPr>
-        <w:lastRenderedPageBreak/>
         <w:t>Estas estadísticas serán representadas mediante gráficos dinámicos que permitirán interpretar rápidamente el comportamiento financiero del usuario.</w:t>
       </w:r>
     </w:p>
@@ -17219,6 +17108,7 @@
           <w:szCs w:val="24"/>
           <w:lang w:eastAsia="es-MX"/>
         </w:rPr>
+        <w:lastRenderedPageBreak/>
         <w:t>Representará la cantidad de movimientos clasificados como egresos durante un periodo determinado</w:t>
       </w:r>
       <w:r>
@@ -17535,129 +17425,129 @@
           <w:szCs w:val="24"/>
           <w:lang w:eastAsia="es-MX"/>
         </w:rPr>
+        <w:t xml:space="preserve">3. Una vez autenticado, el usuario es redireccionado al </w:t>
+      </w:r>
+      <w:proofErr w:type="spellStart"/>
+      <w:r>
+        <w:rPr>
+          <w:rFonts w:ascii="Arial" w:hAnsi="Arial" w:cs="Arial"/>
+          <w:szCs w:val="24"/>
+          <w:lang w:eastAsia="es-MX"/>
+        </w:rPr>
+        <w:t>JPanel</w:t>
+      </w:r>
+      <w:proofErr w:type="spellEnd"/>
+      <w:r>
+        <w:rPr>
+          <w:rFonts w:ascii="Arial" w:hAnsi="Arial" w:cs="Arial"/>
+          <w:szCs w:val="24"/>
+          <w:lang w:eastAsia="es-MX"/>
+        </w:rPr>
+        <w:t xml:space="preserve"> Principal.</w:t>
+      </w:r>
+    </w:p>
+    <w:p>
+      <w:pPr>
+        <w:rPr>
+          <w:rFonts w:ascii="Arial" w:hAnsi="Arial" w:cs="Arial"/>
+          <w:szCs w:val="24"/>
+          <w:lang w:eastAsia="es-MX"/>
+        </w:rPr>
+      </w:pPr>
+      <w:r>
+        <w:rPr>
+          <w:rFonts w:ascii="Arial" w:hAnsi="Arial" w:cs="Arial"/>
+          <w:szCs w:val="24"/>
+          <w:lang w:eastAsia="es-MX"/>
+        </w:rPr>
+        <w:t xml:space="preserve">4. Desde el </w:t>
+      </w:r>
+      <w:proofErr w:type="spellStart"/>
+      <w:r>
+        <w:rPr>
+          <w:rFonts w:ascii="Arial" w:hAnsi="Arial" w:cs="Arial"/>
+          <w:szCs w:val="24"/>
+          <w:lang w:eastAsia="es-MX"/>
+        </w:rPr>
+        <w:t>Dashboard</w:t>
+      </w:r>
+      <w:proofErr w:type="spellEnd"/>
+      <w:r>
+        <w:rPr>
+          <w:rFonts w:ascii="Arial" w:hAnsi="Arial" w:cs="Arial"/>
+          <w:szCs w:val="24"/>
+          <w:lang w:eastAsia="es-MX"/>
+        </w:rPr>
+        <w:t xml:space="preserve"> puede acceder a los módulos de Crédito, Débito, Modificación o Notificaciones.</w:t>
+      </w:r>
+    </w:p>
+    <w:p>
+      <w:pPr>
+        <w:rPr>
+          <w:rFonts w:ascii="Arial" w:hAnsi="Arial" w:cs="Arial"/>
+          <w:szCs w:val="24"/>
+          <w:lang w:eastAsia="es-MX"/>
+        </w:rPr>
+      </w:pPr>
+      <w:r>
+        <w:rPr>
+          <w:rFonts w:ascii="Arial" w:hAnsi="Arial" w:cs="Arial"/>
+          <w:szCs w:val="24"/>
+          <w:lang w:eastAsia="es-MX"/>
+        </w:rPr>
+        <w:t>5. Cada módulo permite realizar operaciones específicas sobre la información almacenada.</w:t>
+      </w:r>
+    </w:p>
+    <w:p>
+      <w:pPr>
+        <w:rPr>
+          <w:rFonts w:ascii="Arial" w:hAnsi="Arial" w:cs="Arial"/>
+          <w:szCs w:val="24"/>
+          <w:lang w:eastAsia="es-MX"/>
+        </w:rPr>
+      </w:pPr>
+      <w:r>
+        <w:rPr>
+          <w:rFonts w:ascii="Arial" w:hAnsi="Arial" w:cs="Arial"/>
+          <w:szCs w:val="24"/>
+          <w:lang w:eastAsia="es-MX"/>
+        </w:rPr>
+        <w:t xml:space="preserve">6. El usuario puede regresar al </w:t>
+      </w:r>
+      <w:proofErr w:type="spellStart"/>
+      <w:r>
+        <w:rPr>
+          <w:rFonts w:ascii="Arial" w:hAnsi="Arial" w:cs="Arial"/>
+          <w:szCs w:val="24"/>
+          <w:lang w:eastAsia="es-MX"/>
+        </w:rPr>
+        <w:t>Dashboard</w:t>
+      </w:r>
+      <w:proofErr w:type="spellEnd"/>
+      <w:r>
+        <w:rPr>
+          <w:rFonts w:ascii="Arial" w:hAnsi="Arial" w:cs="Arial"/>
+          <w:szCs w:val="24"/>
+          <w:lang w:eastAsia="es-MX"/>
+        </w:rPr>
+        <w:t xml:space="preserve"> en cualquier momento para consultar el resumen general de su situación financiera.</w:t>
+      </w:r>
+    </w:p>
+    <w:p>
+      <w:pPr>
+        <w:rPr>
+          <w:rFonts w:ascii="Arial" w:hAnsi="Arial" w:cs="Arial"/>
+          <w:szCs w:val="24"/>
+          <w:lang w:eastAsia="es-MX"/>
+        </w:rPr>
+      </w:pPr>
+      <w:r>
+        <w:rPr>
+          <w:rFonts w:ascii="Arial" w:hAnsi="Arial" w:cs="Arial"/>
+          <w:szCs w:val="24"/>
+          <w:lang w:eastAsia="es-MX"/>
+        </w:rPr>
         <w:lastRenderedPageBreak/>
-        <w:t xml:space="preserve">3. Una vez autenticado, el usuario es redireccionado al </w:t>
-      </w:r>
-      <w:proofErr w:type="spellStart"/>
-      <w:r>
-        <w:rPr>
-          <w:rFonts w:ascii="Arial" w:hAnsi="Arial" w:cs="Arial"/>
-          <w:szCs w:val="24"/>
-          <w:lang w:eastAsia="es-MX"/>
-        </w:rPr>
-        <w:t>JPanel</w:t>
-      </w:r>
-      <w:proofErr w:type="spellEnd"/>
-      <w:r>
-        <w:rPr>
-          <w:rFonts w:ascii="Arial" w:hAnsi="Arial" w:cs="Arial"/>
-          <w:szCs w:val="24"/>
-          <w:lang w:eastAsia="es-MX"/>
-        </w:rPr>
-        <w:t xml:space="preserve"> Principal.</w:t>
-      </w:r>
-    </w:p>
-    <w:p>
-      <w:pPr>
-        <w:rPr>
-          <w:rFonts w:ascii="Arial" w:hAnsi="Arial" w:cs="Arial"/>
-          <w:szCs w:val="24"/>
-          <w:lang w:eastAsia="es-MX"/>
-        </w:rPr>
-      </w:pPr>
-      <w:r>
-        <w:rPr>
-          <w:rFonts w:ascii="Arial" w:hAnsi="Arial" w:cs="Arial"/>
-          <w:szCs w:val="24"/>
-          <w:lang w:eastAsia="es-MX"/>
-        </w:rPr>
-        <w:t xml:space="preserve">4. Desde el </w:t>
-      </w:r>
-      <w:proofErr w:type="spellStart"/>
-      <w:r>
-        <w:rPr>
-          <w:rFonts w:ascii="Arial" w:hAnsi="Arial" w:cs="Arial"/>
-          <w:szCs w:val="24"/>
-          <w:lang w:eastAsia="es-MX"/>
-        </w:rPr>
-        <w:t>Dashboard</w:t>
-      </w:r>
-      <w:proofErr w:type="spellEnd"/>
-      <w:r>
-        <w:rPr>
-          <w:rFonts w:ascii="Arial" w:hAnsi="Arial" w:cs="Arial"/>
-          <w:szCs w:val="24"/>
-          <w:lang w:eastAsia="es-MX"/>
-        </w:rPr>
-        <w:t xml:space="preserve"> puede acceder a los módulos de Crédito, Débito, Modificación o Notificaciones.</w:t>
-      </w:r>
-    </w:p>
-    <w:p>
-      <w:pPr>
-        <w:rPr>
-          <w:rFonts w:ascii="Arial" w:hAnsi="Arial" w:cs="Arial"/>
-          <w:szCs w:val="24"/>
-          <w:lang w:eastAsia="es-MX"/>
-        </w:rPr>
-      </w:pPr>
-      <w:r>
-        <w:rPr>
-          <w:rFonts w:ascii="Arial" w:hAnsi="Arial" w:cs="Arial"/>
-          <w:szCs w:val="24"/>
-          <w:lang w:eastAsia="es-MX"/>
-        </w:rPr>
-        <w:t>5. Cada módulo permite realizar operaciones específicas sobre la información almacenada.</w:t>
-      </w:r>
-    </w:p>
-    <w:p>
-      <w:pPr>
-        <w:rPr>
-          <w:rFonts w:ascii="Arial" w:hAnsi="Arial" w:cs="Arial"/>
-          <w:szCs w:val="24"/>
-          <w:lang w:eastAsia="es-MX"/>
-        </w:rPr>
-      </w:pPr>
-      <w:r>
-        <w:rPr>
-          <w:rFonts w:ascii="Arial" w:hAnsi="Arial" w:cs="Arial"/>
-          <w:szCs w:val="24"/>
-          <w:lang w:eastAsia="es-MX"/>
-        </w:rPr>
-        <w:t xml:space="preserve">6. El usuario puede regresar al </w:t>
-      </w:r>
-      <w:proofErr w:type="spellStart"/>
-      <w:r>
-        <w:rPr>
-          <w:rFonts w:ascii="Arial" w:hAnsi="Arial" w:cs="Arial"/>
-          <w:szCs w:val="24"/>
-          <w:lang w:eastAsia="es-MX"/>
-        </w:rPr>
-        <w:t>Dashboard</w:t>
-      </w:r>
-      <w:proofErr w:type="spellEnd"/>
-      <w:r>
-        <w:rPr>
-          <w:rFonts w:ascii="Arial" w:hAnsi="Arial" w:cs="Arial"/>
-          <w:szCs w:val="24"/>
-          <w:lang w:eastAsia="es-MX"/>
-        </w:rPr>
-        <w:t xml:space="preserve"> en cualquier momento para consultar el resumen general de su situación financiera.</w:t>
-      </w:r>
-    </w:p>
-    <w:p>
-      <w:pPr>
-        <w:rPr>
-          <w:rFonts w:ascii="Arial" w:hAnsi="Arial" w:cs="Arial"/>
-          <w:szCs w:val="24"/>
-          <w:lang w:eastAsia="es-MX"/>
-        </w:rPr>
-      </w:pPr>
-      <w:r>
-        <w:rPr>
-          <w:rFonts w:ascii="Arial" w:hAnsi="Arial" w:cs="Arial"/>
-          <w:szCs w:val="24"/>
-          <w:lang w:eastAsia="es-MX"/>
-        </w:rPr>
         <w:t>Esta estructura permite mantener una navegación intuitiva, organizada y fácil de comprender, favoreciendo la experiencia de uso y facilitando el crecimiento futuro de la aplicación.</w:t>
       </w:r>
     </w:p>
@@ -17809,60 +17699,60 @@
           <w:szCs w:val="24"/>
           <w:lang w:val="es-US" w:eastAsia="es-MX"/>
         </w:rPr>
+        <w:t xml:space="preserve">En el caso de </w:t>
+      </w:r>
+      <w:proofErr w:type="spellStart"/>
+      <w:r>
+        <w:rPr>
+          <w:rFonts w:ascii="Arial" w:hAnsi="Arial" w:cs="Arial"/>
+          <w:szCs w:val="24"/>
+          <w:lang w:val="es-US" w:eastAsia="es-MX"/>
+        </w:rPr>
+        <w:t>RingCard</w:t>
+      </w:r>
+      <w:proofErr w:type="spellEnd"/>
+      <w:r>
+        <w:rPr>
+          <w:rFonts w:ascii="Arial" w:hAnsi="Arial" w:cs="Arial"/>
+          <w:szCs w:val="24"/>
+          <w:lang w:val="es-US" w:eastAsia="es-MX"/>
+        </w:rPr>
+        <w:t>, el modelo está conformado por entidades orientadas a la gestión financiera personal, permitiendo representar usuarios, tarjetas bancarias, movimientos, categorías, estados de cuenta y notificaciones.</w:t>
+      </w:r>
+    </w:p>
+    <w:p>
+      <w:pPr>
+        <w:rPr>
+          <w:rFonts w:ascii="Arial" w:hAnsi="Arial" w:cs="Arial"/>
+          <w:szCs w:val="24"/>
+          <w:lang w:val="es-US" w:eastAsia="es-MX"/>
+        </w:rPr>
+      </w:pPr>
+      <w:r>
+        <w:rPr>
+          <w:rFonts w:ascii="Arial" w:hAnsi="Arial" w:cs="Arial"/>
+          <w:szCs w:val="24"/>
+          <w:lang w:val="es-US" w:eastAsia="es-MX"/>
+        </w:rPr>
+        <w:t>La correcta identificación de estas entidades facilita la organización de la información y permite mantener una estructura escalable para futuras ampliaciones del sistema.</w:t>
+      </w:r>
+    </w:p>
+    <w:p>
+      <w:pPr>
+        <w:rPr>
+          <w:rFonts w:ascii="Arial" w:hAnsi="Arial" w:cs="Arial"/>
+          <w:szCs w:val="24"/>
+          <w:lang w:val="es-US" w:eastAsia="es-MX"/>
+        </w:rPr>
+      </w:pPr>
+      <w:r>
+        <w:rPr>
+          <w:rFonts w:ascii="Arial" w:hAnsi="Arial" w:cs="Arial"/>
+          <w:noProof/>
+          <w:szCs w:val="24"/>
+          <w:lang w:val="es-US" w:eastAsia="es-MX"/>
+        </w:rPr>
         <w:lastRenderedPageBreak/>
-        <w:t xml:space="preserve">En el caso de </w:t>
-      </w:r>
-      <w:proofErr w:type="spellStart"/>
-      <w:r>
-        <w:rPr>
-          <w:rFonts w:ascii="Arial" w:hAnsi="Arial" w:cs="Arial"/>
-          <w:szCs w:val="24"/>
-          <w:lang w:val="es-US" w:eastAsia="es-MX"/>
-        </w:rPr>
-        <w:t>RingCard</w:t>
-      </w:r>
-      <w:proofErr w:type="spellEnd"/>
-      <w:r>
-        <w:rPr>
-          <w:rFonts w:ascii="Arial" w:hAnsi="Arial" w:cs="Arial"/>
-          <w:szCs w:val="24"/>
-          <w:lang w:val="es-US" w:eastAsia="es-MX"/>
-        </w:rPr>
-        <w:t>, el modelo está conformado por entidades orientadas a la gestión financiera personal, permitiendo representar usuarios, tarjetas bancarias, movimientos, categorías, estados de cuenta y notificaciones.</w:t>
-      </w:r>
-    </w:p>
-    <w:p>
-      <w:pPr>
-        <w:rPr>
-          <w:rFonts w:ascii="Arial" w:hAnsi="Arial" w:cs="Arial"/>
-          <w:szCs w:val="24"/>
-          <w:lang w:val="es-US" w:eastAsia="es-MX"/>
-        </w:rPr>
-      </w:pPr>
-      <w:r>
-        <w:rPr>
-          <w:rFonts w:ascii="Arial" w:hAnsi="Arial" w:cs="Arial"/>
-          <w:szCs w:val="24"/>
-          <w:lang w:val="es-US" w:eastAsia="es-MX"/>
-        </w:rPr>
-        <w:t>La correcta identificación de estas entidades facilita la organización de la información y permite mantener una estructura escalable para futuras ampliaciones del sistema.</w:t>
-      </w:r>
-    </w:p>
-    <w:p>
-      <w:pPr>
-        <w:rPr>
-          <w:rFonts w:ascii="Arial" w:hAnsi="Arial" w:cs="Arial"/>
-          <w:szCs w:val="24"/>
-          <w:lang w:val="es-US" w:eastAsia="es-MX"/>
-        </w:rPr>
-      </w:pPr>
-      <w:r>
-        <w:rPr>
-          <w:rFonts w:ascii="Arial" w:hAnsi="Arial" w:cs="Arial"/>
-          <w:noProof/>
-          <w:szCs w:val="24"/>
-          <w:lang w:val="es-US" w:eastAsia="es-MX"/>
-        </w:rPr>
         <w:drawing>
           <wp:inline distT="0" distB="0" distL="0" distR="0" wp14:anchorId="35F14033" wp14:editId="44FF9363">
             <wp:extent cx="4369435" cy="1988820"/>
@@ -18144,7 +18034,6 @@
           <w:szCs w:val="24"/>
           <w:lang w:eastAsia="es-MX"/>
         </w:rPr>
-        <w:lastRenderedPageBreak/>
         <w:t>La entidad Usuarios funciona como la entidad principal de la base de datos, ya que todas las demás entidades dependen directa o indirectamente de ella</w:t>
       </w:r>
       <w:r>
@@ -18199,6 +18088,7 @@
           <w:szCs w:val="24"/>
           <w:lang w:eastAsia="es-MX"/>
         </w:rPr>
+        <w:lastRenderedPageBreak/>
         <w:t xml:space="preserve">Entidad </w:t>
       </w:r>
       <w:proofErr w:type="spellStart"/>
@@ -18553,7 +18443,6 @@
           <w:szCs w:val="24"/>
           <w:lang w:eastAsia="es-MX"/>
         </w:rPr>
-        <w:lastRenderedPageBreak/>
         <w:t>- Saldo disponible.</w:t>
       </w:r>
     </w:p>
@@ -18627,6 +18516,7 @@
           <w:szCs w:val="24"/>
           <w:lang w:eastAsia="es-MX"/>
         </w:rPr>
+        <w:lastRenderedPageBreak/>
         <w:t>Por ejemplo:</w:t>
       </w:r>
     </w:p>
@@ -18973,7 +18863,6 @@
           <w:szCs w:val="24"/>
           <w:lang w:eastAsia="es-MX"/>
         </w:rPr>
-        <w:lastRenderedPageBreak/>
         <w:t>Estos registros son utilizados para generar estadísticas financieras y consultar el historial de operaciones realizadas por el usuario.</w:t>
       </w:r>
     </w:p>
@@ -19081,6 +18970,7 @@
           <w:szCs w:val="24"/>
           <w:lang w:eastAsia="es-MX"/>
         </w:rPr>
+        <w:lastRenderedPageBreak/>
         <w:t>- Retiro.</w:t>
       </w:r>
     </w:p>
@@ -19380,7 +19270,6 @@
           <w:szCs w:val="24"/>
           <w:lang w:eastAsia="es-MX"/>
         </w:rPr>
-        <w:lastRenderedPageBreak/>
         <w:t xml:space="preserve">Esta entidad almacena información financiera relacionada con cada periodo de facturación de una tarjeta de </w:t>
       </w:r>
       <w:proofErr w:type="spellStart"/>
@@ -19503,6 +19392,7 @@
           <w:szCs w:val="24"/>
           <w:lang w:eastAsia="es-MX"/>
         </w:rPr>
+        <w:lastRenderedPageBreak/>
         <w:t>- Pago para no generar intereses.</w:t>
       </w:r>
     </w:p>
@@ -19721,7 +19611,6 @@
           <w:szCs w:val="24"/>
           <w:lang w:val="es-US" w:eastAsia="es-MX"/>
         </w:rPr>
-        <w:lastRenderedPageBreak/>
         <w:t>Además, facilita la consulta centralizada de todas las tarjetas registradas por un usuario, permitiendo un control financiero más eficiente.</w:t>
       </w:r>
     </w:p>
@@ -19922,6 +19811,7 @@
           <w:szCs w:val="24"/>
           <w:lang w:eastAsia="es-MX"/>
         </w:rPr>
+        <w:lastRenderedPageBreak/>
         <w:t>Tipo: Uno a Muchos (</w:t>
       </w:r>
       <w:proofErr w:type="gramStart"/>
@@ -20281,7 +20171,6 @@
           <w:szCs w:val="24"/>
           <w:lang w:eastAsia="es-MX"/>
         </w:rPr>
-        <w:lastRenderedPageBreak/>
         <w:t>Un usuario puede recibir múltiples notificaciones.</w:t>
       </w:r>
     </w:p>
@@ -20457,6 +20346,7 @@
           <w:szCs w:val="24"/>
           <w:lang w:eastAsia="es-MX"/>
         </w:rPr>
+        <w:lastRenderedPageBreak/>
         <w:t>La implementación física de la base de datos se encuentra compuesta por ocho tablas principales, Cada tabla fue diseñada para representar una entidad específica del sistema y evitar redundancia de información.</w:t>
       </w:r>
     </w:p>
@@ -20793,7 +20683,6 @@
         <w:rPr>
           <w:rFonts w:ascii="Arial" w:hAnsi="Arial" w:cs="Arial"/>
         </w:rPr>
-        <w:lastRenderedPageBreak/>
         <w:t>id_carddebito</w:t>
       </w:r>
       <w:proofErr w:type="spellEnd"/>
@@ -20807,20 +20696,14 @@
         <w:rPr>
           <w:rFonts w:ascii="Arial" w:hAnsi="Arial" w:cs="Arial"/>
         </w:rPr>
+        <w:t xml:space="preserve"> la tabla</w:t>
+      </w:r>
+      <w:r>
+        <w:rPr>
+          <w:rFonts w:ascii="Arial" w:hAnsi="Arial" w:cs="Arial"/>
+        </w:rPr>
         <w:t xml:space="preserve"> </w:t>
       </w:r>
-      <w:r>
-        <w:rPr>
-          <w:rFonts w:ascii="Arial" w:hAnsi="Arial" w:cs="Arial"/>
-        </w:rPr>
-        <w:t>la tabla</w:t>
-      </w:r>
-      <w:r>
-        <w:rPr>
-          <w:rFonts w:ascii="Arial" w:hAnsi="Arial" w:cs="Arial"/>
-        </w:rPr>
-        <w:t xml:space="preserve"> </w:t>
-      </w:r>
       <w:proofErr w:type="spellStart"/>
       <w:r>
         <w:rPr>
@@ -20901,13 +20784,7 @@
         <w:rPr>
           <w:rFonts w:ascii="Arial" w:hAnsi="Arial" w:cs="Arial"/>
         </w:rPr>
-        <w:t xml:space="preserve"> </w:t>
-      </w:r>
-      <w:r>
-        <w:rPr>
-          <w:rFonts w:ascii="Arial" w:hAnsi="Arial" w:cs="Arial"/>
-        </w:rPr>
-        <w:t>la tabla</w:t>
+        <w:t xml:space="preserve"> la tabla</w:t>
       </w:r>
       <w:r>
         <w:rPr>
@@ -21102,13 +20979,7 @@
         <w:rPr>
           <w:rFonts w:ascii="Arial" w:hAnsi="Arial" w:cs="Arial"/>
         </w:rPr>
-        <w:t xml:space="preserve"> </w:t>
-      </w:r>
-      <w:r>
-        <w:rPr>
-          <w:rFonts w:ascii="Arial" w:hAnsi="Arial" w:cs="Arial"/>
-        </w:rPr>
-        <w:t xml:space="preserve">la </w:t>
+        <w:t xml:space="preserve"> la </w:t>
       </w:r>
       <w:proofErr w:type="gramStart"/>
       <w:r>
@@ -21181,25 +21052,205 @@
         <w:rPr>
           <w:rFonts w:ascii="Arial" w:hAnsi="Arial" w:cs="Arial"/>
         </w:rPr>
+        <w:t xml:space="preserve"> la tabla</w:t>
+      </w:r>
+      <w:r>
+        <w:rPr>
+          <w:rFonts w:ascii="Arial" w:hAnsi="Arial" w:cs="Arial"/>
+        </w:rPr>
         <w:t xml:space="preserve"> </w:t>
       </w:r>
-      <w:r>
-        <w:rPr>
-          <w:rFonts w:ascii="Arial" w:hAnsi="Arial" w:cs="Arial"/>
-        </w:rPr>
-        <w:t>la tabla</w:t>
-      </w:r>
+      <w:proofErr w:type="spellStart"/>
+      <w:r>
+        <w:rPr>
+          <w:rFonts w:ascii="Arial" w:hAnsi="Arial" w:cs="Arial"/>
+        </w:rPr>
+        <w:t>cardsdebito</w:t>
+      </w:r>
+      <w:proofErr w:type="spellEnd"/>
       <w:r>
         <w:rPr>
           <w:rFonts w:ascii="Arial" w:hAnsi="Arial" w:cs="Arial"/>
         </w:rPr>
         <w:t xml:space="preserve"> </w:t>
       </w:r>
+      <w:r>
+        <w:rPr>
+          <w:rFonts w:ascii="Arial" w:hAnsi="Arial" w:cs="Arial"/>
+        </w:rPr>
+        <w:t xml:space="preserve">que vincula a </w:t>
+      </w:r>
+      <w:r>
+        <w:rPr>
+          <w:rFonts w:ascii="Arial" w:hAnsi="Arial" w:cs="Arial"/>
+        </w:rPr>
+        <w:t>usuarios.</w:t>
+      </w:r>
+    </w:p>
+    <w:p>
+      <w:pPr>
+        <w:rPr>
+          <w:rFonts w:ascii="Arial" w:hAnsi="Arial" w:cs="Arial"/>
+        </w:rPr>
+      </w:pPr>
       <w:proofErr w:type="spellStart"/>
       <w:r>
         <w:rPr>
           <w:rFonts w:ascii="Arial" w:hAnsi="Arial" w:cs="Arial"/>
         </w:rPr>
+        <w:t>id_usuario</w:t>
+      </w:r>
+      <w:proofErr w:type="spellEnd"/>
+      <w:r>
+        <w:rPr>
+          <w:rFonts w:ascii="Arial" w:hAnsi="Arial" w:cs="Arial"/>
+        </w:rPr>
+        <w:t xml:space="preserve"> en </w:t>
+      </w:r>
+      <w:r>
+        <w:rPr>
+          <w:rFonts w:ascii="Arial" w:hAnsi="Arial" w:cs="Arial"/>
+        </w:rPr>
+        <w:t xml:space="preserve">la tabla </w:t>
+      </w:r>
+      <w:r>
+        <w:rPr>
+          <w:rFonts w:ascii="Arial" w:hAnsi="Arial" w:cs="Arial"/>
+        </w:rPr>
+        <w:t>notificaciones</w:t>
+      </w:r>
+      <w:r>
+        <w:rPr>
+          <w:rFonts w:ascii="Arial" w:hAnsi="Arial" w:cs="Arial"/>
+        </w:rPr>
+        <w:t xml:space="preserve"> que vincula a </w:t>
+      </w:r>
+      <w:r>
+        <w:rPr>
+          <w:rFonts w:ascii="Arial" w:hAnsi="Arial" w:cs="Arial"/>
+        </w:rPr>
+        <w:t>usuarios.</w:t>
+      </w:r>
+    </w:p>
+    <w:p>
+      <w:pPr>
+        <w:rPr>
+          <w:rFonts w:ascii="Arial" w:hAnsi="Arial" w:cs="Arial"/>
+        </w:rPr>
+      </w:pPr>
+      <w:proofErr w:type="spellStart"/>
+      <w:r>
+        <w:rPr>
+          <w:rFonts w:ascii="Arial" w:hAnsi="Arial" w:cs="Arial"/>
+        </w:rPr>
+        <w:lastRenderedPageBreak/>
+        <w:t>id_cardcredito</w:t>
+      </w:r>
+      <w:proofErr w:type="spellEnd"/>
+      <w:r>
+        <w:rPr>
+          <w:rFonts w:ascii="Arial" w:hAnsi="Arial" w:cs="Arial"/>
+        </w:rPr>
+        <w:t xml:space="preserve"> en</w:t>
+      </w:r>
+      <w:r>
+        <w:rPr>
+          <w:rFonts w:ascii="Arial" w:hAnsi="Arial" w:cs="Arial"/>
+        </w:rPr>
+        <w:t xml:space="preserve"> la tabla</w:t>
+      </w:r>
+      <w:r>
+        <w:rPr>
+          <w:rFonts w:ascii="Arial" w:hAnsi="Arial" w:cs="Arial"/>
+        </w:rPr>
+        <w:t xml:space="preserve"> </w:t>
+      </w:r>
+      <w:proofErr w:type="spellStart"/>
+      <w:r>
+        <w:rPr>
+          <w:rFonts w:ascii="Arial" w:hAnsi="Arial" w:cs="Arial"/>
+        </w:rPr>
+        <w:t>movimientos_credito</w:t>
+      </w:r>
+      <w:proofErr w:type="spellEnd"/>
+      <w:r>
+        <w:rPr>
+          <w:rFonts w:ascii="Arial" w:hAnsi="Arial" w:cs="Arial"/>
+        </w:rPr>
+        <w:t xml:space="preserve"> </w:t>
+      </w:r>
+      <w:r>
+        <w:rPr>
+          <w:rFonts w:ascii="Arial" w:hAnsi="Arial" w:cs="Arial"/>
+        </w:rPr>
+        <w:t xml:space="preserve">que vincula a </w:t>
+      </w:r>
+      <w:proofErr w:type="spellStart"/>
+      <w:r>
+        <w:rPr>
+          <w:rFonts w:ascii="Arial" w:hAnsi="Arial" w:cs="Arial"/>
+        </w:rPr>
+        <w:t>cardscredito</w:t>
+      </w:r>
+      <w:proofErr w:type="spellEnd"/>
+      <w:r>
+        <w:rPr>
+          <w:rFonts w:ascii="Arial" w:hAnsi="Arial" w:cs="Arial"/>
+        </w:rPr>
+        <w:t>.</w:t>
+      </w:r>
+    </w:p>
+    <w:p>
+      <w:pPr>
+        <w:rPr>
+          <w:rFonts w:ascii="Arial" w:hAnsi="Arial" w:cs="Arial"/>
+        </w:rPr>
+      </w:pPr>
+      <w:proofErr w:type="spellStart"/>
+      <w:r>
+        <w:rPr>
+          <w:rFonts w:ascii="Arial" w:hAnsi="Arial" w:cs="Arial"/>
+        </w:rPr>
+        <w:t>id_carddebito</w:t>
+      </w:r>
+      <w:proofErr w:type="spellEnd"/>
+      <w:r>
+        <w:rPr>
+          <w:rFonts w:ascii="Arial" w:hAnsi="Arial" w:cs="Arial"/>
+        </w:rPr>
+        <w:t xml:space="preserve"> en </w:t>
+      </w:r>
+      <w:r>
+        <w:rPr>
+          <w:rFonts w:ascii="Arial" w:hAnsi="Arial" w:cs="Arial"/>
+        </w:rPr>
+        <w:t xml:space="preserve">la tabla </w:t>
+      </w:r>
+      <w:proofErr w:type="spellStart"/>
+      <w:r>
+        <w:rPr>
+          <w:rFonts w:ascii="Arial" w:hAnsi="Arial" w:cs="Arial"/>
+        </w:rPr>
+        <w:t>movimientos_debito</w:t>
+      </w:r>
+      <w:proofErr w:type="spellEnd"/>
+      <w:r>
+        <w:rPr>
+          <w:rFonts w:ascii="Arial" w:hAnsi="Arial" w:cs="Arial"/>
+        </w:rPr>
+        <w:t xml:space="preserve"> </w:t>
+      </w:r>
+      <w:r>
+        <w:rPr>
+          <w:rFonts w:ascii="Arial" w:hAnsi="Arial" w:cs="Arial"/>
+        </w:rPr>
+        <w:t xml:space="preserve">que vincula a </w:t>
+      </w:r>
+      <w:proofErr w:type="spellStart"/>
+      <w:r>
+        <w:rPr>
+          <w:rFonts w:ascii="Arial" w:hAnsi="Arial" w:cs="Arial"/>
+        </w:rPr>
         <w:t>cardsdebito</w:t>
       </w:r>
       <w:proofErr w:type="spellEnd"/>
@@ -21207,6 +21258,47 @@
         <w:rPr>
           <w:rFonts w:ascii="Arial" w:hAnsi="Arial" w:cs="Arial"/>
         </w:rPr>
+        <w:t>.</w:t>
+      </w:r>
+    </w:p>
+    <w:p>
+      <w:pPr>
+        <w:rPr>
+          <w:rFonts w:ascii="Arial" w:hAnsi="Arial" w:cs="Arial"/>
+        </w:rPr>
+      </w:pPr>
+      <w:proofErr w:type="spellStart"/>
+      <w:r>
+        <w:rPr>
+          <w:rFonts w:ascii="Arial" w:hAnsi="Arial" w:cs="Arial"/>
+        </w:rPr>
+        <w:t>id_categorias</w:t>
+      </w:r>
+      <w:proofErr w:type="spellEnd"/>
+      <w:r>
+        <w:rPr>
+          <w:rFonts w:ascii="Arial" w:hAnsi="Arial" w:cs="Arial"/>
+        </w:rPr>
+        <w:t xml:space="preserve"> en </w:t>
+      </w:r>
+      <w:r>
+        <w:rPr>
+          <w:rFonts w:ascii="Arial" w:hAnsi="Arial" w:cs="Arial"/>
+        </w:rPr>
+        <w:t xml:space="preserve">la tabla </w:t>
+      </w:r>
+      <w:proofErr w:type="spellStart"/>
+      <w:r>
+        <w:rPr>
+          <w:rFonts w:ascii="Arial" w:hAnsi="Arial" w:cs="Arial"/>
+        </w:rPr>
+        <w:t>movimientos_credito</w:t>
+      </w:r>
+      <w:proofErr w:type="spellEnd"/>
+      <w:r>
+        <w:rPr>
+          <w:rFonts w:ascii="Arial" w:hAnsi="Arial" w:cs="Arial"/>
+        </w:rPr>
         <w:t xml:space="preserve"> </w:t>
       </w:r>
       <w:r>
@@ -21215,31 +21307,39 @@
         </w:rPr>
         <w:t xml:space="preserve">que vincula a </w:t>
       </w:r>
-      <w:r>
-        <w:rPr>
-          <w:rFonts w:ascii="Arial" w:hAnsi="Arial" w:cs="Arial"/>
-        </w:rPr>
-        <w:t>usuarios.</w:t>
-      </w:r>
-    </w:p>
-    <w:p>
-      <w:pPr>
-        <w:rPr>
-          <w:rFonts w:ascii="Arial" w:hAnsi="Arial" w:cs="Arial"/>
-        </w:rPr>
-      </w:pPr>
       <w:proofErr w:type="spellStart"/>
       <w:r>
         <w:rPr>
           <w:rFonts w:ascii="Arial" w:hAnsi="Arial" w:cs="Arial"/>
         </w:rPr>
-        <w:t>id_usuario</w:t>
+        <w:t>categorias</w:t>
       </w:r>
       <w:proofErr w:type="spellEnd"/>
       <w:r>
         <w:rPr>
           <w:rFonts w:ascii="Arial" w:hAnsi="Arial" w:cs="Arial"/>
         </w:rPr>
+        <w:t>.</w:t>
+      </w:r>
+    </w:p>
+    <w:p>
+      <w:pPr>
+        <w:rPr>
+          <w:rFonts w:ascii="Arial" w:hAnsi="Arial" w:cs="Arial"/>
+        </w:rPr>
+      </w:pPr>
+      <w:proofErr w:type="spellStart"/>
+      <w:r>
+        <w:rPr>
+          <w:rFonts w:ascii="Arial" w:hAnsi="Arial" w:cs="Arial"/>
+        </w:rPr>
+        <w:t>id_categorias</w:t>
+      </w:r>
+      <w:proofErr w:type="spellEnd"/>
+      <w:r>
+        <w:rPr>
+          <w:rFonts w:ascii="Arial" w:hAnsi="Arial" w:cs="Arial"/>
+        </w:rPr>
         <w:t xml:space="preserve"> en </w:t>
       </w:r>
       <w:r>
@@ -21248,36 +21348,52 @@
         </w:rPr>
         <w:t xml:space="preserve">la tabla </w:t>
       </w:r>
-      <w:r>
-        <w:rPr>
-          <w:rFonts w:ascii="Arial" w:hAnsi="Arial" w:cs="Arial"/>
-        </w:rPr>
-        <w:t>notificaciones</w:t>
-      </w:r>
-      <w:r>
-        <w:rPr>
-          <w:rFonts w:ascii="Arial" w:hAnsi="Arial" w:cs="Arial"/>
-        </w:rPr>
-        <w:t xml:space="preserve"> que vincula a </w:t>
-      </w:r>
-      <w:r>
-        <w:rPr>
-          <w:rFonts w:ascii="Arial" w:hAnsi="Arial" w:cs="Arial"/>
-        </w:rPr>
-        <w:t>usuarios.</w:t>
-      </w:r>
-    </w:p>
-    <w:p>
-      <w:pPr>
-        <w:rPr>
-          <w:rFonts w:ascii="Arial" w:hAnsi="Arial" w:cs="Arial"/>
-        </w:rPr>
-      </w:pPr>
       <w:proofErr w:type="spellStart"/>
       <w:r>
         <w:rPr>
           <w:rFonts w:ascii="Arial" w:hAnsi="Arial" w:cs="Arial"/>
         </w:rPr>
+        <w:t>movimientos_debito</w:t>
+      </w:r>
+      <w:proofErr w:type="spellEnd"/>
+      <w:r>
+        <w:rPr>
+          <w:rFonts w:ascii="Arial" w:hAnsi="Arial" w:cs="Arial"/>
+        </w:rPr>
+        <w:t xml:space="preserve"> </w:t>
+      </w:r>
+      <w:r>
+        <w:rPr>
+          <w:rFonts w:ascii="Arial" w:hAnsi="Arial" w:cs="Arial"/>
+        </w:rPr>
+        <w:t xml:space="preserve">que vincula a </w:t>
+      </w:r>
+      <w:proofErr w:type="spellStart"/>
+      <w:r>
+        <w:rPr>
+          <w:rFonts w:ascii="Arial" w:hAnsi="Arial" w:cs="Arial"/>
+        </w:rPr>
+        <w:t>categorias</w:t>
+      </w:r>
+      <w:proofErr w:type="spellEnd"/>
+      <w:r>
+        <w:rPr>
+          <w:rFonts w:ascii="Arial" w:hAnsi="Arial" w:cs="Arial"/>
+        </w:rPr>
+        <w:t>.</w:t>
+      </w:r>
+    </w:p>
+    <w:p>
+      <w:pPr>
+        <w:rPr>
+          <w:rFonts w:ascii="Arial" w:hAnsi="Arial" w:cs="Arial"/>
+        </w:rPr>
+      </w:pPr>
+      <w:proofErr w:type="spellStart"/>
+      <w:r>
+        <w:rPr>
+          <w:rFonts w:ascii="Arial" w:hAnsi="Arial" w:cs="Arial"/>
+        </w:rPr>
         <w:t>id_cardcredito</w:t>
       </w:r>
       <w:proofErr w:type="spellEnd"/>
@@ -21285,8 +21401,22 @@
         <w:rPr>
           <w:rFonts w:ascii="Arial" w:hAnsi="Arial" w:cs="Arial"/>
         </w:rPr>
-        <w:t xml:space="preserve"> en</w:t>
-      </w:r>
+        <w:t xml:space="preserve"> en </w:t>
+      </w:r>
+      <w:r>
+        <w:rPr>
+          <w:rFonts w:ascii="Arial" w:hAnsi="Arial" w:cs="Arial"/>
+        </w:rPr>
+        <w:t xml:space="preserve">la tabla </w:t>
+      </w:r>
+      <w:proofErr w:type="spellStart"/>
+      <w:r>
+        <w:rPr>
+          <w:rFonts w:ascii="Arial" w:hAnsi="Arial" w:cs="Arial"/>
+        </w:rPr>
+        <w:t>estaddecuesta</w:t>
+      </w:r>
+      <w:proofErr w:type="spellEnd"/>
       <w:r>
         <w:rPr>
           <w:rFonts w:ascii="Arial" w:hAnsi="Arial" w:cs="Arial"/>
@@ -21297,46 +21427,20 @@
         <w:rPr>
           <w:rFonts w:ascii="Arial" w:hAnsi="Arial" w:cs="Arial"/>
         </w:rPr>
-        <w:t>la tabla</w:t>
-      </w:r>
-      <w:r>
-        <w:rPr>
-          <w:rFonts w:ascii="Arial" w:hAnsi="Arial" w:cs="Arial"/>
-        </w:rPr>
-        <w:t xml:space="preserve"> </w:t>
+        <w:t xml:space="preserve">que vincula a </w:t>
       </w:r>
       <w:proofErr w:type="spellStart"/>
       <w:r>
         <w:rPr>
           <w:rFonts w:ascii="Arial" w:hAnsi="Arial" w:cs="Arial"/>
         </w:rPr>
-        <w:t>movimientos_credito</w:t>
+        <w:t>cardscredito</w:t>
       </w:r>
       <w:proofErr w:type="spellEnd"/>
       <w:r>
         <w:rPr>
           <w:rFonts w:ascii="Arial" w:hAnsi="Arial" w:cs="Arial"/>
         </w:rPr>
-        <w:t xml:space="preserve"> </w:t>
-      </w:r>
-      <w:r>
-        <w:rPr>
-          <w:rFonts w:ascii="Arial" w:hAnsi="Arial" w:cs="Arial"/>
-        </w:rPr>
-        <w:t xml:space="preserve">que vincula a </w:t>
-      </w:r>
-      <w:proofErr w:type="spellStart"/>
-      <w:r>
-        <w:rPr>
-          <w:rFonts w:ascii="Arial" w:hAnsi="Arial" w:cs="Arial"/>
-        </w:rPr>
-        <w:t>cardscredito</w:t>
-      </w:r>
-      <w:proofErr w:type="spellEnd"/>
-      <w:r>
-        <w:rPr>
-          <w:rFonts w:ascii="Arial" w:hAnsi="Arial" w:cs="Arial"/>
-        </w:rPr>
         <w:t>.</w:t>
       </w:r>
     </w:p>
@@ -21344,250 +21448,6 @@
       <w:pPr>
         <w:rPr>
           <w:rFonts w:ascii="Arial" w:hAnsi="Arial" w:cs="Arial"/>
-        </w:rPr>
-      </w:pPr>
-      <w:proofErr w:type="spellStart"/>
-      <w:r>
-        <w:rPr>
-          <w:rFonts w:ascii="Arial" w:hAnsi="Arial" w:cs="Arial"/>
-        </w:rPr>
-        <w:t>id_carddebito</w:t>
-      </w:r>
-      <w:proofErr w:type="spellEnd"/>
-      <w:r>
-        <w:rPr>
-          <w:rFonts w:ascii="Arial" w:hAnsi="Arial" w:cs="Arial"/>
-        </w:rPr>
-        <w:t xml:space="preserve"> en </w:t>
-      </w:r>
-      <w:r>
-        <w:rPr>
-          <w:rFonts w:ascii="Arial" w:hAnsi="Arial" w:cs="Arial"/>
-        </w:rPr>
-        <w:t xml:space="preserve">la tabla </w:t>
-      </w:r>
-      <w:proofErr w:type="spellStart"/>
-      <w:r>
-        <w:rPr>
-          <w:rFonts w:ascii="Arial" w:hAnsi="Arial" w:cs="Arial"/>
-        </w:rPr>
-        <w:t>movimientos_debito</w:t>
-      </w:r>
-      <w:proofErr w:type="spellEnd"/>
-      <w:r>
-        <w:rPr>
-          <w:rFonts w:ascii="Arial" w:hAnsi="Arial" w:cs="Arial"/>
-        </w:rPr>
-        <w:t xml:space="preserve"> </w:t>
-      </w:r>
-      <w:r>
-        <w:rPr>
-          <w:rFonts w:ascii="Arial" w:hAnsi="Arial" w:cs="Arial"/>
-        </w:rPr>
-        <w:t xml:space="preserve">que vincula a </w:t>
-      </w:r>
-      <w:proofErr w:type="spellStart"/>
-      <w:r>
-        <w:rPr>
-          <w:rFonts w:ascii="Arial" w:hAnsi="Arial" w:cs="Arial"/>
-        </w:rPr>
-        <w:t>cardsdebito</w:t>
-      </w:r>
-      <w:proofErr w:type="spellEnd"/>
-      <w:r>
-        <w:rPr>
-          <w:rFonts w:ascii="Arial" w:hAnsi="Arial" w:cs="Arial"/>
-        </w:rPr>
-        <w:t>.</w:t>
-      </w:r>
-    </w:p>
-    <w:p>
-      <w:pPr>
-        <w:rPr>
-          <w:rFonts w:ascii="Arial" w:hAnsi="Arial" w:cs="Arial"/>
-        </w:rPr>
-      </w:pPr>
-      <w:proofErr w:type="spellStart"/>
-      <w:r>
-        <w:rPr>
-          <w:rFonts w:ascii="Arial" w:hAnsi="Arial" w:cs="Arial"/>
-        </w:rPr>
-        <w:t>id_categorias</w:t>
-      </w:r>
-      <w:proofErr w:type="spellEnd"/>
-      <w:r>
-        <w:rPr>
-          <w:rFonts w:ascii="Arial" w:hAnsi="Arial" w:cs="Arial"/>
-        </w:rPr>
-        <w:t xml:space="preserve"> en </w:t>
-      </w:r>
-      <w:r>
-        <w:rPr>
-          <w:rFonts w:ascii="Arial" w:hAnsi="Arial" w:cs="Arial"/>
-        </w:rPr>
-        <w:t xml:space="preserve">la tabla </w:t>
-      </w:r>
-      <w:proofErr w:type="spellStart"/>
-      <w:r>
-        <w:rPr>
-          <w:rFonts w:ascii="Arial" w:hAnsi="Arial" w:cs="Arial"/>
-        </w:rPr>
-        <w:t>movimientos_credito</w:t>
-      </w:r>
-      <w:proofErr w:type="spellEnd"/>
-      <w:r>
-        <w:rPr>
-          <w:rFonts w:ascii="Arial" w:hAnsi="Arial" w:cs="Arial"/>
-        </w:rPr>
-        <w:t xml:space="preserve"> </w:t>
-      </w:r>
-      <w:r>
-        <w:rPr>
-          <w:rFonts w:ascii="Arial" w:hAnsi="Arial" w:cs="Arial"/>
-        </w:rPr>
-        <w:t xml:space="preserve">que vincula a </w:t>
-      </w:r>
-      <w:proofErr w:type="spellStart"/>
-      <w:r>
-        <w:rPr>
-          <w:rFonts w:ascii="Arial" w:hAnsi="Arial" w:cs="Arial"/>
-        </w:rPr>
-        <w:t>categorias</w:t>
-      </w:r>
-      <w:proofErr w:type="spellEnd"/>
-      <w:r>
-        <w:rPr>
-          <w:rFonts w:ascii="Arial" w:hAnsi="Arial" w:cs="Arial"/>
-        </w:rPr>
-        <w:t>.</w:t>
-      </w:r>
-    </w:p>
-    <w:p>
-      <w:pPr>
-        <w:rPr>
-          <w:rFonts w:ascii="Arial" w:hAnsi="Arial" w:cs="Arial"/>
-        </w:rPr>
-      </w:pPr>
-      <w:proofErr w:type="spellStart"/>
-      <w:r>
-        <w:rPr>
-          <w:rFonts w:ascii="Arial" w:hAnsi="Arial" w:cs="Arial"/>
-        </w:rPr>
-        <w:t>id_categorias</w:t>
-      </w:r>
-      <w:proofErr w:type="spellEnd"/>
-      <w:r>
-        <w:rPr>
-          <w:rFonts w:ascii="Arial" w:hAnsi="Arial" w:cs="Arial"/>
-        </w:rPr>
-        <w:t xml:space="preserve"> en </w:t>
-      </w:r>
-      <w:r>
-        <w:rPr>
-          <w:rFonts w:ascii="Arial" w:hAnsi="Arial" w:cs="Arial"/>
-        </w:rPr>
-        <w:t xml:space="preserve">la tabla </w:t>
-      </w:r>
-      <w:proofErr w:type="spellStart"/>
-      <w:r>
-        <w:rPr>
-          <w:rFonts w:ascii="Arial" w:hAnsi="Arial" w:cs="Arial"/>
-        </w:rPr>
-        <w:t>movimientos_debito</w:t>
-      </w:r>
-      <w:proofErr w:type="spellEnd"/>
-      <w:r>
-        <w:rPr>
-          <w:rFonts w:ascii="Arial" w:hAnsi="Arial" w:cs="Arial"/>
-        </w:rPr>
-        <w:t xml:space="preserve"> </w:t>
-      </w:r>
-      <w:r>
-        <w:rPr>
-          <w:rFonts w:ascii="Arial" w:hAnsi="Arial" w:cs="Arial"/>
-        </w:rPr>
-        <w:t xml:space="preserve">que vincula a </w:t>
-      </w:r>
-      <w:proofErr w:type="spellStart"/>
-      <w:r>
-        <w:rPr>
-          <w:rFonts w:ascii="Arial" w:hAnsi="Arial" w:cs="Arial"/>
-        </w:rPr>
-        <w:t>categorias</w:t>
-      </w:r>
-      <w:proofErr w:type="spellEnd"/>
-      <w:r>
-        <w:rPr>
-          <w:rFonts w:ascii="Arial" w:hAnsi="Arial" w:cs="Arial"/>
-        </w:rPr>
-        <w:t>.</w:t>
-      </w:r>
-    </w:p>
-    <w:p>
-      <w:pPr>
-        <w:rPr>
-          <w:rFonts w:ascii="Arial" w:hAnsi="Arial" w:cs="Arial"/>
-        </w:rPr>
-      </w:pPr>
-      <w:proofErr w:type="spellStart"/>
-      <w:r>
-        <w:rPr>
-          <w:rFonts w:ascii="Arial" w:hAnsi="Arial" w:cs="Arial"/>
-        </w:rPr>
-        <w:t>id_cardcredito</w:t>
-      </w:r>
-      <w:proofErr w:type="spellEnd"/>
-      <w:r>
-        <w:rPr>
-          <w:rFonts w:ascii="Arial" w:hAnsi="Arial" w:cs="Arial"/>
-        </w:rPr>
-        <w:t xml:space="preserve"> en </w:t>
-      </w:r>
-      <w:r>
-        <w:rPr>
-          <w:rFonts w:ascii="Arial" w:hAnsi="Arial" w:cs="Arial"/>
-        </w:rPr>
-        <w:t xml:space="preserve">la tabla </w:t>
-      </w:r>
-      <w:proofErr w:type="spellStart"/>
-      <w:r>
-        <w:rPr>
-          <w:rFonts w:ascii="Arial" w:hAnsi="Arial" w:cs="Arial"/>
-        </w:rPr>
-        <w:t>estaddecuesta</w:t>
-      </w:r>
-      <w:proofErr w:type="spellEnd"/>
-      <w:r>
-        <w:rPr>
-          <w:rFonts w:ascii="Arial" w:hAnsi="Arial" w:cs="Arial"/>
-        </w:rPr>
-        <w:t xml:space="preserve"> </w:t>
-      </w:r>
-      <w:r>
-        <w:rPr>
-          <w:rFonts w:ascii="Arial" w:hAnsi="Arial" w:cs="Arial"/>
-        </w:rPr>
-        <w:t xml:space="preserve">que vincula a </w:t>
-      </w:r>
-      <w:proofErr w:type="spellStart"/>
-      <w:r>
-        <w:rPr>
-          <w:rFonts w:ascii="Arial" w:hAnsi="Arial" w:cs="Arial"/>
-        </w:rPr>
-        <w:t>cardscredito</w:t>
-      </w:r>
-      <w:proofErr w:type="spellEnd"/>
-      <w:r>
-        <w:rPr>
-          <w:rFonts w:ascii="Arial" w:hAnsi="Arial" w:cs="Arial"/>
-        </w:rPr>
-        <w:t>.</w:t>
-      </w:r>
-    </w:p>
-    <w:p>
-      <w:pPr>
-        <w:rPr>
-          <w:rFonts w:ascii="Arial" w:hAnsi="Arial" w:cs="Arial"/>
           <w:szCs w:val="24"/>
           <w:lang w:eastAsia="es-MX"/>
         </w:rPr>
@@ -21725,7 +21585,6 @@
           <w:szCs w:val="24"/>
           <w:lang w:eastAsia="es-MX"/>
         </w:rPr>
-        <w:lastRenderedPageBreak/>
         <w:t>-</w:t>
       </w:r>
       <w:proofErr w:type="spellStart"/>
@@ -23008,6 +22867,7 @@
           <w:szCs w:val="24"/>
           <w:lang w:eastAsia="es-MX"/>
         </w:rPr>
+        <w:lastRenderedPageBreak/>
         <w:drawing>
           <wp:inline distT="0" distB="0" distL="0" distR="0" wp14:anchorId="656B0C4A" wp14:editId="4929AD1D">
             <wp:extent cx="4952838" cy="2895600"/>
@@ -23128,7 +22988,6 @@
           <w:szCs w:val="24"/>
           <w:lang w:eastAsia="es-MX"/>
         </w:rPr>
-        <w:lastRenderedPageBreak/>
         <w:t xml:space="preserve">        Tabla: </w:t>
       </w:r>
       <w:proofErr w:type="spellStart"/>
@@ -24359,6 +24218,7 @@
                 <w:sz w:val="22"/>
                 <w:lang w:eastAsia="es-MX"/>
               </w:rPr>
+              <w:lastRenderedPageBreak/>
               <w:t xml:space="preserve">Limite </w:t>
             </w:r>
             <w:proofErr w:type="spellStart"/>
@@ -24749,14 +24609,7 @@
         <w:rPr>
           <w:rFonts w:ascii="Arial" w:hAnsi="Arial" w:cs="Arial"/>
         </w:rPr>
-        <w:t xml:space="preserve"> tiene como finalidad almacenar la información relacionada con las tarjetas de débito registradas en el sistema. Permite llevar un control del saldo disponible y sirve como base para el registro de ingresos y egresos financieros realizados por el </w:t>
-      </w:r>
-      <w:r>
-        <w:rPr>
-          <w:rFonts w:ascii="Arial" w:hAnsi="Arial" w:cs="Arial"/>
-        </w:rPr>
-        <w:lastRenderedPageBreak/>
-        <w:t>usuario. Cada tarjeta de débito se encuentra asociada a un único usuario.</w:t>
+        <w:t xml:space="preserve"> tiene como finalidad almacenar la información relacionada con las tarjetas de débito registradas en el sistema. Permite llevar un control del saldo disponible y sirve como base para el registro de ingresos y egresos financieros realizados por el usuario. Cada tarjeta de débito se encuentra asociada a un único usuario.</w:t>
       </w:r>
     </w:p>
     <w:tbl>
@@ -25817,8 +25670,9 @@
           <w:szCs w:val="24"/>
           <w:lang w:eastAsia="es-MX"/>
         </w:rPr>
+        <w:lastRenderedPageBreak/>
         <w:drawing>
-          <wp:inline distT="0" distB="0" distL="0" distR="0" wp14:anchorId="3DB8BBBE" wp14:editId="28B6BFAD">
+          <wp:inline distT="0" distB="0" distL="0" distR="0" wp14:anchorId="3DB8BBBE" wp14:editId="4F4EB170">
             <wp:extent cx="5612130" cy="2879725"/>
             <wp:effectExtent l="0" t="0" r="7620" b="0"/>
             <wp:docPr id="433064141" name="Imagen 14"/>
@@ -26440,7 +26294,6 @@
           <w:szCs w:val="24"/>
           <w:lang w:eastAsia="es-MX"/>
         </w:rPr>
-        <w:lastRenderedPageBreak/>
         <w:drawing>
           <wp:inline distT="0" distB="0" distL="0" distR="0" wp14:anchorId="1B037693" wp14:editId="53A2D448">
             <wp:extent cx="4982086" cy="1737360"/>
@@ -26527,6 +26380,7 @@
         <w:rPr>
           <w:rFonts w:ascii="Arial" w:hAnsi="Arial" w:cs="Arial"/>
         </w:rPr>
+        <w:lastRenderedPageBreak/>
         <w:t xml:space="preserve">La tabla </w:t>
       </w:r>
       <w:proofErr w:type="spellStart"/>
@@ -27777,7 +27631,6 @@
           <w:szCs w:val="24"/>
           <w:lang w:eastAsia="es-MX"/>
         </w:rPr>
-        <w:lastRenderedPageBreak/>
         <w:drawing>
           <wp:inline distT="0" distB="0" distL="0" distR="0" wp14:anchorId="2674C6A7" wp14:editId="4E8B1822">
             <wp:extent cx="4597473" cy="2362200"/>
@@ -27942,6 +27795,7 @@
                 <w:sz w:val="22"/>
                 <w:lang w:eastAsia="es-MX"/>
               </w:rPr>
+              <w:lastRenderedPageBreak/>
               <w:t>CAMPO</w:t>
             </w:r>
           </w:p>
@@ -29232,7 +29086,6 @@
                 <w:sz w:val="22"/>
                 <w:lang w:eastAsia="es-MX"/>
               </w:rPr>
-              <w:lastRenderedPageBreak/>
               <w:t>CAMPO</w:t>
             </w:r>
           </w:p>
@@ -30419,6 +30272,7 @@
           <w:szCs w:val="24"/>
           <w:lang w:eastAsia="es-MX"/>
         </w:rPr>
+        <w:lastRenderedPageBreak/>
         <w:drawing>
           <wp:inline distT="0" distB="0" distL="0" distR="0" wp14:anchorId="70757E82" wp14:editId="28C2A6F0">
             <wp:extent cx="4849592" cy="2491740"/>
@@ -31261,8 +31115,76 @@
           <w:szCs w:val="24"/>
           <w:lang w:val="es-US" w:eastAsia="es-MX"/>
         </w:rPr>
+        <w:t>DISEÑO FÍSICO DE LA BASE DE DATOS</w:t>
+      </w:r>
+    </w:p>
+    <w:p>
+      <w:pPr>
+        <w:rPr>
+          <w:rFonts w:ascii="Arial" w:hAnsi="Arial" w:cs="Arial"/>
+          <w:szCs w:val="24"/>
+          <w:lang w:val="es-US" w:eastAsia="es-MX"/>
+        </w:rPr>
+      </w:pPr>
+      <w:r>
+        <w:rPr>
+          <w:rFonts w:ascii="Arial" w:hAnsi="Arial" w:cs="Arial"/>
+          <w:szCs w:val="24"/>
+          <w:lang w:val="es-US" w:eastAsia="es-MX"/>
+        </w:rPr>
+        <w:t>Una vez concluido el diseño conceptual y lógico, se procedió a la implementación física de la base de datos dentro del sistema gestor PostgreSQL.</w:t>
+      </w:r>
+    </w:p>
+    <w:p>
+      <w:pPr>
+        <w:rPr>
+          <w:rFonts w:ascii="Arial" w:hAnsi="Arial" w:cs="Arial"/>
+          <w:szCs w:val="24"/>
+          <w:lang w:val="es-US" w:eastAsia="es-MX"/>
+        </w:rPr>
+      </w:pPr>
+      <w:r>
+        <w:rPr>
+          <w:rFonts w:ascii="Arial" w:hAnsi="Arial" w:cs="Arial"/>
+          <w:szCs w:val="24"/>
+          <w:lang w:val="es-US" w:eastAsia="es-MX"/>
+        </w:rPr>
+        <w:t>El diseño físico representa la materialización de las entidades y relaciones definidas durante las etapas previas de análisis y modelado.</w:t>
+      </w:r>
+    </w:p>
+    <w:p>
+      <w:pPr>
+        <w:rPr>
+          <w:rFonts w:ascii="Arial" w:hAnsi="Arial" w:cs="Arial"/>
+          <w:szCs w:val="24"/>
+          <w:lang w:val="es-US" w:eastAsia="es-MX"/>
+        </w:rPr>
+      </w:pPr>
+      <w:r>
+        <w:rPr>
+          <w:rFonts w:ascii="Arial" w:hAnsi="Arial" w:cs="Arial"/>
+          <w:szCs w:val="24"/>
+          <w:lang w:val="es-US" w:eastAsia="es-MX"/>
+        </w:rPr>
+        <w:t>Cada entidad fue transformada en una tabla, mientras que las relaciones fueron implementadas mediante claves foráneas que permiten mantener la integridad referencial entre los registros almacenados.</w:t>
+      </w:r>
+    </w:p>
+    <w:p>
+      <w:pPr>
+        <w:rPr>
+          <w:rFonts w:ascii="Arial" w:hAnsi="Arial" w:cs="Arial"/>
+          <w:szCs w:val="24"/>
+          <w:lang w:val="es-US" w:eastAsia="es-MX"/>
+        </w:rPr>
+      </w:pPr>
+      <w:r>
+        <w:rPr>
+          <w:rFonts w:ascii="Arial" w:hAnsi="Arial" w:cs="Arial"/>
+          <w:szCs w:val="24"/>
+          <w:lang w:val="es-US" w:eastAsia="es-MX"/>
+        </w:rPr>
         <w:lastRenderedPageBreak/>
-        <w:t>DISEÑO FÍSICO DE LA BASE DE DATOS</w:t>
+        <w:t>La estructura final de la base de datos está conformada por ocho tablas principales:</w:t>
       </w:r>
     </w:p>
     <w:p>
@@ -31279,7 +31201,7 @@
           <w:szCs w:val="24"/>
           <w:lang w:val="es-US" w:eastAsia="es-MX"/>
         </w:rPr>
-        <w:t>Una vez concluido el diseño conceptual y lógico, se procedió a la implementación física de la base de datos dentro del sistema gestor PostgreSQL.</w:t>
+        <w:t>Usuarios</w:t>
       </w:r>
     </w:p>
     <w:p>
@@ -31290,14 +31212,16 @@
           <w:lang w:val="es-US" w:eastAsia="es-MX"/>
         </w:rPr>
       </w:pPr>
+      <w:proofErr w:type="spellStart"/>
       <w:r>
         <w:rPr>
           <w:rFonts w:ascii="Arial" w:hAnsi="Arial" w:cs="Arial"/>
           <w:szCs w:val="24"/>
           <w:lang w:val="es-US" w:eastAsia="es-MX"/>
         </w:rPr>
-        <w:t>El diseño físico representa la materialización de las entidades y relaciones definidas durante las etapas previas de análisis y modelado.</w:t>
-      </w:r>
+        <w:t>Cardscredito</w:t>
+      </w:r>
+      <w:proofErr w:type="spellEnd"/>
     </w:p>
     <w:p>
       <w:pPr>
@@ -31307,14 +31231,16 @@
           <w:lang w:val="es-US" w:eastAsia="es-MX"/>
         </w:rPr>
       </w:pPr>
+      <w:proofErr w:type="spellStart"/>
       <w:r>
         <w:rPr>
           <w:rFonts w:ascii="Arial" w:hAnsi="Arial" w:cs="Arial"/>
           <w:szCs w:val="24"/>
           <w:lang w:val="es-US" w:eastAsia="es-MX"/>
         </w:rPr>
-        <w:t>Cada entidad fue transformada en una tabla, mientras que las relaciones fueron implementadas mediante claves foráneas que permiten mantener la integridad referencial entre los registros almacenados.</w:t>
-      </w:r>
+        <w:t>Cardsdebito</w:t>
+      </w:r>
+      <w:proofErr w:type="spellEnd"/>
     </w:p>
     <w:p>
       <w:pPr>
@@ -31324,14 +31250,16 @@
           <w:lang w:val="es-US" w:eastAsia="es-MX"/>
         </w:rPr>
       </w:pPr>
+      <w:proofErr w:type="spellStart"/>
       <w:r>
         <w:rPr>
           <w:rFonts w:ascii="Arial" w:hAnsi="Arial" w:cs="Arial"/>
           <w:szCs w:val="24"/>
           <w:lang w:val="es-US" w:eastAsia="es-MX"/>
         </w:rPr>
-        <w:t>La estructura final de la base de datos está conformada por ocho tablas principales:</w:t>
-      </w:r>
+        <w:t>Movimientos_credito</w:t>
+      </w:r>
+      <w:proofErr w:type="spellEnd"/>
     </w:p>
     <w:p>
       <w:pPr>
@@ -31341,14 +31269,16 @@
           <w:lang w:val="es-US" w:eastAsia="es-MX"/>
         </w:rPr>
       </w:pPr>
+      <w:proofErr w:type="spellStart"/>
       <w:r>
         <w:rPr>
           <w:rFonts w:ascii="Arial" w:hAnsi="Arial" w:cs="Arial"/>
           <w:szCs w:val="24"/>
           <w:lang w:val="es-US" w:eastAsia="es-MX"/>
         </w:rPr>
-        <w:t>Usuarios</w:t>
-      </w:r>
+        <w:t>Movimientos_debito</w:t>
+      </w:r>
+      <w:proofErr w:type="spellEnd"/>
     </w:p>
     <w:p>
       <w:pPr>
@@ -31365,7 +31295,7 @@
           <w:szCs w:val="24"/>
           <w:lang w:val="es-US" w:eastAsia="es-MX"/>
         </w:rPr>
-        <w:t>Cardscredito</w:t>
+        <w:t>Categorias</w:t>
       </w:r>
       <w:proofErr w:type="spellEnd"/>
     </w:p>
@@ -31384,7 +31314,7 @@
           <w:szCs w:val="24"/>
           <w:lang w:val="es-US" w:eastAsia="es-MX"/>
         </w:rPr>
-        <w:t>Cardsdebito</w:t>
+        <w:t>Estadodecuenta</w:t>
       </w:r>
       <w:proofErr w:type="spellEnd"/>
     </w:p>
@@ -31396,16 +31326,14 @@
           <w:lang w:val="es-US" w:eastAsia="es-MX"/>
         </w:rPr>
       </w:pPr>
-      <w:proofErr w:type="spellStart"/>
       <w:r>
         <w:rPr>
           <w:rFonts w:ascii="Arial" w:hAnsi="Arial" w:cs="Arial"/>
           <w:szCs w:val="24"/>
           <w:lang w:val="es-US" w:eastAsia="es-MX"/>
         </w:rPr>
-        <w:t>Movimientos_credito</w:t>
-      </w:r>
-      <w:proofErr w:type="spellEnd"/>
+        <w:t>Notificaciones</w:t>
+      </w:r>
     </w:p>
     <w:p>
       <w:pPr>
@@ -31415,16 +31343,14 @@
           <w:lang w:val="es-US" w:eastAsia="es-MX"/>
         </w:rPr>
       </w:pPr>
-      <w:proofErr w:type="spellStart"/>
       <w:r>
         <w:rPr>
           <w:rFonts w:ascii="Arial" w:hAnsi="Arial" w:cs="Arial"/>
           <w:szCs w:val="24"/>
           <w:lang w:val="es-US" w:eastAsia="es-MX"/>
         </w:rPr>
-        <w:t>Movimientos_debito</w:t>
-      </w:r>
-      <w:proofErr w:type="spellEnd"/>
+        <w:t>La implementación física fue desarrollada considerando criterios de rendimiento, organización y escalabilidad, permitiendo soportar futuras ampliaciones del sistema sin afectar la integridad de la información.</w:t>
+      </w:r>
     </w:p>
     <w:p>
       <w:pPr>
@@ -31434,171 +31360,224 @@
           <w:lang w:val="es-US" w:eastAsia="es-MX"/>
         </w:rPr>
       </w:pPr>
-      <w:proofErr w:type="spellStart"/>
-      <w:r>
+    </w:p>
+    <w:p>
+      <w:pPr>
+        <w:rPr>
+          <w:rFonts w:ascii="Arial" w:hAnsi="Arial" w:cs="Arial"/>
+          <w:szCs w:val="24"/>
+          <w:lang w:eastAsia="es-MX"/>
+        </w:rPr>
+      </w:pPr>
+      <w:r>
+        <w:rPr>
+          <w:rFonts w:ascii="Arial" w:hAnsi="Arial" w:cs="Arial"/>
+          <w:szCs w:val="24"/>
+          <w:lang w:eastAsia="es-MX"/>
+        </w:rPr>
+        <w:t>INTEGRIDAD REFERENCIAL</w:t>
+      </w:r>
+    </w:p>
+    <w:p>
+      <w:pPr>
+        <w:rPr>
+          <w:rFonts w:ascii="Arial" w:hAnsi="Arial" w:cs="Arial"/>
+          <w:szCs w:val="24"/>
+          <w:lang w:eastAsia="es-MX"/>
+        </w:rPr>
+      </w:pPr>
+      <w:r>
+        <w:rPr>
+          <w:rFonts w:ascii="Arial" w:hAnsi="Arial" w:cs="Arial"/>
+          <w:szCs w:val="24"/>
+          <w:lang w:eastAsia="es-MX"/>
+        </w:rPr>
+        <w:t>La integridad referencial garantiza que las relaciones definidas dentro de la base de datos permanezcan válidas durante toda la operación del sistema</w:t>
+      </w:r>
+      <w:r>
+        <w:rPr>
+          <w:rFonts w:ascii="Arial" w:hAnsi="Arial" w:cs="Arial"/>
+          <w:szCs w:val="24"/>
+          <w:lang w:eastAsia="es-MX"/>
+        </w:rPr>
+        <w:t>, p</w:t>
+      </w:r>
+      <w:r>
+        <w:rPr>
+          <w:rFonts w:ascii="Arial" w:hAnsi="Arial" w:cs="Arial"/>
+          <w:szCs w:val="24"/>
+          <w:lang w:eastAsia="es-MX"/>
+        </w:rPr>
+        <w:t>ara ello se implementaron restricciones mediante claves foráneas.</w:t>
+      </w:r>
+    </w:p>
+    <w:p>
+      <w:pPr>
+        <w:rPr>
+          <w:rFonts w:ascii="Arial" w:hAnsi="Arial" w:cs="Arial"/>
+          <w:szCs w:val="24"/>
+          <w:lang w:eastAsia="es-MX"/>
+        </w:rPr>
+      </w:pPr>
+      <w:r>
+        <w:rPr>
+          <w:rFonts w:ascii="Arial" w:hAnsi="Arial" w:cs="Arial"/>
+          <w:szCs w:val="24"/>
+          <w:lang w:eastAsia="es-MX"/>
+        </w:rPr>
+        <w:t>Estas restricciones impiden situaciones como:</w:t>
+      </w:r>
+    </w:p>
+    <w:p>
+      <w:pPr>
+        <w:rPr>
+          <w:rFonts w:ascii="Arial" w:hAnsi="Arial" w:cs="Arial"/>
+          <w:szCs w:val="24"/>
+          <w:lang w:eastAsia="es-MX"/>
+        </w:rPr>
+      </w:pPr>
+      <w:r>
+        <w:rPr>
+          <w:rFonts w:ascii="Arial" w:hAnsi="Arial" w:cs="Arial"/>
+          <w:szCs w:val="24"/>
+          <w:lang w:eastAsia="es-MX"/>
+        </w:rPr>
+        <w:t>- Movimientos sin tarjeta asociada.</w:t>
+      </w:r>
+    </w:p>
+    <w:p>
+      <w:pPr>
+        <w:rPr>
+          <w:rFonts w:ascii="Arial" w:hAnsi="Arial" w:cs="Arial"/>
+          <w:szCs w:val="24"/>
+          <w:lang w:eastAsia="es-MX"/>
+        </w:rPr>
+      </w:pPr>
+      <w:r>
+        <w:rPr>
+          <w:rFonts w:ascii="Arial" w:hAnsi="Arial" w:cs="Arial"/>
+          <w:szCs w:val="24"/>
+          <w:lang w:eastAsia="es-MX"/>
+        </w:rPr>
+        <w:t>- Notificaciones sin usuario.</w:t>
+      </w:r>
+    </w:p>
+    <w:p>
+      <w:pPr>
+        <w:rPr>
+          <w:rFonts w:ascii="Arial" w:hAnsi="Arial" w:cs="Arial"/>
+          <w:szCs w:val="24"/>
+          <w:lang w:eastAsia="es-MX"/>
+        </w:rPr>
+      </w:pPr>
+      <w:r>
+        <w:rPr>
+          <w:rFonts w:ascii="Arial" w:hAnsi="Arial" w:cs="Arial"/>
+          <w:szCs w:val="24"/>
+          <w:lang w:eastAsia="es-MX"/>
+        </w:rPr>
+        <w:t>- Estados de cuenta sin tarjeta.</w:t>
+      </w:r>
+    </w:p>
+    <w:p>
+      <w:pPr>
+        <w:rPr>
+          <w:rFonts w:ascii="Arial" w:hAnsi="Arial" w:cs="Arial"/>
+          <w:szCs w:val="24"/>
+          <w:lang w:eastAsia="es-MX"/>
+        </w:rPr>
+      </w:pPr>
+      <w:r>
+        <w:rPr>
+          <w:rFonts w:ascii="Arial" w:hAnsi="Arial" w:cs="Arial"/>
+          <w:szCs w:val="24"/>
+          <w:lang w:eastAsia="es-MX"/>
+        </w:rPr>
+        <w:t>- Tarjetas asociadas a usuarios inexistentes.</w:t>
+      </w:r>
+    </w:p>
+    <w:p>
+      <w:pPr>
         <w:rPr>
           <w:rFonts w:ascii="Arial" w:hAnsi="Arial" w:cs="Arial"/>
           <w:szCs w:val="24"/>
           <w:lang w:val="es-US" w:eastAsia="es-MX"/>
         </w:rPr>
-        <w:t>Categorias</w:t>
-      </w:r>
-      <w:proofErr w:type="spellEnd"/>
-    </w:p>
-    <w:p>
-      <w:pPr>
+      </w:pPr>
+      <w:r>
         <w:rPr>
           <w:rFonts w:ascii="Arial" w:hAnsi="Arial" w:cs="Arial"/>
           <w:szCs w:val="24"/>
           <w:lang w:val="es-US" w:eastAsia="es-MX"/>
         </w:rPr>
-      </w:pPr>
-      <w:proofErr w:type="spellStart"/>
-      <w:r>
+        <w:t>Por ejemplo, no es posible registrar una tarjeta bancaria si el usuario asociado no existe previamente dentro de la tabla usuarios.</w:t>
+      </w:r>
+    </w:p>
+    <w:p>
+      <w:pPr>
         <w:rPr>
           <w:rFonts w:ascii="Arial" w:hAnsi="Arial" w:cs="Arial"/>
           <w:szCs w:val="24"/>
           <w:lang w:val="es-US" w:eastAsia="es-MX"/>
         </w:rPr>
-        <w:t>Estadodecuenta</w:t>
-      </w:r>
-      <w:proofErr w:type="spellEnd"/>
-    </w:p>
-    <w:p>
-      <w:pPr>
+      </w:pPr>
+      <w:r>
         <w:rPr>
           <w:rFonts w:ascii="Arial" w:hAnsi="Arial" w:cs="Arial"/>
           <w:szCs w:val="24"/>
           <w:lang w:val="es-US" w:eastAsia="es-MX"/>
         </w:rPr>
-      </w:pPr>
-      <w:r>
-        <w:rPr>
-          <w:rFonts w:ascii="Arial" w:hAnsi="Arial" w:cs="Arial"/>
-          <w:szCs w:val="24"/>
-          <w:lang w:val="es-US" w:eastAsia="es-MX"/>
-        </w:rPr>
-        <w:t>Notificaciones</w:t>
-      </w:r>
-    </w:p>
-    <w:p>
-      <w:pPr>
-        <w:rPr>
-          <w:rFonts w:ascii="Arial" w:hAnsi="Arial" w:cs="Arial"/>
-          <w:szCs w:val="24"/>
-          <w:lang w:val="es-US" w:eastAsia="es-MX"/>
-        </w:rPr>
-      </w:pPr>
-      <w:r>
-        <w:rPr>
-          <w:rFonts w:ascii="Arial" w:hAnsi="Arial" w:cs="Arial"/>
-          <w:szCs w:val="24"/>
-          <w:lang w:val="es-US" w:eastAsia="es-MX"/>
-        </w:rPr>
-        <w:t>La implementación física fue desarrollada considerando criterios de rendimiento, organización y escalabilidad, permitiendo soportar futuras ampliaciones del sistema sin afectar la integridad de la información.</w:t>
-      </w:r>
-    </w:p>
-    <w:p>
-      <w:pPr>
-        <w:rPr>
-          <w:rFonts w:ascii="Arial" w:hAnsi="Arial" w:cs="Arial"/>
-          <w:szCs w:val="24"/>
-          <w:lang w:val="es-US" w:eastAsia="es-MX"/>
-        </w:rPr>
-      </w:pPr>
-    </w:p>
-    <w:p>
-      <w:pPr>
-        <w:rPr>
-          <w:rFonts w:ascii="Arial" w:hAnsi="Arial" w:cs="Arial"/>
-          <w:szCs w:val="24"/>
-          <w:lang w:eastAsia="es-MX"/>
-        </w:rPr>
-      </w:pPr>
-      <w:r>
-        <w:rPr>
-          <w:rFonts w:ascii="Arial" w:hAnsi="Arial" w:cs="Arial"/>
-          <w:szCs w:val="24"/>
-          <w:lang w:eastAsia="es-MX"/>
-        </w:rPr>
-        <w:t>INTEGRIDAD REFERENCIAL</w:t>
-      </w:r>
-    </w:p>
-    <w:p>
-      <w:pPr>
-        <w:rPr>
-          <w:rFonts w:ascii="Arial" w:hAnsi="Arial" w:cs="Arial"/>
-          <w:szCs w:val="24"/>
-          <w:lang w:eastAsia="es-MX"/>
-        </w:rPr>
-      </w:pPr>
-      <w:r>
-        <w:rPr>
-          <w:rFonts w:ascii="Arial" w:hAnsi="Arial" w:cs="Arial"/>
-          <w:szCs w:val="24"/>
-          <w:lang w:eastAsia="es-MX"/>
-        </w:rPr>
-        <w:t>La integridad referencial garantiza que las relaciones definidas dentro de la base de datos permanezcan válidas durante toda la operación del sistema</w:t>
-      </w:r>
-      <w:r>
-        <w:rPr>
-          <w:rFonts w:ascii="Arial" w:hAnsi="Arial" w:cs="Arial"/>
-          <w:szCs w:val="24"/>
-          <w:lang w:eastAsia="es-MX"/>
-        </w:rPr>
-        <w:t>, p</w:t>
-      </w:r>
-      <w:r>
-        <w:rPr>
-          <w:rFonts w:ascii="Arial" w:hAnsi="Arial" w:cs="Arial"/>
-          <w:szCs w:val="24"/>
-          <w:lang w:eastAsia="es-MX"/>
-        </w:rPr>
-        <w:t>ara ello se implementaron restricciones mediante claves foráneas.</w:t>
-      </w:r>
-    </w:p>
-    <w:p>
-      <w:pPr>
-        <w:rPr>
-          <w:rFonts w:ascii="Arial" w:hAnsi="Arial" w:cs="Arial"/>
-          <w:szCs w:val="24"/>
-          <w:lang w:eastAsia="es-MX"/>
-        </w:rPr>
-      </w:pPr>
-      <w:r>
-        <w:rPr>
-          <w:rFonts w:ascii="Arial" w:hAnsi="Arial" w:cs="Arial"/>
-          <w:szCs w:val="24"/>
-          <w:lang w:eastAsia="es-MX"/>
-        </w:rPr>
-        <w:t>Estas restricciones impiden situaciones como:</w:t>
-      </w:r>
-    </w:p>
-    <w:p>
-      <w:pPr>
-        <w:rPr>
-          <w:rFonts w:ascii="Arial" w:hAnsi="Arial" w:cs="Arial"/>
-          <w:szCs w:val="24"/>
-          <w:lang w:eastAsia="es-MX"/>
-        </w:rPr>
-      </w:pPr>
-      <w:r>
-        <w:rPr>
-          <w:rFonts w:ascii="Arial" w:hAnsi="Arial" w:cs="Arial"/>
-          <w:szCs w:val="24"/>
-          <w:lang w:eastAsia="es-MX"/>
-        </w:rPr>
-        <w:t>- Movimientos sin tarjeta asociada.</w:t>
-      </w:r>
-    </w:p>
-    <w:p>
-      <w:pPr>
-        <w:rPr>
-          <w:rFonts w:ascii="Arial" w:hAnsi="Arial" w:cs="Arial"/>
-          <w:szCs w:val="24"/>
-          <w:lang w:eastAsia="es-MX"/>
-        </w:rPr>
-      </w:pPr>
+        <w:t>De igual manera, no es posible registrar movimientos financieros si la tarjeta correspondiente no ha sido registrada.</w:t>
+      </w:r>
+    </w:p>
+    <w:p>
+      <w:pPr>
+        <w:rPr>
+          <w:rFonts w:ascii="Arial" w:hAnsi="Arial" w:cs="Arial"/>
+          <w:szCs w:val="24"/>
+          <w:lang w:eastAsia="es-MX"/>
+        </w:rPr>
+      </w:pPr>
+      <w:r>
+        <w:rPr>
+          <w:rFonts w:ascii="Arial" w:hAnsi="Arial" w:cs="Arial"/>
+          <w:szCs w:val="24"/>
+          <w:lang w:eastAsia="es-MX"/>
+        </w:rPr>
+        <w:t>Adicionalmente se implementó la cláusula ON DELETE CASCADE en las relaciones principales.</w:t>
+      </w:r>
+      <w:r>
+        <w:rPr>
+          <w:rFonts w:ascii="Arial" w:hAnsi="Arial" w:cs="Arial"/>
+          <w:szCs w:val="24"/>
+          <w:lang w:eastAsia="es-MX"/>
+        </w:rPr>
+        <w:t xml:space="preserve"> </w:t>
+      </w:r>
+      <w:r>
+        <w:rPr>
+          <w:rFonts w:ascii="Arial" w:hAnsi="Arial" w:cs="Arial"/>
+          <w:szCs w:val="24"/>
+          <w:lang w:eastAsia="es-MX"/>
+        </w:rPr>
+        <w:t>Esta configuración permite que al eliminar un usuario se eliminen automáticamente todos los registros dependientes asociados a dicho usuario.</w:t>
+      </w:r>
+      <w:r>
+        <w:rPr>
+          <w:rFonts w:ascii="Arial" w:hAnsi="Arial" w:cs="Arial"/>
+          <w:szCs w:val="24"/>
+          <w:lang w:eastAsia="es-MX"/>
+        </w:rPr>
+        <w:t xml:space="preserve"> </w:t>
+      </w:r>
+      <w:r>
+        <w:rPr>
+          <w:rFonts w:ascii="Arial" w:hAnsi="Arial" w:cs="Arial"/>
+          <w:szCs w:val="24"/>
+          <w:lang w:eastAsia="es-MX"/>
+        </w:rPr>
+        <w:t xml:space="preserve">Este mecanismo evita la generación de </w:t>
+      </w:r>
       <w:r>
         <w:rPr>
           <w:rFonts w:ascii="Arial" w:hAnsi="Arial" w:cs="Arial"/>
@@ -31606,124 +31585,7 @@
           <w:lang w:eastAsia="es-MX"/>
         </w:rPr>
         <w:lastRenderedPageBreak/>
-        <w:t>- Notificaciones sin usuario.</w:t>
-      </w:r>
-    </w:p>
-    <w:p>
-      <w:pPr>
-        <w:rPr>
-          <w:rFonts w:ascii="Arial" w:hAnsi="Arial" w:cs="Arial"/>
-          <w:szCs w:val="24"/>
-          <w:lang w:eastAsia="es-MX"/>
-        </w:rPr>
-      </w:pPr>
-      <w:r>
-        <w:rPr>
-          <w:rFonts w:ascii="Arial" w:hAnsi="Arial" w:cs="Arial"/>
-          <w:szCs w:val="24"/>
-          <w:lang w:eastAsia="es-MX"/>
-        </w:rPr>
-        <w:t>- Estados de cuenta sin tarjeta.</w:t>
-      </w:r>
-    </w:p>
-    <w:p>
-      <w:pPr>
-        <w:rPr>
-          <w:rFonts w:ascii="Arial" w:hAnsi="Arial" w:cs="Arial"/>
-          <w:szCs w:val="24"/>
-          <w:lang w:eastAsia="es-MX"/>
-        </w:rPr>
-      </w:pPr>
-      <w:r>
-        <w:rPr>
-          <w:rFonts w:ascii="Arial" w:hAnsi="Arial" w:cs="Arial"/>
-          <w:szCs w:val="24"/>
-          <w:lang w:eastAsia="es-MX"/>
-        </w:rPr>
-        <w:t>- Tarjetas asociadas a usuarios inexistentes.</w:t>
-      </w:r>
-    </w:p>
-    <w:p>
-      <w:pPr>
-        <w:rPr>
-          <w:rFonts w:ascii="Arial" w:hAnsi="Arial" w:cs="Arial"/>
-          <w:szCs w:val="24"/>
-          <w:lang w:val="es-US" w:eastAsia="es-MX"/>
-        </w:rPr>
-      </w:pPr>
-      <w:r>
-        <w:rPr>
-          <w:rFonts w:ascii="Arial" w:hAnsi="Arial" w:cs="Arial"/>
-          <w:szCs w:val="24"/>
-          <w:lang w:val="es-US" w:eastAsia="es-MX"/>
-        </w:rPr>
-        <w:t>Por ejemplo, no es posible registrar una tarjeta bancaria si el usuario asociado no existe previamente dentro de la tabla usuarios.</w:t>
-      </w:r>
-    </w:p>
-    <w:p>
-      <w:pPr>
-        <w:rPr>
-          <w:rFonts w:ascii="Arial" w:hAnsi="Arial" w:cs="Arial"/>
-          <w:szCs w:val="24"/>
-          <w:lang w:val="es-US" w:eastAsia="es-MX"/>
-        </w:rPr>
-      </w:pPr>
-      <w:r>
-        <w:rPr>
-          <w:rFonts w:ascii="Arial" w:hAnsi="Arial" w:cs="Arial"/>
-          <w:szCs w:val="24"/>
-          <w:lang w:val="es-US" w:eastAsia="es-MX"/>
-        </w:rPr>
-        <w:t>De igual manera, no es posible registrar movimientos financieros si la tarjeta correspondiente no ha sido registrada.</w:t>
-      </w:r>
-    </w:p>
-    <w:p>
-      <w:pPr>
-        <w:rPr>
-          <w:rFonts w:ascii="Arial" w:hAnsi="Arial" w:cs="Arial"/>
-          <w:szCs w:val="24"/>
-          <w:lang w:eastAsia="es-MX"/>
-        </w:rPr>
-      </w:pPr>
-      <w:r>
-        <w:rPr>
-          <w:rFonts w:ascii="Arial" w:hAnsi="Arial" w:cs="Arial"/>
-          <w:szCs w:val="24"/>
-          <w:lang w:eastAsia="es-MX"/>
-        </w:rPr>
-        <w:t>Adicionalmente se implementó la cláusula ON DELETE CASCADE en las relaciones principales.</w:t>
-      </w:r>
-      <w:r>
-        <w:rPr>
-          <w:rFonts w:ascii="Arial" w:hAnsi="Arial" w:cs="Arial"/>
-          <w:szCs w:val="24"/>
-          <w:lang w:eastAsia="es-MX"/>
-        </w:rPr>
-        <w:t xml:space="preserve"> </w:t>
-      </w:r>
-      <w:r>
-        <w:rPr>
-          <w:rFonts w:ascii="Arial" w:hAnsi="Arial" w:cs="Arial"/>
-          <w:szCs w:val="24"/>
-          <w:lang w:eastAsia="es-MX"/>
-        </w:rPr>
-        <w:t>Esta configuración permite que al eliminar un usuario se eliminen automáticamente todos los registros dependientes asociados a dicho usuario.</w:t>
-      </w:r>
-      <w:r>
-        <w:rPr>
-          <w:rFonts w:ascii="Arial" w:hAnsi="Arial" w:cs="Arial"/>
-          <w:szCs w:val="24"/>
-          <w:lang w:eastAsia="es-MX"/>
-        </w:rPr>
-        <w:t xml:space="preserve"> </w:t>
-      </w:r>
-      <w:r>
-        <w:rPr>
-          <w:rFonts w:ascii="Arial" w:hAnsi="Arial" w:cs="Arial"/>
-          <w:szCs w:val="24"/>
-          <w:lang w:eastAsia="es-MX"/>
-        </w:rPr>
-        <w:t>Este mecanismo evita la generación de registros huérfanos y mantiene la consistencia de la información almacenada.</w:t>
+        <w:t>registros huérfanos y mantiene la consistencia de la información almacenada.</w:t>
       </w:r>
     </w:p>
     <w:p>
@@ -32037,168 +31899,168 @@
           <w:szCs w:val="24"/>
           <w:lang w:eastAsia="es-MX"/>
         </w:rPr>
+        <w:t>- Ingreso.</w:t>
+      </w:r>
+    </w:p>
+    <w:p>
+      <w:pPr>
+        <w:rPr>
+          <w:rFonts w:ascii="Arial" w:hAnsi="Arial" w:cs="Arial"/>
+          <w:szCs w:val="24"/>
+          <w:lang w:eastAsia="es-MX"/>
+        </w:rPr>
+      </w:pPr>
+      <w:r>
+        <w:rPr>
+          <w:rFonts w:ascii="Arial" w:hAnsi="Arial" w:cs="Arial"/>
+          <w:szCs w:val="24"/>
+          <w:lang w:eastAsia="es-MX"/>
+        </w:rPr>
+        <w:t>- Egreso.</w:t>
+      </w:r>
+    </w:p>
+    <w:p>
+      <w:pPr>
+        <w:rPr>
+          <w:rFonts w:ascii="Arial" w:hAnsi="Arial" w:cs="Arial"/>
+          <w:szCs w:val="24"/>
+          <w:lang w:eastAsia="es-MX"/>
+        </w:rPr>
+      </w:pPr>
+      <w:r>
+        <w:rPr>
+          <w:rFonts w:ascii="Arial" w:hAnsi="Arial" w:cs="Arial"/>
+          <w:szCs w:val="24"/>
+          <w:lang w:eastAsia="es-MX"/>
+        </w:rPr>
+        <w:t>Para movimientos de crédito:</w:t>
+      </w:r>
+    </w:p>
+    <w:p>
+      <w:pPr>
+        <w:rPr>
+          <w:rFonts w:ascii="Arial" w:hAnsi="Arial" w:cs="Arial"/>
+          <w:szCs w:val="24"/>
+          <w:lang w:eastAsia="es-MX"/>
+        </w:rPr>
+      </w:pPr>
+      <w:r>
+        <w:rPr>
+          <w:rFonts w:ascii="Arial" w:hAnsi="Arial" w:cs="Arial"/>
+          <w:szCs w:val="24"/>
+          <w:lang w:eastAsia="es-MX"/>
+        </w:rPr>
+        <w:t>- Compra.</w:t>
+      </w:r>
+    </w:p>
+    <w:p>
+      <w:pPr>
+        <w:rPr>
+          <w:rFonts w:ascii="Arial" w:hAnsi="Arial" w:cs="Arial"/>
+          <w:szCs w:val="24"/>
+          <w:lang w:eastAsia="es-MX"/>
+        </w:rPr>
+      </w:pPr>
+      <w:r>
+        <w:rPr>
+          <w:rFonts w:ascii="Arial" w:hAnsi="Arial" w:cs="Arial"/>
+          <w:szCs w:val="24"/>
+          <w:lang w:eastAsia="es-MX"/>
+        </w:rPr>
+        <w:t>- Servicio.</w:t>
+      </w:r>
+    </w:p>
+    <w:p>
+      <w:pPr>
+        <w:rPr>
+          <w:rFonts w:ascii="Arial" w:hAnsi="Arial" w:cs="Arial"/>
+          <w:szCs w:val="24"/>
+          <w:lang w:eastAsia="es-MX"/>
+        </w:rPr>
+      </w:pPr>
+      <w:r>
+        <w:rPr>
+          <w:rFonts w:ascii="Arial" w:hAnsi="Arial" w:cs="Arial"/>
+          <w:szCs w:val="24"/>
+          <w:lang w:eastAsia="es-MX"/>
+        </w:rPr>
+        <w:t>- Retiro.</w:t>
+      </w:r>
+    </w:p>
+    <w:p>
+      <w:pPr>
+        <w:rPr>
+          <w:rFonts w:ascii="Arial" w:hAnsi="Arial" w:cs="Arial"/>
+          <w:szCs w:val="24"/>
+          <w:lang w:eastAsia="es-MX"/>
+        </w:rPr>
+      </w:pPr>
+      <w:r>
+        <w:rPr>
+          <w:rFonts w:ascii="Arial" w:hAnsi="Arial" w:cs="Arial"/>
+          <w:szCs w:val="24"/>
+          <w:lang w:eastAsia="es-MX"/>
+        </w:rPr>
+        <w:t>- Otro.</w:t>
+      </w:r>
+    </w:p>
+    <w:p>
+      <w:pPr>
+        <w:rPr>
+          <w:rFonts w:ascii="Arial" w:hAnsi="Arial" w:cs="Arial"/>
+          <w:szCs w:val="24"/>
+          <w:lang w:eastAsia="es-MX"/>
+        </w:rPr>
+      </w:pPr>
+      <w:r>
+        <w:rPr>
+          <w:rFonts w:ascii="Arial" w:hAnsi="Arial" w:cs="Arial"/>
+          <w:szCs w:val="24"/>
+          <w:lang w:eastAsia="es-MX"/>
+        </w:rPr>
+        <w:t>Estas restricciones</w:t>
+      </w:r>
+      <w:r>
+        <w:rPr>
+          <w:rFonts w:ascii="Arial" w:hAnsi="Arial" w:cs="Arial"/>
+          <w:szCs w:val="24"/>
+          <w:lang w:eastAsia="es-MX"/>
+        </w:rPr>
+        <w:t xml:space="preserve"> permiten reducir errores de captura y asegurar la consistencia de la información.</w:t>
+      </w:r>
+    </w:p>
+    <w:p>
+      <w:pPr>
+        <w:rPr>
+          <w:rFonts w:ascii="Arial" w:hAnsi="Arial" w:cs="Arial"/>
+          <w:szCs w:val="24"/>
+          <w:lang w:eastAsia="es-MX"/>
+        </w:rPr>
+      </w:pPr>
+      <w:r>
+        <w:rPr>
+          <w:rFonts w:ascii="Arial" w:hAnsi="Arial" w:cs="Arial"/>
+          <w:szCs w:val="24"/>
+          <w:lang w:eastAsia="es-MX"/>
+        </w:rPr>
+        <w:t>SCRIPTS SQL</w:t>
+      </w:r>
+    </w:p>
+    <w:p>
+      <w:pPr>
+        <w:rPr>
+          <w:rFonts w:ascii="Arial" w:hAnsi="Arial" w:cs="Arial"/>
+          <w:szCs w:val="24"/>
+          <w:lang w:eastAsia="es-MX"/>
+        </w:rPr>
+      </w:pPr>
+      <w:r>
+        <w:rPr>
+          <w:rFonts w:ascii="Arial" w:hAnsi="Arial" w:cs="Arial"/>
+          <w:szCs w:val="24"/>
+          <w:lang w:eastAsia="es-MX"/>
+        </w:rPr>
         <w:lastRenderedPageBreak/>
-        <w:t>- Ingreso.</w:t>
-      </w:r>
-    </w:p>
-    <w:p>
-      <w:pPr>
-        <w:rPr>
-          <w:rFonts w:ascii="Arial" w:hAnsi="Arial" w:cs="Arial"/>
-          <w:szCs w:val="24"/>
-          <w:lang w:eastAsia="es-MX"/>
-        </w:rPr>
-      </w:pPr>
-      <w:r>
-        <w:rPr>
-          <w:rFonts w:ascii="Arial" w:hAnsi="Arial" w:cs="Arial"/>
-          <w:szCs w:val="24"/>
-          <w:lang w:eastAsia="es-MX"/>
-        </w:rPr>
-        <w:t>- Egreso.</w:t>
-      </w:r>
-    </w:p>
-    <w:p>
-      <w:pPr>
-        <w:rPr>
-          <w:rFonts w:ascii="Arial" w:hAnsi="Arial" w:cs="Arial"/>
-          <w:szCs w:val="24"/>
-          <w:lang w:eastAsia="es-MX"/>
-        </w:rPr>
-      </w:pPr>
-      <w:r>
-        <w:rPr>
-          <w:rFonts w:ascii="Arial" w:hAnsi="Arial" w:cs="Arial"/>
-          <w:szCs w:val="24"/>
-          <w:lang w:eastAsia="es-MX"/>
-        </w:rPr>
-        <w:t>Para movimientos de crédito:</w:t>
-      </w:r>
-    </w:p>
-    <w:p>
-      <w:pPr>
-        <w:rPr>
-          <w:rFonts w:ascii="Arial" w:hAnsi="Arial" w:cs="Arial"/>
-          <w:szCs w:val="24"/>
-          <w:lang w:eastAsia="es-MX"/>
-        </w:rPr>
-      </w:pPr>
-      <w:r>
-        <w:rPr>
-          <w:rFonts w:ascii="Arial" w:hAnsi="Arial" w:cs="Arial"/>
-          <w:szCs w:val="24"/>
-          <w:lang w:eastAsia="es-MX"/>
-        </w:rPr>
-        <w:t>- Compra.</w:t>
-      </w:r>
-    </w:p>
-    <w:p>
-      <w:pPr>
-        <w:rPr>
-          <w:rFonts w:ascii="Arial" w:hAnsi="Arial" w:cs="Arial"/>
-          <w:szCs w:val="24"/>
-          <w:lang w:eastAsia="es-MX"/>
-        </w:rPr>
-      </w:pPr>
-      <w:r>
-        <w:rPr>
-          <w:rFonts w:ascii="Arial" w:hAnsi="Arial" w:cs="Arial"/>
-          <w:szCs w:val="24"/>
-          <w:lang w:eastAsia="es-MX"/>
-        </w:rPr>
-        <w:t>- Servicio.</w:t>
-      </w:r>
-    </w:p>
-    <w:p>
-      <w:pPr>
-        <w:rPr>
-          <w:rFonts w:ascii="Arial" w:hAnsi="Arial" w:cs="Arial"/>
-          <w:szCs w:val="24"/>
-          <w:lang w:eastAsia="es-MX"/>
-        </w:rPr>
-      </w:pPr>
-      <w:r>
-        <w:rPr>
-          <w:rFonts w:ascii="Arial" w:hAnsi="Arial" w:cs="Arial"/>
-          <w:szCs w:val="24"/>
-          <w:lang w:eastAsia="es-MX"/>
-        </w:rPr>
-        <w:t>- Retiro.</w:t>
-      </w:r>
-    </w:p>
-    <w:p>
-      <w:pPr>
-        <w:rPr>
-          <w:rFonts w:ascii="Arial" w:hAnsi="Arial" w:cs="Arial"/>
-          <w:szCs w:val="24"/>
-          <w:lang w:eastAsia="es-MX"/>
-        </w:rPr>
-      </w:pPr>
-      <w:r>
-        <w:rPr>
-          <w:rFonts w:ascii="Arial" w:hAnsi="Arial" w:cs="Arial"/>
-          <w:szCs w:val="24"/>
-          <w:lang w:eastAsia="es-MX"/>
-        </w:rPr>
-        <w:t>- Otro.</w:t>
-      </w:r>
-    </w:p>
-    <w:p>
-      <w:pPr>
-        <w:rPr>
-          <w:rFonts w:ascii="Arial" w:hAnsi="Arial" w:cs="Arial"/>
-          <w:szCs w:val="24"/>
-          <w:lang w:eastAsia="es-MX"/>
-        </w:rPr>
-      </w:pPr>
-      <w:r>
-        <w:rPr>
-          <w:rFonts w:ascii="Arial" w:hAnsi="Arial" w:cs="Arial"/>
-          <w:szCs w:val="24"/>
-          <w:lang w:eastAsia="es-MX"/>
-        </w:rPr>
-        <w:t>Estas restricciones</w:t>
-      </w:r>
-      <w:r>
-        <w:rPr>
-          <w:rFonts w:ascii="Arial" w:hAnsi="Arial" w:cs="Arial"/>
-          <w:szCs w:val="24"/>
-          <w:lang w:eastAsia="es-MX"/>
-        </w:rPr>
-        <w:t xml:space="preserve"> permiten reducir errores de captura y asegurar la consistencia de la información.</w:t>
-      </w:r>
-    </w:p>
-    <w:p>
-      <w:pPr>
-        <w:rPr>
-          <w:rFonts w:ascii="Arial" w:hAnsi="Arial" w:cs="Arial"/>
-          <w:szCs w:val="24"/>
-          <w:lang w:eastAsia="es-MX"/>
-        </w:rPr>
-      </w:pPr>
-      <w:r>
-        <w:rPr>
-          <w:rFonts w:ascii="Arial" w:hAnsi="Arial" w:cs="Arial"/>
-          <w:szCs w:val="24"/>
-          <w:lang w:eastAsia="es-MX"/>
-        </w:rPr>
-        <w:t>SCRIPTS SQL</w:t>
-      </w:r>
-    </w:p>
-    <w:p>
-      <w:pPr>
-        <w:rPr>
-          <w:rFonts w:ascii="Arial" w:hAnsi="Arial" w:cs="Arial"/>
-          <w:szCs w:val="24"/>
-          <w:lang w:eastAsia="es-MX"/>
-        </w:rPr>
-      </w:pPr>
-      <w:r>
-        <w:rPr>
-          <w:rFonts w:ascii="Arial" w:hAnsi="Arial" w:cs="Arial"/>
-          <w:szCs w:val="24"/>
-          <w:lang w:eastAsia="es-MX"/>
-        </w:rPr>
         <w:t>La creación completa de la base de datos se realiza mediante scripts SQL desarrollados para PostgreSQL. Estos scripts permiten automatizar la construcción de toda la estructura del sistema, incluyendo:</w:t>
       </w:r>
     </w:p>
@@ -32403,185 +32265,185 @@
           <w:szCs w:val="24"/>
           <w:lang w:val="es-US" w:eastAsia="es-MX"/>
         </w:rPr>
+        <w:t xml:space="preserve">La base de datos desarrollada para </w:t>
+      </w:r>
+      <w:proofErr w:type="spellStart"/>
+      <w:r>
+        <w:rPr>
+          <w:rFonts w:ascii="Arial" w:hAnsi="Arial" w:cs="Arial"/>
+          <w:szCs w:val="24"/>
+          <w:lang w:val="es-US" w:eastAsia="es-MX"/>
+        </w:rPr>
+        <w:t>RingCard</w:t>
+      </w:r>
+      <w:proofErr w:type="spellEnd"/>
+      <w:r>
+        <w:rPr>
+          <w:rFonts w:ascii="Arial" w:hAnsi="Arial" w:cs="Arial"/>
+          <w:szCs w:val="24"/>
+          <w:lang w:val="es-US" w:eastAsia="es-MX"/>
+        </w:rPr>
+        <w:t xml:space="preserve"> cumple con los principios de las tres primeras formas normales.</w:t>
+      </w:r>
+    </w:p>
+    <w:p>
+      <w:pPr>
+        <w:rPr>
+          <w:rFonts w:ascii="Arial" w:hAnsi="Arial" w:cs="Arial"/>
+          <w:szCs w:val="24"/>
+          <w:lang w:val="es-US" w:eastAsia="es-MX"/>
+        </w:rPr>
+      </w:pPr>
+      <w:r>
+        <w:rPr>
+          <w:rFonts w:ascii="Arial" w:hAnsi="Arial" w:cs="Arial"/>
+          <w:szCs w:val="24"/>
+          <w:lang w:val="es-US" w:eastAsia="es-MX"/>
+        </w:rPr>
+        <w:t>-</w:t>
+      </w:r>
+      <w:r>
+        <w:rPr>
+          <w:rFonts w:ascii="Arial" w:hAnsi="Arial" w:cs="Arial"/>
+          <w:szCs w:val="24"/>
+          <w:lang w:val="es-US" w:eastAsia="es-MX"/>
+        </w:rPr>
+        <w:t>Primera Forma Normal (1FN)</w:t>
+      </w:r>
+    </w:p>
+    <w:p>
+      <w:pPr>
+        <w:rPr>
+          <w:rFonts w:ascii="Arial" w:hAnsi="Arial" w:cs="Arial"/>
+          <w:szCs w:val="24"/>
+          <w:lang w:val="es-US" w:eastAsia="es-MX"/>
+        </w:rPr>
+      </w:pPr>
+      <w:r>
+        <w:rPr>
+          <w:rFonts w:ascii="Arial" w:hAnsi="Arial" w:cs="Arial"/>
+          <w:szCs w:val="24"/>
+          <w:lang w:val="es-US" w:eastAsia="es-MX"/>
+        </w:rPr>
+        <w:t>Todas las tablas contienen atributos atómicos y no presentan grupos repetitivos.</w:t>
+      </w:r>
+    </w:p>
+    <w:p>
+      <w:pPr>
+        <w:rPr>
+          <w:rFonts w:ascii="Arial" w:hAnsi="Arial" w:cs="Arial"/>
+          <w:szCs w:val="24"/>
+          <w:lang w:val="es-US" w:eastAsia="es-MX"/>
+        </w:rPr>
+      </w:pPr>
+      <w:r>
+        <w:rPr>
+          <w:rFonts w:ascii="Arial" w:hAnsi="Arial" w:cs="Arial"/>
+          <w:szCs w:val="24"/>
+          <w:lang w:val="es-US" w:eastAsia="es-MX"/>
+        </w:rPr>
+        <w:t>Cada campo almacena un único valor, facilitando el procesamiento de la información.</w:t>
+      </w:r>
+    </w:p>
+    <w:p>
+      <w:pPr>
+        <w:rPr>
+          <w:rFonts w:ascii="Arial" w:hAnsi="Arial" w:cs="Arial"/>
+          <w:szCs w:val="24"/>
+          <w:lang w:val="es-US" w:eastAsia="es-MX"/>
+        </w:rPr>
+      </w:pPr>
+      <w:r>
+        <w:rPr>
+          <w:rFonts w:ascii="Arial" w:hAnsi="Arial" w:cs="Arial"/>
+          <w:szCs w:val="24"/>
+          <w:lang w:val="es-US" w:eastAsia="es-MX"/>
+        </w:rPr>
+        <w:t>-</w:t>
+      </w:r>
+      <w:r>
+        <w:rPr>
+          <w:rFonts w:ascii="Arial" w:hAnsi="Arial" w:cs="Arial"/>
+          <w:szCs w:val="24"/>
+          <w:lang w:val="es-US" w:eastAsia="es-MX"/>
+        </w:rPr>
+        <w:t>Segunda Forma Normal (2FN)</w:t>
+      </w:r>
+    </w:p>
+    <w:p>
+      <w:pPr>
+        <w:rPr>
+          <w:rFonts w:ascii="Arial" w:hAnsi="Arial" w:cs="Arial"/>
+          <w:szCs w:val="24"/>
+          <w:lang w:val="es-US" w:eastAsia="es-MX"/>
+        </w:rPr>
+      </w:pPr>
+      <w:r>
+        <w:rPr>
+          <w:rFonts w:ascii="Arial" w:hAnsi="Arial" w:cs="Arial"/>
+          <w:szCs w:val="24"/>
+          <w:lang w:val="es-US" w:eastAsia="es-MX"/>
+        </w:rPr>
+        <w:t>Todos los atributos dependen completamente de la clave primaria correspondiente.</w:t>
+      </w:r>
+    </w:p>
+    <w:p>
+      <w:pPr>
+        <w:rPr>
+          <w:rFonts w:ascii="Arial" w:hAnsi="Arial" w:cs="Arial"/>
+          <w:szCs w:val="24"/>
+          <w:lang w:val="es-US" w:eastAsia="es-MX"/>
+        </w:rPr>
+      </w:pPr>
+      <w:r>
+        <w:rPr>
+          <w:rFonts w:ascii="Arial" w:hAnsi="Arial" w:cs="Arial"/>
+          <w:szCs w:val="24"/>
+          <w:lang w:val="es-US" w:eastAsia="es-MX"/>
+        </w:rPr>
+        <w:t>No existen dependencias parciales dentro de las entidades.</w:t>
+      </w:r>
+    </w:p>
+    <w:p>
+      <w:pPr>
+        <w:rPr>
+          <w:rFonts w:ascii="Arial" w:hAnsi="Arial" w:cs="Arial"/>
+          <w:szCs w:val="24"/>
+          <w:lang w:val="es-US" w:eastAsia="es-MX"/>
+        </w:rPr>
+      </w:pPr>
+      <w:r>
+        <w:rPr>
+          <w:rFonts w:ascii="Arial" w:hAnsi="Arial" w:cs="Arial"/>
+          <w:szCs w:val="24"/>
+          <w:lang w:val="es-US" w:eastAsia="es-MX"/>
+        </w:rPr>
+        <w:t>-</w:t>
+      </w:r>
+      <w:r>
+        <w:rPr>
+          <w:rFonts w:ascii="Arial" w:hAnsi="Arial" w:cs="Arial"/>
+          <w:szCs w:val="24"/>
+          <w:lang w:val="es-US" w:eastAsia="es-MX"/>
+        </w:rPr>
+        <w:t>Tercera Forma Normal (3FN)</w:t>
+      </w:r>
+    </w:p>
+    <w:p>
+      <w:pPr>
+        <w:rPr>
+          <w:rFonts w:ascii="Arial" w:hAnsi="Arial" w:cs="Arial"/>
+          <w:szCs w:val="24"/>
+          <w:lang w:val="es-US" w:eastAsia="es-MX"/>
+        </w:rPr>
+      </w:pPr>
+      <w:r>
+        <w:rPr>
+          <w:rFonts w:ascii="Arial" w:hAnsi="Arial" w:cs="Arial"/>
+          <w:szCs w:val="24"/>
+          <w:lang w:val="es-US" w:eastAsia="es-MX"/>
+        </w:rPr>
         <w:lastRenderedPageBreak/>
-        <w:t xml:space="preserve">La base de datos desarrollada para </w:t>
-      </w:r>
-      <w:proofErr w:type="spellStart"/>
-      <w:r>
-        <w:rPr>
-          <w:rFonts w:ascii="Arial" w:hAnsi="Arial" w:cs="Arial"/>
-          <w:szCs w:val="24"/>
-          <w:lang w:val="es-US" w:eastAsia="es-MX"/>
-        </w:rPr>
-        <w:t>RingCard</w:t>
-      </w:r>
-      <w:proofErr w:type="spellEnd"/>
-      <w:r>
-        <w:rPr>
-          <w:rFonts w:ascii="Arial" w:hAnsi="Arial" w:cs="Arial"/>
-          <w:szCs w:val="24"/>
-          <w:lang w:val="es-US" w:eastAsia="es-MX"/>
-        </w:rPr>
-        <w:t xml:space="preserve"> cumple con los principios de las tres primeras formas normales.</w:t>
-      </w:r>
-    </w:p>
-    <w:p>
-      <w:pPr>
-        <w:rPr>
-          <w:rFonts w:ascii="Arial" w:hAnsi="Arial" w:cs="Arial"/>
-          <w:szCs w:val="24"/>
-          <w:lang w:val="es-US" w:eastAsia="es-MX"/>
-        </w:rPr>
-      </w:pPr>
-      <w:r>
-        <w:rPr>
-          <w:rFonts w:ascii="Arial" w:hAnsi="Arial" w:cs="Arial"/>
-          <w:szCs w:val="24"/>
-          <w:lang w:val="es-US" w:eastAsia="es-MX"/>
-        </w:rPr>
-        <w:t>-</w:t>
-      </w:r>
-      <w:r>
-        <w:rPr>
-          <w:rFonts w:ascii="Arial" w:hAnsi="Arial" w:cs="Arial"/>
-          <w:szCs w:val="24"/>
-          <w:lang w:val="es-US" w:eastAsia="es-MX"/>
-        </w:rPr>
-        <w:t>Primera Forma Normal (1FN)</w:t>
-      </w:r>
-    </w:p>
-    <w:p>
-      <w:pPr>
-        <w:rPr>
-          <w:rFonts w:ascii="Arial" w:hAnsi="Arial" w:cs="Arial"/>
-          <w:szCs w:val="24"/>
-          <w:lang w:val="es-US" w:eastAsia="es-MX"/>
-        </w:rPr>
-      </w:pPr>
-      <w:r>
-        <w:rPr>
-          <w:rFonts w:ascii="Arial" w:hAnsi="Arial" w:cs="Arial"/>
-          <w:szCs w:val="24"/>
-          <w:lang w:val="es-US" w:eastAsia="es-MX"/>
-        </w:rPr>
-        <w:t>Todas las tablas contienen atributos atómicos y no presentan grupos repetitivos.</w:t>
-      </w:r>
-    </w:p>
-    <w:p>
-      <w:pPr>
-        <w:rPr>
-          <w:rFonts w:ascii="Arial" w:hAnsi="Arial" w:cs="Arial"/>
-          <w:szCs w:val="24"/>
-          <w:lang w:val="es-US" w:eastAsia="es-MX"/>
-        </w:rPr>
-      </w:pPr>
-      <w:r>
-        <w:rPr>
-          <w:rFonts w:ascii="Arial" w:hAnsi="Arial" w:cs="Arial"/>
-          <w:szCs w:val="24"/>
-          <w:lang w:val="es-US" w:eastAsia="es-MX"/>
-        </w:rPr>
-        <w:t>Cada campo almacena un único valor, facilitando el procesamiento de la información.</w:t>
-      </w:r>
-    </w:p>
-    <w:p>
-      <w:pPr>
-        <w:rPr>
-          <w:rFonts w:ascii="Arial" w:hAnsi="Arial" w:cs="Arial"/>
-          <w:szCs w:val="24"/>
-          <w:lang w:val="es-US" w:eastAsia="es-MX"/>
-        </w:rPr>
-      </w:pPr>
-      <w:r>
-        <w:rPr>
-          <w:rFonts w:ascii="Arial" w:hAnsi="Arial" w:cs="Arial"/>
-          <w:szCs w:val="24"/>
-          <w:lang w:val="es-US" w:eastAsia="es-MX"/>
-        </w:rPr>
-        <w:t>-</w:t>
-      </w:r>
-      <w:r>
-        <w:rPr>
-          <w:rFonts w:ascii="Arial" w:hAnsi="Arial" w:cs="Arial"/>
-          <w:szCs w:val="24"/>
-          <w:lang w:val="es-US" w:eastAsia="es-MX"/>
-        </w:rPr>
-        <w:t>Segunda Forma Normal (2FN)</w:t>
-      </w:r>
-    </w:p>
-    <w:p>
-      <w:pPr>
-        <w:rPr>
-          <w:rFonts w:ascii="Arial" w:hAnsi="Arial" w:cs="Arial"/>
-          <w:szCs w:val="24"/>
-          <w:lang w:val="es-US" w:eastAsia="es-MX"/>
-        </w:rPr>
-      </w:pPr>
-      <w:r>
-        <w:rPr>
-          <w:rFonts w:ascii="Arial" w:hAnsi="Arial" w:cs="Arial"/>
-          <w:szCs w:val="24"/>
-          <w:lang w:val="es-US" w:eastAsia="es-MX"/>
-        </w:rPr>
-        <w:t>Todos los atributos dependen completamente de la clave primaria correspondiente.</w:t>
-      </w:r>
-    </w:p>
-    <w:p>
-      <w:pPr>
-        <w:rPr>
-          <w:rFonts w:ascii="Arial" w:hAnsi="Arial" w:cs="Arial"/>
-          <w:szCs w:val="24"/>
-          <w:lang w:val="es-US" w:eastAsia="es-MX"/>
-        </w:rPr>
-      </w:pPr>
-      <w:r>
-        <w:rPr>
-          <w:rFonts w:ascii="Arial" w:hAnsi="Arial" w:cs="Arial"/>
-          <w:szCs w:val="24"/>
-          <w:lang w:val="es-US" w:eastAsia="es-MX"/>
-        </w:rPr>
-        <w:t>No existen dependencias parciales dentro de las entidades.</w:t>
-      </w:r>
-    </w:p>
-    <w:p>
-      <w:pPr>
-        <w:rPr>
-          <w:rFonts w:ascii="Arial" w:hAnsi="Arial" w:cs="Arial"/>
-          <w:szCs w:val="24"/>
-          <w:lang w:val="es-US" w:eastAsia="es-MX"/>
-        </w:rPr>
-      </w:pPr>
-      <w:r>
-        <w:rPr>
-          <w:rFonts w:ascii="Arial" w:hAnsi="Arial" w:cs="Arial"/>
-          <w:szCs w:val="24"/>
-          <w:lang w:val="es-US" w:eastAsia="es-MX"/>
-        </w:rPr>
-        <w:t>-</w:t>
-      </w:r>
-      <w:r>
-        <w:rPr>
-          <w:rFonts w:ascii="Arial" w:hAnsi="Arial" w:cs="Arial"/>
-          <w:szCs w:val="24"/>
-          <w:lang w:val="es-US" w:eastAsia="es-MX"/>
-        </w:rPr>
-        <w:t>Tercera Forma Normal (3FN)</w:t>
-      </w:r>
-    </w:p>
-    <w:p>
-      <w:pPr>
-        <w:rPr>
-          <w:rFonts w:ascii="Arial" w:hAnsi="Arial" w:cs="Arial"/>
-          <w:szCs w:val="24"/>
-          <w:lang w:val="es-US" w:eastAsia="es-MX"/>
-        </w:rPr>
-      </w:pPr>
-      <w:r>
-        <w:rPr>
-          <w:rFonts w:ascii="Arial" w:hAnsi="Arial" w:cs="Arial"/>
-          <w:szCs w:val="24"/>
-          <w:lang w:val="es-US" w:eastAsia="es-MX"/>
-        </w:rPr>
         <w:t>Los atributos no clave dependen exclusivamente de la clave primaria.</w:t>
       </w:r>
     </w:p>
@@ -32860,16 +32722,7 @@
           <w:szCs w:val="24"/>
           <w:lang w:val="es-US" w:eastAsia="es-MX"/>
         </w:rPr>
-        <w:t xml:space="preserve">Estas características convierten a PostgreSQL en una alternativa adecuada para aplicaciones orientadas a la administración de información financiera, donde la integridad y confiabilidad de los </w:t>
-      </w:r>
-      <w:r>
-        <w:rPr>
-          <w:rFonts w:ascii="Arial" w:hAnsi="Arial" w:cs="Arial"/>
-          <w:szCs w:val="24"/>
-          <w:lang w:val="es-US" w:eastAsia="es-MX"/>
-        </w:rPr>
-        <w:lastRenderedPageBreak/>
-        <w:t>datos constituyen factores críticos para el correcto funcionamiento del sistema.</w:t>
+        <w:t>Estas características convierten a PostgreSQL en una alternativa adecuada para aplicaciones orientadas a la administración de información financiera, donde la integridad y confiabilidad de los datos constituyen factores críticos para el correcto funcionamiento del sistema.</w:t>
       </w:r>
     </w:p>
     <w:p>
@@ -32925,7 +32778,16 @@
           <w:szCs w:val="24"/>
           <w:lang w:eastAsia="es-MX"/>
         </w:rPr>
-        <w:t>El versionado de la base de datos tiene como objetivo principal mantener un registro organizado de cada modificación realizada sobre la estructura de almacenamiento de información, garantizando que todos los integrantes del equipo trabajen sobre una misma versión y evitando inconsistencias entre los diferentes entornos de desarrollo. La implementación de este proceso permite conocer cuándo se realizó un cambio, quién lo realizó y cuál fue el propósito de dicha modificación, facilitando las tareas de mantenimiento y actualización del sistema.</w:t>
+        <w:t xml:space="preserve">El versionado de la base de datos tiene como objetivo principal mantener un registro organizado de cada modificación realizada sobre la estructura de almacenamiento de información, garantizando que todos los integrantes del equipo trabajen sobre una misma versión y evitando inconsistencias entre los diferentes entornos de desarrollo. La implementación de este proceso permite conocer cuándo se realizó un </w:t>
+      </w:r>
+      <w:r>
+        <w:rPr>
+          <w:rFonts w:ascii="Arial" w:hAnsi="Arial" w:cs="Arial"/>
+          <w:szCs w:val="24"/>
+          <w:lang w:eastAsia="es-MX"/>
+        </w:rPr>
+        <w:lastRenderedPageBreak/>
+        <w:t>cambio, quién lo realizó y cuál fue el propósito de dicha modificación, facilitando las tareas de mantenimiento y actualización del sistema.</w:t>
       </w:r>
     </w:p>
     <w:p>
@@ -33102,7 +32964,6 @@
           <w:szCs w:val="24"/>
           <w:lang w:eastAsia="es-MX"/>
         </w:rPr>
-        <w:lastRenderedPageBreak/>
         <w:t>- Corrección de errores de diseño.</w:t>
       </w:r>
     </w:p>
@@ -33482,7 +33343,6 @@
           <w:szCs w:val="24"/>
           <w:lang w:eastAsia="es-MX"/>
         </w:rPr>
-        <w:lastRenderedPageBreak/>
         <w:t>GitHub facilita que múltiples desarrolladores trabajen simultáneamente sobre el mismo proyecto</w:t>
       </w:r>
       <w:r>
@@ -33875,16 +33735,7 @@
           <w:szCs w:val="24"/>
           <w:lang w:eastAsia="es-MX"/>
         </w:rPr>
-        <w:t xml:space="preserve">Durante las </w:t>
-      </w:r>
-      <w:r>
-        <w:rPr>
-          <w:rFonts w:ascii="Arial" w:hAnsi="Arial" w:cs="Arial"/>
-          <w:szCs w:val="24"/>
-          <w:lang w:eastAsia="es-MX"/>
-        </w:rPr>
-        <w:lastRenderedPageBreak/>
-        <w:t>primeras etapas del proyecto se identificó la necesidad de almacenar información relacionada con usuarios y tarjetas bancarias. Sin embargo, conforme avanzó el desarrollo, surgieron nuevos requerimientos que hicieron necesaria la ampliación de la estructura inicial</w:t>
+        <w:t>Durante las primeras etapas del proyecto se identificó la necesidad de almacenar información relacionada con usuarios y tarjetas bancarias. Sin embargo, conforme avanzó el desarrollo, surgieron nuevos requerimientos que hicieron necesaria la ampliación de la estructura inicial</w:t>
       </w:r>
       <w:r>
         <w:rPr>
@@ -34111,6 +33962,7 @@
           <w:szCs w:val="24"/>
           <w:lang w:eastAsia="es-MX"/>
         </w:rPr>
+        <w:lastRenderedPageBreak/>
         <w:t>Tercera etapa</w:t>
       </w:r>
     </w:p>
@@ -34373,254 +34225,254 @@
           <w:szCs w:val="24"/>
           <w:lang w:eastAsia="es-MX"/>
         </w:rPr>
+        <w:t xml:space="preserve">Implementación de la entidad </w:t>
+      </w:r>
+      <w:proofErr w:type="spellStart"/>
+      <w:r>
+        <w:rPr>
+          <w:rFonts w:ascii="Arial" w:hAnsi="Arial" w:cs="Arial"/>
+          <w:szCs w:val="24"/>
+          <w:lang w:eastAsia="es-MX"/>
+        </w:rPr>
+        <w:t>estadoDeCuenta</w:t>
+      </w:r>
+      <w:proofErr w:type="spellEnd"/>
+      <w:r>
+        <w:rPr>
+          <w:rFonts w:ascii="Arial" w:hAnsi="Arial" w:cs="Arial"/>
+          <w:szCs w:val="24"/>
+          <w:lang w:eastAsia="es-MX"/>
+        </w:rPr>
+        <w:t>.</w:t>
+      </w:r>
+      <w:r>
+        <w:rPr>
+          <w:rFonts w:ascii="Arial" w:hAnsi="Arial" w:cs="Arial"/>
+          <w:szCs w:val="24"/>
+          <w:lang w:eastAsia="es-MX"/>
+        </w:rPr>
+        <w:t xml:space="preserve"> </w:t>
+      </w:r>
+      <w:r>
+        <w:rPr>
+          <w:rFonts w:ascii="Arial" w:hAnsi="Arial" w:cs="Arial"/>
+          <w:szCs w:val="24"/>
+          <w:lang w:eastAsia="es-MX"/>
+        </w:rPr>
+        <w:t>Esta incorporación permitió almacenar información relacionada con pagos mínimos, fechas límite y pagos para no generar intereses, fortaleciendo el objetivo principal de la aplicación relacionado con la administración de tarjetas de crédito.</w:t>
+      </w:r>
+    </w:p>
+    <w:p>
+      <w:pPr>
+        <w:rPr>
+          <w:rFonts w:ascii="Arial" w:hAnsi="Arial" w:cs="Arial"/>
+          <w:szCs w:val="24"/>
+          <w:lang w:eastAsia="es-MX"/>
+        </w:rPr>
+      </w:pPr>
+      <w:r>
+        <w:rPr>
+          <w:rFonts w:ascii="Arial" w:hAnsi="Arial" w:cs="Arial"/>
+          <w:szCs w:val="24"/>
+          <w:lang w:eastAsia="es-MX"/>
+        </w:rPr>
+        <w:t>BENEFICIOS DEL VERSIONADO DE LA BASE DE DATOS</w:t>
+      </w:r>
+    </w:p>
+    <w:p>
+      <w:pPr>
+        <w:rPr>
+          <w:rFonts w:ascii="Arial" w:hAnsi="Arial" w:cs="Arial"/>
+          <w:szCs w:val="24"/>
+          <w:lang w:eastAsia="es-MX"/>
+        </w:rPr>
+      </w:pPr>
+      <w:r>
+        <w:rPr>
+          <w:rFonts w:ascii="Arial" w:hAnsi="Arial" w:cs="Arial"/>
+          <w:szCs w:val="24"/>
+          <w:lang w:eastAsia="es-MX"/>
+        </w:rPr>
+        <w:t>La implementación de un sistema de versionado aporta múltiples beneficios al desarrollo y mantenimiento de Ring-Card</w:t>
+      </w:r>
+      <w:r>
+        <w:rPr>
+          <w:rFonts w:ascii="Arial" w:hAnsi="Arial" w:cs="Arial"/>
+          <w:szCs w:val="24"/>
+          <w:lang w:eastAsia="es-MX"/>
+        </w:rPr>
+        <w:t>.</w:t>
+      </w:r>
+    </w:p>
+    <w:p>
+      <w:pPr>
+        <w:rPr>
+          <w:rFonts w:ascii="Arial" w:hAnsi="Arial" w:cs="Arial"/>
+          <w:szCs w:val="24"/>
+          <w:lang w:eastAsia="es-MX"/>
+        </w:rPr>
+      </w:pPr>
+      <w:r>
+        <w:rPr>
+          <w:rFonts w:ascii="Arial" w:hAnsi="Arial" w:cs="Arial"/>
+          <w:szCs w:val="24"/>
+          <w:lang w:eastAsia="es-MX"/>
+        </w:rPr>
+        <w:t>Entre los más importantes destacan:</w:t>
+      </w:r>
+    </w:p>
+    <w:p>
+      <w:pPr>
+        <w:rPr>
+          <w:rFonts w:ascii="Arial" w:hAnsi="Arial" w:cs="Arial"/>
+          <w:szCs w:val="24"/>
+          <w:lang w:eastAsia="es-MX"/>
+        </w:rPr>
+      </w:pPr>
+      <w:r>
+        <w:rPr>
+          <w:rFonts w:ascii="Arial" w:hAnsi="Arial" w:cs="Arial"/>
+          <w:szCs w:val="24"/>
+          <w:lang w:eastAsia="es-MX"/>
+        </w:rPr>
+        <w:t>- Mayor control sobre la evolución del proyecto.</w:t>
+      </w:r>
+    </w:p>
+    <w:p>
+      <w:pPr>
+        <w:rPr>
+          <w:rFonts w:ascii="Arial" w:hAnsi="Arial" w:cs="Arial"/>
+          <w:szCs w:val="24"/>
+          <w:lang w:eastAsia="es-MX"/>
+        </w:rPr>
+      </w:pPr>
+      <w:r>
+        <w:rPr>
+          <w:rFonts w:ascii="Arial" w:hAnsi="Arial" w:cs="Arial"/>
+          <w:szCs w:val="24"/>
+          <w:lang w:eastAsia="es-MX"/>
+        </w:rPr>
+        <w:t>- Reducción de errores durante el desarrollo.</w:t>
+      </w:r>
+    </w:p>
+    <w:p>
+      <w:pPr>
+        <w:rPr>
+          <w:rFonts w:ascii="Arial" w:hAnsi="Arial" w:cs="Arial"/>
+          <w:szCs w:val="24"/>
+          <w:lang w:eastAsia="es-MX"/>
+        </w:rPr>
+      </w:pPr>
+      <w:r>
+        <w:rPr>
+          <w:rFonts w:ascii="Arial" w:hAnsi="Arial" w:cs="Arial"/>
+          <w:szCs w:val="24"/>
+          <w:lang w:eastAsia="es-MX"/>
+        </w:rPr>
+        <w:t>- Facilidad para recuperar versiones anteriores.</w:t>
+      </w:r>
+    </w:p>
+    <w:p>
+      <w:pPr>
+        <w:rPr>
+          <w:rFonts w:ascii="Arial" w:hAnsi="Arial" w:cs="Arial"/>
+          <w:szCs w:val="24"/>
+          <w:lang w:eastAsia="es-MX"/>
+        </w:rPr>
+      </w:pPr>
+      <w:r>
+        <w:rPr>
+          <w:rFonts w:ascii="Arial" w:hAnsi="Arial" w:cs="Arial"/>
+          <w:szCs w:val="24"/>
+          <w:lang w:eastAsia="es-MX"/>
+        </w:rPr>
+        <w:t>- Mejor organización del trabajo colaborativo.</w:t>
+      </w:r>
+    </w:p>
+    <w:p>
+      <w:pPr>
+        <w:rPr>
+          <w:rFonts w:ascii="Arial" w:hAnsi="Arial" w:cs="Arial"/>
+          <w:szCs w:val="24"/>
+          <w:u w:val="single"/>
+          <w:lang w:eastAsia="es-MX"/>
+        </w:rPr>
+      </w:pPr>
+      <w:r>
+        <w:rPr>
+          <w:rFonts w:ascii="Arial" w:hAnsi="Arial" w:cs="Arial"/>
+          <w:szCs w:val="24"/>
+          <w:lang w:eastAsia="es-MX"/>
+        </w:rPr>
+        <w:t>- Trazabilidad de cambios realizados.</w:t>
+      </w:r>
+    </w:p>
+    <w:p>
+      <w:pPr>
+        <w:rPr>
+          <w:rFonts w:ascii="Arial" w:hAnsi="Arial" w:cs="Arial"/>
+          <w:szCs w:val="24"/>
+          <w:lang w:eastAsia="es-MX"/>
+        </w:rPr>
+      </w:pPr>
+      <w:r>
+        <w:rPr>
+          <w:rFonts w:ascii="Arial" w:hAnsi="Arial" w:cs="Arial"/>
+          <w:szCs w:val="24"/>
+          <w:lang w:eastAsia="es-MX"/>
+        </w:rPr>
+        <w:t>- Mayor estabilidad del sistema.</w:t>
+      </w:r>
+    </w:p>
+    <w:p>
+      <w:pPr>
+        <w:rPr>
+          <w:rFonts w:ascii="Arial" w:hAnsi="Arial" w:cs="Arial"/>
+          <w:szCs w:val="24"/>
+          <w:lang w:eastAsia="es-MX"/>
+        </w:rPr>
+      </w:pPr>
+      <w:r>
+        <w:rPr>
+          <w:rFonts w:ascii="Arial" w:hAnsi="Arial" w:cs="Arial"/>
+          <w:szCs w:val="24"/>
+          <w:lang w:eastAsia="es-MX"/>
+        </w:rPr>
+        <w:t>- Facilidad para implementar futuras mejoras.</w:t>
+      </w:r>
+    </w:p>
+    <w:p>
+      <w:pPr>
+        <w:rPr>
+          <w:rFonts w:ascii="Arial" w:hAnsi="Arial" w:cs="Arial"/>
+          <w:szCs w:val="24"/>
+          <w:lang w:eastAsia="es-MX"/>
+        </w:rPr>
+      </w:pPr>
+      <w:r>
+        <w:rPr>
+          <w:rFonts w:ascii="Arial" w:hAnsi="Arial" w:cs="Arial"/>
+          <w:szCs w:val="24"/>
+          <w:lang w:eastAsia="es-MX"/>
+        </w:rPr>
+        <w:t>- Documentación histórica de la evolución de la base de datos.</w:t>
+      </w:r>
+    </w:p>
+    <w:p>
+      <w:pPr>
+        <w:rPr>
+          <w:rFonts w:ascii="Arial" w:hAnsi="Arial" w:cs="Arial"/>
+          <w:szCs w:val="24"/>
+          <w:lang w:eastAsia="es-MX"/>
+        </w:rPr>
+      </w:pPr>
+      <w:r>
+        <w:rPr>
+          <w:rFonts w:ascii="Arial" w:hAnsi="Arial" w:cs="Arial"/>
+          <w:szCs w:val="24"/>
+          <w:lang w:eastAsia="es-MX"/>
+        </w:rPr>
         <w:lastRenderedPageBreak/>
-        <w:t xml:space="preserve">Implementación de la entidad </w:t>
-      </w:r>
-      <w:proofErr w:type="spellStart"/>
-      <w:r>
-        <w:rPr>
-          <w:rFonts w:ascii="Arial" w:hAnsi="Arial" w:cs="Arial"/>
-          <w:szCs w:val="24"/>
-          <w:lang w:eastAsia="es-MX"/>
-        </w:rPr>
-        <w:t>estadoDeCuenta</w:t>
-      </w:r>
-      <w:proofErr w:type="spellEnd"/>
-      <w:r>
-        <w:rPr>
-          <w:rFonts w:ascii="Arial" w:hAnsi="Arial" w:cs="Arial"/>
-          <w:szCs w:val="24"/>
-          <w:lang w:eastAsia="es-MX"/>
-        </w:rPr>
-        <w:t>.</w:t>
-      </w:r>
-      <w:r>
-        <w:rPr>
-          <w:rFonts w:ascii="Arial" w:hAnsi="Arial" w:cs="Arial"/>
-          <w:szCs w:val="24"/>
-          <w:lang w:eastAsia="es-MX"/>
-        </w:rPr>
-        <w:t xml:space="preserve"> </w:t>
-      </w:r>
-      <w:r>
-        <w:rPr>
-          <w:rFonts w:ascii="Arial" w:hAnsi="Arial" w:cs="Arial"/>
-          <w:szCs w:val="24"/>
-          <w:lang w:eastAsia="es-MX"/>
-        </w:rPr>
-        <w:t>Esta incorporación permitió almacenar información relacionada con pagos mínimos, fechas límite y pagos para no generar intereses, fortaleciendo el objetivo principal de la aplicación relacionado con la administración de tarjetas de crédito.</w:t>
-      </w:r>
-    </w:p>
-    <w:p>
-      <w:pPr>
-        <w:rPr>
-          <w:rFonts w:ascii="Arial" w:hAnsi="Arial" w:cs="Arial"/>
-          <w:szCs w:val="24"/>
-          <w:lang w:eastAsia="es-MX"/>
-        </w:rPr>
-      </w:pPr>
-      <w:r>
-        <w:rPr>
-          <w:rFonts w:ascii="Arial" w:hAnsi="Arial" w:cs="Arial"/>
-          <w:szCs w:val="24"/>
-          <w:lang w:eastAsia="es-MX"/>
-        </w:rPr>
-        <w:t>BENEFICIOS DEL VERSIONADO DE LA BASE DE DATOS</w:t>
-      </w:r>
-    </w:p>
-    <w:p>
-      <w:pPr>
-        <w:rPr>
-          <w:rFonts w:ascii="Arial" w:hAnsi="Arial" w:cs="Arial"/>
-          <w:szCs w:val="24"/>
-          <w:lang w:eastAsia="es-MX"/>
-        </w:rPr>
-      </w:pPr>
-      <w:r>
-        <w:rPr>
-          <w:rFonts w:ascii="Arial" w:hAnsi="Arial" w:cs="Arial"/>
-          <w:szCs w:val="24"/>
-          <w:lang w:eastAsia="es-MX"/>
-        </w:rPr>
-        <w:t>La implementación de un sistema de versionado aporta múltiples beneficios al desarrollo y mantenimiento de Ring-Card</w:t>
-      </w:r>
-      <w:r>
-        <w:rPr>
-          <w:rFonts w:ascii="Arial" w:hAnsi="Arial" w:cs="Arial"/>
-          <w:szCs w:val="24"/>
-          <w:lang w:eastAsia="es-MX"/>
-        </w:rPr>
-        <w:t>.</w:t>
-      </w:r>
-    </w:p>
-    <w:p>
-      <w:pPr>
-        <w:rPr>
-          <w:rFonts w:ascii="Arial" w:hAnsi="Arial" w:cs="Arial"/>
-          <w:szCs w:val="24"/>
-          <w:lang w:eastAsia="es-MX"/>
-        </w:rPr>
-      </w:pPr>
-      <w:r>
-        <w:rPr>
-          <w:rFonts w:ascii="Arial" w:hAnsi="Arial" w:cs="Arial"/>
-          <w:szCs w:val="24"/>
-          <w:lang w:eastAsia="es-MX"/>
-        </w:rPr>
-        <w:t>Entre los más importantes destacan:</w:t>
-      </w:r>
-    </w:p>
-    <w:p>
-      <w:pPr>
-        <w:rPr>
-          <w:rFonts w:ascii="Arial" w:hAnsi="Arial" w:cs="Arial"/>
-          <w:szCs w:val="24"/>
-          <w:lang w:eastAsia="es-MX"/>
-        </w:rPr>
-      </w:pPr>
-      <w:r>
-        <w:rPr>
-          <w:rFonts w:ascii="Arial" w:hAnsi="Arial" w:cs="Arial"/>
-          <w:szCs w:val="24"/>
-          <w:lang w:eastAsia="es-MX"/>
-        </w:rPr>
-        <w:t>- Mayor control sobre la evolución del proyecto.</w:t>
-      </w:r>
-    </w:p>
-    <w:p>
-      <w:pPr>
-        <w:rPr>
-          <w:rFonts w:ascii="Arial" w:hAnsi="Arial" w:cs="Arial"/>
-          <w:szCs w:val="24"/>
-          <w:lang w:eastAsia="es-MX"/>
-        </w:rPr>
-      </w:pPr>
-      <w:r>
-        <w:rPr>
-          <w:rFonts w:ascii="Arial" w:hAnsi="Arial" w:cs="Arial"/>
-          <w:szCs w:val="24"/>
-          <w:lang w:eastAsia="es-MX"/>
-        </w:rPr>
-        <w:t>- Reducción de errores durante el desarrollo.</w:t>
-      </w:r>
-    </w:p>
-    <w:p>
-      <w:pPr>
-        <w:rPr>
-          <w:rFonts w:ascii="Arial" w:hAnsi="Arial" w:cs="Arial"/>
-          <w:szCs w:val="24"/>
-          <w:lang w:eastAsia="es-MX"/>
-        </w:rPr>
-      </w:pPr>
-      <w:r>
-        <w:rPr>
-          <w:rFonts w:ascii="Arial" w:hAnsi="Arial" w:cs="Arial"/>
-          <w:szCs w:val="24"/>
-          <w:lang w:eastAsia="es-MX"/>
-        </w:rPr>
-        <w:t>- Facilidad para recuperar versiones anteriores.</w:t>
-      </w:r>
-    </w:p>
-    <w:p>
-      <w:pPr>
-        <w:rPr>
-          <w:rFonts w:ascii="Arial" w:hAnsi="Arial" w:cs="Arial"/>
-          <w:szCs w:val="24"/>
-          <w:lang w:eastAsia="es-MX"/>
-        </w:rPr>
-      </w:pPr>
-      <w:r>
-        <w:rPr>
-          <w:rFonts w:ascii="Arial" w:hAnsi="Arial" w:cs="Arial"/>
-          <w:szCs w:val="24"/>
-          <w:lang w:eastAsia="es-MX"/>
-        </w:rPr>
-        <w:t>- Mejor organización del trabajo colaborativo.</w:t>
-      </w:r>
-    </w:p>
-    <w:p>
-      <w:pPr>
-        <w:rPr>
-          <w:rFonts w:ascii="Arial" w:hAnsi="Arial" w:cs="Arial"/>
-          <w:szCs w:val="24"/>
-          <w:u w:val="single"/>
-          <w:lang w:eastAsia="es-MX"/>
-        </w:rPr>
-      </w:pPr>
-      <w:r>
-        <w:rPr>
-          <w:rFonts w:ascii="Arial" w:hAnsi="Arial" w:cs="Arial"/>
-          <w:szCs w:val="24"/>
-          <w:lang w:eastAsia="es-MX"/>
-        </w:rPr>
-        <w:t>- Trazabilidad de cambios realizados.</w:t>
-      </w:r>
-    </w:p>
-    <w:p>
-      <w:pPr>
-        <w:rPr>
-          <w:rFonts w:ascii="Arial" w:hAnsi="Arial" w:cs="Arial"/>
-          <w:szCs w:val="24"/>
-          <w:lang w:eastAsia="es-MX"/>
-        </w:rPr>
-      </w:pPr>
-      <w:r>
-        <w:rPr>
-          <w:rFonts w:ascii="Arial" w:hAnsi="Arial" w:cs="Arial"/>
-          <w:szCs w:val="24"/>
-          <w:lang w:eastAsia="es-MX"/>
-        </w:rPr>
-        <w:t>- Mayor estabilidad del sistema.</w:t>
-      </w:r>
-    </w:p>
-    <w:p>
-      <w:pPr>
-        <w:rPr>
-          <w:rFonts w:ascii="Arial" w:hAnsi="Arial" w:cs="Arial"/>
-          <w:szCs w:val="24"/>
-          <w:lang w:eastAsia="es-MX"/>
-        </w:rPr>
-      </w:pPr>
-      <w:r>
-        <w:rPr>
-          <w:rFonts w:ascii="Arial" w:hAnsi="Arial" w:cs="Arial"/>
-          <w:szCs w:val="24"/>
-          <w:lang w:eastAsia="es-MX"/>
-        </w:rPr>
-        <w:t>- Facilidad para implementar futuras mejoras.</w:t>
-      </w:r>
-    </w:p>
-    <w:p>
-      <w:pPr>
-        <w:rPr>
-          <w:rFonts w:ascii="Arial" w:hAnsi="Arial" w:cs="Arial"/>
-          <w:szCs w:val="24"/>
-          <w:lang w:eastAsia="es-MX"/>
-        </w:rPr>
-      </w:pPr>
-      <w:r>
-        <w:rPr>
-          <w:rFonts w:ascii="Arial" w:hAnsi="Arial" w:cs="Arial"/>
-          <w:szCs w:val="24"/>
-          <w:lang w:eastAsia="es-MX"/>
-        </w:rPr>
-        <w:t>- Documentación histórica de la evolución de la base de datos.</w:t>
-      </w:r>
-    </w:p>
-    <w:p>
-      <w:pPr>
-        <w:rPr>
-          <w:rFonts w:ascii="Arial" w:hAnsi="Arial" w:cs="Arial"/>
-          <w:szCs w:val="24"/>
-          <w:lang w:eastAsia="es-MX"/>
-        </w:rPr>
-      </w:pPr>
-      <w:r>
-        <w:rPr>
-          <w:rFonts w:ascii="Arial" w:hAnsi="Arial" w:cs="Arial"/>
-          <w:szCs w:val="24"/>
-          <w:lang w:eastAsia="es-MX"/>
-        </w:rPr>
         <w:t>Gracias a estas prácticas, la estructura de almacenamiento de Ring-Card</w:t>
       </w:r>
       <w:r>
@@ -34983,6 +34835,7 @@
           <w:rFonts w:ascii="Arial" w:hAnsi="Arial" w:cs="Arial"/>
           <w:lang w:eastAsia="es-MX"/>
         </w:rPr>
+        <w:lastRenderedPageBreak/>
         <w:t xml:space="preserve">ramas, </w:t>
       </w:r>
     </w:p>
@@ -35580,6 +35433,7 @@
         <w:rPr>
           <w:rFonts w:cs="Arial"/>
         </w:rPr>
+        <w:lastRenderedPageBreak/>
         <w:t>Manejo de errores.</w:t>
       </w:r>
       <w:bookmarkEnd w:id="22"/>
@@ -35903,7 +35757,7 @@
     <w:sectPr>
       <w:headerReference w:type="default" r:id="rId28"/>
       <w:pgSz w:w="12240" w:h="15840"/>
-      <w:pgMar w:top="1417" w:right="1701" w:bottom="1417" w:left="1701" w:header="708" w:footer="708" w:gutter="0"/>
+      <w:pgMar w:top="1440" w:right="1440" w:bottom="1440" w:left="1440" w:header="709" w:footer="709" w:gutter="0"/>
       <w:cols w:space="708"/>
       <w:docGrid w:linePitch="360"/>
     </w:sectPr>
@@ -35971,6 +35825,7 @@
         <w:docPartUnique/>
       </w:docPartObj>
     </w:sdtPr>
+    <w:sdtEndPr/>
     <w:sdtContent>
       <w:p>
         <w:pPr>
@@ -41040,6 +40895,7 @@
   <w:style w:type="character" w:default="1" w:styleId="Fuentedeprrafopredeter">
     <w:name w:val="Default Paragraph Font"/>
     <w:uiPriority w:val="1"/>
+    <w:semiHidden/>
     <w:unhideWhenUsed/>
   </w:style>
   <w:style w:type="table" w:default="1" w:styleId="Tablanormal">
